--- a/docs/manuals/reference-guide/reference-guide.docx
+++ b/docs/manuals/reference-guide/reference-guide.docx
@@ -32,7 +32,7 @@
           <w:color w:val="5B6678"/>
           <w:sz w:val="18"/>
         </w:rPr>
-        <w:t>WebGUI Trading with Schwab · Generated 2026-07-02</w:t>
+        <w:t>WebGUI Trading with Schwab · Generated 2026-08-16</w:t>
       </w:r>
     </w:p>
     <w:p/>

--- a/docs/manuals/reference-guide/reference-guide.docx
+++ b/docs/manuals/reference-guide/reference-guide.docx
@@ -3115,6 +3115,46 @@
     <w:p/>
     <w:p>
       <w:r>
+        <w:rPr/>
+        <w:t xml:space="preserve">The first four share one layout and are described together below. </w:t>
+      </w:r>
+      <w:r>
+        <w:rPr>
+          <w:b/>
+        </w:rPr>
+        <w:t>Flow</w:t>
+      </w:r>
+      <w:r>
+        <w:rPr/>
+        <w:t xml:space="preserve">, </w:t>
+      </w:r>
+      <w:r>
+        <w:rPr>
+          <w:b/>
+        </w:rPr>
+        <w:t>Net</w:t>
+        <w:br/>
+        <w:t>Prem</w:t>
+      </w:r>
+      <w:r>
+        <w:rPr/>
+        <w:t xml:space="preserve"> and </w:t>
+      </w:r>
+      <w:r>
+        <w:rPr>
+          <w:b/>
+        </w:rPr>
+        <w:t>Term</w:t>
+      </w:r>
+      <w:r>
+        <w:rPr/>
+        <w:t xml:space="preserve"> are different screens with their own controls, and each has its</w:t>
+        <w:br/>
+        <w:t>own subsection further down.</w:t>
+      </w:r>
+    </w:p>
+    <w:p>
+      <w:r>
         <w:rPr>
           <w:b/>
         </w:rPr>
@@ -3468,11 +3508,804 @@
       </w:r>
     </w:p>
     <w:p>
+      <w:r>
+        <w:rPr/>
+        <w:t xml:space="preserve">Everything above describes the four </w:t>
+      </w:r>
+      <w:r>
+        <w:rPr>
+          <w:b/>
+        </w:rPr>
+        <w:t>exposure</w:t>
+      </w:r>
+      <w:r>
+        <w:rPr/>
+        <w:t xml:space="preserve"> views — Gamma, Charm, Delta and</w:t>
+        <w:br/>
+        <w:t>Vanna — which share the same bars-plus-heat-map layout. The remaining three subtabs</w:t>
+        <w:br/>
+        <w:t>are different screens with their own controls, and are covered next.</w:t>
+      </w:r>
+    </w:p>
+    <w:p>
       <w:pPr>
         <w:pStyle w:val="Heading3"/>
       </w:pPr>
       <w:r>
         <w:rPr/>
+        <w:t>The Flow subtab — premium divergence</w:t>
+      </w:r>
+    </w:p>
+    <w:p>
+      <w:r>
+        <w:rPr/>
+        <w:t xml:space="preserve">Where the exposure views ask </w:t>
+      </w:r>
+      <w:r>
+        <w:rPr>
+          <w:i/>
+        </w:rPr>
+        <w:t>where are dealers positioned</w:t>
+      </w:r>
+      <w:r>
+        <w:rPr/>
+        <w:t xml:space="preserve">, Flow asks </w:t>
+      </w:r>
+      <w:r>
+        <w:rPr>
+          <w:i/>
+        </w:rPr>
+        <w:t>where is</w:t>
+        <w:br/>
+        <w:t>today's money actually going</w:t>
+      </w:r>
+      <w:r>
+        <w:rPr/>
+        <w:t>, for the one symbol you are viewing.</w:t>
+      </w:r>
+    </w:p>
+    <w:p>
+      <w:r>
+        <w:rPr>
+          <w:b/>
+        </w:rPr>
+        <w:t>What it draws.</w:t>
+      </w:r>
+      <w:r>
+        <w:rPr/>
+        <w:t xml:space="preserve"> Call premium and put premium through the session as a two-tone</w:t>
+        <w:br/>
+        <w:t xml:space="preserve">ribbon, with the spot price as a white line on its own scale. </w:t>
+      </w:r>
+      <w:r>
+        <w:rPr>
+          <w:b/>
+        </w:rPr>
+        <w:t>The crossover is the</w:t>
+        <w:br/>
+        <w:t>read</w:t>
+      </w:r>
+      <w:r>
+        <w:rPr/>
+        <w:t xml:space="preserve"> — the moment call dollars overtake put dollars, or the reverse. That is the</w:t>
+        <w:br/>
+        <w:t xml:space="preserve">same event the </w:t>
+      </w:r>
+      <w:r>
+        <w:rPr>
+          <w:color w:val="2E6DB4"/>
+        </w:rPr>
+        <w:t>Flow Alerts</w:t>
+      </w:r>
+      <w:r>
+        <w:rPr/>
+        <w:t xml:space="preserve"> page logs as a </w:t>
+      </w:r>
+      <w:r>
+        <w:rPr>
+          <w:i/>
+        </w:rPr>
+        <w:t>Crossover</w:t>
+      </w:r>
+      <w:r>
+        <w:rPr/>
+        <w:t>, shown here in</w:t>
+        <w:br/>
+        <w:t>context so you can see whether it was a decisive break or a wobble around the line.</w:t>
+      </w:r>
+    </w:p>
+    <w:p>
+      <w:r>
+        <w:rPr>
+          <w:b/>
+        </w:rPr>
+        <w:t>The other elements:</w:t>
+      </w:r>
+      <w:r>
+        <w:rPr/>
+        <w:t xml:space="preserve"> status chips summarising the current state, a </w:t>
+      </w:r>
+      <w:r>
+        <w:rPr>
+          <w:b/>
+        </w:rPr>
+        <w:t>strike</w:t>
+        <w:br/>
+        <w:t>ladder</w:t>
+      </w:r>
+      <w:r>
+        <w:rPr/>
+        <w:t xml:space="preserve"> showing where in the chain the premium is concentrated, and a readout rail</w:t>
+        <w:br/>
+        <w:t>with the numbers.</w:t>
+      </w:r>
+    </w:p>
+    <w:p>
+      <w:pPr>
+        <w:pStyle w:val="IntenseQuote"/>
+      </w:pPr>
+      <w:r>
+        <w:rPr>
+          <w:b/>
+        </w:rPr>
+        <w:t>Premium here is mid-based, unsigned and forward-only.</w:t>
+      </w:r>
+      <w:r>
+        <w:rPr/>
+        <w:t xml:space="preserve"> </w:t>
+      </w:r>
+      <w:r>
+        <w:rPr>
+          <w:i/>
+        </w:rPr>
+        <w:t>Unsigned</w:t>
+      </w:r>
+      <w:r>
+        <w:rPr/>
+        <w:t xml:space="preserve"> is the</w:t>
+        <w:br/>
+        <w:t>important word: Schwab publishes no time-and-sales tape for options, so this is</w:t>
+        <w:br/>
+      </w:r>
+      <w:r>
+        <w:rPr>
+          <w:b/>
+        </w:rPr>
+        <w:t>traded dollars through calls versus puts</w:t>
+      </w:r>
+      <w:r>
+        <w:rPr/>
+        <w:t xml:space="preserve"> — a money-weighted put/call read, and</w:t>
+        <w:br/>
+      </w:r>
+      <w:r>
+        <w:rPr>
+          <w:b/>
+        </w:rPr>
+        <w:t>not</w:t>
+      </w:r>
+      <w:r>
+        <w:rPr/>
+        <w:t xml:space="preserve"> net buying. A large call figure is equally consistent with someone buying</w:t>
+        <w:br/>
+        <w:t xml:space="preserve">calls and someone selling covered calls. </w:t>
+      </w:r>
+      <w:r>
+        <w:rPr>
+          <w:i/>
+        </w:rPr>
+        <w:t>Forward-only</w:t>
+      </w:r>
+      <w:r>
+        <w:rPr/>
+        <w:t xml:space="preserve"> means the series begins</w:t>
+        <w:br/>
+        <w:t>when collection starts each morning; there is no overnight carry.</w:t>
+      </w:r>
+    </w:p>
+    <w:p>
+      <w:pPr>
+        <w:pStyle w:val="Heading3"/>
+      </w:pPr>
+      <w:r>
+        <w:rPr/>
+        <w:t>The Net Prem subtab — many symbols at once</w:t>
+      </w:r>
+    </w:p>
+    <w:p>
+      <w:r>
+        <w:rPr/>
+        <w:t xml:space="preserve">The only view on this page that shows </w:t>
+      </w:r>
+      <w:r>
+        <w:rPr>
+          <w:b/>
+        </w:rPr>
+        <w:t>more than one symbol</w:t>
+      </w:r>
+      <w:r>
+        <w:rPr/>
+        <w:t xml:space="preserve">. It plots </w:t>
+      </w:r>
+      <w:r>
+        <w:rPr>
+          <w:b/>
+        </w:rPr>
+        <w:t>net</w:t>
+        <w:br/>
+        <w:t>premium</w:t>
+      </w:r>
+      <w:r>
+        <w:rPr/>
+        <w:t xml:space="preserve"> — call dollars minus put dollars — as one line per name, from a menu of</w:t>
+        <w:br/>
+      </w:r>
+      <w:r>
+        <w:rPr>
+          <w:b/>
+        </w:rPr>
+        <w:t>28</w:t>
+      </w:r>
+      <w:r>
+        <w:rPr/>
+        <w:t>.</w:t>
+      </w:r>
+    </w:p>
+    <w:p>
+      <w:r>
+        <w:rPr>
+          <w:b/>
+        </w:rPr>
+        <w:t>The symbol picker</w:t>
+      </w:r>
+      <w:r>
+        <w:rPr/>
+        <w:t xml:space="preserve"> is grouped into three tabs: </w:t>
+      </w:r>
+      <w:r>
+        <w:rPr>
+          <w:b/>
+        </w:rPr>
+        <w:t>Indices &amp; Broad</w:t>
+      </w:r>
+      <w:r>
+        <w:rPr/>
+        <w:t xml:space="preserve">, </w:t>
+      </w:r>
+      <w:r>
+        <w:rPr>
+          <w:b/>
+        </w:rPr>
+        <w:t>SPDR</w:t>
+        <w:br/>
+        <w:t>Sectors</w:t>
+      </w:r>
+      <w:r>
+        <w:rPr/>
+        <w:t xml:space="preserve">, and </w:t>
+      </w:r>
+      <w:r>
+        <w:rPr>
+          <w:b/>
+        </w:rPr>
+        <w:t>Mega-caps</w:t>
+      </w:r>
+      <w:r>
+        <w:rPr/>
+        <w:t>. Two behaviours are worth knowing because they are not</w:t>
+        <w:br/>
+        <w:t>obvious:</w:t>
+      </w:r>
+    </w:p>
+    <w:p>
+      <w:pPr>
+        <w:pStyle w:val="ListBullet"/>
+      </w:pPr>
+      <w:r>
+        <w:rPr>
+          <w:b/>
+        </w:rPr>
+        <w:t>The group tab only filters the tick-boxes, it does not filter the chart.</w:t>
+      </w:r>
+      <w:r>
+        <w:t xml:space="preserve"> Your</w:t>
+        <w:br/>
+        <w:t xml:space="preserve">  selection </w:t>
+      </w:r>
+      <w:r>
+        <w:rPr>
+          <w:b/>
+        </w:rPr>
+        <w:t>persists across tabs</w:t>
+      </w:r>
+      <w:r>
+        <w:t xml:space="preserve">, so you can plot </w:t>
+      </w:r>
+      <w:r>
+        <w:rPr>
+          <w:rFonts w:ascii="Consolas" w:hAnsi="Consolas"/>
+          <w:color w:val="334455"/>
+          <w:sz w:val="19"/>
+        </w:rPr>
+        <w:t>$SPX</w:t>
+      </w:r>
+      <w:r>
+        <w:t xml:space="preserve"> next to </w:t>
+      </w:r>
+      <w:r>
+        <w:rPr>
+          <w:rFonts w:ascii="Consolas" w:hAnsi="Consolas"/>
+          <w:color w:val="334455"/>
+          <w:sz w:val="19"/>
+        </w:rPr>
+        <w:t>XLK</w:t>
+      </w:r>
+      <w:r>
+        <w:t xml:space="preserve"> by</w:t>
+        <w:br/>
+        <w:t xml:space="preserve">  ticking one in each group.</w:t>
+      </w:r>
+    </w:p>
+    <w:p>
+      <w:pPr>
+        <w:pStyle w:val="ListBullet"/>
+      </w:pPr>
+      <w:r>
+        <w:rPr>
+          <w:b/>
+        </w:rPr>
+        <w:t>Each symbol keeps a fixed colour</w:t>
+      </w:r>
+      <w:r>
+        <w:t xml:space="preserve"> whatever else is on the chart, so a line</w:t>
+        <w:br/>
+        <w:t xml:space="preserve">  means the same thing between sessions.</w:t>
+      </w:r>
+    </w:p>
+    <w:p>
+      <w:r>
+        <w:rPr/>
+        <w:t xml:space="preserve">Instead of a legend, lines carry </w:t>
+      </w:r>
+      <w:r>
+        <w:rPr>
+          <w:b/>
+        </w:rPr>
+        <w:t>terminus labels</w:t>
+      </w:r>
+      <w:r>
+        <w:rPr/>
+        <w:t xml:space="preserve"> at their right-hand end, and a</w:t>
+        <w:br/>
+        <w:t xml:space="preserve">live </w:t>
+      </w:r>
+      <w:r>
+        <w:rPr>
+          <w:b/>
+        </w:rPr>
+        <w:t>leaderboard</w:t>
+      </w:r>
+      <w:r>
+        <w:rPr/>
+        <w:t xml:space="preserve"> rail ranks the current selection.</w:t>
+      </w:r>
+    </w:p>
+    <w:p>
+      <w:r>
+        <w:rPr>
+          <w:b/>
+        </w:rPr>
+        <w:t>DOLLARS / SKEW % — the toggle that makes the view usable.</w:t>
+      </w:r>
+      <w:r>
+        <w:rPr/>
+        <w:t xml:space="preserve"> In the panel header.</w:t>
+        <w:br/>
+        <w:t>The magnitudes span roughly four orders: measured live, SPY at −$375M sat beside DIA</w:t>
+        <w:br/>
+        <w:t>at +$0.1M on the same axis, which renders DIA as a flat line on zero.</w:t>
+      </w:r>
+    </w:p>
+    <w:tbl>
+      <w:tblPr>
+        <w:tblW w:type="auto" w:w="0"/>
+        <w:jc w:val="left"/>
+        <w:tblLayout w:type="autofit"/>
+        <w:tblLook w:firstColumn="1" w:firstRow="1" w:lastColumn="0" w:lastRow="0" w:noHBand="0" w:noVBand="1" w:val="04A0"/>
+        <w:tblBorders>
+          <w:top w:val="single" w:sz="4" w:space="0" w:color="D8DEE9"/>
+          <w:left w:val="single" w:sz="4" w:space="0" w:color="D8DEE9"/>
+          <w:bottom w:val="single" w:sz="4" w:space="0" w:color="D8DEE9"/>
+          <w:right w:val="single" w:sz="4" w:space="0" w:color="D8DEE9"/>
+          <w:insideH w:val="single" w:sz="4" w:space="0" w:color="D8DEE9"/>
+          <w:insideV w:val="single" w:sz="4" w:space="0" w:color="D8DEE9"/>
+        </w:tblBorders>
+      </w:tblPr>
+      <w:tblGrid>
+        <w:gridCol w:w="2880"/>
+        <w:gridCol w:w="2880"/>
+        <w:gridCol w:w="2880"/>
+      </w:tblGrid>
+      <w:tr>
+        <w:tc>
+          <w:tcPr>
+            <w:tcW w:type="dxa" w:w="2880"/>
+            <w:shd w:val="clear" w:color="auto" w:fill="EAF2FB"/>
+          </w:tcPr>
+          <w:p>
+            <w:r>
+              <w:rPr>
+                <w:b/>
+              </w:rPr>
+            </w:r>
+            <w:r>
+              <w:rPr>
+                <w:b/>
+              </w:rPr>
+              <w:t>Setting</w:t>
+            </w:r>
+          </w:p>
+        </w:tc>
+        <w:tc>
+          <w:tcPr>
+            <w:tcW w:type="dxa" w:w="2880"/>
+            <w:shd w:val="clear" w:color="auto" w:fill="EAF2FB"/>
+          </w:tcPr>
+          <w:p>
+            <w:r>
+              <w:rPr>
+                <w:b/>
+              </w:rPr>
+            </w:r>
+            <w:r>
+              <w:rPr>
+                <w:b/>
+              </w:rPr>
+              <w:t>Shows</w:t>
+            </w:r>
+          </w:p>
+        </w:tc>
+        <w:tc>
+          <w:tcPr>
+            <w:tcW w:type="dxa" w:w="2880"/>
+            <w:shd w:val="clear" w:color="auto" w:fill="EAF2FB"/>
+          </w:tcPr>
+          <w:p>
+            <w:r>
+              <w:rPr>
+                <w:b/>
+              </w:rPr>
+            </w:r>
+            <w:r>
+              <w:rPr>
+                <w:b/>
+              </w:rPr>
+              <w:t>Use it to</w:t>
+            </w:r>
+          </w:p>
+        </w:tc>
+      </w:tr>
+      <w:tr>
+        <w:tc>
+          <w:tcPr>
+            <w:tcW w:type="dxa" w:w="2880"/>
+          </w:tcPr>
+          <w:p>
+            <w:r/>
+            <w:r>
+              <w:rPr>
+                <w:b/>
+              </w:rPr>
+              <w:t>Dollars ($M)</w:t>
+            </w:r>
+          </w:p>
+        </w:tc>
+        <w:tc>
+          <w:tcPr>
+            <w:tcW w:type="dxa" w:w="2880"/>
+          </w:tcPr>
+          <w:p>
+            <w:r/>
+            <w:r>
+              <w:rPr/>
+              <w:t>The real money</w:t>
+            </w:r>
+          </w:p>
+        </w:tc>
+        <w:tc>
+          <w:tcPr>
+            <w:tcW w:type="dxa" w:w="2880"/>
+          </w:tcPr>
+          <w:p>
+            <w:r/>
+            <w:r>
+              <w:rPr/>
+              <w:t>Judge whether a flow is big enough to matter</w:t>
+            </w:r>
+          </w:p>
+        </w:tc>
+      </w:tr>
+      <w:tr>
+        <w:tc>
+          <w:tcPr>
+            <w:tcW w:type="dxa" w:w="2880"/>
+            <w:shd w:val="clear" w:color="auto" w:fill="F4F6FA"/>
+          </w:tcPr>
+          <w:p>
+            <w:r/>
+            <w:r>
+              <w:rPr>
+                <w:b/>
+              </w:rPr>
+              <w:t>Skew %</w:t>
+            </w:r>
+          </w:p>
+        </w:tc>
+        <w:tc>
+          <w:tcPr>
+            <w:tcW w:type="dxa" w:w="2880"/>
+            <w:shd w:val="clear" w:color="auto" w:fill="F4F6FA"/>
+          </w:tcPr>
+          <w:p>
+            <w:r/>
+            <w:r>
+              <w:rPr/>
+              <w:t xml:space="preserve">Net as a share of </w:t>
+            </w:r>
+            <w:r>
+              <w:rPr>
+                <w:b/>
+              </w:rPr>
+              <w:t>that symbol's own</w:t>
+            </w:r>
+            <w:r>
+              <w:rPr/>
+              <w:t xml:space="preserve"> premium</w:t>
+            </w:r>
+          </w:p>
+        </w:tc>
+        <w:tc>
+          <w:tcPr>
+            <w:tcW w:type="dxa" w:w="2880"/>
+            <w:shd w:val="clear" w:color="auto" w:fill="F4F6FA"/>
+          </w:tcPr>
+          <w:p>
+            <w:r/>
+            <w:r>
+              <w:rPr/>
+              <w:t>Compare a large name and a small one side by side — the same two symbols read −46.6% and +2.5%</w:t>
+            </w:r>
+          </w:p>
+        </w:tc>
+      </w:tr>
+    </w:tbl>
+    <w:p/>
+    <w:p>
+      <w:r>
+        <w:rPr/>
+        <w:t xml:space="preserve">Group, ticks and scale are all remembered. </w:t>
+      </w:r>
+      <w:r>
+        <w:rPr>
+          <w:b/>
+        </w:rPr>
+        <w:t>Explain</w:t>
+      </w:r>
+      <w:r>
+        <w:rPr/>
+        <w:t xml:space="preserve"> works per selected symbol.</w:t>
+      </w:r>
+    </w:p>
+    <w:p>
+      <w:pPr>
+        <w:pStyle w:val="IntenseQuote"/>
+      </w:pPr>
+      <w:r>
+        <w:rPr/>
+        <w:t>Sector history begins the day the feature shipped, so those lines fill in going</w:t>
+        <w:br/>
+        <w:t>forward rather than showing a long back-history.</w:t>
+      </w:r>
+    </w:p>
+    <w:p>
+      <w:pPr>
+        <w:pStyle w:val="IntenseQuote"/>
+      </w:pPr>
+      <w:r>
+        <w:rPr/>
+        <w:t xml:space="preserve">The status line distinguishes </w:t>
+      </w:r>
+      <w:r>
+        <w:rPr>
+          <w:b/>
+        </w:rPr>
+        <w:t>"not collected yet"</w:t>
+      </w:r>
+      <w:r>
+        <w:rPr/>
+        <w:t xml:space="preserve"> from </w:t>
+      </w:r>
+      <w:r>
+        <w:rPr>
+          <w:b/>
+        </w:rPr>
+        <w:t>"the publisher is</w:t>
+        <w:br/>
+        <w:t>failing"</w:t>
+      </w:r>
+      <w:r>
+        <w:rPr/>
+        <w:t xml:space="preserve"> — an empty chart otherwise looks identical in both cases.</w:t>
+      </w:r>
+    </w:p>
+    <w:p>
+      <w:pPr>
+        <w:pStyle w:val="Heading3"/>
+      </w:pPr>
+      <w:r>
+        <w:rPr/>
+        <w:t>The Term subtab — exposure across expirations</w:t>
+      </w:r>
+    </w:p>
+    <w:p>
+      <w:r>
+        <w:rPr/>
+        <w:t xml:space="preserve">The same exposure measure, but spread across the </w:t>
+      </w:r>
+      <w:r>
+        <w:rPr>
+          <w:b/>
+        </w:rPr>
+        <w:t>next five expirations</w:t>
+      </w:r>
+      <w:r>
+        <w:rPr/>
+        <w:t xml:space="preserve"> rather</w:t>
+        <w:br/>
+        <w:t xml:space="preserve">than across strikes within one. It answers </w:t>
+      </w:r>
+      <w:r>
+        <w:rPr>
+          <w:i/>
+        </w:rPr>
+        <w:t>which expiry carries the positioning</w:t>
+      </w:r>
+      <w:r>
+        <w:rPr/>
+        <w:t xml:space="preserve"> —</w:t>
+        <w:br/>
+        <w:t>which is how you choose a DTE rather than a strike.</w:t>
+      </w:r>
+    </w:p>
+    <w:p>
+      <w:r>
+        <w:rPr/>
+        <w:t xml:space="preserve">It is drawn as a heat map with a </w:t>
+      </w:r>
+      <w:r>
+        <w:rPr>
+          <w:b/>
+        </w:rPr>
+        <w:t>1-pixel hairline between each expiry column</w:t>
+      </w:r>
+      <w:r>
+        <w:rPr/>
+        <w:t>, so</w:t>
+        <w:br/>
+        <w:t>you can see where one expiration ends and the next begins.</w:t>
+      </w:r>
+    </w:p>
+    <w:p>
+      <w:pPr>
+        <w:pStyle w:val="IntenseQuote"/>
+      </w:pPr>
+      <w:r>
+        <w:rPr>
+          <w:b/>
+        </w:rPr>
+        <w:t>Its vertical axis is categorical, not proportional.</w:t>
+      </w:r>
+      <w:r>
+        <w:rPr/>
+        <w:t xml:space="preserve"> Rows are addressed by</w:t>
+        <w:br/>
+        <w:t>index (expiry 1, 2, 3…), not by time, so the spacing between columns tells you</w:t>
+        <w:br/>
+        <w:t>nothing about how far apart the expirations actually are — a weekly and a monthly</w:t>
+        <w:br/>
+        <w:t>sit one column apart either way.</w:t>
+      </w:r>
+    </w:p>
+    <w:p>
+      <w:pPr>
+        <w:pStyle w:val="IntenseQuote"/>
+      </w:pPr>
+      <w:r>
+        <w:rPr>
+          <w:b/>
+        </w:rPr>
+        <w:t>Read the blending with care.</w:t>
+      </w:r>
+      <w:r>
+        <w:rPr/>
+        <w:t xml:space="preserve"> The heat map interpolates between samples exactly</w:t>
+        <w:br/>
+        <w:t xml:space="preserve">as the intraday view does, but the intraday view's x-axis is </w:t>
+      </w:r>
+      <w:r>
+        <w:rPr>
+          <w:i/>
+        </w:rPr>
+        <w:t>time</w:t>
+      </w:r>
+      <w:r>
+        <w:rPr/>
+        <w:t>, where</w:t>
+        <w:br/>
+        <w:t>interpolating between two adjacent minutes is reasonable. Here the axis is</w:t>
+        <w:br/>
+      </w:r>
+      <w:r>
+        <w:rPr>
+          <w:i/>
+        </w:rPr>
+        <w:t>expirations</w:t>
+      </w:r>
+      <w:r>
+        <w:rPr/>
+        <w:t>, and nothing varies continuously between one expiry and the next —</w:t>
+        <w:br/>
+        <w:t>so the smooth gradient across a column boundary is a drawing artifact, not a</w:t>
+        <w:br/>
+        <w:t>measurement. The hairlines exist to keep that visible. Read the columns, not the</w:t>
+        <w:br/>
+        <w:t>gradient between them.</w:t>
+      </w:r>
+    </w:p>
+    <w:p>
+      <w:r>
+        <w:rPr>
+          <w:b/>
+        </w:rPr>
+        <w:t>A side effect worth knowing:</w:t>
+      </w:r>
+      <w:r>
+        <w:rPr/>
+        <w:t xml:space="preserve"> because Term's rows are indexed rather than priced,</w:t>
+        <w:br/>
+        <w:t>it is immune to the uneven-strike-spacing problem that affects the intraday heat map</w:t>
+        <w:br/>
+        <w:t xml:space="preserve">on </w:t>
+      </w:r>
+      <w:r>
+        <w:rPr>
+          <w:rFonts w:ascii="Consolas" w:hAnsi="Consolas"/>
+          <w:color w:val="334455"/>
+          <w:sz w:val="19"/>
+        </w:rPr>
+        <w:t>$NDX</w:t>
+      </w:r>
+      <w:r>
+        <w:rPr/>
+        <w:t xml:space="preserve"> (see </w:t>
+      </w:r>
+      <w:r>
+        <w:rPr>
+          <w:i/>
+        </w:rPr>
+        <w:t>Caveats</w:t>
+      </w:r>
+      <w:r>
+        <w:rPr/>
+        <w:t xml:space="preserve"> below).</w:t>
+      </w:r>
+    </w:p>
+    <w:p>
+      <w:pPr>
+        <w:pStyle w:val="Heading3"/>
+      </w:pPr>
+      <w:r>
+        <w:rPr/>
         <w:t>Why it matters</w:t>
       </w:r>
     </w:p>
@@ -3489,7 +4322,7 @@
     <w:p>
       <w:r>
         <w:rPr/>
-        <w:t>Two concrete uses:</w:t>
+        <w:t>Four concrete uses, one per family of view:</w:t>
       </w:r>
     </w:p>
     <w:p>
@@ -3500,12 +4333,14 @@
         <w:rPr>
           <w:b/>
         </w:rPr>
-        <w:t>Strike selection.</w:t>
-      </w:r>
-      <w:r>
-        <w:t xml:space="preserve"> Selling a put credit spread below the put wall is materially</w:t>
-        <w:br/>
-        <w:t xml:space="preserve">   safer than selling one above it, because dealer buying supports that level.</w:t>
+        <w:t>Strike selection</w:t>
+      </w:r>
+      <w:r>
+        <w:t xml:space="preserve"> (exposure views). Selling a put credit spread below the put</w:t>
+        <w:br/>
+        <w:t xml:space="preserve">   wall is materially safer than selling one above it, because dealer buying supports</w:t>
+        <w:br/>
+        <w:t xml:space="preserve">   that level.</w:t>
       </w:r>
     </w:p>
     <w:p>
@@ -3516,12 +4351,88 @@
         <w:rPr>
           <w:b/>
         </w:rPr>
-        <w:t>Expectation setting.</w:t>
-      </w:r>
-      <w:r>
-        <w:t xml:space="preserve"> Above the flip, an intraday breakout is more likely to fail</w:t>
-        <w:br/>
-        <w:t xml:space="preserve">   than follow through. Below it, the opposite. This alone should change position size.</w:t>
+        <w:t>Expectation setting</w:t>
+      </w:r>
+      <w:r>
+        <w:t xml:space="preserve"> (exposure views). Above the flip, an intraday breakout is</w:t>
+        <w:br/>
+        <w:t xml:space="preserve">   more likely to fail than follow through. Below it, the opposite. This alone should</w:t>
+        <w:br/>
+        <w:t xml:space="preserve">   change position size.</w:t>
+      </w:r>
+    </w:p>
+    <w:p>
+      <w:pPr>
+        <w:pStyle w:val="ListNumber"/>
+      </w:pPr>
+      <w:r>
+        <w:rPr>
+          <w:b/>
+        </w:rPr>
+        <w:t>Confirming a bias</w:t>
+      </w:r>
+      <w:r>
+        <w:t xml:space="preserve"> (</w:t>
+      </w:r>
+      <w:r>
+        <w:rPr>
+          <w:b/>
+        </w:rPr>
+        <w:t>Flow</w:t>
+      </w:r>
+      <w:r>
+        <w:t xml:space="preserve">). Positioning tells you where dealers </w:t>
+      </w:r>
+      <w:r>
+        <w:rPr>
+          <w:i/>
+        </w:rPr>
+        <w:t>are</w:t>
+      </w:r>
+      <w:r>
+        <w:t>; the</w:t>
+        <w:br/>
+        <w:t xml:space="preserve">   premium ribbon tells you which way today's money is leaning, and its crossover</w:t>
+        <w:br/>
+        <w:t xml:space="preserve">   dates that change to a minute.</w:t>
+      </w:r>
+    </w:p>
+    <w:p>
+      <w:pPr>
+        <w:pStyle w:val="ListNumber"/>
+      </w:pPr>
+      <w:r>
+        <w:rPr>
+          <w:b/>
+        </w:rPr>
+        <w:t>Choosing an expiry, and choosing a name</w:t>
+      </w:r>
+      <w:r>
+        <w:t xml:space="preserve"> (</w:t>
+      </w:r>
+      <w:r>
+        <w:rPr>
+          <w:b/>
+        </w:rPr>
+        <w:t>Term</w:t>
+      </w:r>
+      <w:r>
+        <w:t xml:space="preserve">, </w:t>
+      </w:r>
+      <w:r>
+        <w:rPr>
+          <w:b/>
+        </w:rPr>
+        <w:t>Net Prem</w:t>
+      </w:r>
+      <w:r>
+        <w:t>). Term shows</w:t>
+        <w:br/>
+        <w:t xml:space="preserve">   which expiration carries the positioning, so a DTE choice stops being arbitrary.</w:t>
+        <w:br/>
+        <w:t xml:space="preserve">   Net Prem is the only view that compares symbols, which is how you notice that the</w:t>
+        <w:br/>
+        <w:t xml:space="preserve">   flow you are looking at is ordinary for that name — or is not.</w:t>
       </w:r>
     </w:p>
     <w:p>
@@ -3646,27 +4557,16 @@
         <w:pStyle w:val="ListBullet"/>
       </w:pPr>
       <w:r>
-        <w:t xml:space="preserve">The </w:t>
+        <w:t xml:space="preserve">Off-hours the page shows the </w:t>
       </w:r>
       <w:r>
         <w:rPr>
           <w:b/>
         </w:rPr>
-        <w:t>Term</w:t>
-      </w:r>
-      <w:r>
-        <w:t xml:space="preserve"> heat map's vertical axis is </w:t>
-      </w:r>
-      <w:r>
-        <w:rPr>
-          <w:i/>
-        </w:rPr>
-        <w:t>ordinal</w:t>
-      </w:r>
-      <w:r>
-        <w:t xml:space="preserve"> (expiry 1, 2, 3…), not</w:t>
-        <w:br/>
-        <w:t xml:space="preserve">  proportional to time. Blending between columns is cosmetic.</w:t>
+        <w:t>last session</w:t>
+      </w:r>
+      <w:r>
+        <w:t>, not live data. The status line says so.</w:t>
       </w:r>
     </w:p>
     <w:p>
@@ -3674,16 +4574,27 @@
         <w:pStyle w:val="ListBullet"/>
       </w:pPr>
       <w:r>
-        <w:t xml:space="preserve">Off-hours the page shows the </w:t>
-      </w:r>
-      <w:r>
         <w:rPr>
           <w:b/>
         </w:rPr>
-        <w:t>last session</w:t>
-      </w:r>
-      <w:r>
-        <w:t>, not live data. The status line says so.</w:t>
+        <w:t>Flow, Net Prem and Term each carry their own caveats</w:t>
+      </w:r>
+      <w:r>
+        <w:t xml:space="preserve"> — see their subsections</w:t>
+        <w:br/>
+        <w:t xml:space="preserve">  above. The two that catch people out: Net Prem's group tabs filter the </w:t>
+      </w:r>
+      <w:r>
+        <w:rPr>
+          <w:i/>
+        </w:rPr>
+        <w:t>tick-boxes</w:t>
+      </w:r>
+      <w:r>
+        <w:br/>
+        <w:t xml:space="preserve">  and not the chart, and Term's smooth gradient across a column boundary is a drawing</w:t>
+        <w:br/>
+        <w:t xml:space="preserve">  artifact rather than a measurement.</w:t>
       </w:r>
     </w:p>
     <w:p>

--- a/docs/manuals/reference-guide/reference-guide.docx
+++ b/docs/manuals/reference-guide/reference-guide.docx
@@ -3760,7 +3760,7 @@
       </w:r>
       <w:r>
         <w:rPr/>
-        <w:t xml:space="preserve"> is grouped into three tabs: </w:t>
+        <w:t xml:space="preserve"> is grouped into three tabs — </w:t>
       </w:r>
       <w:r>
         <w:rPr>
@@ -3770,15 +3770,14 @@
       </w:r>
       <w:r>
         <w:rPr/>
-        <w:t xml:space="preserve">, </w:t>
+        <w:t>,</w:t>
+        <w:br/>
       </w:r>
       <w:r>
         <w:rPr>
           <w:b/>
         </w:rPr>
-        <w:t>SPDR</w:t>
-        <w:br/>
-        <w:t>Sectors</w:t>
+        <w:t>SPDR Sectors</w:t>
       </w:r>
       <w:r>
         <w:rPr/>
@@ -3792,9 +3791,9 @@
       </w:r>
       <w:r>
         <w:rPr/>
-        <w:t>. Two behaviours are worth knowing because they are not</w:t>
-        <w:br/>
-        <w:t>obvious:</w:t>
+        <w:t>. Two behaviours are worth knowing because they</w:t>
+        <w:br/>
+        <w:t>are not obvious:</w:t>
       </w:r>
     </w:p>
     <w:p>

--- a/docs/manuals/reference-guide/reference-guide.docx
+++ b/docs/manuals/reference-guide/reference-guide.docx
@@ -6617,6 +6617,40 @@
           <w:sz w:val="19"/>
         </w:rPr>
         <w:t>/market</w:t>
+      </w:r>
+      <w:r>
+        <w:rPr>
+          <w:i/>
+        </w:rPr>
+        <w:t xml:space="preserve"> — and the</w:t>
+        <w:br/>
+        <w:t xml:space="preserve">app's </w:t>
+      </w:r>
+      <w:r>
+        <w:rPr>
+          <w:i/>
+        </w:rPr>
+        <w:t>landing page</w:t>
+      </w:r>
+      <w:r>
+        <w:rPr>
+          <w:i/>
+        </w:rPr>
+        <w:t xml:space="preserve">: opening </w:t>
+      </w:r>
+      <w:r>
+        <w:rPr>
+          <w:rFonts w:ascii="Consolas" w:hAnsi="Consolas"/>
+          <w:color w:val="334455"/>
+          <w:sz w:val="19"/>
+        </w:rPr>
+        <w:t>http://127.0.0.1:8500</w:t>
+      </w:r>
+      <w:r>
+        <w:rPr>
+          <w:i/>
+        </w:rPr>
+        <w:t xml:space="preserve"> redirects here</w:t>
       </w:r>
     </w:p>
     <w:p>
@@ -14492,13 +14526,7 @@
           <w:color w:val="334455"/>
           <w:sz w:val="19"/>
         </w:rPr>
-        <w:t>/</w:t>
-      </w:r>
-      <w:r>
-        <w:rPr>
-          <w:i/>
-        </w:rPr>
-        <w:t xml:space="preserve"> (the app's home page)</w:t>
+        <w:t>/options/scanner</w:t>
       </w:r>
     </w:p>
     <w:p>

--- a/docs/manuals/reference-guide/reference-guide.docx
+++ b/docs/manuals/reference-guide/reference-guide.docx
@@ -32,7 +32,7 @@
           <w:color w:val="5B6678"/>
           <w:sz w:val="18"/>
         </w:rPr>
-        <w:t>WebGUI Trading with Schwab · Generated 2026-08-16</w:t>
+        <w:t>WebGUI Trading with Schwab · Generated 2026-08-17</w:t>
       </w:r>
     </w:p>
     <w:p/>
@@ -9888,9 +9888,21 @@
     <w:p>
       <w:r>
         <w:rPr/>
-        <w:t>A performance table for the eleven S&amp;P 500 sectors, each expandable into the industries</w:t>
-        <w:br/>
-        <w:t>inside it. It is the "where is it working" screen.</w:t>
+        <w:t xml:space="preserve">A performance </w:t>
+      </w:r>
+      <w:r>
+        <w:rPr>
+          <w:b/>
+        </w:rPr>
+        <w:t>heat grid</w:t>
+      </w:r>
+      <w:r>
+        <w:rPr/>
+        <w:t xml:space="preserve"> for the eleven S&amp;P 500 sectors, each expandable into the</w:t>
+        <w:br/>
+        <w:t>industries inside it. It is the "where is it working" screen, and since the 2026-08-17</w:t>
+        <w:br/>
+        <w:t>rebuild it answers that by colour before you read any number.</w:t>
       </w:r>
     </w:p>
     <w:p>
@@ -10071,15 +10083,11 @@
         <w:rPr>
           <w:b/>
         </w:rPr>
-        <w:t>The summary line</w:t>
-      </w:r>
-      <w:r>
-        <w:rPr/>
-        <w:t xml:space="preserve"> gives three numbers at once: what percentage of sectors are green,</w:t>
-        <w:br/>
-        <w:t>the cap-weighted move (what the index actually did), and a 0–10 score. Below it a</w:t>
-        <w:br/>
-        <w:t xml:space="preserve">sentence names the </w:t>
+        <w:t>The header line</w:t>
+      </w:r>
+      <w:r>
+        <w:rPr/>
+        <w:t xml:space="preserve"> names the regime and shows the </w:t>
       </w:r>
       <w:r>
         <w:rPr>
@@ -10089,9 +10097,10 @@
       </w:r>
       <w:r>
         <w:rPr/>
-        <w:t xml:space="preserve"> spread and the day's leaders and</w:t>
-        <w:br/>
-        <w:t>laggards.</w:t>
+        <w:br/>
+        <w:t>spread behind it, then — set apart on the right — the percentage of sectors green, the</w:t>
+        <w:br/>
+        <w:t>cap-weighted move (what the index actually did), and a 0–10 score.</w:t>
       </w:r>
     </w:p>
     <w:p>
@@ -10106,6 +10115,26 @@
         <w:t>when it is not. Which group leads tells you what the market believes about growth,</w:t>
         <w:br/>
         <w:t>independently of whether the index went up.</w:t>
+      </w:r>
+    </w:p>
+    <w:p>
+      <w:r>
+        <w:rPr/>
+        <w:t xml:space="preserve">The three stats to its right are there </w:t>
+      </w:r>
+      <w:r>
+        <w:rPr>
+          <w:b/>
+        </w:rPr>
+        <w:t>because the grid is unweighted</w:t>
+      </w:r>
+      <w:r>
+        <w:rPr/>
+        <w:t>. Eight green</w:t>
+        <w:br/>
+        <w:t>micro-sectors against three red mega-caps paints an overwhelmingly green grid on a day</w:t>
+        <w:br/>
+        <w:t>the index fell, and the cap-weighted number is the only thing on the page that says so.</w:t>
       </w:r>
     </w:p>
     <w:tbl>
@@ -10200,7 +10229,17 @@
             <w:r/>
             <w:r>
               <w:rPr/>
-              <w:t>Name and its tradeable proxy.</w:t>
+              <w:t xml:space="preserve">Name and its tradeable proxy, with a </w:t>
+            </w:r>
+            <w:r>
+              <w:rPr>
+                <w:b/>
+              </w:rPr>
+              <w:t>rank line</w:t>
+            </w:r>
+            <w:r>
+              <w:rPr/>
+              <w:t xml:space="preserve"> beneath giving its position in the pack on whichever column you are sorted by.</w:t>
             </w:r>
           </w:p>
         </w:tc>
@@ -10217,7 +10256,7 @@
               <w:rPr>
                 <w:b/>
               </w:rPr>
-              <w:t>Description</w:t>
+              <w:t>Composition</w:t>
             </w:r>
           </w:p>
         </w:tc>
@@ -10246,7 +10285,7 @@
               <w:rPr>
                 <w:b/>
               </w:rPr>
-              <w:t>Day % / Week % / Month %</w:t>
+              <w:t>P/C</w:t>
             </w:r>
           </w:p>
         </w:tc>
@@ -10258,7 +10297,7 @@
             <w:r/>
             <w:r>
               <w:rPr/>
-              <w:t>Return over each window, green up, red down.</w:t>
+              <w:t>Put/call volume for that sector's options. Amber above 1.5 means put-heavy. It is a ratio, not a return, so it deliberately gets no colour tile.</w:t>
             </w:r>
           </w:p>
         </w:tc>
@@ -10275,7 +10314,7 @@
               <w:rPr>
                 <w:b/>
               </w:rPr>
-              <w:t>P/C</w:t>
+              <w:t>Day / Week / Month</w:t>
             </w:r>
           </w:p>
         </w:tc>
@@ -10288,45 +10327,7 @@
             <w:r/>
             <w:r>
               <w:rPr/>
-              <w:t>Put/call volume for that sector's options. Call-heavy is green.</w:t>
-            </w:r>
-          </w:p>
-        </w:tc>
-      </w:tr>
-      <w:tr>
-        <w:tc>
-          <w:tcPr>
-            <w:tcW w:type="dxa" w:w="4320"/>
-          </w:tcPr>
-          <w:p>
-            <w:r/>
-            <w:r>
-              <w:rPr>
-                <w:b/>
-              </w:rPr>
-              <w:t>RRG</w:t>
-            </w:r>
-          </w:p>
-        </w:tc>
-        <w:tc>
-          <w:tcPr>
-            <w:tcW w:type="dxa" w:w="4320"/>
-          </w:tcPr>
-          <w:p>
-            <w:r/>
-            <w:r>
-              <w:rPr/>
-              <w:t xml:space="preserve">The sector's rotation quadrant — Leading, Weakening, Lagging, Improving. See </w:t>
-            </w:r>
-            <w:r>
-              <w:rPr>
-                <w:color w:val="2E6DB4"/>
-              </w:rPr>
-              <w:t>RRG</w:t>
-            </w:r>
-            <w:r>
-              <w:rPr/>
-              <w:t>.</w:t>
+              <w:t>Return over each window, as a filled tile.</w:t>
             </w:r>
           </w:p>
         </w:tc>
@@ -10338,6 +10339,137 @@
         <w:rPr>
           <w:b/>
         </w:rPr>
+        <w:t>Reading the tiles.</w:t>
+      </w:r>
+      <w:r>
+        <w:rPr/>
+        <w:t xml:space="preserve"> This is the part that changed, and it is the point of the screen.</w:t>
+        <w:br/>
+        <w:t>Each figure sits inside a filled block, and the three blocks are flush against each</w:t>
+        <w:br/>
+        <w:t>other, so the eleven rows form one continuous colour band you can read top to bottom</w:t>
+        <w:br/>
+        <w:t>without reading a number.</w:t>
+      </w:r>
+    </w:p>
+    <w:p>
+      <w:pPr>
+        <w:pStyle w:val="ListBullet"/>
+      </w:pPr>
+      <w:r>
+        <w:rPr>
+          <w:b/>
+        </w:rPr>
+        <w:t>Colour carries magnitude, not just direction.</w:t>
+      </w:r>
+      <w:r>
+        <w:t xml:space="preserve"> A deep green is a big move; a faint</w:t>
+        <w:br/>
+        <w:t xml:space="preserve">  one is a small move in the same direction.</w:t>
+      </w:r>
+    </w:p>
+    <w:p>
+      <w:pPr>
+        <w:pStyle w:val="ListBullet"/>
+      </w:pPr>
+      <w:r>
+        <w:rPr>
+          <w:b/>
+        </w:rPr>
+        <w:t>Each column is normalised against itself</w:t>
+      </w:r>
+      <w:r>
+        <w:t xml:space="preserve"> — Day against the day's own spread, Week</w:t>
+        <w:br/>
+        <w:t xml:space="preserve">  against the week's, Month against the month's — because the three live on different</w:t>
+        <w:br/>
+        <w:t xml:space="preserve">  natural scales. Sharing one scale would leave Day permanently pale or Month</w:t>
+        <w:br/>
+        <w:t xml:space="preserve">  permanently saturated.</w:t>
+      </w:r>
+    </w:p>
+    <w:p>
+      <w:pPr>
+        <w:pStyle w:val="ListBullet"/>
+      </w:pPr>
+      <w:r>
+        <w:rPr>
+          <w:b/>
+        </w:rPr>
+        <w:t>The scale spans sectors and industries together</w:t>
+      </w:r>
+      <w:r>
+        <w:t>, and does so whether or not the</w:t>
+        <w:br/>
+        <w:t xml:space="preserve">  industries are expanded. Opening a sector therefore never repaints the rows above it.</w:t>
+      </w:r>
+    </w:p>
+    <w:p>
+      <w:pPr>
+        <w:pStyle w:val="ListBullet"/>
+      </w:pPr>
+      <w:r>
+        <w:rPr>
+          <w:b/>
+        </w:rPr>
+        <w:t>A flat band keeps small moves dark</w:t>
+      </w:r>
+      <w:r>
+        <w:t>: under ±0.50% (Day), ±1.00% (Week) or ±1.50%</w:t>
+        <w:br/>
+        <w:t xml:space="preserve">  (Month) a tile drops to neutral. The bands widen with the horizon because a month is</w:t>
+        <w:br/>
+        <w:t xml:space="preserve">  </w:t>
+      </w:r>
+      <w:r>
+        <w:rPr>
+          <w:i/>
+        </w:rPr>
+        <w:t>expected</w:t>
+      </w:r>
+      <w:r>
+        <w:t xml:space="preserve"> to have travelled further than a day — a single band would paint an</w:t>
+        <w:br/>
+        <w:t xml:space="preserve">  unremarkable month as a move.</w:t>
+      </w:r>
+    </w:p>
+    <w:p>
+      <w:pPr>
+        <w:pStyle w:val="ListBullet"/>
+      </w:pPr>
+      <w:r>
+        <w:rPr>
+          <w:b/>
+        </w:rPr>
+        <w:t>Outliers saturate rather than setting the scale.</w:t>
+      </w:r>
+      <w:r>
+        <w:t xml:space="preserve"> Industry ETFs occasionally print</w:t>
+        <w:br/>
+        <w:t xml:space="preserve">  something like a +27% month; normalising on that would flatten every sector to the same</w:t>
+        <w:br/>
+        <w:t xml:space="preserve">  near-black green. The scale sits at the column's 90th percentile instead, and the</w:t>
+        <w:br/>
+        <w:t xml:space="preserve">  handful above it simply max out.</w:t>
+      </w:r>
+    </w:p>
+    <w:p>
+      <w:r>
+        <w:rPr>
+          <w:b/>
+        </w:rPr>
+        <w:t>Click Day, Week or Month</w:t>
+      </w:r>
+      <w:r>
+        <w:rPr/>
+        <w:t xml:space="preserve"> to sort by it; click again to reverse. Default is Day</w:t>
+        <w:br/>
+        <w:t xml:space="preserve">descending. </w:t>
+      </w:r>
+      <w:r>
+        <w:rPr>
+          <w:b/>
+        </w:rPr>
         <w:t>Click any row</w:t>
       </w:r>
       <w:r>
@@ -10348,11 +10480,48 @@
         <w:rPr>
           <w:b/>
         </w:rPr>
-        <w:t>Expand All</w:t>
-      </w:r>
-      <w:r>
-        <w:rPr/>
-        <w:t>) to see the industries within that sector.</w:t>
+        <w:t>Expand all</w:t>
+      </w:r>
+      <w:r>
+        <w:rPr/>
+        <w:t>) to see the industries within that</w:t>
+        <w:br/>
+        <w:t>sector, which render as the same tiles on a shorter row.</w:t>
+      </w:r>
+    </w:p>
+    <w:p>
+      <w:r>
+        <w:rPr>
+          <w:b/>
+        </w:rPr>
+        <w:t>Rotation quadrants are not on this screen.</w:t>
+      </w:r>
+      <w:r>
+        <w:rPr/>
+        <w:t xml:space="preserve"> They were, as an "RRG" column, but a</w:t>
+        <w:br/>
+        <w:t>one-word quadrant sitting beside a colour band invited reading it as a fourth timeframe.</w:t>
+        <w:br/>
+      </w:r>
+      <w:r>
+        <w:rPr>
+          <w:color w:val="2E6DB4"/>
+        </w:rPr>
+        <w:t>RRG</w:t>
+      </w:r>
+      <w:r>
+        <w:rPr/>
+        <w:t xml:space="preserve"> and </w:t>
+      </w:r>
+      <w:r>
+        <w:rPr>
+          <w:color w:val="2E6DB4"/>
+        </w:rPr>
+        <w:t>Sector Rotation</w:t>
+      </w:r>
+      <w:r>
+        <w:rPr/>
+        <w:t xml:space="preserve"> show that read properly.</w:t>
       </w:r>
     </w:p>
     <w:p>

--- a/docs/manuals/reference-guide/reference-guide.docx
+++ b/docs/manuals/reference-guide/reference-guide.docx
@@ -10905,31 +10905,145 @@
         <w:rPr>
           <w:b/>
         </w:rPr>
-        <w:t>The headline</w:t>
-      </w:r>
-      <w:r>
-        <w:rPr/>
-        <w:t xml:space="preserve"> states the verdict and shows the arithmetic behind it: the average</w:t>
-        <w:br/>
-        <w:t>rotation momentum of cyclical sectors versus defensive ones, the spread between them,</w:t>
-        <w:br/>
-        <w:t>and the threshold (±1.5) that had to be cleared. Showing the threshold is what makes</w:t>
-        <w:br/>
-        <w:t>this honest — a spread of −1.5 against a ±1.5 threshold is a verdict that only just</w:t>
-        <w:br/>
-        <w:t>qualified.</w:t>
-      </w:r>
-    </w:p>
-    <w:p>
-      <w:r>
-        <w:rPr>
-          <w:b/>
-        </w:rPr>
-        <w:t>The quadrant map</w:t>
-      </w:r>
-      <w:r>
-        <w:rPr/>
-        <w:t xml:space="preserve"> ranks every sector by rotation momentum, with two numbers:</w:t>
+        <w:t>The verdict strip</w:t>
+      </w:r>
+      <w:r>
+        <w:rPr/>
+        <w:t xml:space="preserve"> states the regime, the arithmetic behind it, and how strong the</w:t>
+        <w:br/>
+        <w:t>signal is — three panels, left to right.</w:t>
+      </w:r>
+    </w:p>
+    <w:p>
+      <w:r>
+        <w:rPr/>
+        <w:t>The middle panel is the argument in one picture. The average rotation momentum of</w:t>
+        <w:br/>
+        <w:t xml:space="preserve">cyclical sectors sits on the left, defensives on the right, and the </w:t>
+      </w:r>
+      <w:r>
+        <w:rPr>
+          <w:b/>
+        </w:rPr>
+        <w:t>diverging gauge</w:t>
+      </w:r>
+      <w:r>
+        <w:rPr/>
+        <w:br/>
+        <w:t>below plots the spread between them on a −3 to +3 scale. The bar runs from the centre</w:t>
+        <w:br/>
+        <w:t xml:space="preserve">out to the reading, so </w:t>
+      </w:r>
+      <w:r>
+        <w:rPr>
+          <w:b/>
+        </w:rPr>
+        <w:t>left of centre is risk-off and right is risk-on</w:t>
+      </w:r>
+      <w:r>
+        <w:rPr/>
+        <w:t>, and distance</w:t>
+        <w:br/>
+        <w:t xml:space="preserve">from centre is conviction. Both </w:t>
+      </w:r>
+      <w:r>
+        <w:rPr>
+          <w:b/>
+        </w:rPr>
+        <w:t>±1.50 triggers</w:t>
+      </w:r>
+      <w:r>
+        <w:rPr/>
+        <w:t xml:space="preserve"> are ticked on the track.</w:t>
+      </w:r>
+    </w:p>
+    <w:p>
+      <w:r>
+        <w:rPr/>
+        <w:t>Showing the triggers is what makes this honest — a spread of −1.51 against a ±1.50</w:t>
+        <w:br/>
+        <w:t>threshold is a verdict that only just qualified — and the right-hand panel says so in</w:t>
+        <w:br/>
+        <w:t xml:space="preserve">words: </w:t>
+      </w:r>
+      <w:r>
+        <w:rPr>
+          <w:i/>
+        </w:rPr>
+        <w:t>just past the trigger</w:t>
+      </w:r>
+      <w:r>
+        <w:rPr/>
+        <w:t xml:space="preserve"> means a fresh signal that could reverse next session,</w:t>
+        <w:br/>
+      </w:r>
+      <w:r>
+        <w:rPr>
+          <w:i/>
+        </w:rPr>
+        <w:t>well past</w:t>
+      </w:r>
+      <w:r>
+        <w:rPr/>
+        <w:t xml:space="preserve"> means an entrenched rotation.</w:t>
+      </w:r>
+    </w:p>
+    <w:p>
+      <w:r>
+        <w:rPr>
+          <w:b/>
+        </w:rPr>
+        <w:t>The flow band</w:t>
+      </w:r>
+      <w:r>
+        <w:rPr/>
+        <w:t xml:space="preserve"> answers the question the old table could not: </w:t>
+      </w:r>
+      <w:r>
+        <w:rPr>
+          <w:i/>
+        </w:rPr>
+        <w:t>how much of the index</w:t>
+        <w:br/>
+        <w:t>is actually moving?</w:t>
+      </w:r>
+      <w:r>
+        <w:rPr/>
+        <w:t xml:space="preserve"> Every rotating sector is a block whose </w:t>
+      </w:r>
+      <w:r>
+        <w:rPr>
+          <w:b/>
+        </w:rPr>
+        <w:t>width is its S&amp;P 500</w:t>
+        <w:br/>
+        <w:t>weight</w:t>
+      </w:r>
+      <w:r>
+        <w:rPr/>
+        <w:t>, split into the side rotating out (red) and the side rotating in (green), with</w:t>
+        <w:br/>
+        <w:t>each side's total and sector count beneath. "Money rotating out of Technology" means</w:t>
+        <w:br/>
+        <w:t>much more when Technology is 32.5% of the index than when a 2% sector moves — and here</w:t>
+        <w:br/>
+        <w:t>that is the size of the block rather than a number you have to look up. Very thin</w:t>
+        <w:br/>
+        <w:t>slices drop their labels; they are all named in the panels below.</w:t>
+      </w:r>
+    </w:p>
+    <w:p>
+      <w:r>
+        <w:rPr>
+          <w:b/>
+        </w:rPr>
+        <w:t>The four quadrant panels</w:t>
+      </w:r>
+      <w:r>
+        <w:rPr/>
+        <w:t xml:space="preserve"> carry every sector, with the share of the index sitting in</w:t>
+        <w:br/>
+        <w:t>each quadrant:</w:t>
       </w:r>
     </w:p>
     <w:p>
@@ -10940,19 +11054,10 @@
         <w:rPr>
           <w:b/>
         </w:rPr>
-        <w:t>RS-Ratio</w:t>
-      </w:r>
-      <w:r>
-        <w:t xml:space="preserve"> — relative </w:t>
-      </w:r>
-      <w:r>
-        <w:rPr>
-          <w:i/>
-        </w:rPr>
-        <w:t>strength</w:t>
-      </w:r>
-      <w:r>
-        <w:t xml:space="preserve"> against SPY. Above 100 means outperforming.</w:t>
+        <w:t>Leading</w:t>
+      </w:r>
+      <w:r>
+        <w:t xml:space="preserve"> — strong and still strengthening. Where the rotation is going.</w:t>
       </w:r>
     </w:p>
     <w:p>
@@ -10963,9 +11068,53 @@
         <w:rPr>
           <w:b/>
         </w:rPr>
+        <w:t>Improving</w:t>
+      </w:r>
+      <w:r>
+        <w:t xml:space="preserve"> — still weak against SPY, but momentum has turned up. Early.</w:t>
+      </w:r>
+    </w:p>
+    <w:p>
+      <w:pPr>
+        <w:pStyle w:val="ListBullet"/>
+      </w:pPr>
+      <w:r>
+        <w:rPr>
+          <w:b/>
+        </w:rPr>
+        <w:t>Weakening</w:t>
+      </w:r>
+      <w:r>
+        <w:t xml:space="preserve"> — still strong, but momentum has rolled over. Money is leaving.</w:t>
+      </w:r>
+    </w:p>
+    <w:p>
+      <w:pPr>
+        <w:pStyle w:val="ListBullet"/>
+      </w:pPr>
+      <w:r>
+        <w:rPr>
+          <w:b/>
+        </w:rPr>
+        <w:t>Lagging</w:t>
+      </w:r>
+      <w:r>
+        <w:t xml:space="preserve"> — weak and getting weaker. Where the rotation is coming from.</w:t>
+      </w:r>
+    </w:p>
+    <w:p>
+      <w:r>
+        <w:rPr/>
+        <w:t xml:space="preserve">Each sector card shows </w:t>
+      </w:r>
+      <w:r>
+        <w:rPr>
+          <w:b/>
+        </w:rPr>
         <w:t>RS-Mom</w:t>
       </w:r>
       <w:r>
+        <w:rPr/>
         <w:t xml:space="preserve"> — relative </w:t>
       </w:r>
       <w:r>
@@ -10975,84 +11124,63 @@
         <w:t>momentum</w:t>
       </w:r>
       <w:r>
-        <w:t>, the rate of change of that strength. Above 100</w:t>
-        <w:br/>
-        <w:t xml:space="preserve">  means the outperformance is still improving.</w:t>
-      </w:r>
-    </w:p>
-    <w:p>
-      <w:r>
-        <w:rPr/>
-        <w:t xml:space="preserve">Together they produce a quadrant: </w:t>
-      </w:r>
-      <w:r>
-        <w:rPr>
-          <w:b/>
-        </w:rPr>
-        <w:t>Leading</w:t>
-      </w:r>
-      <w:r>
-        <w:rPr/>
-        <w:t xml:space="preserve"> (strong and improving), </w:t>
-      </w:r>
-      <w:r>
-        <w:rPr>
-          <w:b/>
-        </w:rPr>
-        <w:t>Weakening</w:t>
-      </w:r>
-      <w:r>
-        <w:rPr/>
-        <w:br/>
-        <w:t xml:space="preserve">(strong but fading), </w:t>
-      </w:r>
-      <w:r>
-        <w:rPr>
-          <w:b/>
-        </w:rPr>
-        <w:t>Lagging</w:t>
-      </w:r>
-      <w:r>
-        <w:rPr/>
-        <w:t xml:space="preserve"> (weak and still falling), </w:t>
-      </w:r>
-      <w:r>
-        <w:rPr>
-          <w:b/>
-        </w:rPr>
-        <w:t>Improving</w:t>
-      </w:r>
-      <w:r>
-        <w:rPr/>
-        <w:t xml:space="preserve"> (weak but</w:t>
-        <w:br/>
-        <w:t>turning up).</w:t>
-      </w:r>
-    </w:p>
-    <w:p>
-      <w:r>
-        <w:rPr>
-          <w:b/>
-        </w:rPr>
-        <w:t>Rotating From / Into</w:t>
-      </w:r>
-      <w:r>
-        <w:rPr/>
-        <w:t xml:space="preserve"> groups the sectors and — usefully — shows each one's </w:t>
-      </w:r>
-      <w:r>
-        <w:rPr>
-          <w:b/>
-        </w:rPr>
-        <w:t>S&amp;P</w:t>
-        <w:br/>
-        <w:t>weight</w:t>
-      </w:r>
-      <w:r>
-        <w:rPr/>
-        <w:t>. "Money rotating out of Technology" means much more when Technology is 32.5%</w:t>
-        <w:br/>
-        <w:t>of the index than when a 2% sector moves.</w:t>
+        <w:rPr/>
+        <w:t>, the rate of change of its</w:t>
+        <w:br/>
+        <w:t>strength against SPY, where above 100 means its outperformance is still improving — and</w:t>
+        <w:br/>
+        <w:t xml:space="preserve">a bar for its index weight. </w:t>
+      </w:r>
+      <w:r>
+        <w:rPr>
+          <w:b/>
+        </w:rPr>
+        <w:t>All bars share one scale</w:t>
+      </w:r>
+      <w:r>
+        <w:rPr/>
+        <w:t xml:space="preserve"> (the heaviest sector on the</w:t>
+        <w:br/>
+        <w:t>page), so a long bar always means a heavy sector, whichever panel it is in.</w:t>
+      </w:r>
+    </w:p>
+    <w:p>
+      <w:r>
+        <w:rPr/>
+        <w:t xml:space="preserve">The other axis, </w:t>
+      </w:r>
+      <w:r>
+        <w:rPr>
+          <w:b/>
+        </w:rPr>
+        <w:t>RS-Ratio</w:t>
+      </w:r>
+      <w:r>
+        <w:rPr/>
+        <w:t xml:space="preserve"> — relative </w:t>
+      </w:r>
+      <w:r>
+        <w:rPr>
+          <w:i/>
+        </w:rPr>
+        <w:t>strength</w:t>
+      </w:r>
+      <w:r>
+        <w:rPr/>
+        <w:t xml:space="preserve"> against SPY, where above 100 means</w:t>
+        <w:br/>
+        <w:t>outperforming — is named on the rails around the panels and plotted properly on the</w:t>
+        <w:br/>
+      </w:r>
+      <w:r>
+        <w:rPr>
+          <w:color w:val="2E6DB4"/>
+        </w:rPr>
+        <w:t>RRG</w:t>
+      </w:r>
+      <w:r>
+        <w:rPr/>
+        <w:t xml:space="preserve"> tab.</w:t>
       </w:r>
     </w:p>
     <w:p>
@@ -11126,9 +11254,9 @@
         <w:rPr/>
         <w:t xml:space="preserve"> The verdict is a two-group average, so a single extreme sector can</w:t>
         <w:br/>
-        <w:t>tip it. Always read the spread against the threshold, and look at the quadrant table</w:t>
-        <w:br/>
-        <w:t>rather than trusting the headline alone.</w:t>
+        <w:t>tip it. Always read the spread against the triggers on the gauge, and look at the</w:t>
+        <w:br/>
+        <w:t>quadrant panels rather than trusting the headline word alone.</w:t>
       </w:r>
     </w:p>
     <w:p>

--- a/docs/manuals/reference-guide/reference-guide.docx
+++ b/docs/manuals/reference-guide/reference-guide.docx
@@ -11816,22 +11816,66 @@
     <w:p/>
     <w:p>
       <w:r>
-        <w:rPr>
-          <w:b/>
-        </w:rPr>
-        <w:t>Each sector draws a trail.</w:t>
-      </w:r>
-      <w:r>
-        <w:rPr/>
-        <w:t xml:space="preserve"> The bright dot is now; the faded line is where it has</w:t>
-        <w:br/>
-        <w:t xml:space="preserve">been. </w:t>
-      </w:r>
-      <w:r>
-        <w:rPr>
-          <w:b/>
-        </w:rPr>
-        <w:t>Hover a sector to dim the others.</w:t>
+        <w:rPr/>
+        <w:t xml:space="preserve">The four quadrants are </w:t>
+      </w:r>
+      <w:r>
+        <w:rPr>
+          <w:b/>
+        </w:rPr>
+        <w:t>tinted</w:t>
+      </w:r>
+      <w:r>
+        <w:rPr/>
+        <w:t>, so a sector's state is readable from where it sits</w:t>
+        <w:br/>
+        <w:t>rather than from a colour key.</w:t>
+      </w:r>
+    </w:p>
+    <w:p>
+      <w:r>
+        <w:rPr>
+          <w:b/>
+        </w:rPr>
+        <w:t>Each sector draws a trail</w:t>
+      </w:r>
+      <w:r>
+        <w:rPr/>
+        <w:t xml:space="preserve"> of its </w:t>
+      </w:r>
+      <w:r>
+        <w:rPr>
+          <w:b/>
+        </w:rPr>
+        <w:t>last five readings</w:t>
+      </w:r>
+      <w:r>
+        <w:rPr/>
+        <w:t>, thinning and fading toward</w:t>
+        <w:br/>
+        <w:t>the oldest — so the trail points the direction of travel, and the bright dot at its end</w:t>
+        <w:br/>
+        <w:t>is now.</w:t>
+      </w:r>
+    </w:p>
+    <w:p>
+      <w:r>
+        <w:rPr>
+          <w:b/>
+        </w:rPr>
+        <w:t>Dot size is the sector's weight in the S&amp;P 500, encoded by area.</w:t>
+      </w:r>
+      <w:r>
+        <w:rPr/>
+        <w:t xml:space="preserve"> This is the piece</w:t>
+        <w:br/>
+        <w:t>that changes how the chart is used. A heavyweight sliding out of Leading is a market</w:t>
+        <w:br/>
+        <w:t>event; a 2% sector doing the same is a curiosity. The old version drew both the same</w:t>
+        <w:br/>
+        <w:t>size, so the chart could not distinguish them and you had to carry the weights in your</w:t>
+        <w:br/>
+        <w:t>head.</w:t>
       </w:r>
     </w:p>
     <w:p>
@@ -11872,7 +11916,39 @@
         <w:br/>
         <w:t>quadrant it currently sits in. Distance from the centre is conviction — a sector at 104</w:t>
         <w:br/>
-        <w:t>is meaningfully strong; one at 100.2 is essentially flat against SPY.</w:t>
+        <w:t>is meaningfully strong; one at 100.2 is essentially flat against SPY. And with dot size</w:t>
+        <w:br/>
+        <w:t xml:space="preserve">carrying index weight, the single most useful read on the page is a </w:t>
+      </w:r>
+      <w:r>
+        <w:rPr>
+          <w:b/>
+        </w:rPr>
+        <w:t>large</w:t>
+      </w:r>
+      <w:r>
+        <w:rPr/>
+        <w:t xml:space="preserve"> dot a long</w:t>
+        <w:br/>
+        <w:t>way from the centre.</w:t>
+      </w:r>
+    </w:p>
+    <w:p>
+      <w:r>
+        <w:rPr/>
+        <w:t xml:space="preserve">Note that the axes </w:t>
+      </w:r>
+      <w:r>
+        <w:rPr>
+          <w:b/>
+        </w:rPr>
+        <w:t>rescale to fit the data</w:t>
+      </w:r>
+      <w:r>
+        <w:rPr/>
+        <w:t>, so the plot always fills its space. Read</w:t>
+        <w:br/>
+        <w:t>the tick numbers, not the distance in pixels, when comparing one session to another.</w:t>
       </w:r>
     </w:p>
     <w:p>

--- a/docs/manuals/reference-guide/reference-guide.docx
+++ b/docs/manuals/reference-guide/reference-guide.docx
@@ -11851,11 +11851,29 @@
       </w:r>
       <w:r>
         <w:rPr/>
-        <w:t>, thinning and fading toward</w:t>
-        <w:br/>
-        <w:t>the oldest — so the trail points the direction of travel, and the bright dot at its end</w:t>
-        <w:br/>
-        <w:t>is now.</w:t>
+        <w:t>, drawn as a smooth curve that</w:t>
+        <w:br/>
+        <w:t>thins and fades toward the oldest — so the trail points the direction of travel, and the</w:t>
+        <w:br/>
+        <w:t>bright dot at its end is now. The curve passes through every actual reading; the</w:t>
+        <w:br/>
+        <w:t>smoothing only decides the path between them.</w:t>
+      </w:r>
+    </w:p>
+    <w:p>
+      <w:r>
+        <w:rPr/>
+        <w:t xml:space="preserve">Markers are labelled with the </w:t>
+      </w:r>
+      <w:r>
+        <w:rPr>
+          <w:b/>
+        </w:rPr>
+        <w:t>sector name</w:t>
+      </w:r>
+      <w:r>
+        <w:rPr/>
+        <w:t>, not the ETF ticker.</w:t>
       </w:r>
     </w:p>
     <w:p>

--- a/docs/manuals/reference-guide/reference-guide.docx
+++ b/docs/manuals/reference-guide/reference-guide.docx
@@ -12271,16 +12271,36 @@
     </w:p>
     <w:p>
       <w:r>
-        <w:rPr>
-          <w:b/>
-        </w:rPr>
-        <w:t>Read the banner first.</w:t>
-      </w:r>
-      <w:r>
-        <w:rPr/>
-        <w:t xml:space="preserve"> It is the most important element and it governs everything</w:t>
-        <w:br/>
-        <w:t>below:</w:t>
+        <w:rPr/>
+        <w:t xml:space="preserve">The page is laid out as </w:t>
+      </w:r>
+      <w:r>
+        <w:rPr>
+          <w:b/>
+        </w:rPr>
+        <w:t>five numbered steps</w:t>
+      </w:r>
+      <w:r>
+        <w:rPr/>
+        <w:t>. Work down them in order — each one</w:t>
+        <w:br/>
+        <w:t>qualifies the next.</w:t>
+      </w:r>
+    </w:p>
+    <w:p>
+      <w:r>
+        <w:rPr>
+          <w:b/>
+        </w:rPr>
+        <w:t>1 · Is momentum worth trading today?</w:t>
+      </w:r>
+      <w:r>
+        <w:rPr/>
+        <w:t xml:space="preserve"> All three states render side by side with the</w:t>
+        <w:br/>
+        <w:t>live one enlarged. Showing the other two is the point: the premise of this page is that</w:t>
+        <w:br/>
+        <w:t>momentum only pays in some conditions, and that is a comparison rather than a label.</w:t>
       </w:r>
     </w:p>
     <w:tbl>
@@ -12528,7 +12548,7 @@
     <w:p>
       <w:r>
         <w:rPr/>
-        <w:t xml:space="preserve">The banner also names the </w:t>
+        <w:t xml:space="preserve">Beneath the cards, the </w:t>
       </w:r>
       <w:r>
         <w:rPr>
@@ -12538,23 +12558,65 @@
       </w:r>
       <w:r>
         <w:rPr/>
-        <w:t>. Low dispersion means everything is</w:t>
-        <w:br/>
-        <w:t>moving together, so a relative-strength screen has little to separate.</w:t>
-      </w:r>
-    </w:p>
-    <w:p>
-      <w:r>
-        <w:rPr>
-          <w:b/>
-        </w:rPr>
-        <w:t>The scatter.</w:t>
-      </w:r>
-      <w:r>
-        <w:rPr/>
-        <w:t xml:space="preserve"> Momentum score on the horizontal axis, acceleration on the vertical.</w:t>
-        <w:br/>
-        <w:t xml:space="preserve">Same four quadrant names as </w:t>
+        <w:t xml:space="preserve"> on a 0–100 bar. Low dispersion means</w:t>
+        <w:br/>
+        <w:t>everything is moving together, so a relative-strength screen has little to separate — the</w:t>
+        <w:br/>
+        <w:t>score still computes, it just matters less.</w:t>
+      </w:r>
+    </w:p>
+    <w:p>
+      <w:r>
+        <w:rPr>
+          <w:b/>
+        </w:rPr>
+        <w:t>2 · Three levels, and where they agree.</w:t>
+      </w:r>
+      <w:r>
+        <w:rPr/>
+        <w:t xml:space="preserve"> One track per level showing how many of its</w:t>
+        <w:br/>
+        <w:t xml:space="preserve">names are in their own top quartile. Track width scales with the </w:t>
+      </w:r>
+      <w:r>
+        <w:rPr>
+          <w:i/>
+        </w:rPr>
+        <w:t>square root</w:t>
+      </w:r>
+      <w:r>
+        <w:rPr/>
+        <w:t xml:space="preserve"> of</w:t>
+        <w:br/>
+        <w:t>universe size, so all three stay legible instead of the 296-stock bar dwarfing the</w:t>
+        <w:br/>
+        <w:t xml:space="preserve">11-sector one. Beside it, the count of </w:t>
+      </w:r>
+      <w:r>
+        <w:rPr>
+          <w:b/>
+        </w:rPr>
+        <w:t>stocks whose industry and sector both confirm</w:t>
+      </w:r>
+      <w:r>
+        <w:rPr/>
+        <w:t xml:space="preserve"> —</w:t>
+        <w:br/>
+        <w:t>the highest-conviction rows on the page.</w:t>
+      </w:r>
+    </w:p>
+    <w:p>
+      <w:r>
+        <w:rPr>
+          <w:b/>
+        </w:rPr>
+        <w:t>3 · Where the names sit.</w:t>
+      </w:r>
+      <w:r>
+        <w:rPr/>
+        <w:t xml:space="preserve"> The four quadrants as counts and shares, with the strongest</w:t>
+        <w:br/>
+        <w:t xml:space="preserve">few named in each. Same four quadrant names as </w:t>
       </w:r>
       <w:r>
         <w:rPr>
@@ -12564,8 +12626,9 @@
       </w:r>
       <w:r>
         <w:rPr/>
-        <w:t xml:space="preserve"> — Leading, Improving, Weakening, Lagging — but</w:t>
-        <w:br/>
+        <w:t xml:space="preserve"> — Leading, Improving,</w:t>
+        <w:br/>
+        <w:t xml:space="preserve">Weakening, Lagging — but </w:t>
       </w:r>
       <w:r>
         <w:rPr>
@@ -12575,37 +12638,91 @@
       </w:r>
       <w:r>
         <w:rPr/>
-        <w:t>: RRG measures strength purely against the S&amp;P, whereas this</w:t>
-        <w:br/>
-        <w:t>score blends five components of which relative strength is only one. The two screens can</w:t>
-        <w:br/>
-        <w:t>legitimately disagree about the same sector.</w:t>
-      </w:r>
-    </w:p>
-    <w:p>
-      <w:r>
-        <w:rPr>
-          <w:b/>
-        </w:rPr>
-        <w:t>The rank ribbon</w:t>
-      </w:r>
-      <w:r>
-        <w:rPr/>
-        <w:t xml:space="preserve"> shows rank over recent sessions. A name that has climbed steadily</w:t>
-        <w:br/>
-        <w:t>for two weeks is a better candidate than one that jumped yesterday.</w:t>
-      </w:r>
-    </w:p>
-    <w:p>
-      <w:r>
-        <w:rPr>
-          <w:b/>
-        </w:rPr>
-        <w:t>The leaderboards</w:t>
-      </w:r>
-      <w:r>
-        <w:rPr/>
-        <w:t xml:space="preserve"> (top 15 and bottom 15) expose every component:</w:t>
+        <w:t>: RRG measures strength purely against</w:t>
+        <w:br/>
+        <w:t>the S&amp;P, whereas this score blends five components of which relative strength is only</w:t>
+        <w:br/>
+        <w:t>one. The two screens can legitimately disagree about the same sector.</w:t>
+      </w:r>
+    </w:p>
+    <w:p>
+      <w:r>
+        <w:rPr>
+          <w:b/>
+        </w:rPr>
+        <w:t>4 · What a score is made of.</w:t>
+      </w:r>
+      <w:r>
+        <w:rPr/>
+        <w:t xml:space="preserve"> The current top-ranked name, decomposed. Bars run either</w:t>
+        <w:br/>
+        <w:t xml:space="preserve">side of a centre line which is the universe average, so the </w:t>
+      </w:r>
+      <w:r>
+        <w:rPr>
+          <w:i/>
+        </w:rPr>
+        <w:t>sign</w:t>
+      </w:r>
+      <w:r>
+        <w:rPr/>
+        <w:t xml:space="preserve"> is the reading. They</w:t>
+        <w:br/>
+        <w:t>clamp at ±3, which is where the service caps the z-scores.</w:t>
+      </w:r>
+    </w:p>
+    <w:p>
+      <w:r>
+        <w:rPr>
+          <w:b/>
+        </w:rPr>
+        <w:t>5 · Rank over recent sessions.</w:t>
+      </w:r>
+      <w:r>
+        <w:rPr/>
+        <w:t xml:space="preserve"> A name that has climbed steadily for two weeks is a</w:t>
+        <w:br/>
+        <w:t xml:space="preserve">better candidate than one that jumped yesterday. Note that </w:t>
+      </w:r>
+      <w:r>
+        <w:rPr>
+          <w:b/>
+        </w:rPr>
+        <w:t>not every symbol has the</w:t>
+        <w:br/>
+        <w:t>same history</w:t>
+      </w:r>
+      <w:r>
+        <w:rPr/>
+        <w:t xml:space="preserve"> — a line that starts partway across has fewer stored sessions, not a</w:t>
+        <w:br/>
+        <w:t xml:space="preserve">shorter trend — and the rank axis </w:t>
+      </w:r>
+      <w:r>
+        <w:rPr>
+          <w:b/>
+        </w:rPr>
+        <w:t>scales to the data</w:t>
+      </w:r>
+      <w:r>
+        <w:rPr/>
+        <w:t>, so it routinely runs far deeper</w:t>
+        <w:br/>
+        <w:t>than the top twenty.</w:t>
+      </w:r>
+    </w:p>
+    <w:p>
+      <w:r>
+        <w:rPr>
+          <w:b/>
+        </w:rPr>
+        <w:t>The full leaderboard</w:t>
+      </w:r>
+      <w:r>
+        <w:rPr/>
+        <w:t xml:space="preserve"> is collapsed at the foot of the page. Open it for the ranked top</w:t>
+        <w:br/>
+        <w:t>15 and bottom 15, exposing every component:</w:t>
       </w:r>
     </w:p>
     <w:tbl>

--- a/docs/manuals/reference-guide/reference-guide.docx
+++ b/docs/manuals/reference-guide/reference-guide.docx
@@ -12616,7 +12616,19 @@
         <w:rPr/>
         <w:t xml:space="preserve"> The four quadrants as counts and shares, with the strongest</w:t>
         <w:br/>
-        <w:t xml:space="preserve">few named in each. Same four quadrant names as </w:t>
+        <w:t xml:space="preserve">few named in each and </w:t>
+      </w:r>
+      <w:r>
+        <w:rPr>
+          <w:b/>
+        </w:rPr>
+        <w:t>+N more</w:t>
+      </w:r>
+      <w:r>
+        <w:rPr/>
+        <w:t xml:space="preserve"> opening that quadrant's full membership — this is the</w:t>
+        <w:br/>
+        <w:t xml:space="preserve">answer to "which names are Leading right now?". Every name is clickable. Same four quadrant names as </w:t>
       </w:r>
       <w:r>
         <w:rPr>
@@ -12654,9 +12666,11 @@
       </w:r>
       <w:r>
         <w:rPr/>
-        <w:t xml:space="preserve"> The current top-ranked name, decomposed. Bars run either</w:t>
-        <w:br/>
-        <w:t xml:space="preserve">side of a centre line which is the universe average, so the </w:t>
+        <w:t xml:space="preserve"> Whichever name you selected — from a quadrant chip or a</w:t>
+        <w:br/>
+        <w:t>leaderboard row — decomposed. Bars run either side of a centre line which is the universe</w:t>
+        <w:br/>
+        <w:t xml:space="preserve">average, so the </w:t>
       </w:r>
       <w:r>
         <w:rPr>
@@ -12666,9 +12680,23 @@
       </w:r>
       <w:r>
         <w:rPr/>
-        <w:t xml:space="preserve"> is the reading. They</w:t>
-        <w:br/>
-        <w:t>clamp at ±3, which is where the service caps the z-scores.</w:t>
+        <w:t xml:space="preserve"> is the reading. They clamp at ±3, which is where the service caps</w:t>
+        <w:br/>
+        <w:t>the z-scores. With nothing selected the card shows the current top-ranked name, so the</w:t>
+        <w:br/>
+        <w:t xml:space="preserve">anatomy and the leaderboard's first row agree; </w:t>
+      </w:r>
+      <w:r>
+        <w:rPr>
+          <w:b/>
+        </w:rPr>
+        <w:t>Top ranked</w:t>
+      </w:r>
+      <w:r>
+        <w:rPr/>
+        <w:t xml:space="preserve"> returns to that. Switching</w:t>
+        <w:br/>
+        <w:t>level clears the selection, since a pick from one level does not exist on another.</w:t>
       </w:r>
     </w:p>
     <w:p>

--- a/docs/manuals/reference-guide/reference-guide.docx
+++ b/docs/manuals/reference-guide/reference-guide.docx
@@ -32,7 +32,7 @@
           <w:color w:val="5B6678"/>
           <w:sz w:val="18"/>
         </w:rPr>
-        <w:t>WebGUI Trading with Schwab · Generated 2026-08-17</w:t>
+        <w:t>WebGUI Trading with Schwab · Generated 2026-08-18</w:t>
       </w:r>
     </w:p>
     <w:p/>
@@ -12602,7 +12602,21 @@
         <w:rPr/>
         <w:t xml:space="preserve"> —</w:t>
         <w:br/>
-        <w:t>the highest-conviction rows on the page.</w:t>
+        <w:t xml:space="preserve">the highest-conviction rows on the page — </w:t>
+      </w:r>
+      <w:r>
+        <w:rPr>
+          <w:b/>
+        </w:rPr>
+        <w:t>and the names themselves, listed by rank</w:t>
+      </w:r>
+      <w:r>
+        <w:rPr/>
+        <w:t>.</w:t>
+        <w:br/>
+        <w:t>Click one to decompose it in section 4; since these are stocks, that switches the level</w:t>
+        <w:br/>
+        <w:t>selector to Stocks. Hovering a ticker shows its sector and industry.</w:t>
       </w:r>
     </w:p>
     <w:p>
@@ -13163,7 +13177,42 @@
     <w:p>
       <w:r>
         <w:rPr/>
-        <w:t xml:space="preserve">Practically, the highest-value output is the </w:t>
+        <w:t xml:space="preserve">Practically, the highest-value output is </w:t>
+      </w:r>
+      <w:r>
+        <w:rPr>
+          <w:b/>
+        </w:rPr>
+        <w:t>alignment</w:t>
+      </w:r>
+      <w:r>
+        <w:rPr/>
+        <w:t xml:space="preserve"> — a name where the whole hierarchy</w:t>
+        <w:br/>
+        <w:t>agrees. The green panel in section 2 lists every one of them, ranked, and those are the</w:t>
+        <w:br/>
+        <w:t xml:space="preserve">candidates worth taking to </w:t>
+      </w:r>
+      <w:r>
+        <w:rPr>
+          <w:color w:val="2E6DB4"/>
+        </w:rPr>
+        <w:t>Trade Analyzer</w:t>
+      </w:r>
+      <w:r>
+        <w:rPr/>
+        <w:t xml:space="preserve"> or</w:t>
+        <w:br/>
+      </w:r>
+      <w:r>
+        <w:rPr>
+          <w:color w:val="2E6DB4"/>
+        </w:rPr>
+        <w:t>Strategy Finder</w:t>
+      </w:r>
+      <w:r>
+        <w:rPr/>
+        <w:t xml:space="preserve">. The leaderboard's </w:t>
       </w:r>
       <w:r>
         <w:rPr>
@@ -13173,30 +13222,9 @@
       </w:r>
       <w:r>
         <w:rPr/>
-        <w:t xml:space="preserve"> column. A three-block row is a</w:t>
-        <w:br/>
-        <w:t>name where the whole hierarchy agrees, and those are the candidates worth taking to</w:t>
-        <w:br/>
-      </w:r>
-      <w:r>
-        <w:rPr>
-          <w:color w:val="2E6DB4"/>
-        </w:rPr>
-        <w:t>Trade Analyzer</w:t>
-      </w:r>
-      <w:r>
-        <w:rPr/>
-        <w:t xml:space="preserve"> or </w:t>
-      </w:r>
-      <w:r>
-        <w:rPr>
-          <w:color w:val="2E6DB4"/>
-        </w:rPr>
-        <w:t>Strategy Finder</w:t>
-      </w:r>
-      <w:r>
-        <w:rPr/>
-        <w:t>.</w:t>
+        <w:t xml:space="preserve"> column shows the same</w:t>
+        <w:br/>
+        <w:t>thing per row, as three blocks, but only for the names inside its top/bottom slice.</w:t>
       </w:r>
     </w:p>
     <w:p>

--- a/docs/manuals/reference-guide/reference-guide.docx
+++ b/docs/manuals/reference-guide/reference-guide.docx
@@ -32,7 +32,7 @@
           <w:color w:val="5B6678"/>
           <w:sz w:val="18"/>
         </w:rPr>
-        <w:t>WebGUI Trading with Schwab · Generated 2026-08-18</w:t>
+        <w:t>WebGUI Trading with Schwab · Generated 2026-08-19</w:t>
       </w:r>
     </w:p>
     <w:p/>
@@ -2076,6 +2076,685 @@
     </w:p>
     <w:p>
       <w:pPr>
+        <w:pStyle w:val="Heading2"/>
+      </w:pPr>
+      <w:r>
+        <w:rPr/>
+        <w:t>Desk</w:t>
+      </w:r>
+    </w:p>
+    <w:p>
+      <w:r>
+        <w:rPr>
+          <w:i/>
+        </w:rPr>
+        <w:t xml:space="preserve">Menu: pinned at the top of the rail · Route </w:t>
+      </w:r>
+      <w:r>
+        <w:rPr>
+          <w:rFonts w:ascii="Consolas" w:hAnsi="Consolas"/>
+          <w:color w:val="334455"/>
+          <w:sz w:val="19"/>
+        </w:rPr>
+        <w:t>/desk</w:t>
+      </w:r>
+      <w:r>
+        <w:rPr>
+          <w:i/>
+        </w:rPr>
+        <w:t xml:space="preserve"> — also the app's home page,</w:t>
+        <w:br/>
+        <w:t xml:space="preserve">so plain </w:t>
+      </w:r>
+      <w:r>
+        <w:rPr>
+          <w:rFonts w:ascii="Consolas" w:hAnsi="Consolas"/>
+          <w:color w:val="334455"/>
+          <w:sz w:val="19"/>
+        </w:rPr>
+        <w:t>http://127.0.0.1:8500</w:t>
+      </w:r>
+      <w:r>
+        <w:rPr>
+          <w:i/>
+        </w:rPr>
+        <w:t xml:space="preserve"> lands here</w:t>
+      </w:r>
+    </w:p>
+    <w:p>
+      <w:pPr>
+        <w:pStyle w:val="Heading3"/>
+      </w:pPr>
+      <w:r>
+        <w:rPr/>
+        <w:t>What it is</w:t>
+      </w:r>
+    </w:p>
+    <w:p>
+      <w:r>
+        <w:rPr/>
+        <w:t>One screen that answers, in order down the page, the four questions a trading</w:t>
+        <w:br/>
+        <w:t>session actually opens with:</w:t>
+      </w:r>
+    </w:p>
+    <w:p>
+      <w:pPr>
+        <w:pStyle w:val="ListNumber"/>
+      </w:pPr>
+      <w:r>
+        <w:rPr>
+          <w:b/>
+        </w:rPr>
+        <w:t>What is the market doing?</w:t>
+      </w:r>
+      <w:r>
+        <w:t xml:space="preserve"> — the top strip</w:t>
+      </w:r>
+    </w:p>
+    <w:p>
+      <w:pPr>
+        <w:pStyle w:val="ListNumber"/>
+      </w:pPr>
+      <w:r>
+        <w:rPr>
+          <w:b/>
+        </w:rPr>
+        <w:t>Where is the structure?</w:t>
+      </w:r>
+      <w:r>
+        <w:t xml:space="preserve"> — Dealer Positioning</w:t>
+      </w:r>
+    </w:p>
+    <w:p>
+      <w:pPr>
+        <w:pStyle w:val="ListNumber"/>
+      </w:pPr>
+      <w:r>
+        <w:rPr>
+          <w:b/>
+        </w:rPr>
+        <w:t>What should I act on?</w:t>
+      </w:r>
+      <w:r>
+        <w:t xml:space="preserve"> — the Opportunity Board and Flow Alerts</w:t>
+      </w:r>
+    </w:p>
+    <w:p>
+      <w:pPr>
+        <w:pStyle w:val="ListNumber"/>
+      </w:pPr>
+      <w:r>
+        <w:rPr>
+          <w:b/>
+        </w:rPr>
+        <w:t>What am I holding?</w:t>
+      </w:r>
+      <w:r>
+        <w:t xml:space="preserve"> — Positions</w:t>
+      </w:r>
+    </w:p>
+    <w:p>
+      <w:r>
+        <w:rPr/>
+        <w:t>That sequence is the whole design. It is also the admission rule: a panel earns a</w:t>
+        <w:br/>
+        <w:t xml:space="preserve">place here only if it answers one of those four </w:t>
+      </w:r>
+      <w:r>
+        <w:rPr>
+          <w:i/>
+        </w:rPr>
+        <w:t>at a glance</w:t>
+      </w:r>
+      <w:r>
+        <w:rPr/>
+        <w:t>. Screens that reward</w:t>
+        <w:br/>
+        <w:t>deliberate study — the RRG, the sector heat grid, the momentum leaderboard, the</w:t>
+        <w:br/>
+        <w:t>Calculator, the Simulator — are deliberately absent, not overlooked.</w:t>
+      </w:r>
+    </w:p>
+    <w:p>
+      <w:pPr>
+        <w:pStyle w:val="Heading3"/>
+      </w:pPr>
+      <w:r>
+        <w:rPr/>
+        <w:t>When to open it</w:t>
+      </w:r>
+    </w:p>
+    <w:p>
+      <w:r>
+        <w:rPr/>
+        <w:t>First thing, and whenever you have lost the thread. Every panel is a summary of a</w:t>
+        <w:br/>
+        <w:t xml:space="preserve">page that goes deeper, and </w:t>
+      </w:r>
+      <w:r>
+        <w:rPr>
+          <w:b/>
+        </w:rPr>
+        <w:t>clicking any row opens that page already set to the</w:t>
+        <w:br/>
+        <w:t>symbol you clicked</w:t>
+      </w:r>
+      <w:r>
+        <w:rPr/>
+        <w:t>.</w:t>
+      </w:r>
+    </w:p>
+    <w:p>
+      <w:pPr>
+        <w:pStyle w:val="Heading3"/>
+      </w:pPr>
+      <w:r>
+        <w:rPr/>
+        <w:t>The panels</w:t>
+      </w:r>
+    </w:p>
+    <w:p>
+      <w:r>
+        <w:rPr>
+          <w:b/>
+        </w:rPr>
+        <w:t>Top strip.</w:t>
+      </w:r>
+      <w:r>
+        <w:rPr/>
+        <w:t xml:space="preserve"> The clock; </w:t>
+      </w:r>
+      <w:r>
+        <w:rPr>
+          <w:b/>
+        </w:rPr>
+        <w:t>VIX</w:t>
+      </w:r>
+      <w:r>
+        <w:rPr/>
+        <w:t xml:space="preserve"> and its regime band; the </w:t>
+      </w:r>
+      <w:r>
+        <w:rPr>
+          <w:b/>
+        </w:rPr>
+        <w:t>market regime</w:t>
+      </w:r>
+      <w:r>
+        <w:rPr/>
+        <w:t xml:space="preserve"> word</w:t>
+        <w:br/>
+        <w:t xml:space="preserve">(Rallying, Balanced, Whipsaw, Stressed…); and two dials showing </w:t>
+      </w:r>
+      <w:r>
+        <w:rPr>
+          <w:b/>
+        </w:rPr>
+        <w:t>Day / Week /</w:t>
+        <w:br/>
+        <w:t>Month</w:t>
+      </w:r>
+      <w:r>
+        <w:rPr/>
+        <w:t xml:space="preserve"> for market </w:t>
+      </w:r>
+      <w:r>
+        <w:rPr>
+          <w:b/>
+        </w:rPr>
+        <w:t>sentiment</w:t>
+      </w:r>
+      <w:r>
+        <w:rPr/>
+        <w:t xml:space="preserve"> and market </w:t>
+      </w:r>
+      <w:r>
+        <w:rPr>
+          <w:b/>
+        </w:rPr>
+        <w:t>trend</w:t>
+      </w:r>
+      <w:r>
+        <w:rPr/>
+        <w:t>.</w:t>
+      </w:r>
+    </w:p>
+    <w:p>
+      <w:r>
+        <w:rPr/>
+        <w:t xml:space="preserve">Note it shows VIX but </w:t>
+      </w:r>
+      <w:r>
+        <w:rPr>
+          <w:i/>
+        </w:rPr>
+        <w:t>not</w:t>
+      </w:r>
+      <w:r>
+        <w:rPr/>
+        <w:t xml:space="preserve"> SPX or QQQ. That is deliberate. Those prices appear in</w:t>
+        <w:br/>
+        <w:t>Dealer Positioning immediately below with more context, and the two panels read</w:t>
+        <w:br/>
+        <w:t>from different caches with independent update counters — so showing both could</w:t>
+        <w:br/>
+        <w:t>display two different prices for one symbol on one screen. VIX stays because it is</w:t>
+        <w:br/>
+        <w:t>excluded from the dealer-row universe by design and cannot appear below.</w:t>
+      </w:r>
+    </w:p>
+    <w:p>
+      <w:r>
+        <w:rPr>
+          <w:b/>
+        </w:rPr>
+        <w:t>Dealer Positioning.</w:t>
+      </w:r>
+      <w:r>
+        <w:rPr/>
+        <w:t xml:space="preserve"> One row each for </w:t>
+      </w:r>
+      <w:r>
+        <w:rPr>
+          <w:b/>
+        </w:rPr>
+        <w:t>$SPX, SPY, QQQ, $NDX</w:t>
+      </w:r>
+      <w:r>
+        <w:rPr/>
+        <w:t>: price and day</w:t>
+        <w:br/>
+        <w:t xml:space="preserve">change, the </w:t>
+      </w:r>
+      <w:r>
+        <w:rPr>
+          <w:b/>
+        </w:rPr>
+        <w:t>gamma flip</w:t>
+      </w:r>
+      <w:r>
+        <w:rPr/>
+        <w:t xml:space="preserve"> with the signed distance to it, the </w:t>
+      </w:r>
+      <w:r>
+        <w:rPr>
+          <w:b/>
+        </w:rPr>
+        <w:t>call and put</w:t>
+        <w:br/>
+        <w:t>walls</w:t>
+      </w:r>
+      <w:r>
+        <w:rPr/>
+        <w:t>, net gamma exposure, and a regime chip. The small bar shows where price</w:t>
+        <w:br/>
+        <w:t xml:space="preserve">sits </w:t>
+      </w:r>
+      <w:r>
+        <w:rPr>
+          <w:i/>
+        </w:rPr>
+        <w:t>between the two walls</w:t>
+      </w:r>
+      <w:r>
+        <w:rPr/>
+        <w:t>.</w:t>
+      </w:r>
+    </w:p>
+    <w:p>
+      <w:r>
+        <w:rPr/>
+        <w:t xml:space="preserve">The chip reads </w:t>
+      </w:r>
+      <w:r>
+        <w:rPr>
+          <w:b/>
+        </w:rPr>
+        <w:t>LONG GAMMA · PINS</w:t>
+      </w:r>
+      <w:r>
+        <w:rPr/>
+        <w:t xml:space="preserve"> or </w:t>
+      </w:r>
+      <w:r>
+        <w:rPr>
+          <w:b/>
+        </w:rPr>
+        <w:t>SHORT GAMMA · RUNS</w:t>
+      </w:r>
+      <w:r>
+        <w:rPr/>
+        <w:t>, and it is derived</w:t>
+        <w:br/>
+        <w:t>from price-versus-flip and nothing else. Net gamma exposure is shown beside it as a</w:t>
+        <w:br/>
+        <w:t>magnitude only. The two can legitimately disagree, and when they do that is real</w:t>
+        <w:br/>
+        <w:t>information — but the screen will never print two conflicting regime claims in one</w:t>
+        <w:br/>
+        <w:t xml:space="preserve">row. See </w:t>
+      </w:r>
+      <w:r>
+        <w:rPr>
+          <w:i/>
+        </w:rPr>
+        <w:t>Dealer Positioning</w:t>
+      </w:r>
+      <w:r>
+        <w:rPr/>
+        <w:t xml:space="preserve"> below for what these levels mean.</w:t>
+      </w:r>
+    </w:p>
+    <w:p>
+      <w:r>
+        <w:rPr>
+          <w:b/>
+        </w:rPr>
+        <w:t>Opportunity Board.</w:t>
+      </w:r>
+      <w:r>
+        <w:rPr/>
+        <w:t xml:space="preserve"> The five hottest names, each with a one-line reason, its</w:t>
+        <w:br/>
+        <w:t xml:space="preserve">at-the-money implied volatility </w:t>
+      </w:r>
+      <w:r>
+        <w:rPr>
+          <w:b/>
+        </w:rPr>
+        <w:t>and whether that is rising or falling</w:t>
+      </w:r>
+      <w:r>
+        <w:rPr/>
+        <w:t>, signal</w:t>
+        <w:br/>
+        <w:t>strength, put/call ratio, net premium, and a setup tag when one is active.</w:t>
+      </w:r>
+    </w:p>
+    <w:p>
+      <w:r>
+        <w:rPr/>
+        <w:t xml:space="preserve">There is no "edge" column. Edge normally means implied volatility minus </w:t>
+      </w:r>
+      <w:r>
+        <w:rPr>
+          <w:i/>
+        </w:rPr>
+        <w:t>realized</w:t>
+      </w:r>
+      <w:r>
+        <w:rPr/>
+        <w:br/>
+        <w:t>volatility, and this app has no realized-volatility series — so the column would be</w:t>
+        <w:br/>
+        <w:t xml:space="preserve">decoration. Implied volatility's </w:t>
+      </w:r>
+      <w:r>
+        <w:rPr>
+          <w:b/>
+        </w:rPr>
+        <w:t>direction</w:t>
+      </w:r>
+      <w:r>
+        <w:rPr/>
+        <w:t xml:space="preserve"> is published instead, and it is the</w:t>
+        <w:br/>
+        <w:t>more useful half: it is what separates a volatility-crush setup from a</w:t>
+        <w:br/>
+        <w:t>negative-gamma cascade.</w:t>
+      </w:r>
+    </w:p>
+    <w:p>
+      <w:r>
+        <w:rPr>
+          <w:b/>
+        </w:rPr>
+        <w:t>Live Flow Alerts.</w:t>
+      </w:r>
+      <w:r>
+        <w:rPr/>
+        <w:t xml:space="preserve"> The five newest unusual-options events — crossover, unusual</w:t>
+        <w:br/>
+        <w:t>activity, gamma flip, large delta.</w:t>
+      </w:r>
+    </w:p>
+    <w:p>
+      <w:r>
+        <w:rPr/>
+        <w:t xml:space="preserve">These show </w:t>
+      </w:r>
+      <w:r>
+        <w:rPr>
+          <w:b/>
+        </w:rPr>
+        <w:t>call or put</w:t>
+      </w:r>
+      <w:r>
+        <w:rPr/>
+        <w:t xml:space="preserve">, never </w:t>
+      </w:r>
+      <w:r>
+        <w:rPr>
+          <w:i/>
+        </w:rPr>
+        <w:t>bought</w:t>
+      </w:r>
+      <w:r>
+        <w:rPr/>
+        <w:t xml:space="preserve"> or </w:t>
+      </w:r>
+      <w:r>
+        <w:rPr>
+          <w:i/>
+        </w:rPr>
+        <w:t>sold</w:t>
+      </w:r>
+      <w:r>
+        <w:rPr/>
+        <w:t>. Schwab publishes no</w:t>
+        <w:br/>
+        <w:t>time-and-sales tape, so no one can honestly say which side initiated. Any product</w:t>
+        <w:br/>
+        <w:t xml:space="preserve">that tells you "$3.9M of calls were </w:t>
+      </w:r>
+      <w:r>
+        <w:rPr>
+          <w:b/>
+        </w:rPr>
+        <w:t>bought</w:t>
+      </w:r>
+      <w:r>
+        <w:rPr/>
+        <w:t>" is inferring it, usually from the</w:t>
+        <w:br/>
+        <w:t>bid/ask side, and that inference is often wrong.</w:t>
+      </w:r>
+    </w:p>
+    <w:p>
+      <w:r>
+        <w:rPr>
+          <w:b/>
+        </w:rPr>
+        <w:t>Positions.</w:t>
+      </w:r>
+      <w:r>
+        <w:rPr/>
+        <w:t xml:space="preserve"> Your paper trades and Claude's, merged, open only: source, strikes,</w:t>
+        <w:br/>
+        <w:t>days to expiration, size, entry, live mark, unrealized profit or loss, and a flag —</w:t>
+        <w:br/>
+      </w:r>
+      <w:r>
+        <w:rPr>
+          <w:b/>
+        </w:rPr>
+        <w:t>OK</w:t>
+      </w:r>
+      <w:r>
+        <w:rPr/>
+        <w:t xml:space="preserve">, </w:t>
+      </w:r>
+      <w:r>
+        <w:rPr>
+          <w:b/>
+        </w:rPr>
+        <w:t>Watch</w:t>
+      </w:r>
+      <w:r>
+        <w:rPr/>
+        <w:t xml:space="preserve">, </w:t>
+      </w:r>
+      <w:r>
+        <w:rPr>
+          <w:b/>
+        </w:rPr>
+        <w:t>At risk</w:t>
+      </w:r>
+      <w:r>
+        <w:rPr/>
+        <w:t xml:space="preserve">, </w:t>
+      </w:r>
+      <w:r>
+        <w:rPr>
+          <w:b/>
+        </w:rPr>
+        <w:t>Rescue</w:t>
+      </w:r>
+      <w:r>
+        <w:rPr/>
+        <w:t>. The header totals open trades,</w:t>
+        <w:br/>
+        <w:t xml:space="preserve">unrealized P&amp;L, and how many need attention. </w:t>
+      </w:r>
+      <w:r>
+        <w:rPr>
+          <w:i/>
+        </w:rPr>
+        <w:t>At risk</w:t>
+      </w:r>
+      <w:r>
+        <w:rPr/>
+        <w:t xml:space="preserve"> and </w:t>
+      </w:r>
+      <w:r>
+        <w:rPr>
+          <w:i/>
+        </w:rPr>
+        <w:t>Rescue</w:t>
+      </w:r>
+      <w:r>
+        <w:rPr/>
+        <w:t xml:space="preserve"> are the two</w:t>
+        <w:br/>
+        <w:t xml:space="preserve">that count toward that total; </w:t>
+      </w:r>
+      <w:r>
+        <w:rPr>
+          <w:i/>
+        </w:rPr>
+        <w:t>Watch</w:t>
+      </w:r>
+      <w:r>
+        <w:rPr/>
+        <w:t xml:space="preserve"> does not.</w:t>
+      </w:r>
+    </w:p>
+    <w:p>
+      <w:pPr>
+        <w:pStyle w:val="Heading3"/>
+      </w:pPr>
+      <w:r>
+        <w:rPr/>
+        <w:t>What the numbers are, and are not</w:t>
+      </w:r>
+    </w:p>
+    <w:p>
+      <w:pPr>
+        <w:pStyle w:val="ListBullet"/>
+      </w:pPr>
+      <w:r>
+        <w:rPr>
+          <w:b/>
+        </w:rPr>
+        <w:t>The Desk computes nothing of its own.</w:t>
+      </w:r>
+      <w:r>
+        <w:t xml:space="preserve"> Every figure is produced by the same</w:t>
+        <w:br/>
+        <w:t xml:space="preserve">  function that produces it on the page it came from. This is deliberate: a summary</w:t>
+        <w:br/>
+        <w:t xml:space="preserve">  screen that quietly disagrees with the page it links to is worse than no summary</w:t>
+        <w:br/>
+        <w:t xml:space="preserve">  screen.</w:t>
+      </w:r>
+    </w:p>
+    <w:p>
+      <w:pPr>
+        <w:pStyle w:val="ListBullet"/>
+      </w:pPr>
+      <w:r>
+        <w:rPr>
+          <w:b/>
+        </w:rPr>
+        <w:t>After the close, the walls disappear rather than going to zero.</w:t>
+      </w:r>
+      <w:r>
+        <w:t xml:space="preserve"> Index option</w:t>
+        <w:br/>
+        <w:t xml:space="preserve">  open interest reads 0 overnight, which produces an all-zero exposure grid and</w:t>
+        <w:br/>
+        <w:t xml:space="preserve">  therefore </w:t>
+      </w:r>
+      <w:r>
+        <w:rPr>
+          <w:i/>
+        </w:rPr>
+        <w:t>arbitrary</w:t>
+      </w:r>
+      <w:r>
+        <w:t xml:space="preserve"> walls. A greyed panel with a timestamp means "this is the</w:t>
+        <w:br/>
+        <w:t xml:space="preserve">  last reading I trust", not "the market is flat".</w:t>
+      </w:r>
+    </w:p>
+    <w:p>
+      <w:pPr>
+        <w:pStyle w:val="ListBullet"/>
+      </w:pPr>
+      <w:r>
+        <w:rPr>
+          <w:b/>
+        </w:rPr>
+        <w:t>The freshness indicator reports the real collection state</w:t>
+      </w:r>
+      <w:r>
+        <w:t>, including</w:t>
+        <w:br/>
+        <w:t xml:space="preserve">  "unknown". It is not a decorative "live" light.</w:t>
+      </w:r>
+    </w:p>
+    <w:p>
+      <w:pPr>
+        <w:pStyle w:val="ListBullet"/>
+      </w:pPr>
+      <w:r>
+        <w:rPr>
+          <w:b/>
+        </w:rPr>
+        <w:t>Nothing on this page can place, change, or close a trade.</w:t>
+      </w:r>
+      <w:r>
+        <w:t xml:space="preserve"> It reads and links.</w:t>
+      </w:r>
+    </w:p>
+    <w:p>
+      <w:r>
+        <w:br/>
+      </w:r>
+    </w:p>
+    <w:p>
+      <w:pPr>
         <w:pStyle w:val="Heading1"/>
       </w:pPr>
       <w:r>
@@ -7299,7 +7978,7 @@
             <w:r/>
             <w:r>
               <w:rPr/>
-              <w:t xml:space="preserve">RSP and QQEW are </w:t>
+              <w:t xml:space="preserve">Ranked by the day's move. RSP and QQEW are </w:t>
             </w:r>
             <w:r>
               <w:rPr>
@@ -7309,7 +7988,7 @@
             </w:r>
             <w:r>
               <w:rPr/>
-              <w:t xml:space="preserve"> — compare them to SPY and QQQ to see if the move is broad or driven by a few giants.</w:t>
+              <w:t xml:space="preserve"> — compare where they land against SPY and QQQ to see if the move is broad or driven by a few giants.</w:t>
             </w:r>
           </w:p>
         </w:tc>
@@ -7586,27 +8265,26 @@
         <w:rPr>
           <w:b/>
         </w:rPr>
-        <w:t>Four frames re-rank themselves</w:t>
-      </w:r>
-      <w:r>
-        <w:rPr/>
-        <w:t xml:space="preserve"> by the day's move — Top 10, Sector SPDR, Thematic,</w:t>
-        <w:br/>
-        <w:t xml:space="preserve">and Countries — so leaders and laggards are always at the ends. </w:t>
-      </w:r>
-      <w:r>
-        <w:rPr>
-          <w:b/>
-        </w:rPr>
-        <w:t>Every other frame</w:t>
-        <w:br/>
-        <w:t>keeps its curated order on purpose</w:t>
-      </w:r>
-      <w:r>
-        <w:rPr/>
-        <w:t>: SPY/DIA/QQQ/IWM in that sequence, VIX before its</w:t>
-        <w:br/>
-        <w:t>tenors. That layout is itself information.</w:t>
+        <w:t>Five frames re-rank themselves</w:t>
+      </w:r>
+      <w:r>
+        <w:rPr/>
+        <w:t xml:space="preserve"> by the day's move — Broad-Market ETF, Top 10,</w:t>
+        <w:br/>
+        <w:t>Sector SPDR, Thematic, and Countries — so leaders and laggards are always at the ends.</w:t>
+        <w:br/>
+      </w:r>
+      <w:r>
+        <w:rPr>
+          <w:b/>
+        </w:rPr>
+        <w:t>Every other frame keeps its curated order on purpose</w:t>
+      </w:r>
+      <w:r>
+        <w:rPr/>
+        <w:t>: VIX before its tenors, the</w:t>
+        <w:br/>
+        <w:t>cash indices paired with their futures. That layout is itself information.</w:t>
       </w:r>
     </w:p>
     <w:p>
@@ -7651,6 +8329,36 @@
       <w:r>
         <w:rPr/>
         <w:t xml:space="preserve"> when their value changes.</w:t>
+      </w:r>
+    </w:p>
+    <w:p>
+      <w:r>
+        <w:rPr>
+          <w:b/>
+        </w:rPr>
+        <w:t>What the breadth meter counts.</w:t>
+      </w:r>
+      <w:r>
+        <w:rPr/>
+        <w:t xml:space="preserve"> The four </w:t>
+      </w:r>
+      <w:r>
+        <w:rPr>
+          <w:i/>
+        </w:rPr>
+        <w:t>stock</w:t>
+      </w:r>
+      <w:r>
+        <w:rPr/>
+        <w:t xml:space="preserve"> frames only — Broad-Market ETF,</w:t>
+        <w:br/>
+        <w:t>Top 10, Sector SPDR and Thematic / Industry — so a bid VIX, a stronger dollar or a</w:t>
+        <w:br/>
+        <w:t>rallying Treasury does not register as a decline, and the meter reads the equity tape</w:t>
+        <w:br/>
+        <w:t>rather than the whole risk complex. The BIG10 composite is skipped, since it is the</w:t>
+        <w:br/>
+        <w:t>average of the ten mega-caps already counted beside it.</w:t>
       </w:r>
     </w:p>
     <w:p>
@@ -18307,6 +19015,22 @@
     <w:p/>
     <w:p>
       <w:r>
+        <w:rPr/>
+        <w:t xml:space="preserve">The table opens </w:t>
+      </w:r>
+      <w:r>
+        <w:rPr>
+          <w:b/>
+        </w:rPr>
+        <w:t>newest capture first</w:t>
+      </w:r>
+      <w:r>
+        <w:rPr/>
+        <w:t>; click any column heading to re-sort it.</w:t>
+      </w:r>
+    </w:p>
+    <w:p>
+      <w:r>
         <w:rPr>
           <w:b/>
         </w:rPr>
@@ -18325,7 +19049,9 @@
       <w:r>
         <w:rPr/>
         <w:br/>
-        <w:t>records an exit.</w:t>
+        <w:t>records an exit — click a row first to pick it, which also loads it into the detail</w:t>
+        <w:br/>
+        <w:t>panel on the right.</w:t>
       </w:r>
     </w:p>
     <w:p>

--- a/docs/manuals/reference-guide/reference-guide.docx
+++ b/docs/manuals/reference-guide/reference-guide.docx
@@ -19027,6 +19027,113 @@
       <w:r>
         <w:rPr/>
         <w:t>; click any column heading to re-sort it.</w:t>
+      </w:r>
+    </w:p>
+    <w:p>
+      <w:r>
+        <w:rPr>
+          <w:b/>
+        </w:rPr>
+        <w:t>The footer</w:t>
+      </w:r>
+      <w:r>
+        <w:rPr/>
+        <w:t xml:space="preserve"> sums the session in four figures: signals </w:t>
+      </w:r>
+      <w:r>
+        <w:rPr>
+          <w:b/>
+        </w:rPr>
+        <w:t>opened today</w:t>
+      </w:r>
+      <w:r>
+        <w:rPr/>
+        <w:t xml:space="preserve"> and</w:t>
+        <w:br/>
+      </w:r>
+      <w:r>
+        <w:rPr>
+          <w:b/>
+        </w:rPr>
+        <w:t>closed today</w:t>
+      </w:r>
+      <w:r>
+        <w:rPr/>
+        <w:t xml:space="preserve"> (counts of captures and of closes, so a signal taken and closed in</w:t>
+        <w:br/>
+        <w:t xml:space="preserve">the same session appears in both), </w:t>
+      </w:r>
+      <w:r>
+        <w:rPr>
+          <w:b/>
+        </w:rPr>
+        <w:t>P&amp;L today (booked)</w:t>
+      </w:r>
+      <w:r>
+        <w:rPr/>
+        <w:t xml:space="preserve"> — the realized total of</w:t>
+        <w:br/>
+        <w:t xml:space="preserve">today's closes — and </w:t>
+      </w:r>
+      <w:r>
+        <w:rPr>
+          <w:b/>
+        </w:rPr>
+        <w:t>P&amp;L today (open)</w:t>
+      </w:r>
+      <w:r>
+        <w:rPr/>
+        <w:t>, the unrealized total across every signal</w:t>
+        <w:br/>
+        <w:t>still running, whenever it was captured. Both counts and the booked figure are dated</w:t>
+        <w:br/>
+        <w:t xml:space="preserve">in </w:t>
+      </w:r>
+      <w:r>
+        <w:rPr>
+          <w:b/>
+        </w:rPr>
+        <w:t>CT</w:t>
+      </w:r>
+      <w:r>
+        <w:rPr/>
+        <w:t>, matching how the database stamps them.</w:t>
+      </w:r>
+    </w:p>
+    <w:p>
+      <w:r>
+        <w:rPr/>
+        <w:t xml:space="preserve">⚠ </w:t>
+      </w:r>
+      <w:r>
+        <w:rPr>
+          <w:b/>
+        </w:rPr>
+        <w:t>Open P&amp;L reads an em dash, not $0.00, until the signals are priced.</w:t>
+      </w:r>
+      <w:r>
+        <w:rPr/>
+        <w:t xml:space="preserve"> The stored</w:t>
+        <w:br/>
+        <w:t>view carries no marks until a reprice runs, so on a cold page every unrealized figure</w:t>
+        <w:br/>
+        <w:t>is unknown rather than zero — reporting that as $0.00 would show a flat book where</w:t>
+        <w:br/>
+        <w:t>there is really no reading at all. An empty book still shows a true $0.00. Hover the</w:t>
+        <w:br/>
+        <w:t xml:space="preserve">figure to see how many open signals currently carry a live mark; </w:t>
+      </w:r>
+      <w:r>
+        <w:rPr>
+          <w:b/>
+        </w:rPr>
+        <w:t>Refresh marks</w:t>
+        <w:br/>
+        <w:t>(live)</w:t>
+      </w:r>
+      <w:r>
+        <w:rPr/>
+        <w:t xml:space="preserve"> prices them all.</w:t>
       </w:r>
     </w:p>
     <w:p>

--- a/docs/manuals/reference-guide/reference-guide.docx
+++ b/docs/manuals/reference-guide/reference-guide.docx
@@ -14864,7 +14864,17 @@
             <w:r/>
             <w:r>
               <w:rPr/>
-              <w:t>The risk-free rate. Barely matters at short expiries.</w:t>
+              <w:t xml:space="preserve">The risk-free rate, defaulting to the app-wide </w:t>
+            </w:r>
+            <w:r>
+              <w:rPr>
+                <w:b/>
+              </w:rPr>
+              <w:t>4.5%</w:t>
+            </w:r>
+            <w:r>
+              <w:rPr/>
+              <w:t>. A fixed assumption, not a live Treasury yield. Barely matters at short expiries — half a point of rate moves a 0DTE option by about 0.2% — but it is the least accurate input on multi-week structures.</w:t>
             </w:r>
           </w:p>
         </w:tc>

--- a/docs/manuals/reference-guide/reference-guide.docx
+++ b/docs/manuals/reference-guide/reference-guide.docx
@@ -32,7 +32,7 @@
           <w:color w:val="5B6678"/>
           <w:sz w:val="18"/>
         </w:rPr>
-        <w:t>WebGUI Trading with Schwab · Generated 2026-08-19</w:t>
+        <w:t>WebGUI Trading with Schwab · Generated 2026-08-20</w:t>
       </w:r>
     </w:p>
     <w:p/>
@@ -14466,7 +14466,17 @@
         <w:rPr>
           <w:b/>
         </w:rPr>
-        <w:t>The workflow is: symbol → strategy → legs → Calculate.</w:t>
+        <w:t>The screen is three numbered steps.</w:t>
+      </w:r>
+      <w:r>
+        <w:rPr/>
+        <w:t xml:space="preserve"> ① STRATEGY and ③ LEGS run down a fixed</w:t>
+        <w:br/>
+        <w:t>left-hand column; ② SYMBOL, the six metric cards and the P&amp;L matrix fill the column</w:t>
+        <w:br/>
+        <w:t>beside them. The page wears its own near-black palette rather than the app-wide navy —</w:t>
+        <w:br/>
+        <w:t>that is deliberate, not a theming accident.</w:t>
       </w:r>
     </w:p>
     <w:p>
@@ -14477,12 +14487,37 @@
         <w:rPr>
           <w:b/>
         </w:rPr>
-        <w:t>Symbol</w:t>
-      </w:r>
-      <w:r>
-        <w:t xml:space="preserve"> — type it and press Enter, or just tab out of the field. A full-screen</w:t>
-        <w:br/>
-        <w:t xml:space="preserve">   wait overlay shows while the chain loads (30-second timeout).</w:t>
+        <w:t>① Strategy</w:t>
+      </w:r>
+      <w:r>
+        <w:t xml:space="preserve"> — a cascading menu of templates: singles, verticals (credit and</w:t>
+        <w:br/>
+        <w:t xml:space="preserve">   debit), iron condors, butterflies (long and iron), calendars and diagonals. Picking</w:t>
+        <w:br/>
+        <w:t xml:space="preserve">   one fills the leg editor. Tag chips below name the cash-flow direction (</w:t>
+      </w:r>
+      <w:r>
+        <w:rPr>
+          <w:b/>
+        </w:rPr>
+        <w:t>credit</w:t>
+      </w:r>
+      <w:r>
+        <w:br/>
+        <w:t xml:space="preserve">   or </w:t>
+      </w:r>
+      <w:r>
+        <w:rPr>
+          <w:b/>
+        </w:rPr>
+        <w:t>debit</w:t>
+      </w:r>
+      <w:r>
+        <w:t>), the leg count and the lean; only the credit/debit chip is coloured,</w:t>
+        <w:br/>
+        <w:t xml:space="preserve">   because the rest are descriptions rather than opinions. A one-line thesis says what</w:t>
+        <w:br/>
+        <w:t xml:space="preserve">   the structure is betting on.</w:t>
       </w:r>
     </w:p>
     <w:p>
@@ -14493,14 +14528,20 @@
         <w:rPr>
           <w:b/>
         </w:rPr>
-        <w:t>Strategy</w:t>
-      </w:r>
-      <w:r>
-        <w:t xml:space="preserve"> — a cascading menu of templates: singles, verticals (credit and debit),</w:t>
-        <w:br/>
-        <w:t xml:space="preserve">   iron condors, butterflies (long and iron), calendars and diagonals. Picking one fills</w:t>
-        <w:br/>
-        <w:t xml:space="preserve">   the leg editor.</w:t>
+        <w:t>② Symbol</w:t>
+      </w:r>
+      <w:r>
+        <w:t xml:space="preserve"> — type it and press Enter, or just tab out of the field. A full-screen</w:t>
+        <w:br/>
+        <w:t xml:space="preserve">   wait overlay shows while the chain loads (30-second timeout), and the pill in the</w:t>
+        <w:br/>
+        <w:t xml:space="preserve">   title bar reads AWAITING SYMBOL → LOADING CHAIN → CHAIN LOADED · SYM. All the</w:t>
+        <w:br/>
+        <w:t xml:space="preserve">   scalar inputs live in this frame, and the line under them reports how many strikes</w:t>
+        <w:br/>
+        <w:t xml:space="preserve">   and expiries the chain actually carried — which is what explains a leg whose strike</w:t>
+        <w:br/>
+        <w:t xml:space="preserve">   will not snap where you expect.</w:t>
       </w:r>
     </w:p>
     <w:p>
@@ -14511,10 +14552,19 @@
         <w:rPr>
           <w:b/>
         </w:rPr>
-        <w:t>Legs</w:t>
-      </w:r>
-      <w:r>
-        <w:t xml:space="preserve"> — the editable table below. Each leg has its own </w:t>
+        <w:t>③ Legs</w:t>
+      </w:r>
+      <w:r>
+        <w:t xml:space="preserve"> — one editable </w:t>
+      </w:r>
+      <w:r>
+        <w:rPr>
+          <w:b/>
+        </w:rPr>
+        <w:t>card</w:t>
+      </w:r>
+      <w:r>
+        <w:t xml:space="preserve"> per leg. Each has its own </w:t>
       </w:r>
       <w:r>
         <w:rPr>
@@ -14561,7 +14611,7 @@
         <w:t>quantity</w:t>
       </w:r>
       <w:r>
-        <w:t xml:space="preserve"> and </w:t>
+        <w:t xml:space="preserve">, </w:t>
       </w:r>
       <w:r>
         <w:rPr>
@@ -14570,9 +14620,22 @@
         <w:t>premium</w:t>
       </w:r>
       <w:r>
-        <w:t>. Add or</w:t>
-        <w:br/>
-        <w:t xml:space="preserve">   remove legs freely. Per-leg expiry is what makes </w:t>
+        <w:t>, and its</w:t>
+        <w:br/>
+        <w:t xml:space="preserve">   </w:t>
+      </w:r>
+      <w:r>
+        <w:rPr>
+          <w:b/>
+        </w:rPr>
+        <w:t>delta</w:t>
+      </w:r>
+      <w:r>
+        <w:t xml:space="preserve"> read from the chain. Add or remove legs freely; the last one is locked,</w:t>
+        <w:br/>
+        <w:t xml:space="preserve">   because a calculator with no legs has nothing to price. Per-leg expiry is what</w:t>
+        <w:br/>
+        <w:t xml:space="preserve">   makes </w:t>
       </w:r>
       <w:r>
         <w:rPr>
@@ -14581,9 +14644,20 @@
         <w:t>calendars price correctly</w:t>
       </w:r>
       <w:r>
-        <w:t xml:space="preserve"> —</w:t>
-        <w:br/>
-        <w:t xml:space="preserve">   each leg is valued at its own time to expiration.</w:t>
+        <w:t xml:space="preserve"> — each leg is valued at its own time to</w:t>
+        <w:br/>
+        <w:t xml:space="preserve">   expiration. The strip on the frame keeps a running </w:t>
+      </w:r>
+      <w:r>
+        <w:rPr>
+          <w:b/>
+        </w:rPr>
+        <w:t>leg count, net premium and max</w:t>
+        <w:br/>
+        <w:t xml:space="preserve">   loss</w:t>
+      </w:r>
+      <w:r>
+        <w:t xml:space="preserve"> as you edit.</w:t>
       </w:r>
     </w:p>
     <w:p>
@@ -14611,7 +14685,7 @@
         <w:t>Calculate</w:t>
       </w:r>
       <w:r>
-        <w:t xml:space="preserve"> produces the summary tiles and the heat map.</w:t>
+        <w:t xml:space="preserve"> produces the six metric cards and the P&amp;L matrix.</w:t>
       </w:r>
     </w:p>
     <w:p>
@@ -14890,7 +14964,7 @@
               <w:rPr>
                 <w:b/>
               </w:rPr>
-              <w:t>Number of strikes</w:t>
+              <w:t>Strikes</w:t>
             </w:r>
           </w:p>
         </w:tc>
@@ -14902,7 +14976,7 @@
             <w:r/>
             <w:r>
               <w:rPr/>
-              <w:t>How many real chain strikes the heat map spans (default 24, centred on spot).</w:t>
+              <w:t>How many real chain strikes the matrix spans (default 24, centred on spot).</w:t>
             </w:r>
           </w:p>
         </w:tc>
@@ -14942,25 +15016,15 @@
         <w:rPr>
           <w:b/>
         </w:rPr>
-        <w:t>The summary tiles</w:t>
-      </w:r>
-      <w:r>
-        <w:rPr/>
-        <w:t xml:space="preserve"> give max risk, max return, breakeven and probability of profit.</w:t>
-      </w:r>
-    </w:p>
-    <w:p>
-      <w:r>
-        <w:rPr>
-          <w:b/>
-        </w:rPr>
-        <w:t>The heat map</w:t>
-      </w:r>
-      <w:r>
-        <w:rPr/>
-        <w:t xml:space="preserve"> is the centrepiece: rows are underlying prices (real chain strikes</w:t>
-        <w:br/>
-        <w:t>around spot), columns are dates. Green is profit, red is loss.</w:t>
+        <w:t>The six metric cards</w:t>
+      </w:r>
+      <w:r>
+        <w:rPr/>
+        <w:t xml:space="preserve"> are, in order: entry credit/debit (with the position size</w:t>
+        <w:br/>
+        <w:t>under it), max risk, max return, return on risk (with a per-day figure), breakeven(s)</w:t>
+        <w:br/>
+        <w:t>(with the first crossing's distance from spot), and probability of profit.</w:t>
       </w:r>
     </w:p>
     <w:p>
@@ -14971,6 +15035,104 @@
         <w:rPr>
           <w:b/>
         </w:rPr>
+        <w:t>A dash is a real reading, and so is "Unlimited".</w:t>
+      </w:r>
+      <w:r>
+        <w:rPr/>
+        <w:t xml:space="preserve"> Nothing on this screen prints a</w:t>
+        <w:br/>
+      </w:r>
+      <w:r>
+        <w:rPr>
+          <w:rFonts w:ascii="Consolas" w:hAnsi="Consolas"/>
+          <w:color w:val="334455"/>
+          <w:sz w:val="19"/>
+        </w:rPr>
+        <w:t>$0</w:t>
+      </w:r>
+      <w:r>
+        <w:rPr/>
+        <w:t xml:space="preserve"> it has not measured. A card reads </w:t>
+      </w:r>
+      <w:r>
+        <w:rPr>
+          <w:b/>
+        </w:rPr>
+        <w:t>Unlimited</w:t>
+      </w:r>
+      <w:r>
+        <w:rPr/>
+        <w:t xml:space="preserve"> where the payoff genuinely has</w:t>
+        <w:br/>
+        <w:t xml:space="preserve">no cap — a long call's upside, a naked call's risk — and a </w:t>
+      </w:r>
+      <w:r>
+        <w:rPr>
+          <w:b/>
+        </w:rPr>
+        <w:t>dash</w:t>
+      </w:r>
+      <w:r>
+        <w:rPr/>
+        <w:t xml:space="preserve"> where there is no</w:t>
+        <w:br/>
+        <w:t>number to give: no calculation yet, or a ratio that is not defined because one side</w:t>
+        <w:br/>
+        <w:t>is uncapped. The same rule governs the ③ LEGS strip (net premium is blank until every</w:t>
+        <w:br/>
+        <w:t>leg is priced; max loss is blank when the loss is unbounded) and the per-leg</w:t>
+        <w:br/>
+      </w:r>
+      <w:r>
+        <w:rPr>
+          <w:b/>
+        </w:rPr>
+        <w:t>delta</w:t>
+      </w:r>
+      <w:r>
+        <w:rPr/>
+        <w:t>, which is blank whenever the chain carries no Greeks — routine outside</w:t>
+        <w:br/>
+        <w:t xml:space="preserve">regular hours, and the usual state of index chains overnight. A confident </w:t>
+      </w:r>
+      <w:r>
+        <w:rPr>
+          <w:rFonts w:ascii="Consolas" w:hAnsi="Consolas"/>
+          <w:color w:val="334455"/>
+          <w:sz w:val="19"/>
+        </w:rPr>
+        <w:t>0.00</w:t>
+      </w:r>
+      <w:r>
+        <w:rPr/>
+        <w:br/>
+        <w:t>there would be a wrong number rather than a missing one.</w:t>
+      </w:r>
+    </w:p>
+    <w:p>
+      <w:r>
+        <w:rPr>
+          <w:b/>
+        </w:rPr>
+        <w:t>The matrix</w:t>
+      </w:r>
+      <w:r>
+        <w:rPr/>
+        <w:t xml:space="preserve"> is the centrepiece: rows are underlying prices (real chain strikes</w:t>
+        <w:br/>
+        <w:t>around spot), columns are dates. Green is profit, red is loss, and your spot row is</w:t>
+        <w:br/>
+        <w:t>picked out in amber and scrolled into view.</w:t>
+      </w:r>
+    </w:p>
+    <w:p>
+      <w:pPr>
+        <w:pStyle w:val="IntenseQuote"/>
+      </w:pPr>
+      <w:r>
+        <w:rPr>
+          <w:b/>
+        </w:rPr>
         <w:t>The first column is "Now" and the last is "Exp".</w:t>
       </w:r>
       <w:r>
@@ -14982,6 +15144,94 @@
         <w:t>enormously for 0-DTE, where an earlier version showed only the expiration payoff</w:t>
         <w:br/>
         <w:t>everywhere and so hid the entire intraday behaviour of the trade.</w:t>
+      </w:r>
+    </w:p>
+    <w:p>
+      <w:r>
+        <w:rPr/>
+        <w:t xml:space="preserve">Each date column carries dollars </w:t>
+      </w:r>
+      <w:r>
+        <w:rPr>
+          <w:b/>
+        </w:rPr>
+        <w:t>and a percentage</w:t>
+      </w:r>
+      <w:r>
+        <w:rPr/>
+        <w:t xml:space="preserve">, and </w:t>
+      </w:r>
+      <w:r>
+        <w:rPr>
+          <w:b/>
+        </w:rPr>
+        <w:t>the heading says what the</w:t>
+        <w:br/>
+        <w:t>percentage is a percentage of.</w:t>
+      </w:r>
+      <w:r>
+        <w:rPr/>
+        <w:t xml:space="preserve"> </w:t>
+      </w:r>
+      <w:r>
+        <w:rPr>
+          <w:b/>
+        </w:rPr>
+        <w:t>% MAX</w:t>
+      </w:r>
+      <w:r>
+        <w:rPr/>
+        <w:t xml:space="preserve"> is a share of the most the structure can</w:t>
+        <w:br/>
+        <w:t xml:space="preserve">make. </w:t>
+      </w:r>
+      <w:r>
+        <w:rPr>
+          <w:b/>
+        </w:rPr>
+        <w:t>% COST</w:t>
+      </w:r>
+      <w:r>
+        <w:rPr/>
+        <w:t xml:space="preserve"> is a share of what you paid, and appears when the payoff has no cap</w:t>
+        <w:br/>
+        <w:t>to measure against — a long call, for instance, where "+125% of cost" is the figure</w:t>
+        <w:br/>
+        <w:t xml:space="preserve">you actually want. A plain </w:t>
+      </w:r>
+      <w:r>
+        <w:rPr>
+          <w:b/>
+        </w:rPr>
+        <w:t>%</w:t>
+      </w:r>
+      <w:r>
+        <w:rPr/>
+        <w:t xml:space="preserve"> over dashes means neither basis exists. Before</w:t>
+        <w:br/>
+        <w:t xml:space="preserve">2026-08-19 the column was a share of the </w:t>
+      </w:r>
+      <w:r>
+        <w:rPr>
+          <w:i/>
+        </w:rPr>
+        <w:t>premium received</w:t>
+      </w:r>
+      <w:r>
+        <w:rPr/>
+        <w:t>; for a credit spread that</w:t>
+        <w:br/>
+        <w:t xml:space="preserve">is the identical number, because the credit </w:t>
+      </w:r>
+      <w:r>
+        <w:rPr>
+          <w:b/>
+        </w:rPr>
+        <w:t>is</w:t>
+      </w:r>
+      <w:r>
+        <w:rPr/>
+        <w:t xml:space="preserve"> the maximum return.</w:t>
       </w:r>
     </w:p>
     <w:p>
@@ -15030,7 +15280,7 @@
     <w:p>
       <w:r>
         <w:rPr/>
-        <w:t xml:space="preserve">The heat map's second value is </w:t>
+        <w:t xml:space="preserve">The matrix's second axis is </w:t>
       </w:r>
       <w:r>
         <w:rPr>
@@ -15132,9 +15382,40 @@
         <w:t>and</w:t>
       </w:r>
       <w:r>
-        <w:t xml:space="preserve"> the max loss. The tiles show both;</w:t>
+        <w:t xml:space="preserve"> the max loss. The cards show both;</w:t>
         <w:br/>
         <w:t xml:space="preserve">  check the ratio, not just the credit.</w:t>
+      </w:r>
+    </w:p>
+    <w:p>
+      <w:pPr>
+        <w:pStyle w:val="ListBullet"/>
+      </w:pPr>
+      <w:r>
+        <w:rPr>
+          <w:b/>
+        </w:rPr>
+        <w:t>Loading a different symbol clears the cards and the matrix.</w:t>
+      </w:r>
+      <w:r>
+        <w:t xml:space="preserve"> They belonged to the</w:t>
+        <w:br/>
+        <w:t xml:space="preserve">  symbol they were calculated for, and leaving them on screen under a status pill</w:t>
+        <w:br/>
+        <w:t xml:space="preserve">  naming a new one would state two symbols at once. Reloading the </w:t>
+      </w:r>
+      <w:r>
+        <w:rPr>
+          <w:i/>
+        </w:rPr>
+        <w:t>same</w:t>
+      </w:r>
+      <w:r>
+        <w:t xml:space="preserve"> symbol is a</w:t>
+        <w:br/>
+        <w:t xml:space="preserve">  refresh and keeps them — which is also what happens every time you navigate back to</w:t>
+        <w:br/>
+        <w:t xml:space="preserve">  the page, since it restores and re-loads on its own.</w:t>
       </w:r>
     </w:p>
     <w:p>
@@ -15525,9 +15806,17 @@
       </w:r>
       <w:r>
         <w:rPr/>
-        <w:t xml:space="preserve"> — the controls</w:t>
-        <w:br/>
-        <w:t>and the strategy sit side by side in one panel. Then use the three subtabs:</w:t>
+        <w:t xml:space="preserve"> — one card per</w:t>
+        <w:br/>
+        <w:t>leg, the same widget the Calculator uses, in this page's navy rather than the</w:t>
+        <w:br/>
+        <w:t>Calculator's near-black; the controls and the strategy sit side by side in one panel.</w:t>
+        <w:br/>
+        <w:t>The snapshot carries no Greeks, so the cards here show no per-leg delta, and the last</w:t>
+        <w:br/>
+        <w:t>leg cannot be removed (a position with no legs leaves the charts frozen on the previous</w:t>
+        <w:br/>
+        <w:t>sweep). Then use the three subtabs:</w:t>
       </w:r>
     </w:p>
     <w:p>

--- a/docs/manuals/reference-guide/reference-guide.docx
+++ b/docs/manuals/reference-guide/reference-guide.docx
@@ -10552,6 +10552,831 @@
       <w:r>
         <w:rPr/>
         <w:t xml:space="preserve"> (the autonomous trader reads this page's output).</w:t>
+      </w:r>
+    </w:p>
+    <w:p>
+      <w:r>
+        <w:br/>
+      </w:r>
+    </w:p>
+    <w:p>
+      <w:pPr>
+        <w:pStyle w:val="Heading2"/>
+      </w:pPr>
+      <w:r>
+        <w:rPr/>
+        <w:t>Bull / Bear Map</w:t>
+      </w:r>
+    </w:p>
+    <w:p>
+      <w:r>
+        <w:rPr>
+          <w:i/>
+        </w:rPr>
+        <w:t xml:space="preserve">Menu: MARKETS → Trend &amp; Sentiment → Bull / Bear Map · Route </w:t>
+      </w:r>
+      <w:r>
+        <w:rPr>
+          <w:rFonts w:ascii="Consolas" w:hAnsi="Consolas"/>
+          <w:color w:val="334455"/>
+          <w:sz w:val="19"/>
+        </w:rPr>
+        <w:t>/sentiment/bullbear</w:t>
+      </w:r>
+    </w:p>
+    <w:p>
+      <w:pPr>
+        <w:pStyle w:val="Heading3"/>
+      </w:pPr>
+      <w:r>
+        <w:rPr/>
+        <w:t>What it is</w:t>
+      </w:r>
+    </w:p>
+    <w:p>
+      <w:r>
+        <w:rPr/>
+        <w:t>A three-level tree — sector, industry, stock — answering one question directly:</w:t>
+        <w:br/>
+        <w:t>where is the market bullish, and where is it bearish. It exists because "bullish" is</w:t>
+        <w:br/>
+      </w:r>
+      <w:r>
+        <w:rPr>
+          <w:b/>
+        </w:rPr>
+        <w:t>two facts, not one</w:t>
+      </w:r>
+      <w:r>
+        <w:rPr/>
+        <w:t>, and every other rotation screen in this app collapses them.</w:t>
+      </w:r>
+    </w:p>
+    <w:p>
+      <w:pPr>
+        <w:pStyle w:val="Heading3"/>
+      </w:pPr>
+      <w:r>
+        <w:rPr/>
+        <w:t>Where the data comes from</w:t>
+      </w:r>
+    </w:p>
+    <w:tbl>
+      <w:tblPr>
+        <w:tblW w:type="auto" w:w="0"/>
+        <w:jc w:val="left"/>
+        <w:tblLayout w:type="autofit"/>
+        <w:tblLook w:firstColumn="1" w:firstRow="1" w:lastColumn="0" w:lastRow="0" w:noHBand="0" w:noVBand="1" w:val="04A0"/>
+        <w:tblBorders>
+          <w:top w:val="single" w:sz="4" w:space="0" w:color="D8DEE9"/>
+          <w:left w:val="single" w:sz="4" w:space="0" w:color="D8DEE9"/>
+          <w:bottom w:val="single" w:sz="4" w:space="0" w:color="D8DEE9"/>
+          <w:right w:val="single" w:sz="4" w:space="0" w:color="D8DEE9"/>
+          <w:insideH w:val="single" w:sz="4" w:space="0" w:color="D8DEE9"/>
+          <w:insideV w:val="single" w:sz="4" w:space="0" w:color="D8DEE9"/>
+        </w:tblBorders>
+      </w:tblPr>
+      <w:tblGrid>
+        <w:gridCol w:w="4320"/>
+        <w:gridCol w:w="4320"/>
+      </w:tblGrid>
+      <w:tr>
+        <w:tc>
+          <w:tcPr>
+            <w:tcW w:type="dxa" w:w="4320"/>
+            <w:shd w:val="clear" w:color="auto" w:fill="EAF2FB"/>
+          </w:tcPr>
+          <w:p>
+            <w:r>
+              <w:rPr>
+                <w:b/>
+              </w:rPr>
+            </w:r>
+          </w:p>
+        </w:tc>
+        <w:tc>
+          <w:tcPr>
+            <w:tcW w:type="dxa" w:w="4320"/>
+            <w:shd w:val="clear" w:color="auto" w:fill="EAF2FB"/>
+          </w:tcPr>
+          <w:p>
+            <w:r>
+              <w:rPr>
+                <w:b/>
+              </w:rPr>
+            </w:r>
+          </w:p>
+        </w:tc>
+      </w:tr>
+      <w:tr>
+        <w:tc>
+          <w:tcPr>
+            <w:tcW w:type="dxa" w:w="4320"/>
+          </w:tcPr>
+          <w:p>
+            <w:r/>
+            <w:r>
+              <w:rPr/>
+              <w:t>Service</w:t>
+            </w:r>
+          </w:p>
+        </w:tc>
+        <w:tc>
+          <w:tcPr>
+            <w:tcW w:type="dxa" w:w="4320"/>
+          </w:tcPr>
+          <w:p>
+            <w:r/>
+            <w:r>
+              <w:rPr>
+                <w:rFonts w:ascii="Consolas" w:hAnsi="Consolas"/>
+                <w:color w:val="334455"/>
+                <w:sz w:val="19"/>
+              </w:rPr>
+              <w:t>sentiment_svc</w:t>
+            </w:r>
+            <w:r>
+              <w:rPr/>
+              <w:t xml:space="preserve"> (:8210), </w:t>
+            </w:r>
+            <w:r>
+              <w:rPr>
+                <w:rFonts w:ascii="Consolas" w:hAnsi="Consolas"/>
+                <w:color w:val="334455"/>
+                <w:sz w:val="19"/>
+              </w:rPr>
+              <w:t>cache:sentiment:bullbear</w:t>
+            </w:r>
+          </w:p>
+        </w:tc>
+      </w:tr>
+      <w:tr>
+        <w:tc>
+          <w:tcPr>
+            <w:tcW w:type="dxa" w:w="4320"/>
+            <w:shd w:val="clear" w:color="auto" w:fill="F4F6FA"/>
+          </w:tcPr>
+          <w:p>
+            <w:r/>
+            <w:r>
+              <w:rPr/>
+              <w:t>Scores</w:t>
+            </w:r>
+          </w:p>
+        </w:tc>
+        <w:tc>
+          <w:tcPr>
+            <w:tcW w:type="dxa" w:w="4320"/>
+            <w:shd w:val="clear" w:color="auto" w:fill="F4F6FA"/>
+          </w:tcPr>
+          <w:p>
+            <w:r/>
+            <w:r>
+              <w:rPr/>
+              <w:t>The nightly momentum cascade, 16:20 CT — 11 sectors, ~69 industries, ~296 stocks</w:t>
+            </w:r>
+          </w:p>
+        </w:tc>
+      </w:tr>
+      <w:tr>
+        <w:tc>
+          <w:tcPr>
+            <w:tcW w:type="dxa" w:w="4320"/>
+          </w:tcPr>
+          <w:p>
+            <w:r/>
+            <w:r>
+              <w:rPr/>
+              <w:t>Day moves</w:t>
+            </w:r>
+          </w:p>
+        </w:tc>
+        <w:tc>
+          <w:tcPr>
+            <w:tcW w:type="dxa" w:w="4320"/>
+          </w:tcPr>
+          <w:p>
+            <w:r/>
+            <w:r>
+              <w:rPr/>
+              <w:t xml:space="preserve">One batched </w:t>
+            </w:r>
+            <w:r>
+              <w:rPr>
+                <w:rFonts w:ascii="Consolas" w:hAnsi="Consolas"/>
+                <w:color w:val="334455"/>
+                <w:sz w:val="19"/>
+              </w:rPr>
+              <w:t>/quotes</w:t>
+            </w:r>
+            <w:r>
+              <w:rPr/>
+              <w:t xml:space="preserve"> call covering every symbol at once, republished about every 30 seconds while the tape is open — </w:t>
+            </w:r>
+            <w:r>
+              <w:rPr>
+                <w:b/>
+              </w:rPr>
+              <w:t>any</w:t>
+            </w:r>
+            <w:r>
+              <w:rPr/>
+              <w:t xml:space="preserve"> open session, extended hours and curb included — and throttled to once every 5 minutes once it is genuinely closed</w:t>
+            </w:r>
+          </w:p>
+        </w:tc>
+      </w:tr>
+      <w:tr>
+        <w:tc>
+          <w:tcPr>
+            <w:tcW w:type="dxa" w:w="4320"/>
+            <w:shd w:val="clear" w:color="auto" w:fill="F4F6FA"/>
+          </w:tcPr>
+          <w:p>
+            <w:r/>
+            <w:r>
+              <w:rPr/>
+              <w:t>Refresh</w:t>
+            </w:r>
+          </w:p>
+        </w:tc>
+        <w:tc>
+          <w:tcPr>
+            <w:tcW w:type="dxa" w:w="4320"/>
+            <w:shd w:val="clear" w:color="auto" w:fill="F4F6FA"/>
+          </w:tcPr>
+          <w:p>
+            <w:r/>
+            <w:r>
+              <w:rPr/>
+              <w:t>Re-pulls quotes and republishes; the scores are untouched until the next cascade</w:t>
+            </w:r>
+          </w:p>
+        </w:tc>
+      </w:tr>
+    </w:tbl>
+    <w:p/>
+    <w:p>
+      <w:pPr>
+        <w:pStyle w:val="Heading3"/>
+      </w:pPr>
+      <w:r>
+        <w:rPr/>
+        <w:t>Reading the screen</w:t>
+      </w:r>
+    </w:p>
+    <w:p>
+      <w:r>
+        <w:rPr>
+          <w:b/>
+        </w:rPr>
+        <w:t>Trend</w:t>
+      </w:r>
+      <w:r>
+        <w:rPr/>
+        <w:t xml:space="preserve"> is </w:t>
+      </w:r>
+      <w:r>
+        <w:rPr>
+          <w:rFonts w:ascii="Consolas" w:hAnsi="Consolas"/>
+          <w:color w:val="334455"/>
+          <w:sz w:val="19"/>
+        </w:rPr>
+        <w:t>momentum.trend_strength</w:t>
+      </w:r>
+      <w:r>
+        <w:rPr/>
+        <w:t>: the annualised exponential-regression slope of</w:t>
+        <w:br/>
+        <w:t xml:space="preserve">log(close), scaled by R². It is </w:t>
+      </w:r>
+      <w:r>
+        <w:rPr>
+          <w:b/>
+        </w:rPr>
+        <w:t>signed and absolute</w:t>
+      </w:r>
+      <w:r>
+        <w:rPr/>
+        <w:t xml:space="preserve"> — positive means price is</w:t>
+        <w:br/>
+        <w:t xml:space="preserve">genuinely rising, with no benchmark involved. </w:t>
+      </w:r>
+      <w:r>
+        <w:rPr>
+          <w:b/>
+        </w:rPr>
+        <w:t>vs SPY</w:t>
+      </w:r>
+      <w:r>
+        <w:rPr/>
+        <w:t xml:space="preserve"> is </w:t>
+      </w:r>
+      <w:r>
+        <w:rPr>
+          <w:rFonts w:ascii="Consolas" w:hAnsi="Consolas"/>
+          <w:color w:val="334455"/>
+          <w:sz w:val="19"/>
+        </w:rPr>
+        <w:t>momentum.relative_strength</w:t>
+      </w:r>
+      <w:r>
+        <w:rPr/>
+        <w:t>:</w:t>
+        <w:br/>
+        <w:t xml:space="preserve">excess return against the index, </w:t>
+      </w:r>
+      <w:r>
+        <w:rPr>
+          <w:b/>
+        </w:rPr>
+        <w:t>signed and relative</w:t>
+      </w:r>
+      <w:r>
+        <w:rPr/>
+        <w:t>. The page shows both, side by</w:t>
+        <w:br/>
+        <w:t>side, and produces no combined score at any point.</w:t>
+      </w:r>
+    </w:p>
+    <w:tbl>
+      <w:tblPr>
+        <w:tblW w:type="auto" w:w="0"/>
+        <w:jc w:val="left"/>
+        <w:tblLayout w:type="autofit"/>
+        <w:tblLook w:firstColumn="1" w:firstRow="1" w:lastColumn="0" w:lastRow="0" w:noHBand="0" w:noVBand="1" w:val="04A0"/>
+        <w:tblBorders>
+          <w:top w:val="single" w:sz="4" w:space="0" w:color="D8DEE9"/>
+          <w:left w:val="single" w:sz="4" w:space="0" w:color="D8DEE9"/>
+          <w:bottom w:val="single" w:sz="4" w:space="0" w:color="D8DEE9"/>
+          <w:right w:val="single" w:sz="4" w:space="0" w:color="D8DEE9"/>
+          <w:insideH w:val="single" w:sz="4" w:space="0" w:color="D8DEE9"/>
+          <w:insideV w:val="single" w:sz="4" w:space="0" w:color="D8DEE9"/>
+        </w:tblBorders>
+      </w:tblPr>
+      <w:tblGrid>
+        <w:gridCol w:w="4320"/>
+        <w:gridCol w:w="4320"/>
+      </w:tblGrid>
+      <w:tr>
+        <w:tc>
+          <w:tcPr>
+            <w:tcW w:type="dxa" w:w="4320"/>
+            <w:shd w:val="clear" w:color="auto" w:fill="EAF2FB"/>
+          </w:tcPr>
+          <w:p>
+            <w:r>
+              <w:rPr>
+                <w:b/>
+              </w:rPr>
+            </w:r>
+            <w:r>
+              <w:rPr>
+                <w:b/>
+              </w:rPr>
+              <w:t>Quadrant</w:t>
+            </w:r>
+          </w:p>
+        </w:tc>
+        <w:tc>
+          <w:tcPr>
+            <w:tcW w:type="dxa" w:w="4320"/>
+            <w:shd w:val="clear" w:color="auto" w:fill="EAF2FB"/>
+          </w:tcPr>
+          <w:p>
+            <w:r>
+              <w:rPr>
+                <w:b/>
+              </w:rPr>
+            </w:r>
+            <w:r>
+              <w:rPr>
+                <w:b/>
+              </w:rPr>
+              <w:t>Reading</w:t>
+            </w:r>
+          </w:p>
+        </w:tc>
+      </w:tr>
+      <w:tr>
+        <w:tc>
+          <w:tcPr>
+            <w:tcW w:type="dxa" w:w="4320"/>
+          </w:tcPr>
+          <w:p>
+            <w:r/>
+            <w:r>
+              <w:rPr>
+                <w:b/>
+              </w:rPr>
+              <w:t>Rising · Leading</w:t>
+            </w:r>
+          </w:p>
+        </w:tc>
+        <w:tc>
+          <w:tcPr>
+            <w:tcW w:type="dxa" w:w="4320"/>
+          </w:tcPr>
+          <w:p>
+            <w:r/>
+            <w:r>
+              <w:rPr/>
+              <w:t>Unambiguous strength. The real bullish bucket.</w:t>
+            </w:r>
+          </w:p>
+        </w:tc>
+      </w:tr>
+      <w:tr>
+        <w:tc>
+          <w:tcPr>
+            <w:tcW w:type="dxa" w:w="4320"/>
+            <w:shd w:val="clear" w:color="auto" w:fill="F4F6FA"/>
+          </w:tcPr>
+          <w:p>
+            <w:r/>
+            <w:r>
+              <w:rPr>
+                <w:b/>
+              </w:rPr>
+              <w:t>Rising · Lagging</w:t>
+            </w:r>
+          </w:p>
+        </w:tc>
+        <w:tc>
+          <w:tcPr>
+            <w:tcW w:type="dxa" w:w="4320"/>
+            <w:shd w:val="clear" w:color="auto" w:fill="F4F6FA"/>
+          </w:tcPr>
+          <w:p>
+            <w:r/>
+            <w:r>
+              <w:rPr/>
+              <w:t>Going up, but the index is going up faster.</w:t>
+            </w:r>
+          </w:p>
+        </w:tc>
+      </w:tr>
+      <w:tr>
+        <w:tc>
+          <w:tcPr>
+            <w:tcW w:type="dxa" w:w="4320"/>
+          </w:tcPr>
+          <w:p>
+            <w:r/>
+            <w:r>
+              <w:rPr>
+                <w:b/>
+              </w:rPr>
+              <w:t>Falling · Leading</w:t>
+            </w:r>
+          </w:p>
+        </w:tc>
+        <w:tc>
+          <w:tcPr>
+            <w:tcW w:type="dxa" w:w="4320"/>
+          </w:tcPr>
+          <w:p>
+            <w:r/>
+            <w:r>
+              <w:rPr/>
+              <w:t>The trap. Down, but down less than the index — the row a relative-strength-only screen calls a buy.</w:t>
+            </w:r>
+          </w:p>
+        </w:tc>
+      </w:tr>
+      <w:tr>
+        <w:tc>
+          <w:tcPr>
+            <w:tcW w:type="dxa" w:w="4320"/>
+            <w:shd w:val="clear" w:color="auto" w:fill="F4F6FA"/>
+          </w:tcPr>
+          <w:p>
+            <w:r/>
+            <w:r>
+              <w:rPr>
+                <w:b/>
+              </w:rPr>
+              <w:t>Falling · Lagging</w:t>
+            </w:r>
+          </w:p>
+        </w:tc>
+        <w:tc>
+          <w:tcPr>
+            <w:tcW w:type="dxa" w:w="4320"/>
+            <w:shd w:val="clear" w:color="auto" w:fill="F4F6FA"/>
+          </w:tcPr>
+          <w:p>
+            <w:r/>
+            <w:r>
+              <w:rPr/>
+              <w:t>Unambiguous weakness.</w:t>
+            </w:r>
+          </w:p>
+        </w:tc>
+      </w:tr>
+      <w:tr>
+        <w:tc>
+          <w:tcPr>
+            <w:tcW w:type="dxa" w:w="4320"/>
+          </w:tcPr>
+          <w:p>
+            <w:r/>
+            <w:r>
+              <w:rPr>
+                <w:b/>
+              </w:rPr>
+              <w:t>No reading</w:t>
+            </w:r>
+          </w:p>
+        </w:tc>
+        <w:tc>
+          <w:tcPr>
+            <w:tcW w:type="dxa" w:w="4320"/>
+          </w:tcPr>
+          <w:p>
+            <w:r/>
+            <w:r>
+              <w:rPr/>
+              <w:t>The cascade could not score it. An absence, not a neutral.</w:t>
+            </w:r>
+          </w:p>
+        </w:tc>
+      </w:tr>
+    </w:tbl>
+    <w:p/>
+    <w:p>
+      <w:r>
+        <w:rPr/>
+        <w:t>Ties go to the cautious side: a dead-flat trend is not "rising", and a zero excess is</w:t>
+        <w:br/>
+        <w:t>not "leading".</w:t>
+      </w:r>
+    </w:p>
+    <w:p>
+      <w:r>
+        <w:rPr>
+          <w:b/>
+        </w:rPr>
+        <w:t>Breadth</w:t>
+      </w:r>
+      <w:r>
+        <w:rPr/>
+        <w:t xml:space="preserve"> is participation — the share of a group's constituents confirming its move.</w:t>
+        <w:br/>
+        <w:t>It is a third and independent dimension, drawn beside the quadrant rather than folded</w:t>
+        <w:br/>
+        <w:t>into it, and it separates two rows that look identical on trend alone. Sector and</w:t>
+        <w:br/>
+        <w:t xml:space="preserve">industry rows carry it; </w:t>
+      </w:r>
+      <w:r>
+        <w:rPr>
+          <w:b/>
+        </w:rPr>
+        <w:t>stock rows do not</w:t>
+      </w:r>
+      <w:r>
+        <w:rPr/>
+        <w:t>, because a stock has no constituents, and</w:t>
+        <w:br/>
+        <w:t>a dash there is the absence of a reading rather than 0%.</w:t>
+      </w:r>
+    </w:p>
+    <w:p>
+      <w:r>
+        <w:rPr>
+          <w:b/>
+        </w:rPr>
+        <w:t>The headline counts, it does not judge.</w:t>
+      </w:r>
+      <w:r>
+        <w:rPr/>
+        <w:t xml:space="preserve"> "5 of 11 sectors rising and leading" is an</w:t>
+        <w:br/>
+        <w:t xml:space="preserve">arithmetic fact about the rows on screen. There is </w:t>
+      </w:r>
+      <w:r>
+        <w:rPr>
+          <w:b/>
+        </w:rPr>
+        <w:t>deliberately no risk-on / risk-off</w:t>
+        <w:br/>
+        <w:t>verdict on this page</w:t>
+      </w:r>
+      <w:r>
+        <w:rPr/>
+        <w:t xml:space="preserve">: </w:t>
+      </w:r>
+      <w:r>
+        <w:rPr>
+          <w:color w:val="2E6DB4"/>
+        </w:rPr>
+        <w:t>Sector &amp; Industry</w:t>
+      </w:r>
+      <w:r>
+        <w:rPr/>
+        <w:t xml:space="preserve"> and</w:t>
+        <w:br/>
+      </w:r>
+      <w:r>
+        <w:rPr>
+          <w:color w:val="2E6DB4"/>
+        </w:rPr>
+        <w:t>Sector Rotation</w:t>
+      </w:r>
+      <w:r>
+        <w:rPr/>
+        <w:t xml:space="preserve"> already print such verdicts from quantities that are</w:t>
+        <w:br/>
+        <w:t>not commensurable, and can therefore contradict each other. A reader may disagree with</w:t>
+        <w:br/>
+        <w:t>what a count implies; they cannot disagree with the count.</w:t>
+      </w:r>
+    </w:p>
+    <w:p>
+      <w:r>
+        <w:rPr>
+          <w:b/>
+        </w:rPr>
+        <w:t>The two clocks are not decoration.</w:t>
+      </w:r>
+      <w:r>
+        <w:rPr/>
+        <w:t xml:space="preserve"> </w:t>
+      </w:r>
+      <w:r>
+        <w:rPr>
+          <w:i/>
+        </w:rPr>
+        <w:t>Scores as of</w:t>
+      </w:r>
+      <w:r>
+        <w:rPr/>
+        <w:t xml:space="preserve"> dates the cascade, </w:t>
+      </w:r>
+      <w:r>
+        <w:rPr>
+          <w:i/>
+        </w:rPr>
+        <w:t>Quotes</w:t>
+      </w:r>
+      <w:r>
+        <w:rPr/>
+        <w:t xml:space="preserve"> dates</w:t>
+        <w:br/>
+        <w:t>the day-move column. When the quote call fails the page says so and still renders the</w:t>
+        <w:br/>
+        <w:t>tree — the cost is one column, not the page.</w:t>
+      </w:r>
+    </w:p>
+    <w:p>
+      <w:r>
+        <w:rPr>
+          <w:b/>
+        </w:rPr>
+        <w:t>Expansion is lazy.</w:t>
+      </w:r>
+      <w:r>
+        <w:rPr/>
+        <w:t xml:space="preserve"> The default screen is eleven sector rows; industries build when</w:t>
+        <w:br/>
+        <w:t>you open a sector and stocks when you open an industry, so several hundred rows are never</w:t>
+        <w:br/>
+        <w:t>all on screen at once. More than one branch can be open at a time.</w:t>
+      </w:r>
+    </w:p>
+    <w:p>
+      <w:pPr>
+        <w:pStyle w:val="Heading3"/>
+      </w:pPr>
+      <w:r>
+        <w:rPr/>
+        <w:t>Why it matters</w:t>
+      </w:r>
+    </w:p>
+    <w:p>
+      <w:r>
+        <w:rPr/>
+        <w:t>The market-wide picture differs by level, and a single blended score averages that away.</w:t>
+        <w:br/>
+        <w:t>Measured on 2026-08-19: 5 of 11 sectors were constructive while 105 of 296 stocks were in</w:t>
+        <w:br/>
+        <w:t>outright decline — and 19 stocks plus one industry sat in the falling-but-leading bucket</w:t>
+        <w:br/>
+        <w:t>that a relative-only screen would have painted bullish.</w:t>
+      </w:r>
+    </w:p>
+    <w:p>
+      <w:r>
+        <w:rPr>
+          <w:b/>
+        </w:rPr>
+        <w:t>Where it is weak.</w:t>
+      </w:r>
+      <w:r>
+        <w:rPr/>
+        <w:t xml:space="preserve"> The scores are nightly and cannot be otherwise — trend and relative</w:t>
+        <w:br/>
+        <w:t>strength need months of history, so there is no such thing as an intraday reading of them.</w:t>
+        <w:br/>
+        <w:t>The live layer answers only the narrower question of whether today is confirming last</w:t>
+        <w:br/>
+        <w:t>night's map. Breadth is unweighted, so a sector's bar counts a micro-cap the same as a</w:t>
+        <w:br/>
+        <w:t>mega-cap.</w:t>
+      </w:r>
+    </w:p>
+    <w:p>
+      <w:pPr>
+        <w:pStyle w:val="Heading3"/>
+      </w:pPr>
+      <w:r>
+        <w:rPr/>
+        <w:t>When to use it</w:t>
+      </w:r>
+    </w:p>
+    <w:p>
+      <w:r>
+        <w:rPr/>
+        <w:t>Before picking where to put a position: a defined-risk credit spread in a Rising · Leading</w:t>
+        <w:br/>
+        <w:t>sector with broad participation is a materially different bet from the same structure in a</w:t>
+        <w:br/>
+        <w:t xml:space="preserve">Falling · Leading one. Also whenever </w:t>
+      </w:r>
+      <w:r>
+        <w:rPr>
+          <w:color w:val="2E6DB4"/>
+        </w:rPr>
+        <w:t>Momentum</w:t>
+      </w:r>
+      <w:r>
+        <w:rPr/>
+        <w:t xml:space="preserve"> or </w:t>
+      </w:r>
+      <w:r>
+        <w:rPr>
+          <w:color w:val="2E6DB4"/>
+        </w:rPr>
+        <w:t>RRG</w:t>
+      </w:r>
+      <w:r>
+        <w:rPr/>
+        <w:t xml:space="preserve"> ranks something</w:t>
+        <w:br/>
+        <w:t>highly and you want to know whether it is actually going up.</w:t>
+      </w:r>
+    </w:p>
+    <w:p>
+      <w:pPr>
+        <w:pStyle w:val="Heading3"/>
+      </w:pPr>
+      <w:r>
+        <w:rPr/>
+        <w:t>Related pages</w:t>
+      </w:r>
+    </w:p>
+    <w:p>
+      <w:r>
+        <w:rPr>
+          <w:color w:val="2E6DB4"/>
+        </w:rPr>
+        <w:t>Momentum</w:t>
+      </w:r>
+      <w:r>
+        <w:rPr/>
+        <w:t xml:space="preserve"> · </w:t>
+      </w:r>
+      <w:r>
+        <w:rPr>
+          <w:color w:val="2E6DB4"/>
+        </w:rPr>
+        <w:t>RRG</w:t>
+      </w:r>
+      <w:r>
+        <w:rPr/>
+        <w:t xml:space="preserve"> · </w:t>
+      </w:r>
+      <w:r>
+        <w:rPr>
+          <w:color w:val="2E6DB4"/>
+        </w:rPr>
+        <w:t>Sector Rotation</w:t>
+      </w:r>
+      <w:r>
+        <w:rPr/>
+        <w:t xml:space="preserve"> ·</w:t>
+        <w:br/>
+      </w:r>
+      <w:r>
+        <w:rPr>
+          <w:color w:val="2E6DB4"/>
+        </w:rPr>
+        <w:t>Sector &amp; Industry</w:t>
+      </w:r>
+      <w:r>
+        <w:rPr/>
+        <w:t>.</w:t>
       </w:r>
     </w:p>
     <w:p>

--- a/docs/manuals/reference-guide/reference-guide.docx
+++ b/docs/manuals/reference-guide/reference-guide.docx
@@ -32,7 +32,7 @@
           <w:color w:val="5B6678"/>
           <w:sz w:val="18"/>
         </w:rPr>
-        <w:t>WebGUI Trading with Schwab · Generated 2026-08-20</w:t>
+        <w:t>WebGUI Trading with Schwab · Generated 2026-08-21</w:t>
       </w:r>
     </w:p>
     <w:p/>
@@ -2246,6 +2246,36 @@
       </w:r>
     </w:p>
     <w:p>
+      <w:r>
+        <w:rPr/>
+        <w:t xml:space="preserve">It is also the screen to </w:t>
+      </w:r>
+      <w:r>
+        <w:rPr>
+          <w:b/>
+        </w:rPr>
+        <w:t>leave open</w:t>
+      </w:r>
+      <w:r>
+        <w:rPr/>
+        <w:t>, because it is the only one that will</w:t>
+        <w:br/>
+        <w:t>interrupt you: new flow alerts and newly-opened positions are announced out loud and</w:t>
+        <w:br/>
+        <w:t xml:space="preserve">the arriving row glows for ten seconds (see </w:t>
+      </w:r>
+      <w:r>
+        <w:rPr>
+          <w:i/>
+        </w:rPr>
+        <w:t>Spoken arrivals</w:t>
+      </w:r>
+      <w:r>
+        <w:rPr/>
+        <w:t xml:space="preserve"> below).</w:t>
+      </w:r>
+    </w:p>
+    <w:p>
       <w:pPr>
         <w:pStyle w:val="Heading3"/>
       </w:pPr>
@@ -2666,7 +2696,69 @@
       </w:pPr>
       <w:r>
         <w:rPr/>
-        <w:t>What the numbers are, and are not</w:t>
+        <w:t>Spoken arrivals</w:t>
+      </w:r>
+    </w:p>
+    <w:p>
+      <w:r>
+        <w:rPr/>
+        <w:t xml:space="preserve">A </w:t>
+      </w:r>
+      <w:r>
+        <w:rPr>
+          <w:b/>
+        </w:rPr>
+        <w:t>new flow alert</w:t>
+      </w:r>
+      <w:r>
+        <w:rPr/>
+        <w:t xml:space="preserve"> or a </w:t>
+      </w:r>
+      <w:r>
+        <w:rPr>
+          <w:b/>
+        </w:rPr>
+        <w:t>newly-opened position</w:t>
+      </w:r>
+      <w:r>
+        <w:rPr/>
+        <w:t xml:space="preserve"> is announced in a synthetic</w:t>
+        <w:br/>
+        <w:t xml:space="preserve">human voice — the ticker spelled letter by letter, then the cause: </w:t>
+      </w:r>
+      <w:r>
+        <w:rPr>
+          <w:i/>
+        </w:rPr>
+        <w:t>"S P Y.</w:t>
+        <w:br/>
+        <w:t>Crossover alert, calls over."</w:t>
+      </w:r>
+      <w:r>
+        <w:rPr/>
+        <w:t xml:space="preserve"> — and the row glows cyan for ten seconds. Tickers are</w:t>
+        <w:br/>
+        <w:t>always spelled rather than read as words, which is squawk-box convention and also</w:t>
+        <w:br/>
+        <w:t xml:space="preserve">the only rule that survives an unbounded symbol list: "SPY" read aloud as </w:t>
+      </w:r>
+      <w:r>
+        <w:rPr>
+          <w:i/>
+        </w:rPr>
+        <w:t>spy</w:t>
+      </w:r>
+      <w:r>
+        <w:rPr/>
+        <w:t xml:space="preserve"> is</w:t>
+        <w:br/>
+        <w:t>actively misleading.</w:t>
+      </w:r>
+    </w:p>
+    <w:p>
+      <w:r>
+        <w:rPr/>
+        <w:t>Three rules are worth knowing, because each is a decision rather than an accident:</w:t>
       </w:r>
     </w:p>
     <w:p>
@@ -2677,16 +2769,23 @@
         <w:rPr>
           <w:b/>
         </w:rPr>
-        <w:t>The Desk computes nothing of its own.</w:t>
-      </w:r>
-      <w:r>
-        <w:t xml:space="preserve"> Every figure is produced by the same</w:t>
-        <w:br/>
-        <w:t xml:space="preserve">  function that produces it on the page it came from. This is deliberate: a summary</w:t>
-        <w:br/>
-        <w:t xml:space="preserve">  screen that quietly disagrees with the page it links to is worse than no summary</w:t>
-        <w:br/>
-        <w:t xml:space="preserve">  screen.</w:t>
+        <w:t>A flag change glows amber and says nothing.</w:t>
+      </w:r>
+      <w:r>
+        <w:t xml:space="preserve"> A position moving OK → At risk →</w:t>
+        <w:br/>
+        <w:t xml:space="preserve">  Rescue is not an </w:t>
+      </w:r>
+      <w:r>
+        <w:rPr>
+          <w:i/>
+        </w:rPr>
+        <w:t>arrival</w:t>
+      </w:r>
+      <w:r>
+        <w:t>; it was already on the screen, and the flag column</w:t>
+        <w:br/>
+        <w:t xml:space="preserve">  already prints the new word. Only genuinely new rows speak.</w:t>
       </w:r>
     </w:p>
     <w:p>
@@ -2697,25 +2796,27 @@
         <w:rPr>
           <w:b/>
         </w:rPr>
-        <w:t>After the close, the walls disappear rather than going to zero.</w:t>
-      </w:r>
-      <w:r>
-        <w:t xml:space="preserve"> Index option</w:t>
-        <w:br/>
-        <w:t xml:space="preserve">  open interest reads 0 overnight, which produces an all-zero exposure grid and</w:t>
-        <w:br/>
-        <w:t xml:space="preserve">  therefore </w:t>
+        <w:t>All four flow detectors speak, large-delta included</w:t>
+      </w:r>
+      <w:r>
+        <w:t xml:space="preserve"> — even though the scanner</w:t>
+        <w:br/>
+        <w:t xml:space="preserve">  chime deliberately ignores that one. The reason the chime ignores it is that a</w:t>
+        <w:br/>
+        <w:t xml:space="preserve">  </w:t>
       </w:r>
       <w:r>
         <w:rPr>
           <w:i/>
         </w:rPr>
-        <w:t>arbitrary</w:t>
-      </w:r>
-      <w:r>
-        <w:t xml:space="preserve"> walls. A greyed panel with a timestamp means "this is the</w:t>
-        <w:br/>
-        <w:t xml:space="preserve">  last reading I trust", not "the market is flat".</w:t>
+        <w:t>chime</w:t>
+      </w:r>
+      <w:r>
+        <w:t xml:space="preserve"> carrying no information is noise at that detector's frequency. An</w:t>
+        <w:br/>
+        <w:t xml:space="preserve">  announcement that names the ticker and the cause is not: if it does not concern</w:t>
+        <w:br/>
+        <w:t xml:space="preserve">  you, ignoring it costs nothing.</w:t>
       </w:r>
     </w:p>
     <w:p>
@@ -2726,12 +2827,149 @@
         <w:rPr>
           <w:b/>
         </w:rPr>
+        <w:t>A burst names the newest and counts the rest</w:t>
+      </w:r>
+      <w:r>
+        <w:t xml:space="preserve"> — "…plus 5 more" — rather than</w:t>
+        <w:br/>
+        <w:t xml:space="preserve">  reading a list. Six sentences back to back is a minute of talking over a moving</w:t>
+        <w:br/>
+        <w:t xml:space="preserve">  tape.</w:t>
+      </w:r>
+    </w:p>
+    <w:p>
+      <w:r>
+        <w:rPr/>
+        <w:t xml:space="preserve">Everything about it is switchable under </w:t>
+      </w:r>
+      <w:r>
+        <w:rPr>
+          <w:i/>
+        </w:rPr>
+        <w:t>Settings → Spoken alerts (Desk)</w:t>
+      </w:r>
+      <w:r>
+        <w:rPr/>
+        <w:t>, and it</w:t>
+        <w:br/>
+        <w:t xml:space="preserve">obeys the </w:t>
+      </w:r>
+      <w:r>
+        <w:rPr>
+          <w:b/>
+        </w:rPr>
+        <w:t>same</w:t>
+      </w:r>
+      <w:r>
+        <w:rPr/>
+        <w:t xml:space="preserve"> market-hours restriction as the scanner chime — there is</w:t>
+        <w:br/>
+        <w:t>deliberately no second switch to fall out of step with the first.</w:t>
+      </w:r>
+    </w:p>
+    <w:p>
+      <w:pPr>
+        <w:pStyle w:val="Heading3"/>
+      </w:pPr>
+      <w:r>
+        <w:rPr/>
+        <w:t>What the numbers are, and are not</w:t>
+      </w:r>
+    </w:p>
+    <w:p>
+      <w:pPr>
+        <w:pStyle w:val="ListBullet"/>
+      </w:pPr>
+      <w:r>
+        <w:rPr>
+          <w:b/>
+        </w:rPr>
+        <w:t>The Desk computes nothing of its own.</w:t>
+      </w:r>
+      <w:r>
+        <w:t xml:space="preserve"> Every figure is produced by the same</w:t>
+        <w:br/>
+        <w:t xml:space="preserve">  function that produces it on the page it came from. This is deliberate: a summary</w:t>
+        <w:br/>
+        <w:t xml:space="preserve">  screen that quietly disagrees with the page it links to is worse than no summary</w:t>
+        <w:br/>
+        <w:t xml:space="preserve">  screen.</w:t>
+      </w:r>
+    </w:p>
+    <w:p>
+      <w:pPr>
+        <w:pStyle w:val="ListBullet"/>
+      </w:pPr>
+      <w:r>
+        <w:rPr>
+          <w:b/>
+        </w:rPr>
+        <w:t>After the close, the walls disappear rather than going to zero.</w:t>
+      </w:r>
+      <w:r>
+        <w:t xml:space="preserve"> Index option</w:t>
+        <w:br/>
+        <w:t xml:space="preserve">  open interest reads 0 overnight, which produces an all-zero exposure grid and</w:t>
+        <w:br/>
+        <w:t xml:space="preserve">  therefore </w:t>
+      </w:r>
+      <w:r>
+        <w:rPr>
+          <w:i/>
+        </w:rPr>
+        <w:t>arbitrary</w:t>
+      </w:r>
+      <w:r>
+        <w:t xml:space="preserve"> walls. A greyed panel with a timestamp means "this is the</w:t>
+        <w:br/>
+        <w:t xml:space="preserve">  last reading I trust", not "the market is flat".</w:t>
+      </w:r>
+    </w:p>
+    <w:p>
+      <w:pPr>
+        <w:pStyle w:val="ListBullet"/>
+      </w:pPr>
+      <w:r>
+        <w:rPr>
+          <w:b/>
+        </w:rPr>
         <w:t>The freshness indicator reports the real collection state</w:t>
       </w:r>
       <w:r>
         <w:t>, including</w:t>
         <w:br/>
         <w:t xml:space="preserve">  "unknown". It is not a decorative "live" light.</w:t>
+      </w:r>
+    </w:p>
+    <w:p>
+      <w:pPr>
+        <w:pStyle w:val="ListBullet"/>
+      </w:pPr>
+      <w:r>
+        <w:rPr>
+          <w:b/>
+        </w:rPr>
+        <w:t>Silence is more often a blocked browser than a broken feature.</w:t>
+      </w:r>
+      <w:r>
+        <w:t xml:space="preserve"> Browsers refuse</w:t>
+        <w:br/>
+        <w:t xml:space="preserve">  to play audio until the page has been interacted with, and the refusal produces no</w:t>
+        <w:br/>
+        <w:t xml:space="preserve">  error anywhere. When it happens an </w:t>
+      </w:r>
+      <w:r>
+        <w:rPr>
+          <w:b/>
+        </w:rPr>
+        <w:t>Enable spoken alerts</w:t>
+      </w:r>
+      <w:r>
+        <w:t xml:space="preserve"> button appears at the</w:t>
+        <w:br/>
+        <w:t xml:space="preserve">  top of the Desk; one click unlocks sound for the session, and it speaks a line back</w:t>
+        <w:br/>
+        <w:t xml:space="preserve">  to confirm.</w:t>
       </w:r>
     </w:p>
     <w:p>
@@ -26621,7 +26859,67 @@
       </w:r>
       <w:r>
         <w:rPr/>
-        <w:t xml:space="preserve"> unlocks it.</w:t>
+        <w:t xml:space="preserve"> — or </w:t>
+      </w:r>
+      <w:r>
+        <w:rPr>
+          <w:b/>
+        </w:rPr>
+        <w:t>Test</w:t>
+        <w:br/>
+        <w:t>voice</w:t>
+      </w:r>
+      <w:r>
+        <w:rPr/>
+        <w:t xml:space="preserve"> — unlocks it.</w:t>
+      </w:r>
+    </w:p>
+    <w:p>
+      <w:r>
+        <w:rPr>
+          <w:b/>
+        </w:rPr>
+        <w:t>Spoken alerts (Desk).</w:t>
+      </w:r>
+      <w:r>
+        <w:rPr/>
+        <w:t xml:space="preserve"> Whether the Desk announces new flow alerts and</w:t>
+        <w:br/>
+        <w:t>newly-opened positions out loud, which of six neural voices does it, and how loud.</w:t>
+        <w:br/>
+      </w:r>
+      <w:r>
+        <w:rPr>
+          <w:b/>
+        </w:rPr>
+        <w:t>Test voice</w:t>
+      </w:r>
+      <w:r>
+        <w:rPr/>
+        <w:t xml:space="preserve"> speaks a sample and doubles as the audio unlock. Note what is </w:t>
+      </w:r>
+      <w:r>
+        <w:rPr>
+          <w:i/>
+        </w:rPr>
+        <w:t>not</w:t>
+      </w:r>
+      <w:r>
+        <w:rPr/>
+        <w:br/>
+        <w:t xml:space="preserve">here: a market-hours toggle. Spoken alerts reuse the one in </w:t>
+      </w:r>
+      <w:r>
+        <w:rPr>
+          <w:b/>
+        </w:rPr>
+        <w:t>Scanner alerts</w:t>
+      </w:r>
+      <w:r>
+        <w:rPr/>
+        <w:t>, so</w:t>
+        <w:br/>
+        <w:t>the two can never disagree about when the app is allowed to make noise.</w:t>
       </w:r>
     </w:p>
     <w:p>

--- a/docs/manuals/reference-guide/reference-guide.docx
+++ b/docs/manuals/reference-guide/reference-guide.docx
@@ -2724,41 +2724,144 @@
         <w:rPr/>
         <w:t xml:space="preserve"> is announced in a synthetic</w:t>
         <w:br/>
-        <w:t xml:space="preserve">human voice — the ticker spelled letter by letter, then the cause: </w:t>
+        <w:t>human voice and the row glows cyan for ten seconds. Tickers are always spelled</w:t>
+        <w:br/>
+        <w:t>letter by letter rather than read as words, which is squawk-box convention and also</w:t>
+        <w:br/>
+        <w:t xml:space="preserve">the only rule that survives an unbounded symbol list: "SPY" read aloud as </w:t>
       </w:r>
       <w:r>
         <w:rPr>
           <w:i/>
         </w:rPr>
+        <w:t>spy</w:t>
+      </w:r>
+      <w:r>
+        <w:rPr/>
+        <w:t xml:space="preserve"> is</w:t>
+        <w:br/>
+        <w:t>actively misleading.</w:t>
+      </w:r>
+    </w:p>
+    <w:p>
+      <w:r>
+        <w:rPr>
+          <w:b/>
+        </w:rPr>
+        <w:t>Two of the four flow detectors name a contract, and the announcement says it.</w:t>
+      </w:r>
+      <w:r>
+        <w:rPr/>
+        <w:br/>
+        <w:t>Unusual activity and large delta are about one option, so the sentence carries its</w:t>
+        <w:br/>
+        <w:t xml:space="preserve">expiry, strike and side: </w:t>
+      </w:r>
+      <w:r>
+        <w:rPr>
+          <w:i/>
+        </w:rPr>
+        <w:t>"N D X. Unusual activity, 0-D T E 7 15 Put."</w:t>
+      </w:r>
+      <w:r>
+        <w:rPr/>
+        <w:t xml:space="preserve"> A crossover</w:t>
+        <w:br/>
+        <w:t>is a fact about a symbol's whole premium tape and a gamma flip about the whole</w:t>
+        <w:br/>
+        <w:t xml:space="preserve">dealer book — neither has a contract to name, so both keep the short form: </w:t>
+      </w:r>
+      <w:r>
+        <w:rPr>
+          <w:i/>
+        </w:rPr>
         <w:t>"S P Y.</w:t>
         <w:br/>
         <w:t>Crossover alert, calls over."</w:t>
       </w:r>
       <w:r>
         <w:rPr/>
-        <w:t xml:space="preserve"> — and the row glows cyan for ten seconds. Tickers are</w:t>
-        <w:br/>
-        <w:t>always spelled rather than read as words, which is squawk-box convention and also</w:t>
-        <w:br/>
-        <w:t xml:space="preserve">the only rule that survives an unbounded symbol list: "SPY" read aloud as </w:t>
+        <w:t xml:space="preserve"> A new position speaks its strikes, expiry and entry</w:t>
+        <w:br/>
+        <w:t xml:space="preserve">price, and says </w:t>
+      </w:r>
+      <w:r>
+        <w:rPr>
+          <w:b/>
+        </w:rPr>
+        <w:t>credit or debit</w:t>
+      </w:r>
+      <w:r>
+        <w:rPr/>
+        <w:t xml:space="preserve"> explicitly, because the paper book stores a</w:t>
+        <w:br/>
+        <w:t>debit as a negative credit and a debit that sounded like a credit would be the most</w:t>
+        <w:br/>
+        <w:t>expensive sentence this feature could say.</w:t>
+      </w:r>
+    </w:p>
+    <w:p>
+      <w:r>
+        <w:rPr/>
+        <w:t>Numbers are spoken the way a trader hears them, not the way a computer reads them:</w:t>
+        <w:br/>
+        <w:t xml:space="preserve">leading digits one at a time and the last two as a pair, so 715 is </w:t>
       </w:r>
       <w:r>
         <w:rPr>
           <w:i/>
         </w:rPr>
-        <w:t>spy</w:t>
-      </w:r>
-      <w:r>
-        <w:rPr/>
-        <w:t xml:space="preserve"> is</w:t>
-        <w:br/>
-        <w:t>actively misleading.</w:t>
-      </w:r>
-    </w:p>
-    <w:p>
-      <w:r>
-        <w:rPr/>
-        <w:t>Three rules are worth knowing, because each is a decision rather than an accident:</w:t>
+        <w:t>"seven</w:t>
+        <w:br/>
+        <w:t>fifteen"</w:t>
+      </w:r>
+      <w:r>
+        <w:rPr/>
+        <w:t xml:space="preserve">, 21500 is </w:t>
+      </w:r>
+      <w:r>
+        <w:rPr>
+          <w:i/>
+        </w:rPr>
+        <w:t>"two one five hundred"</w:t>
+      </w:r>
+      <w:r>
+        <w:rPr/>
+        <w:t xml:space="preserve"> and 207.5 is </w:t>
+      </w:r>
+      <w:r>
+        <w:rPr>
+          <w:i/>
+        </w:rPr>
+        <w:t>"two oh seven point</w:t>
+        <w:br/>
+        <w:t>five"</w:t>
+      </w:r>
+      <w:r>
+        <w:rPr/>
+        <w:t>. This was settled by listening, not by argument. If any part of a contract</w:t>
+        <w:br/>
+        <w:t>is missing or unreadable, the announcement falls back to the short form rather than</w:t>
+        <w:br/>
+        <w:t xml:space="preserve">speaking a sentence with a hole in it — </w:t>
+      </w:r>
+      <w:r>
+        <w:rPr>
+          <w:b/>
+        </w:rPr>
+        <w:t>shorter, never half</w:t>
+      </w:r>
+      <w:r>
+        <w:rPr/>
+        <w:t>.</w:t>
+      </w:r>
+    </w:p>
+    <w:p>
+      <w:r>
+        <w:rPr/>
+        <w:t>Three more rules are worth knowing, because each is a decision rather than an</w:t>
+        <w:br/>
+        <w:t>accident:</w:t>
       </w:r>
     </w:p>
     <w:p>
@@ -2814,7 +2917,7 @@
       <w:r>
         <w:t xml:space="preserve"> carrying no information is noise at that detector's frequency. An</w:t>
         <w:br/>
-        <w:t xml:space="preserve">  announcement that names the ticker and the cause is not: if it does not concern</w:t>
+        <w:t xml:space="preserve">  announcement that names the ticker and the contract is not: if it does not concern</w:t>
         <w:br/>
         <w:t xml:space="preserve">  you, ignoring it costs nothing.</w:t>
       </w:r>

--- a/docs/manuals/reference-guide/reference-guide.docx
+++ b/docs/manuals/reference-guide/reference-guide.docx
@@ -32,7 +32,7 @@
           <w:color w:val="5B6678"/>
           <w:sz w:val="18"/>
         </w:rPr>
-        <w:t>WebGUI Trading with Schwab · Generated 2026-08-21</w:t>
+        <w:t>WebGUI Trading with Schwab · Generated 2026-08-22</w:t>
       </w:r>
     </w:p>
     <w:p/>
@@ -1275,7 +1275,7 @@
             <w:r/>
             <w:r>
               <w:rPr/>
-              <w:t>You want a Buy/Hold/Sell read on one stock.</w:t>
+              <w:t>You want a Buy/Hold/Sell read on one stock, or a ranked shortlist to pick one from.</w:t>
             </w:r>
           </w:p>
         </w:tc>
@@ -15071,7 +15071,7 @@
         <w:rPr>
           <w:color w:val="2E6DB4"/>
         </w:rPr>
-        <w:t>Trade Analyzer</w:t>
+        <w:t>Overview</w:t>
       </w:r>
       <w:r>
         <w:rPr/>
@@ -15236,7 +15236,7 @@
         <w:rPr>
           <w:color w:val="2E6DB4"/>
         </w:rPr>
-        <w:t>Trade Analyzer</w:t>
+        <w:t>Overview</w:t>
       </w:r>
       <w:r>
         <w:rPr/>
@@ -19320,7 +19320,7 @@
         <w:rPr>
           <w:color w:val="2E6DB4"/>
         </w:rPr>
-        <w:t>Trade Analyzer</w:t>
+        <w:t>Overview</w:t>
       </w:r>
       <w:r>
         <w:rPr/>
@@ -22710,7 +22710,7 @@
       </w:pPr>
       <w:r>
         <w:rPr/>
-        <w:t>Trade Analyzer</w:t>
+        <w:t>Overview</w:t>
       </w:r>
     </w:p>
     <w:p>
@@ -22718,7 +22718,7 @@
         <w:rPr>
           <w:i/>
         </w:rPr>
-        <w:t xml:space="preserve">Menu: STRATEGY → Trade Analyzer · Route </w:t>
+        <w:t xml:space="preserve">Menu: STRATEGY -&gt; Trade Analyzer -&gt; Overview · Route </w:t>
       </w:r>
       <w:r>
         <w:rPr>
@@ -22741,19 +22741,9 @@
     <w:p>
       <w:r>
         <w:rPr/>
-        <w:t>A Buy / Hold / Sell verdict on a single stock, over two horizons, with all the evidence</w:t>
-        <w:br/>
-        <w:t xml:space="preserve">exposed. This is the app's only genuinely </w:t>
-      </w:r>
-      <w:r>
-        <w:rPr>
-          <w:i/>
-        </w:rPr>
-        <w:t>stock-level</w:t>
-      </w:r>
-      <w:r>
-        <w:rPr/>
-        <w:t xml:space="preserve"> (rather than options-level) view.</w:t>
+        <w:t>The Signal desk's landing screen: market state, both verdicts, dealer positioning and</w:t>
+        <w:br/>
+        <w:t>peer placement for one symbol, under a command bar shared by all four tabs.</w:t>
       </w:r>
     </w:p>
     <w:p>
@@ -22877,17 +22867,7 @@
             <w:r/>
             <w:r>
               <w:rPr/>
-              <w:t xml:space="preserve">On demand — type a symbol and press </w:t>
-            </w:r>
-            <w:r>
-              <w:rPr>
-                <w:b/>
-              </w:rPr>
-              <w:t>Analyze</w:t>
-            </w:r>
-            <w:r>
-              <w:rPr/>
-              <w:t>, or just tab out of the field</w:t>
+              <w:t>Commit a symbol in the command bar - Enter, Tab, or blur</w:t>
             </w:r>
           </w:p>
         </w:tc>
@@ -22913,7 +22893,7 @@
             <w:r/>
             <w:r>
               <w:rPr/>
-              <w:t>Remembers the last analyzed symbol across navigation</w:t>
+              <w:t>The committed symbol persists across all four screens and across navigation</w:t>
             </w:r>
           </w:p>
         </w:tc>
@@ -22934,191 +22914,263 @@
         <w:rPr>
           <w:b/>
         </w:rPr>
-        <w:t>Two verdict cards, side by side.</w:t>
-      </w:r>
-    </w:p>
-    <w:p>
-      <w:r>
-        <w:rPr>
-          <w:b/>
-        </w:rPr>
-        <w:t>Position (1–8 weeks)</w:t>
-      </w:r>
-      <w:r>
-        <w:rPr/>
-        <w:t xml:space="preserve"> is the more rigorous of the two. It is a </w:t>
-      </w:r>
-      <w:r>
-        <w:rPr>
-          <w:b/>
-        </w:rPr>
-        <w:t>backtested,</w:t>
-        <w:br/>
-        <w:t>IC-weighted cross-sectional factor model</w:t>
-      </w:r>
-      <w:r>
-        <w:rPr/>
-        <w:t xml:space="preserve"> — meaning each factor's weight was set by how</w:t>
-        <w:br/>
-        <w:t xml:space="preserve">well it actually predicted forward returns historically (its </w:t>
-      </w:r>
+        <w:t>The command bar</w:t>
+      </w:r>
+      <w:r>
+        <w:rPr/>
+        <w:t xml:space="preserve"> carries a draft/committed distinction: the symbol box outlines</w:t>
+        <w:br/>
+        <w:t>indigo while your typing differs from what is on screen, and an emptied box reverts</w:t>
+        <w:br/>
+        <w:t>rather than clearing. The company and sector line, and every panel below, follow the</w:t>
+        <w:br/>
+        <w:t>committed symbol.</w:t>
+      </w:r>
+    </w:p>
+    <w:p>
+      <w:r>
+        <w:rPr>
+          <w:b/>
+        </w:rPr>
+        <w:t>Deep Dive</w:t>
+      </w:r>
+      <w:r>
+        <w:rPr/>
+        <w:t xml:space="preserve"> and </w:t>
+      </w:r>
+      <w:r>
+        <w:rPr>
+          <w:b/>
+        </w:rPr>
+        <w:t>AI Query</w:t>
+      </w:r>
+      <w:r>
+        <w:rPr/>
+        <w:t xml:space="preserve"> sit in the command bar. Each enqueues its report for the</w:t>
+        <w:br/>
+        <w:t>committed symbol and opens the result in a new tab when it lands; the cache version is</w:t>
+        <w:br/>
+        <w:t>baselined at click time, so a stale report from an earlier run never opens a tab.</w:t>
+      </w:r>
+    </w:p>
+    <w:p>
+      <w:r>
+        <w:rPr>
+          <w:b/>
+        </w:rPr>
+        <w:t>Position</w:t>
+      </w:r>
+      <w:r>
+        <w:rPr/>
+        <w:t xml:space="preserve"> shows a band reading on a rail rather than a verdict word, because the</w:t>
+        <w:br/>
+        <w:t xml:space="preserve">model's output is a rank. </w:t>
+      </w:r>
+      <w:r>
+        <w:rPr>
+          <w:b/>
+        </w:rPr>
+        <w:t>The band is not a percentile of today's names.</w:t>
+      </w:r>
+      <w:r>
+        <w:rPr/>
+        <w:t xml:space="preserve"> The</w:t>
+        <w:br/>
+        <w:t>score's inputs are today's cross-section - each factor measured against the same 78</w:t>
+        <w:br/>
+        <w:t>symbols the model was fitted on - but the five bands are fixed score thresholds cut</w:t>
+        <w:br/>
+        <w:t>from five years of the model's own output. So 90th means "top band", not "top 10% of</w:t>
+        <w:br/>
+        <w:t>the board", and the bands fill unevenly: on 2026-08-22 the 78 names landed 20 / 20 /</w:t>
+        <w:br/>
+        <w:t>12 / 14 / 12 from the weakest band to the strongest, where a true percentile would put</w:t>
+        <w:br/>
+        <w:t>about 15 or 16 in each. A defensive market can leave the top band nearly empty. Hover</w:t>
+        <w:br/>
+        <w:t>the rail for that explanation in the app. The two side cards state what the tape</w:t>
+        <w:br/>
+        <w:t>permits per side.</w:t>
+      </w:r>
+    </w:p>
+    <w:p>
+      <w:r>
+        <w:rPr>
+          <w:b/>
+        </w:rPr>
+        <w:t>Investor</w:t>
+      </w:r>
+      <w:r>
+        <w:rPr/>
+        <w:t xml:space="preserve"> puts its six factors on the same centred bar language used on the</w:t>
+        <w:br/>
+        <w:t>Evidence screen - right of centre is a positive contribution. A factor the engine did</w:t>
+        <w:br/>
+        <w:t xml:space="preserve">not return reads </w:t>
+      </w:r>
+      <w:r>
+        <w:rPr>
+          <w:rFonts w:ascii="Consolas" w:hAnsi="Consolas"/>
+          <w:color w:val="334455"/>
+          <w:sz w:val="19"/>
+        </w:rPr>
+        <w:t>n/a</w:t>
+      </w:r>
+      <w:r>
+        <w:rPr/>
+        <w:t xml:space="preserve"> with no bar, never a zero-length one. </w:t>
+      </w:r>
+      <w:r>
+        <w:rPr>
+          <w:b/>
+        </w:rPr>
+        <w:t>Earnings trajectory is</w:t>
+        <w:br/>
+        <w:t>a special case and always reads "not published by Schwab".</w:t>
+      </w:r>
+      <w:r>
+        <w:rPr/>
+        <w:t xml:space="preserve"> Schwab's fundamentals</w:t>
+        <w:br/>
+        <w:t>payload carries 56 fields and neither earnings surprises nor company guidance, so both</w:t>
+        <w:br/>
+        <w:t>of that component's inputs are missing and it contributes exactly 0 for every symbol -</w:t>
+        <w:br/>
+        <w:t>15 of the score's 100 points are off the table before any stock is examined. Free cash</w:t>
+        <w:br/>
+        <w:t>flow is absent for the same reason, so the check that would cap a stock at HOLD on</w:t>
+        <w:br/>
+        <w:t>negative cash flow can never fire. Read a middling Investor score against what could</w:t>
+        <w:br/>
+        <w:t>have contributed, not as a verdict on the company.</w:t>
+      </w:r>
+    </w:p>
+    <w:p>
+      <w:r>
+        <w:rPr>
+          <w:b/>
+        </w:rPr>
+        <w:t>Dealer positioning</w:t>
+      </w:r>
+      <w:r>
+        <w:rPr/>
+        <w:t xml:space="preserve"> is withheld in full when uncollected or stale. That is the</w:t>
+        <w:br/>
+        <w:t>off-hours case, and an absent ladder is the honest rendering of it.</w:t>
+      </w:r>
+    </w:p>
+    <w:p>
+      <w:pPr>
+        <w:pStyle w:val="Heading3"/>
+      </w:pPr>
+      <w:r>
+        <w:rPr/>
+        <w:t>When to open it</w:t>
+      </w:r>
+    </w:p>
+    <w:p>
+      <w:r>
+        <w:rPr/>
+        <w:t>First, for any symbol. It is the orientation screen.</w:t>
+      </w:r>
+    </w:p>
+    <w:p>
+      <w:pPr>
+        <w:pStyle w:val="Heading3"/>
+      </w:pPr>
+      <w:r>
+        <w:rPr/>
+        <w:t>Related pages</w:t>
+      </w:r>
+    </w:p>
+    <w:p>
+      <w:r>
+        <w:rPr>
+          <w:color w:val="2E6DB4"/>
+        </w:rPr>
+        <w:t>Evidence</w:t>
+      </w:r>
+      <w:r>
+        <w:rPr/>
+        <w:t xml:space="preserve"> · </w:t>
+      </w:r>
+      <w:r>
+        <w:rPr>
+          <w:color w:val="2E6DB4"/>
+        </w:rPr>
+        <w:t>Rank Board</w:t>
+      </w:r>
+      <w:r>
+        <w:rPr/>
+        <w:t xml:space="preserve"> · </w:t>
+      </w:r>
+      <w:r>
+        <w:rPr>
+          <w:color w:val="2E6DB4"/>
+        </w:rPr>
+        <w:t>Trade Plan</w:t>
+      </w:r>
+      <w:r>
+        <w:rPr/>
+        <w:t>.</w:t>
+      </w:r>
+    </w:p>
+    <w:p>
+      <w:r>
+        <w:br/>
+      </w:r>
+    </w:p>
+    <w:p>
+      <w:pPr>
+        <w:pStyle w:val="Heading2"/>
+      </w:pPr>
+      <w:r>
+        <w:rPr/>
+        <w:t>Evidence</w:t>
+      </w:r>
+    </w:p>
+    <w:p>
       <w:r>
         <w:rPr>
           <w:i/>
         </w:rPr>
-        <w:t>information coefficient</w:t>
-      </w:r>
-      <w:r>
-        <w:rPr/>
-        <w:t>),</w:t>
-        <w:br/>
-        <w:t xml:space="preserve">not by hand-tuning. The verdict comes from a </w:t>
-      </w:r>
-      <w:r>
-        <w:rPr>
-          <w:b/>
-        </w:rPr>
-        <w:t>calibration band</w:t>
-      </w:r>
-      <w:r>
-        <w:rPr/>
-        <w:t>, and the headline</w:t>
-        <w:br/>
-        <w:t>reports what that band has historically delivered:</w:t>
+        <w:t xml:space="preserve">Menu: STRATEGY -&gt; Trade Analyzer -&gt; Evidence · Route </w:t>
+      </w:r>
+      <w:r>
+        <w:rPr>
+          <w:rFonts w:ascii="Consolas" w:hAnsi="Consolas"/>
+          <w:color w:val="334455"/>
+          <w:sz w:val="19"/>
+        </w:rPr>
+        <w:t>/trade/evidence</w:t>
       </w:r>
     </w:p>
     <w:p>
       <w:pPr>
-        <w:pStyle w:val="ListBullet"/>
+        <w:pStyle w:val="Heading3"/>
       </w:pPr>
       <w:r>
-        <w:t xml:space="preserve">an </w:t>
-      </w:r>
-      <w:r>
-        <w:rPr>
-          <w:b/>
-        </w:rPr>
-        <w:t>expected return</w:t>
-      </w:r>
-      <w:r>
-        <w:t xml:space="preserve"> over roughly the next four weeks, stated as </w:t>
-      </w:r>
-      <w:r>
-        <w:rPr>
-          <w:b/>
-        </w:rPr>
-        <w:t>excess versus the</w:t>
-        <w:br/>
-        <w:t xml:space="preserve">  S&amp;P 500</w:t>
-      </w:r>
-      <w:r>
-        <w:t xml:space="preserve"> — how much it beat or trailed the index, not the raw move;</w:t>
+        <w:rPr/>
+        <w:t>What it is</w:t>
+      </w:r>
+    </w:p>
+    <w:p>
+      <w:r>
+        <w:rPr/>
+        <w:t>Why the Position verdict is what it is - every weighted factor, its z-score against</w:t>
+        <w:br/>
+        <w:t>the cross-section, its contribution, and its historical IC - plus how the model has</w:t>
+        <w:br/>
+        <w:t>been doing and what this name has done before.</w:t>
       </w:r>
     </w:p>
     <w:p>
       <w:pPr>
-        <w:pStyle w:val="ListBullet"/>
+        <w:pStyle w:val="Heading3"/>
       </w:pPr>
       <w:r>
-        <w:t xml:space="preserve">a </w:t>
-      </w:r>
-      <w:r>
-        <w:rPr>
-          <w:b/>
-        </w:rPr>
-        <w:t>beat-SPY hit rate</w:t>
-      </w:r>
-      <w:r>
-        <w:t xml:space="preserve"> (e.g. </w:t>
-      </w:r>
-      <w:r>
-        <w:rPr>
-          <w:i/>
-        </w:rPr>
-        <w:t>"+1.3% excess / 20d · 52% beat-SPY"</w:t>
-      </w:r>
-      <w:r>
-        <w:t>).</w:t>
-      </w:r>
-    </w:p>
-    <w:p>
-      <w:r>
-        <w:rPr>
-          <w:b/>
-        </w:rPr>
-        <w:t>"Why — validated factors"</w:t>
-      </w:r>
-      <w:r>
-        <w:rPr/>
-        <w:t xml:space="preserve"> expands to each factor's z-score, weight, contribution and</w:t>
-        <w:br/>
-        <w:t xml:space="preserve">information coefficient, plus the model's version and its </w:t>
-      </w:r>
-      <w:r>
-        <w:rPr>
-          <w:b/>
-        </w:rPr>
-        <w:t>out-of-sample</w:t>
-      </w:r>
-      <w:r>
-        <w:rPr/>
-        <w:t xml:space="preserve"> IC. The</w:t>
-        <w:br/>
-        <w:t xml:space="preserve">older hand-tuned score is preserved under </w:t>
-      </w:r>
-      <w:r>
-        <w:rPr>
-          <w:b/>
-        </w:rPr>
-        <w:t>"Legacy heuristic"</w:t>
-      </w:r>
-      <w:r>
-        <w:rPr/>
-        <w:t xml:space="preserve"> for comparison.</w:t>
-      </w:r>
-    </w:p>
-    <w:p>
-      <w:r>
-        <w:rPr>
-          <w:b/>
-        </w:rPr>
-        <w:t>Investor (months+)</w:t>
-      </w:r>
-      <w:r>
-        <w:rPr/>
-        <w:t xml:space="preserve"> remains a heuristic score with its top reasons listed.</w:t>
-      </w:r>
-    </w:p>
-    <w:p>
-      <w:r>
-        <w:rPr>
-          <w:b/>
-        </w:rPr>
-        <w:t>Hard gates (⛔)</w:t>
-      </w:r>
-      <w:r>
-        <w:rPr/>
-        <w:t xml:space="preserve"> override the score outright — for example </w:t>
-      </w:r>
-      <w:r>
-        <w:rPr>
-          <w:i/>
-        </w:rPr>
-        <w:t>"Below 200EMA: cannot be</w:t>
-        <w:br/>
-        <w:t>BUY"</w:t>
-      </w:r>
-      <w:r>
-        <w:rPr/>
-        <w:t>. A gate is a veto, not a deduction.</w:t>
-      </w:r>
-    </w:p>
-    <w:p>
-      <w:r>
-        <w:rPr>
-          <w:b/>
-        </w:rPr>
-        <w:t>The evidence panels below:</w:t>
+        <w:rPr/>
+        <w:t>Where the data comes from</w:t>
       </w:r>
     </w:p>
     <w:tbl>
@@ -23152,12 +23204,6 @@
                 <w:b/>
               </w:rPr>
             </w:r>
-            <w:r>
-              <w:rPr>
-                <w:b/>
-              </w:rPr>
-              <w:t>Panel</w:t>
-            </w:r>
           </w:p>
         </w:tc>
         <w:tc>
@@ -23171,12 +23217,6 @@
                 <w:b/>
               </w:rPr>
             </w:r>
-            <w:r>
-              <w:rPr>
-                <w:b/>
-              </w:rPr>
-              <w:t>What it shows</w:t>
-            </w:r>
           </w:p>
         </w:tc>
       </w:tr>
@@ -23188,10 +23228,8 @@
           <w:p>
             <w:r/>
             <w:r>
-              <w:rPr>
-                <w:b/>
-              </w:rPr>
-              <w:t>MTF EMA alignment</w:t>
+              <w:rPr/>
+              <w:t>Service</w:t>
             </w:r>
           </w:p>
         </w:tc>
@@ -23202,8 +23240,40 @@
           <w:p>
             <w:r/>
             <w:r>
-              <w:rPr/>
-              <w:t>Whether the trend agrees across 1-minute, 5, 15, 60 and daily. A percentage plus per-timeframe labels. All five aligned is a strong, rare condition.</w:t>
+              <w:rPr>
+                <w:rFonts w:ascii="Consolas" w:hAnsi="Consolas"/>
+                <w:color w:val="334455"/>
+                <w:sz w:val="19"/>
+              </w:rPr>
+              <w:t>trade_svc</w:t>
+            </w:r>
+            <w:r>
+              <w:rPr/>
+              <w:t xml:space="preserve">, </w:t>
+            </w:r>
+            <w:r>
+              <w:rPr>
+                <w:rFonts w:ascii="Consolas" w:hAnsi="Consolas"/>
+                <w:color w:val="334455"/>
+                <w:sz w:val="19"/>
+              </w:rPr>
+              <w:t>cache:trade:analysis</w:t>
+            </w:r>
+            <w:r>
+              <w:rPr/>
+              <w:t xml:space="preserve"> (</w:t>
+            </w:r>
+            <w:r>
+              <w:rPr>
+                <w:rFonts w:ascii="Consolas" w:hAnsi="Consolas"/>
+                <w:color w:val="334455"/>
+                <w:sz w:val="19"/>
+              </w:rPr>
+              <w:t>swing_model.contributions</w:t>
+            </w:r>
+            <w:r>
+              <w:rPr/>
+              <w:t>)</w:t>
             </w:r>
           </w:p>
         </w:tc>
@@ -23217,10 +23287,8 @@
           <w:p>
             <w:r/>
             <w:r>
-              <w:rPr>
-                <w:b/>
-              </w:rPr>
-              <w:t>Momentum</w:t>
+              <w:rPr/>
+              <w:t>Track record</w:t>
             </w:r>
           </w:p>
         </w:tc>
@@ -23233,7 +23301,15 @@
             <w:r/>
             <w:r>
               <w:rPr/>
-              <w:t>RSI, ADX, MACD histogram, VWAP, relative volume.</w:t>
+              <w:t xml:space="preserve">The artifact's own OOS IC, plus the live monitor over </w:t>
+            </w:r>
+            <w:r>
+              <w:rPr>
+                <w:rFonts w:ascii="Consolas" w:hAnsi="Consolas"/>
+                <w:color w:val="334455"/>
+                <w:sz w:val="19"/>
+              </w:rPr>
+              <w:t>rec_journal.db</w:t>
             </w:r>
           </w:p>
         </w:tc>
@@ -23246,10 +23322,8 @@
           <w:p>
             <w:r/>
             <w:r>
-              <w:rPr>
-                <w:b/>
-              </w:rPr>
-              <w:t>Sector</w:t>
+              <w:rPr/>
+              <w:t>History</w:t>
             </w:r>
           </w:p>
         </w:tc>
@@ -23261,37 +23335,7 @@
             <w:r/>
             <w:r>
               <w:rPr/>
-              <w:t>Sector strength, as a signed adjustment.</w:t>
-            </w:r>
-          </w:p>
-        </w:tc>
-      </w:tr>
-      <w:tr>
-        <w:tc>
-          <w:tcPr>
-            <w:tcW w:type="dxa" w:w="4320"/>
-            <w:shd w:val="clear" w:color="auto" w:fill="F4F6FA"/>
-          </w:tcPr>
-          <w:p>
-            <w:r/>
-            <w:r>
-              <w:rPr>
-                <w:b/>
-              </w:rPr>
-              <w:t>Fundamentals</w:t>
-            </w:r>
-          </w:p>
-        </w:tc>
-        <w:tc>
-          <w:tcPr>
-            <w:tcW w:type="dxa" w:w="4320"/>
-            <w:shd w:val="clear" w:color="auto" w:fill="F4F6FA"/>
-          </w:tcPr>
-          <w:p>
-            <w:r/>
-            <w:r>
-              <w:rPr/>
-              <w:t>P/E, PEG, revenue and EPS growth, ROE, margin direction.</w:t>
+              <w:t>This symbol's journalled reads, labelled once their 20 days elapse</w:t>
             </w:r>
           </w:p>
         </w:tc>
@@ -23299,64 +23343,12 @@
     </w:tbl>
     <w:p/>
     <w:p>
-      <w:r>
-        <w:rPr>
-          <w:b/>
-        </w:rPr>
-        <w:t>Deep Dive</w:t>
-      </w:r>
-      <w:r>
-        <w:rPr/>
-        <w:t xml:space="preserve"> opens a full standalone report in a new tab — technicals, fundamentals and</w:t>
-        <w:br/>
-        <w:t>short interest, plus options analytics (at-the-money IV, implied move, max pain, 25-delta</w:t>
-        <w:br/>
-        <w:t>skew, IV term structure, 30-day constant-maturity IV, net GEX and flip, open-interest</w:t>
-        <w:br/>
-        <w:t xml:space="preserve">walls) and an IV/RV rank. </w:t>
-      </w:r>
-      <w:r>
-        <w:rPr>
-          <w:b/>
-        </w:rPr>
-        <w:t>AI Query</w:t>
-      </w:r>
-      <w:r>
-        <w:rPr/>
-        <w:t xml:space="preserve"> opens the same digest formatted as a chat prompt</w:t>
-        <w:br/>
-        <w:t>you can copy into an AI assistant — it makes no API call itself.</w:t>
-      </w:r>
-    </w:p>
-    <w:p>
       <w:pPr>
         <w:pStyle w:val="Heading3"/>
       </w:pPr>
       <w:r>
         <w:rPr/>
-        <w:t>Why it matters</w:t>
-      </w:r>
-    </w:p>
-    <w:p>
-      <w:r>
-        <w:rPr/>
-        <w:t>The honesty of the Position verdict is what sets it apart. Most retail scoring systems</w:t>
-        <w:br/>
-        <w:t>are hand-tuned and never tested; this one publishes its own out-of-sample accuracy, so</w:t>
-        <w:br/>
-        <w:t>you can see how much to trust it. An expected excess return of +1.3% with a 52% hit rate</w:t>
-        <w:br/>
-        <w:t xml:space="preserve">is a </w:t>
-      </w:r>
-      <w:r>
-        <w:rPr>
-          <w:b/>
-        </w:rPr>
-        <w:t>small</w:t>
-      </w:r>
-      <w:r>
-        <w:rPr/>
-        <w:t xml:space="preserve"> edge, and the page says so plainly rather than dressing it up.</w:t>
+        <w:t>Reading the screen</w:t>
       </w:r>
     </w:p>
     <w:p>
@@ -23368,42 +23360,56 @@
         <w:rPr>
           <w:b/>
         </w:rPr>
-        <w:t>excess-versus-S&amp;P</w:t>
-      </w:r>
-      <w:r>
-        <w:rPr/>
-        <w:t xml:space="preserve"> framing is the right one and is frequently missed elsewhere: a</w:t>
-        <w:br/>
-        <w:t>stock returning +3% in a month the index returned +5% has lost you money in</w:t>
-        <w:br/>
-        <w:t>opportunity terms.</w:t>
-      </w:r>
-    </w:p>
-    <w:p>
-      <w:r>
-        <w:rPr>
-          <w:b/>
-        </w:rPr>
-        <w:t>Where it is weak.</w:t>
-      </w:r>
-      <w:r>
-        <w:rPr/>
-        <w:t xml:space="preserve"> Fundamentals come from the broker's instrument data and are</w:t>
-        <w:br/>
-        <w:t>sometimes stale or odd — negative P/E on unprofitable companies, extreme PEG values.</w:t>
-        <w:br/>
-        <w:t>Read the fundamentals card as indicative. The model is also cross-sectional, so it ranks</w:t>
-        <w:br/>
-      </w:r>
-      <w:r>
-        <w:rPr>
-          <w:i/>
-        </w:rPr>
-        <w:t>relative</w:t>
-      </w:r>
-      <w:r>
-        <w:rPr/>
-        <w:t xml:space="preserve"> to the universe; in a falling market the top-ranked stock still falls.</w:t>
+        <w:t>contribution bar</w:t>
+      </w:r>
+      <w:r>
+        <w:rPr/>
+        <w:t xml:space="preserve"> is the same centred language as the Investor factors: right</w:t>
+        <w:br/>
+        <w:t>of the axis is a positive contribution to the composite, left negative, and the</w:t>
+        <w:br/>
+        <w:t>foot of the table is their weighted sum.</w:t>
+      </w:r>
+    </w:p>
+    <w:p>
+      <w:r>
+        <w:rPr/>
+        <w:t xml:space="preserve">⚠ </w:t>
+      </w:r>
+      <w:r>
+        <w:rPr>
+          <w:b/>
+        </w:rPr>
+        <w:t>The two right-hand cards are not the same question.</w:t>
+      </w:r>
+      <w:r>
+        <w:rPr/>
+        <w:t xml:space="preserve"> Track record is about the</w:t>
+        <w:br/>
+        <w:t>MODEL across every symbol; history is about THIS symbol. Five reads of one name</w:t>
+        <w:br/>
+        <w:t xml:space="preserve">cannot support a correlation, so the history is a list of outcomes with </w:t>
+      </w:r>
+      <w:r>
+        <w:rPr>
+          <w:rFonts w:ascii="Consolas" w:hAnsi="Consolas"/>
+          <w:color w:val="334455"/>
+          <w:sz w:val="19"/>
+        </w:rPr>
+        <w:t>pending</w:t>
+      </w:r>
+      <w:r>
+        <w:rPr/>
+        <w:br/>
+        <w:t>where the horizon has not elapsed - never a statistic.</w:t>
+      </w:r>
+    </w:p>
+    <w:p>
+      <w:r>
+        <w:rPr/>
+        <w:t>The amber callout states what share of the model's weight sits on volatility</w:t>
+        <w:br/>
+        <w:t>factors. Read it before reading the table.</w:t>
       </w:r>
     </w:p>
     <w:p>
@@ -23412,25 +23418,15 @@
       </w:pPr>
       <w:r>
         <w:rPr/>
-        <w:t>When to use it</w:t>
-      </w:r>
-    </w:p>
-    <w:p>
-      <w:r>
-        <w:rPr/>
-        <w:t xml:space="preserve">Before taking a directional options position, and when </w:t>
-      </w:r>
-      <w:r>
-        <w:rPr>
-          <w:color w:val="2E6DB4"/>
-        </w:rPr>
-        <w:t>Momentum</w:t>
-      </w:r>
-      <w:r>
-        <w:rPr/>
-        <w:t xml:space="preserve"> surfaces a</w:t>
-        <w:br/>
-        <w:t>name you do not know.</w:t>
+        <w:t>When to open it</w:t>
+      </w:r>
+    </w:p>
+    <w:p>
+      <w:r>
+        <w:rPr/>
+        <w:t>Before acting on a Position read you intend to size, and any time the verdict</w:t>
+        <w:br/>
+        <w:t>surprises you.</w:t>
       </w:r>
     </w:p>
     <w:p>
@@ -23447,7 +23443,7 @@
         <w:rPr>
           <w:color w:val="2E6DB4"/>
         </w:rPr>
-        <w:t>Momentum</w:t>
+        <w:t>Overview</w:t>
       </w:r>
       <w:r>
         <w:rPr/>
@@ -23457,18 +23453,7 @@
         <w:rPr>
           <w:color w:val="2E6DB4"/>
         </w:rPr>
-        <w:t>Strategy Finder</w:t>
-      </w:r>
-      <w:r>
-        <w:rPr/>
-        <w:t xml:space="preserve"> (how to express the view) ·</w:t>
-        <w:br/>
-      </w:r>
-      <w:r>
-        <w:rPr>
-          <w:color w:val="2E6DB4"/>
-        </w:rPr>
-        <w:t>Expected Move</w:t>
+        <w:t>Trade Plan</w:t>
       </w:r>
       <w:r>
         <w:rPr/>
@@ -23486,7 +23471,7 @@
       </w:pPr>
       <w:r>
         <w:rPr/>
-        <w:t>Claude Trades</w:t>
+        <w:t>Rank Board</w:t>
       </w:r>
     </w:p>
     <w:p>
@@ -23494,7 +23479,7 @@
         <w:rPr>
           <w:i/>
         </w:rPr>
-        <w:t xml:space="preserve">Menu: STRATEGY → Claude Trades · Route </w:t>
+        <w:t xml:space="preserve">Menu: STRATEGY → Trade Analyzer → Rank Board · Route </w:t>
       </w:r>
       <w:r>
         <w:rPr>
@@ -23502,7 +23487,7 @@
           <w:color w:val="334455"/>
           <w:sz w:val="19"/>
         </w:rPr>
-        <w:t>/driver</w:t>
+        <w:t>/trade/board</w:t>
       </w:r>
     </w:p>
     <w:p>
@@ -23517,33 +23502,33 @@
     <w:p>
       <w:r>
         <w:rPr/>
-        <w:t xml:space="preserve">An </w:t>
-      </w:r>
-      <w:r>
-        <w:rPr>
-          <w:b/>
-        </w:rPr>
-        <w:t>autonomous paper options trader</w:t>
-      </w:r>
-      <w:r>
-        <w:rPr/>
-        <w:t>. Claude selects and sizes defined-risk credit</w:t>
-        <w:br/>
-        <w:t>spreads from the scanner's output; code-enforced guardrails cap the risk. This page</w:t>
-        <w:br/>
-        <w:t>monitors it and can stop it.</w:t>
-      </w:r>
-    </w:p>
-    <w:p>
-      <w:r>
-        <w:rPr>
-          <w:b/>
-        </w:rPr>
-        <w:t>Nothing is ever sent to Schwab.</w:t>
-      </w:r>
-      <w:r>
-        <w:rPr/>
-        <w:t xml:space="preserve"> It trades its own isolated paper book.</w:t>
+        <w:t xml:space="preserve">The same swing model as </w:t>
+      </w:r>
+      <w:r>
+        <w:rPr>
+          <w:color w:val="2E6DB4"/>
+        </w:rPr>
+        <w:t>Overview</w:t>
+      </w:r>
+      <w:r>
+        <w:rPr/>
+        <w:t xml:space="preserve">, run over </w:t>
+      </w:r>
+      <w:r>
+        <w:rPr>
+          <w:b/>
+        </w:rPr>
+        <w:t>every name in the</w:t>
+        <w:br/>
+        <w:t>model's universe at once</w:t>
+      </w:r>
+      <w:r>
+        <w:rPr/>
+        <w:t xml:space="preserve"> and sorted. Analyze answers "what about this stock?"; the</w:t>
+        <w:br/>
+        <w:t>Rank Board answers "of everything the model can see, what is best and worst today?" —</w:t>
+        <w:br/>
+        <w:t>the shortlist you start from rather than the verdict you end on.</w:t>
       </w:r>
     </w:p>
     <w:p>
@@ -23627,11 +23612,11 @@
                 <w:color w:val="334455"/>
                 <w:sz w:val="19"/>
               </w:rPr>
-              <w:t>driver_svc</w:t>
-            </w:r>
-            <w:r>
-              <w:rPr/>
-              <w:t xml:space="preserve"> (:8214) decides; </w:t>
+              <w:t>trade_svc</w:t>
+            </w:r>
+            <w:r>
+              <w:rPr/>
+              <w:t xml:space="preserve"> (:8213), </w:t>
             </w:r>
             <w:r>
               <w:rPr>
@@ -23639,11 +23624,7 @@
                 <w:color w:val="334455"/>
                 <w:sz w:val="19"/>
               </w:rPr>
-              <w:t>options_svc</w:t>
-            </w:r>
-            <w:r>
-              <w:rPr/>
-              <w:t xml:space="preserve"> (:8211) executes into the isolated book</w:t>
+              <w:t>cache:trade:rank_board</w:t>
             </w:r>
           </w:p>
         </w:tc>
@@ -23658,7 +23639,7 @@
             <w:r/>
             <w:r>
               <w:rPr/>
-              <w:t>Cache keys</w:t>
+              <w:t>Trigger</w:t>
             </w:r>
           </w:p>
         </w:tc>
@@ -23670,48 +23651,18 @@
           <w:p>
             <w:r/>
             <w:r>
-              <w:rPr>
-                <w:rFonts w:ascii="Consolas" w:hAnsi="Consolas"/>
-                <w:color w:val="334455"/>
-                <w:sz w:val="19"/>
-              </w:rPr>
-              <w:t>cache:driver:autonomous</w:t>
-            </w:r>
-            <w:r>
-              <w:rPr/>
-              <w:t xml:space="preserve">, </w:t>
-            </w:r>
-            <w:r>
-              <w:rPr>
-                <w:rFonts w:ascii="Consolas" w:hAnsi="Consolas"/>
-                <w:color w:val="334455"/>
-                <w:sz w:val="19"/>
-              </w:rPr>
-              <w:t>:control</w:t>
-            </w:r>
-            <w:r>
-              <w:rPr/>
-              <w:t xml:space="preserve">, </w:t>
-            </w:r>
-            <w:r>
-              <w:rPr>
-                <w:rFonts w:ascii="Consolas" w:hAnsi="Consolas"/>
-                <w:color w:val="334455"/>
-                <w:sz w:val="19"/>
-              </w:rPr>
-              <w:t>cache:options:driver_paper_account</w:t>
-            </w:r>
-            <w:r>
-              <w:rPr/>
-              <w:t xml:space="preserve">, </w:t>
-            </w:r>
-            <w:r>
-              <w:rPr>
-                <w:rFonts w:ascii="Consolas" w:hAnsi="Consolas"/>
-                <w:color w:val="334455"/>
-                <w:sz w:val="19"/>
-              </w:rPr>
-              <w:t>:driver_paper_perf</w:t>
+              <w:rPr/>
+              <w:t xml:space="preserve">Rebuilt from the daily universe snapshot; </w:t>
+            </w:r>
+            <w:r>
+              <w:rPr>
+                <w:b/>
+              </w:rPr>
+              <w:t>Rebuild</w:t>
+            </w:r>
+            <w:r>
+              <w:rPr/>
+              <w:t xml:space="preserve"> forces it</w:t>
             </w:r>
           </w:p>
         </w:tc>
@@ -23725,7 +23676,7 @@
             <w:r/>
             <w:r>
               <w:rPr/>
-              <w:t>Checkpoints</w:t>
+              <w:t>Scoring</w:t>
             </w:r>
           </w:p>
         </w:tc>
@@ -23737,51 +23688,17 @@
             <w:r/>
             <w:r>
               <w:rPr/>
-              <w:t xml:space="preserve">09:28 ET morning run, then every 30 minutes within the entry window </w:t>
-            </w:r>
-            <w:r>
-              <w:rPr>
-                <w:b/>
-              </w:rPr>
-              <w:t>09:45–15:30 ET</w:t>
-            </w:r>
-          </w:p>
-        </w:tc>
-      </w:tr>
-      <w:tr>
-        <w:tc>
-          <w:tcPr>
-            <w:tcW w:type="dxa" w:w="4320"/>
-            <w:shd w:val="clear" w:color="auto" w:fill="F4F6FA"/>
-          </w:tcPr>
-          <w:p>
-            <w:r/>
-            <w:r>
-              <w:rPr/>
-              <w:t>Re-pricing</w:t>
-            </w:r>
-          </w:p>
-        </w:tc>
-        <w:tc>
-          <w:tcPr>
-            <w:tcW w:type="dxa" w:w="4320"/>
-            <w:shd w:val="clear" w:color="auto" w:fill="F4F6FA"/>
-          </w:tcPr>
-          <w:p>
-            <w:r/>
-            <w:r>
-              <w:rPr/>
-              <w:t xml:space="preserve">Open positions re-priced </w:t>
-            </w:r>
-            <w:r>
-              <w:rPr>
-                <w:b/>
-              </w:rPr>
-              <w:t>every minute</w:t>
-            </w:r>
-            <w:r>
-              <w:rPr/>
-              <w:t xml:space="preserve"> during market hours</w:t>
+              <w:t xml:space="preserve">The </w:t>
+            </w:r>
+            <w:r>
+              <w:rPr>
+                <w:i/>
+              </w:rPr>
+              <w:t>same</w:t>
+            </w:r>
+            <w:r>
+              <w:rPr/>
+              <w:t xml:space="preserve"> scorer the Analyze card uses — one code path, so the two can never disagree about a symbol</w:t>
             </w:r>
           </w:p>
         </w:tc>
@@ -23789,32 +23706,6 @@
     </w:tbl>
     <w:p/>
     <w:p>
-      <w:r>
-        <w:rPr>
-          <w:b/>
-        </w:rPr>
-        <w:t>Why the entry window is shaped that way.</w:t>
-      </w:r>
-      <w:r>
-        <w:rPr/>
-        <w:t xml:space="preserve"> The first ~15 minutes after the open are</w:t>
-        <w:br/>
-        <w:t xml:space="preserve">skipped so the post-open structure is readable, and no </w:t>
-      </w:r>
-      <w:r>
-        <w:rPr>
-          <w:i/>
-        </w:rPr>
-        <w:t>new</w:t>
-      </w:r>
-      <w:r>
-        <w:rPr/>
-        <w:t xml:space="preserve"> entries are taken in the</w:t>
-        <w:br/>
-        <w:t>last 30 minutes before the close. Management and exits are unaffected.</w:t>
-      </w:r>
-    </w:p>
-    <w:p>
       <w:pPr>
         <w:pStyle w:val="Heading3"/>
       </w:pPr>
@@ -23828,273 +23719,151 @@
         <w:rPr>
           <w:b/>
         </w:rPr>
-        <w:t>Status row:</w:t>
-      </w:r>
-      <w:r>
-        <w:rPr/>
-        <w:t xml:space="preserve"> whether autonomy is ACTIVE, the last cycle time, and three controls —</w:t>
-        <w:br/>
-      </w:r>
-      <w:r>
-        <w:rPr>
-          <w:b/>
-        </w:rPr>
-        <w:t>Autonomous</w:t>
-      </w:r>
-      <w:r>
-        <w:rPr/>
-        <w:t xml:space="preserve"> (enable/disable), </w:t>
-      </w:r>
-      <w:r>
-        <w:rPr>
-          <w:b/>
-        </w:rPr>
-        <w:t>Run now</w:t>
-      </w:r>
-      <w:r>
-        <w:rPr/>
-        <w:t xml:space="preserve"> (one immediate checkpoint) and a</w:t>
-        <w:br/>
-        <w:t xml:space="preserve">confirm-gated </w:t>
-      </w:r>
-      <w:r>
-        <w:rPr>
-          <w:b/>
-        </w:rPr>
-        <w:t>STOP</w:t>
-      </w:r>
-      <w:r>
-        <w:rPr/>
-        <w:t xml:space="preserve"> (halts new trades for the day; open positions keep managing).</w:t>
-      </w:r>
-    </w:p>
-    <w:p>
-      <w:r>
-        <w:rPr>
-          <w:b/>
-        </w:rPr>
-        <w:t>Tiles:</w:t>
-      </w:r>
-      <w:r>
-        <w:rPr/>
-        <w:t xml:space="preserve"> Day P&amp;L against the day's target · Session P&amp;L · Realized · Open P&amp;L ·</w:t>
-        <w:br/>
-        <w:t>Equity · Open count.</w:t>
+        <w:t>Deciles are today's ranking, not a historical grade.</w:t>
+      </w:r>
+      <w:r>
+        <w:rPr/>
+        <w:t xml:space="preserve"> A name in decile 10 is</w:t>
+        <w:br/>
+        <w:t xml:space="preserve">the best of </w:t>
+      </w:r>
+      <w:r>
+        <w:rPr>
+          <w:i/>
+        </w:rPr>
+        <w:t>this</w:t>
+      </w:r>
+      <w:r>
+        <w:rPr/>
+        <w:t xml:space="preserve"> cross-section right now. That is a different question from the</w:t>
+        <w:br/>
+        <w:t>calibration band shown on the Analyze card, which asks where the score sat against</w:t>
+        <w:br/>
+        <w:t>five years — a universe where every name is mid-band still has a best and a worst.</w:t>
+      </w:r>
+    </w:p>
+    <w:p>
+      <w:r>
+        <w:rPr>
+          <w:b/>
+        </w:rPr>
+        <w:t>Long candidates / Short candidates</w:t>
+      </w:r>
+      <w:r>
+        <w:rPr/>
+        <w:t xml:space="preserve"> are the top and bottom deciles. Each carries a</w:t>
+        <w:br/>
+        <w:t>note explaining its own state, because a thin short list has three quite different</w:t>
+        <w:br/>
+        <w:t>causes:</w:t>
       </w:r>
     </w:p>
     <w:p>
       <w:pPr>
-        <w:pStyle w:val="IntenseQuote"/>
+        <w:pStyle w:val="ListBullet"/>
       </w:pPr>
       <w:r>
         <w:rPr>
-          <w:b/>
-        </w:rPr>
-        <w:t>The daily target is dynamic.</w:t>
-      </w:r>
-      <w:r>
-        <w:rPr/>
-        <w:t xml:space="preserve"> The base is </w:t>
-      </w:r>
-      <w:r>
-        <w:rPr>
-          <w:b/>
-        </w:rPr>
-        <w:t>$500</w:t>
-      </w:r>
-      <w:r>
-        <w:rPr/>
-        <w:t>, but it ratchets against the</w:t>
-        <w:br/>
-        <w:t xml:space="preserve">month-to-date pace — up to a </w:t>
-      </w:r>
-      <w:r>
-        <w:rPr>
-          <w:b/>
-        </w:rPr>
-        <w:t>$1,000</w:t>
-      </w:r>
-      <w:r>
-        <w:rPr/>
-        <w:t xml:space="preserve"> cap when behind, down to a </w:t>
-      </w:r>
-      <w:r>
-        <w:rPr>
-          <w:b/>
-        </w:rPr>
-        <w:t>$250</w:t>
-      </w:r>
-      <w:r>
-        <w:rPr/>
-        <w:t xml:space="preserve"> floor when</w:t>
-        <w:br/>
-        <w:t xml:space="preserve">ahead. So the number in the tile changes day to day. A </w:t>
-      </w:r>
-      <w:r>
-        <w:rPr>
-          <w:b/>
-        </w:rPr>
-        <w:t>−$1,500</w:t>
-      </w:r>
-      <w:r>
-        <w:rPr/>
-        <w:t xml:space="preserve"> daily loss halts new</w:t>
-        <w:br/>
-        <w:t>entries outright.</w:t>
-      </w:r>
-    </w:p>
-    <w:p>
-      <w:r>
-        <w:rPr>
-          <w:b/>
-        </w:rPr>
-        <w:t>Open positions</w:t>
-      </w:r>
-      <w:r>
-        <w:rPr/>
-        <w:t xml:space="preserve"> and a </w:t>
-      </w:r>
-      <w:r>
-        <w:rPr>
-          <w:b/>
-        </w:rPr>
-        <w:t>decision log</w:t>
-      </w:r>
-      <w:r>
-        <w:rPr/>
-        <w:t xml:space="preserve"> (newest first, in CT) showing each checkpoint's</w:t>
-        <w:br/>
-        <w:t>reasoning, including a one-line market-context summary.</w:t>
-      </w:r>
-    </w:p>
-    <w:p>
-      <w:r>
-        <w:rPr>
-          <w:b/>
-        </w:rPr>
-        <w:t>Performance scorecard:</w:t>
-      </w:r>
-      <w:r>
-        <w:rPr/>
-        <w:t xml:space="preserve"> trades, open, closed, </w:t>
-      </w:r>
-      <w:r>
-        <w:rPr>
-          <w:b/>
-        </w:rPr>
-        <w:t>win rate</w:t>
-      </w:r>
-      <w:r>
-        <w:rPr/>
-        <w:t>, realized, open P&amp;L, total</w:t>
-        <w:br/>
-        <w:t xml:space="preserve">P&amp;L, </w:t>
-      </w:r>
-      <w:r>
-        <w:rPr>
-          <w:b/>
-        </w:rPr>
-        <w:t>average win</w:t>
-      </w:r>
-      <w:r>
-        <w:rPr/>
-        <w:t xml:space="preserve">, </w:t>
-      </w:r>
-      <w:r>
-        <w:rPr>
-          <w:b/>
-        </w:rPr>
-        <w:t>average loss</w:t>
-      </w:r>
-      <w:r>
-        <w:rPr/>
-        <w:t xml:space="preserve">, </w:t>
-      </w:r>
-      <w:r>
-        <w:rPr>
-          <w:b/>
-        </w:rPr>
-        <w:t>profit factor</w:t>
-      </w:r>
-      <w:r>
-        <w:rPr/>
-        <w:t>, best and worst trade, plus</w:t>
-        <w:br/>
-        <w:t xml:space="preserve">breakdowns of </w:t>
-      </w:r>
-      <w:r>
-        <w:rPr>
-          <w:b/>
-        </w:rPr>
-        <w:t>P&amp;L by symbol</w:t>
-      </w:r>
-      <w:r>
-        <w:rPr/>
-        <w:t xml:space="preserve"> and </w:t>
-      </w:r>
-      <w:r>
-        <w:rPr>
-          <w:b/>
-        </w:rPr>
-        <w:t>by strategy</w:t>
-      </w:r>
-      <w:r>
-        <w:rPr/>
-        <w:t>.</w:t>
-      </w:r>
-    </w:p>
-    <w:p>
-      <w:r>
-        <w:rPr>
-          <w:b/>
-        </w:rPr>
-        <w:t>Performance view:</w:t>
-      </w:r>
-      <w:r>
-        <w:rPr/>
-        <w:t xml:space="preserve"> the closed-trade list with exit reasons — </w:t>
-      </w:r>
-      <w:r>
-        <w:rPr>
           <w:i/>
         </w:rPr>
-        <w:t>Target hit</w:t>
-      </w:r>
-      <w:r>
-        <w:rPr/>
-        <w:t xml:space="preserve">, </w:t>
-      </w:r>
+        <w:t>"Express these RELATIVE…"</w:t>
+      </w:r>
+      <w:r>
+        <w:t xml:space="preserve"> — the tape has not cleared the short side. The model</w:t>
+        <w:br/>
+        <w:t xml:space="preserve">  predicts </w:t>
+      </w:r>
+      <w:r>
+        <w:rPr>
+          <w:b/>
+        </w:rPr>
+        <w:t>excess return versus SPY</w:t>
+      </w:r>
+      <w:r>
+        <w:t>, so a bottom-decile name in an uptrend is</w:t>
+        <w:br/>
+        <w:t xml:space="preserve">  predicted to </w:t>
+      </w:r>
+      <w:r>
+        <w:rPr>
+          <w:b/>
+        </w:rPr>
+        <w:t>lag</w:t>
+      </w:r>
+      <w:r>
+        <w:t>, not to fall. Pair it against the index rather than shorting it</w:t>
+        <w:br/>
+        <w:t xml:space="preserve">  outright.</w:t>
+      </w:r>
+    </w:p>
+    <w:p>
+      <w:pPr>
+        <w:pStyle w:val="ListBullet"/>
+      </w:pPr>
       <w:r>
         <w:rPr>
           <w:i/>
         </w:rPr>
-        <w:t>Delta</w:t>
-        <w:br/>
-        <w:t>stop</w:t>
-      </w:r>
-      <w:r>
-        <w:rPr/>
-        <w:t xml:space="preserve">, </w:t>
-      </w:r>
+        <w:t>"Too few names in today's cross-section…"</w:t>
+      </w:r>
+      <w:r>
+        <w:t xml:space="preserve"> — a sample-size limit, not a reading of</w:t>
+        <w:br/>
+        <w:t xml:space="preserve">  the market. With fewer than ten names there is no bottom decile to speak of.</w:t>
+      </w:r>
+    </w:p>
+    <w:p>
+      <w:pPr>
+        <w:pStyle w:val="ListBullet"/>
+      </w:pPr>
       <w:r>
         <w:rPr>
           <w:i/>
         </w:rPr>
-        <w:t>Time stop</w:t>
-      </w:r>
-      <w:r>
-        <w:rPr/>
-        <w:t xml:space="preserve">, </w:t>
+        <w:t>"Directional expression is cleared"</w:t>
+      </w:r>
+      <w:r>
+        <w:t xml:space="preserve"> — the tape permits the trade as stated.</w:t>
+      </w:r>
+    </w:p>
+    <w:p>
+      <w:r>
+        <w:rPr>
+          <w:b/>
+        </w:rPr>
+        <w:t>Gates mark rows; they never remove them.</w:t>
+      </w:r>
+      <w:r>
+        <w:rPr/>
+        <w:t xml:space="preserve"> A gated row stays visible with its reasons,</w:t>
+        <w:br/>
+        <w:t>because "the top-ranked name reports earnings in two days" is exactly what you opened</w:t>
+        <w:br/>
+        <w:t xml:space="preserve">the board to find out. The line beneath the header names </w:t>
+      </w:r>
+      <w:r>
+        <w:rPr>
+          <w:b/>
+        </w:rPr>
+        <w:t>which</w:t>
+      </w:r>
+      <w:r>
+        <w:rPr/>
+        <w:t xml:space="preserve"> gates were checked</w:t>
+        <w:br/>
+        <w:t xml:space="preserve">here — the board evaluates a </w:t>
       </w:r>
       <w:r>
         <w:rPr>
           <w:i/>
         </w:rPr>
-        <w:t>Money stop</w:t>
-      </w:r>
-      <w:r>
-        <w:rPr/>
-        <w:t>.</w:t>
+        <w:t>subset</w:t>
+      </w:r>
+      <w:r>
+        <w:rPr/>
+        <w:t xml:space="preserve"> of the Analyze card's, so a row with no gates has</w:t>
+        <w:br/>
+        <w:t>not cleared everything the card would test.</w:t>
       </w:r>
     </w:p>
     <w:p>
@@ -24103,111 +23872,40 @@
       </w:pPr>
       <w:r>
         <w:rPr/>
-        <w:t>How the guardrails work</w:t>
-      </w:r>
-    </w:p>
-    <w:p>
-      <w:r>
-        <w:rPr/>
-        <w:t>This is the part worth understanding, because it is what makes the design defensible:</w:t>
-        <w:br/>
-      </w:r>
-      <w:r>
-        <w:rPr>
-          <w:b/>
-        </w:rPr>
-        <w:t>the model never sizes its own risk.</w:t>
-      </w:r>
-      <w:r>
-        <w:rPr/>
-        <w:t xml:space="preserve"> The cycle is</w:t>
-      </w:r>
-    </w:p>
-    <w:p>
-      <w:pPr>
-        <w:pStyle w:val="ListNumber"/>
-      </w:pPr>
-      <w:r>
-        <w:rPr>
-          <w:rFonts w:ascii="Consolas" w:hAnsi="Consolas"/>
-          <w:color w:val="334455"/>
-          <w:sz w:val="19"/>
-        </w:rPr>
-        <w:t>build_packet</w:t>
-      </w:r>
-      <w:r>
-        <w:t xml:space="preserve"> — assemble market context, candidates and account state;</w:t>
-      </w:r>
-    </w:p>
-    <w:p>
-      <w:pPr>
-        <w:pStyle w:val="ListNumber"/>
-      </w:pPr>
-      <w:r>
-        <w:rPr>
-          <w:rFonts w:ascii="Consolas" w:hAnsi="Consolas"/>
-          <w:color w:val="334455"/>
-          <w:sz w:val="19"/>
-        </w:rPr>
-        <w:t>decider.decide</w:t>
-      </w:r>
-      <w:r>
-        <w:t xml:space="preserve"> — Claude picks a candidate and proposes a size;</w:t>
-      </w:r>
-    </w:p>
-    <w:p>
-      <w:pPr>
-        <w:pStyle w:val="ListNumber"/>
-      </w:pPr>
-      <w:r>
-        <w:rPr>
-          <w:rFonts w:ascii="Consolas" w:hAnsi="Consolas"/>
-          <w:color w:val="334455"/>
-          <w:sz w:val="19"/>
-        </w:rPr>
-        <w:t>guardrails.apply_guardrails</w:t>
-      </w:r>
-      <w:r>
-        <w:t xml:space="preserve"> — </w:t>
-      </w:r>
-      <w:r>
-        <w:rPr>
-          <w:b/>
-        </w:rPr>
-        <w:t>pure code</w:t>
-      </w:r>
-      <w:r>
-        <w:t xml:space="preserve"> clamps the size and halts on the banked</w:t>
-        <w:br/>
-        <w:t xml:space="preserve">   target, the loss cap, or a VIX threshold;</w:t>
-      </w:r>
-    </w:p>
-    <w:p>
-      <w:pPr>
-        <w:pStyle w:val="ListNumber"/>
-      </w:pPr>
-      <w:r>
-        <w:t>the clamped order is enqueued to the paper book.</w:t>
-      </w:r>
-    </w:p>
-    <w:p>
-      <w:r>
-        <w:rPr/>
-        <w:t xml:space="preserve">Step 3 cannot be argued with by the model. Per-trade risk is evaluated in </w:t>
-      </w:r>
-      <w:r>
-        <w:rPr>
-          <w:b/>
-        </w:rPr>
-        <w:t>per-contract</w:t>
-        <w:br/>
-        <w:t>dollars</w:t>
-      </w:r>
-      <w:r>
-        <w:rPr/>
-        <w:t>, and the driver's own book carries a higher per-trade cap ($1,500) than the</w:t>
-        <w:br/>
-        <w:t>manual account ($250).</w:t>
+        <w:t>⚠ What the ranking is actually sorted by</w:t>
+      </w:r>
+    </w:p>
+    <w:p>
+      <w:r>
+        <w:rPr/>
+        <w:t xml:space="preserve">An amber line states what share of the model's weight sits on </w:t>
+      </w:r>
+      <w:r>
+        <w:rPr>
+          <w:b/>
+        </w:rPr>
+        <w:t>volatility factors</w:t>
+      </w:r>
+      <w:r>
+        <w:rPr/>
+        <w:t xml:space="preserve"> —</w:t>
+        <w:br/>
+        <w:t>currently about half. That matters more here than anywhere else in the app: it means</w:t>
+        <w:br/>
+      </w:r>
+      <w:r>
+        <w:rPr>
+          <w:b/>
+        </w:rPr>
+        <w:t>the top of this board is the high-beta end of the universe</w:t>
+      </w:r>
+      <w:r>
+        <w:rPr/>
+        <w:t>. Measured over five</w:t>
+        <w:br/>
+        <w:t>years, this ordering works when the market rises and inverts when it falls. Treat the</w:t>
+        <w:br/>
+        <w:t>board as a starting shortlist to research, never as a ranked buy list.</w:t>
       </w:r>
     </w:p>
     <w:p>
@@ -24216,330 +23914,19 @@
       </w:pPr>
       <w:r>
         <w:rPr/>
-        <w:t>Why it matters</w:t>
-      </w:r>
-    </w:p>
-    <w:p>
-      <w:r>
-        <w:rPr/>
-        <w:t>As a research instrument this is the most interesting thing in the app: an unbiased,</w:t>
-        <w:br/>
-        <w:t>fully-logged record of what a rules-plus-model system does with the app's own signals.</w:t>
-        <w:br/>
-        <w:t xml:space="preserve">The decision log tells you </w:t>
-      </w:r>
-      <w:r>
-        <w:rPr>
-          <w:i/>
-        </w:rPr>
-        <w:t>why</w:t>
-      </w:r>
-      <w:r>
-        <w:rPr/>
-        <w:t xml:space="preserve"> each trade was taken, which no human trading journal</w:t>
-        <w:br/>
-        <w:t>manages consistently.</w:t>
-      </w:r>
-    </w:p>
-    <w:p>
-      <w:r>
-        <w:rPr>
-          <w:b/>
-        </w:rPr>
-        <w:t>Be clear-eyed about the results.</w:t>
-      </w:r>
-      <w:r>
-        <w:rPr/>
-        <w:t xml:space="preserve"> At the time of writing this book's record is</w:t>
-        <w:br/>
-      </w:r>
-      <w:r>
-        <w:rPr>
-          <w:b/>
-        </w:rPr>
-        <w:t>negative</w:t>
-      </w:r>
-      <w:r>
-        <w:rPr/>
-        <w:t xml:space="preserve">: 151 closed trades, a </w:t>
-      </w:r>
-      <w:r>
-        <w:rPr>
-          <w:b/>
-        </w:rPr>
-        <w:t>45% win rate</w:t>
-      </w:r>
-      <w:r>
-        <w:rPr/>
-        <w:t xml:space="preserve">, a </w:t>
-      </w:r>
-      <w:r>
-        <w:rPr>
-          <w:b/>
-        </w:rPr>
-        <w:t>profit factor of 0.57</w:t>
-      </w:r>
-      <w:r>
-        <w:rPr/>
-        <w:t>, an</w:t>
-        <w:br/>
-        <w:t xml:space="preserve">average win of </w:t>
-      </w:r>
-      <w:r>
-        <w:rPr>
-          <w:b/>
-        </w:rPr>
-        <w:t>+$165</w:t>
-      </w:r>
-      <w:r>
-        <w:rPr/>
-        <w:t xml:space="preserve"> against an average loss of </w:t>
-      </w:r>
-      <w:r>
-        <w:rPr>
-          <w:b/>
-        </w:rPr>
-        <w:t>−$236</w:t>
-      </w:r>
-      <w:r>
-        <w:rPr/>
-        <w:t>, and realized P&amp;L of</w:t>
-        <w:br/>
-        <w:t xml:space="preserve">about </w:t>
-      </w:r>
-      <w:r>
-        <w:rPr>
-          <w:b/>
-        </w:rPr>
-        <w:t>−$8,300</w:t>
-      </w:r>
-      <w:r>
-        <w:rPr/>
-        <w:t>. Put credit spreads account for essentially all of the loss while call</w:t>
-        <w:br/>
-        <w:t>credit spreads are roughly flat.</w:t>
-      </w:r>
-    </w:p>
-    <w:p>
-      <w:r>
-        <w:rPr/>
-        <w:t>That shape — winning less than half the time while losing more per loss than you make</w:t>
-        <w:br/>
-        <w:t>per win — is the classic failure mode for premium selling: the wins are capped at the</w:t>
-        <w:br/>
-        <w:t xml:space="preserve">credit while the losses run to the width. It is </w:t>
-      </w:r>
-      <w:r>
-        <w:rPr>
-          <w:i/>
-        </w:rPr>
-        <w:t>the</w:t>
-      </w:r>
-      <w:r>
-        <w:rPr/>
-        <w:t xml:space="preserve"> thing this page exists to make</w:t>
-        <w:br/>
-        <w:t>visible, and it is a strong argument for treating the driver as an experiment rather</w:t>
-        <w:br/>
-        <w:t>than a strategy.</w:t>
-      </w:r>
-    </w:p>
-    <w:p>
-      <w:pPr>
-        <w:pStyle w:val="Heading3"/>
-      </w:pPr>
-      <w:r>
-        <w:rPr/>
-        <w:t>Caveats and gotchas</w:t>
-      </w:r>
-    </w:p>
-    <w:p>
-      <w:pPr>
-        <w:pStyle w:val="ListBullet"/>
-      </w:pPr>
-      <w:r>
-        <w:rPr>
-          <w:b/>
-        </w:rPr>
-        <w:t>"Executed" in the decision log means the order was enqueued, not filled.</w:t>
-      </w:r>
-      <w:r>
-        <w:t xml:space="preserve"> The true</w:t>
-        <w:br/>
-        <w:t xml:space="preserve">  outcome is in the account view's open results. A trade can be logged as executed and</w:t>
-        <w:br/>
-        <w:t xml:space="preserve">  then rejected for risk.</w:t>
-      </w:r>
-    </w:p>
-    <w:p>
-      <w:pPr>
-        <w:pStyle w:val="ListBullet"/>
-      </w:pPr>
-      <w:r>
-        <w:t xml:space="preserve">Analytics are </w:t>
-      </w:r>
-      <w:r>
-        <w:rPr>
-          <w:b/>
-        </w:rPr>
-        <w:t>forward-only</w:t>
-      </w:r>
-      <w:r>
-        <w:t xml:space="preserve"> — the equity curve is complete, but posture and</w:t>
-        <w:br/>
-        <w:t xml:space="preserve">  MAE/MFE statistics only accrue on trades opened after those were added.</w:t>
-      </w:r>
-    </w:p>
-    <w:p>
-      <w:pPr>
-        <w:pStyle w:val="ListBullet"/>
-      </w:pPr>
-      <w:r>
-        <w:t xml:space="preserve">Enabling autonomy costs Claude API calls per checkpoint. </w:t>
-      </w:r>
-      <w:r>
-        <w:rPr>
-          <w:color w:val="2E6DB4"/>
-        </w:rPr>
-        <w:t>Settings</w:t>
-      </w:r>
-      <w:r>
-        <w:t xml:space="preserve"> shows</w:t>
-        <w:br/>
-        <w:t xml:space="preserve">  the running count.</w:t>
-      </w:r>
-    </w:p>
-    <w:p>
-      <w:pPr>
-        <w:pStyle w:val="Heading3"/>
-      </w:pPr>
-      <w:r>
-        <w:rPr/>
-        <w:t>Related pages</w:t>
-      </w:r>
-    </w:p>
-    <w:p>
-      <w:r>
-        <w:rPr>
-          <w:color w:val="2E6DB4"/>
-        </w:rPr>
-        <w:t>Market Scanner</w:t>
-      </w:r>
-      <w:r>
-        <w:rPr/>
-        <w:t xml:space="preserve"> (its candidate source) · </w:t>
-      </w:r>
-      <w:r>
-        <w:rPr>
-          <w:color w:val="2E6DB4"/>
-        </w:rPr>
-        <w:t>Sentiment</w:t>
-      </w:r>
-      <w:r>
-        <w:rPr/>
-        <w:t xml:space="preserve"> ·</w:t>
-        <w:br/>
-      </w:r>
-      <w:r>
-        <w:rPr>
-          <w:color w:val="2E6DB4"/>
-        </w:rPr>
-        <w:t>Paper Account</w:t>
-      </w:r>
-      <w:r>
-        <w:rPr/>
-        <w:t xml:space="preserve"> · </w:t>
-      </w:r>
-      <w:r>
-        <w:rPr>
-          <w:color w:val="2E6DB4"/>
-        </w:rPr>
-        <w:t>EOD Report</w:t>
-      </w:r>
-      <w:r>
-        <w:rPr/>
-        <w:t>.</w:t>
-      </w:r>
-    </w:p>
-    <w:p>
-      <w:r>
-        <w:br/>
-      </w:r>
-    </w:p>
-    <w:p>
-      <w:pPr>
-        <w:pStyle w:val="Heading1"/>
-      </w:pPr>
-      <w:r>
-        <w:rPr/>
-        <w:t>ACCOUNT</w:t>
-      </w:r>
-    </w:p>
-    <w:p>
-      <w:r>
-        <w:rPr/>
-        <w:t>Two entries: your real holdings, and the day's results.</w:t>
-      </w:r>
-    </w:p>
-    <w:p>
-      <w:pPr>
-        <w:pStyle w:val="Heading2"/>
-      </w:pPr>
-      <w:r>
-        <w:rPr/>
-        <w:t>Portfolio</w:t>
-      </w:r>
-    </w:p>
-    <w:p>
-      <w:r>
-        <w:rPr>
-          <w:i/>
-        </w:rPr>
-        <w:t xml:space="preserve">Menu: ACCOUNT → Portfolio · Route </w:t>
-      </w:r>
-      <w:r>
-        <w:rPr>
-          <w:rFonts w:ascii="Consolas" w:hAnsi="Consolas"/>
-          <w:color w:val="334455"/>
-          <w:sz w:val="19"/>
-        </w:rPr>
-        <w:t>/portfolio</w:t>
-      </w:r>
-    </w:p>
-    <w:p>
-      <w:pPr>
-        <w:pStyle w:val="Heading3"/>
-      </w:pPr>
-      <w:r>
-        <w:rPr/>
-        <w:t>What it is</w:t>
-      </w:r>
-    </w:p>
-    <w:p>
-      <w:r>
-        <w:rPr/>
-        <w:t xml:space="preserve">Your </w:t>
-      </w:r>
-      <w:r>
-        <w:rPr>
-          <w:b/>
-        </w:rPr>
-        <w:t>real</w:t>
-      </w:r>
-      <w:r>
-        <w:rPr/>
-        <w:t xml:space="preserve"> Schwab holdings — the only place in the app where real money appears. It</w:t>
-        <w:br/>
-        <w:t>is strictly read-only; no action on this page can affect your account.</w:t>
-      </w:r>
-    </w:p>
-    <w:p>
-      <w:pPr>
-        <w:pStyle w:val="Heading3"/>
-      </w:pPr>
-      <w:r>
-        <w:rPr/>
-        <w:t>Where the data comes from</w:t>
+        <w:t>The model paper book</w:t>
+      </w:r>
+    </w:p>
+    <w:p>
+      <w:r>
+        <w:rPr/>
+        <w:t>Beneath the board, an isolated paper book follows the board's own pools so the</w:t>
+        <w:br/>
+        <w:t>model accrues a track record nobody has to place. It takes the ungated names</w:t>
+        <w:br/>
+        <w:t>from each pool, applies the Trade Plan's stop, target and 20-trading-day time</w:t>
+        <w:br/>
+        <w:t>stop, and splits its reporting by side.</w:t>
       </w:r>
     </w:p>
     <w:tbl>
@@ -24614,11 +24001,11 @@
                 <w:color w:val="334455"/>
                 <w:sz w:val="19"/>
               </w:rPr>
-              <w:t>portfolio_svc</w:t>
-            </w:r>
-            <w:r>
-              <w:rPr/>
-              <w:t xml:space="preserve"> (:8212), </w:t>
+              <w:t>trade_svc</w:t>
+            </w:r>
+            <w:r>
+              <w:rPr/>
+              <w:t xml:space="preserve">, </w:t>
             </w:r>
             <w:r>
               <w:rPr>
@@ -24626,7 +24013,19 @@
                 <w:color w:val="334455"/>
                 <w:sz w:val="19"/>
               </w:rPr>
-              <w:t>cache:portfolio:positions</w:t>
+              <w:t>cache:trade:model_book</w:t>
+            </w:r>
+            <w:r>
+              <w:rPr/>
+              <w:t xml:space="preserve">, store </w:t>
+            </w:r>
+            <w:r>
+              <w:rPr>
+                <w:rFonts w:ascii="Consolas" w:hAnsi="Consolas"/>
+                <w:color w:val="334455"/>
+                <w:sz w:val="19"/>
+              </w:rPr>
+              <w:t>model_book.db</w:t>
             </w:r>
           </w:p>
         </w:tc>
@@ -24641,7 +24040,7 @@
             <w:r/>
             <w:r>
               <w:rPr/>
-              <w:t>Live P&amp;L</w:t>
+              <w:t>Trigger</w:t>
             </w:r>
           </w:p>
         </w:tc>
@@ -24654,13 +24053,17 @@
             <w:r/>
             <w:r>
               <w:rPr/>
-              <w:t xml:space="preserve">Streamed from Schwab and republished at most every </w:t>
+              <w:t xml:space="preserve">The board's </w:t>
             </w:r>
             <w:r>
               <w:rPr>
                 <w:b/>
               </w:rPr>
-              <w:t>2 seconds</w:t>
+              <w:t>Rebuild</w:t>
+            </w:r>
+            <w:r>
+              <w:rPr/>
+              <w:t xml:space="preserve"> advances it; otherwise it follows the board</w:t>
             </w:r>
           </w:p>
         </w:tc>
@@ -24674,7 +24077,7 @@
             <w:r/>
             <w:r>
               <w:rPr/>
-              <w:t>Full rebuild</w:t>
+              <w:t>Scope</w:t>
             </w:r>
           </w:p>
         </w:tc>
@@ -24685,24 +24088,14 @@
           <w:p>
             <w:r/>
             <w:r>
-              <w:rPr/>
-              <w:t xml:space="preserve">Every </w:t>
-            </w:r>
-            <w:r>
               <w:rPr>
                 <w:b/>
               </w:rPr>
-              <w:t>10 minutes</w:t>
-            </w:r>
-            <w:r>
-              <w:rPr/>
-              <w:t xml:space="preserve"> during market hours (hourly off-hours), or on </w:t>
-            </w:r>
-            <w:r>
-              <w:rPr>
-                <w:b/>
-              </w:rPr>
-              <w:t>Refresh</w:t>
+              <w:t>Paper only</w:t>
+            </w:r>
+            <w:r>
+              <w:rPr/>
+              <w:t>, and isolated from the Claude Trades book</w:t>
             </w:r>
           </w:p>
         </w:tc>
@@ -24710,32 +24103,153 @@
     </w:tbl>
     <w:p/>
     <w:p>
+      <w:r>
+        <w:rPr/>
+        <w:t xml:space="preserve">⚠ Two things about what it measures. It trades the </w:t>
+      </w:r>
+      <w:r>
+        <w:rPr>
+          <w:b/>
+        </w:rPr>
+        <w:t>underlying</w:t>
+      </w:r>
+      <w:r>
+        <w:rPr/>
+        <w:t>, not the</w:t>
+        <w:br/>
+        <w:t>options structure the plan suggests — a spread's theta and vega would swamp the</w:t>
+        <w:br/>
+        <w:t>question of whether the ranking works, so a book that lost money on correct</w:t>
+        <w:br/>
+        <w:t xml:space="preserve">calls would look identical to one whose calls were wrong. And a </w:t>
+      </w:r>
+      <w:r>
+        <w:rPr>
+          <w:b/>
+        </w:rPr>
+        <w:t>relative</w:t>
+      </w:r>
+      <w:r>
+        <w:rPr/>
+        <w:br/>
+        <w:t>short is held as a pair against SPY, because return-versus-the-index is what the</w:t>
+        <w:br/>
+        <w:t>model actually predicts.</w:t>
+      </w:r>
+    </w:p>
+    <w:p>
       <w:pPr>
         <w:pStyle w:val="Heading3"/>
       </w:pPr>
       <w:r>
         <w:rPr/>
-        <w:t>Reading the screen</w:t>
-      </w:r>
-    </w:p>
-    <w:p>
-      <w:r>
-        <w:rPr>
-          <w:b/>
-        </w:rPr>
-        <w:t>Three subtabs: Holdings · Sectors · Performance.</w:t>
-      </w:r>
-    </w:p>
-    <w:p>
-      <w:r>
-        <w:rPr>
-          <w:b/>
-        </w:rPr>
-        <w:t>Holdings</w:t>
-      </w:r>
-      <w:r>
-        <w:rPr/>
-        <w:t xml:space="preserve"> — one row per position:</w:t>
+        <w:t>When to open it</w:t>
+      </w:r>
+    </w:p>
+    <w:p>
+      <w:r>
+        <w:rPr/>
+        <w:t>At the start of a research session, to pick what to analyze. Not as a signal in itself.</w:t>
+      </w:r>
+    </w:p>
+    <w:p>
+      <w:pPr>
+        <w:pStyle w:val="Heading3"/>
+      </w:pPr>
+      <w:r>
+        <w:rPr/>
+        <w:t>Related pages</w:t>
+      </w:r>
+    </w:p>
+    <w:p>
+      <w:r>
+        <w:rPr>
+          <w:color w:val="2E6DB4"/>
+        </w:rPr>
+        <w:t>Overview</w:t>
+      </w:r>
+      <w:r>
+        <w:rPr/>
+        <w:t xml:space="preserve"> (the per-symbol verdict) · </w:t>
+      </w:r>
+      <w:r>
+        <w:rPr>
+          <w:color w:val="2E6DB4"/>
+        </w:rPr>
+        <w:t>Momentum</w:t>
+      </w:r>
+      <w:r>
+        <w:rPr/>
+        <w:t xml:space="preserve"> ·</w:t>
+        <w:br/>
+      </w:r>
+      <w:r>
+        <w:rPr>
+          <w:color w:val="2E6DB4"/>
+        </w:rPr>
+        <w:t>Strategy Finder</w:t>
+      </w:r>
+      <w:r>
+        <w:rPr/>
+        <w:t>.</w:t>
+      </w:r>
+    </w:p>
+    <w:p>
+      <w:r>
+        <w:br/>
+      </w:r>
+    </w:p>
+    <w:p>
+      <w:pPr>
+        <w:pStyle w:val="Heading2"/>
+      </w:pPr>
+      <w:r>
+        <w:rPr/>
+        <w:t>Trade Plan</w:t>
+      </w:r>
+    </w:p>
+    <w:p>
+      <w:r>
+        <w:rPr>
+          <w:i/>
+        </w:rPr>
+        <w:t xml:space="preserve">Menu: STRATEGY -&gt; Trade Analyzer -&gt; Trade Plan · Route </w:t>
+      </w:r>
+      <w:r>
+        <w:rPr>
+          <w:rFonts w:ascii="Consolas" w:hAnsi="Consolas"/>
+          <w:color w:val="334455"/>
+          <w:sz w:val="19"/>
+        </w:rPr>
+        <w:t>/trade/plan</w:t>
+      </w:r>
+    </w:p>
+    <w:p>
+      <w:pPr>
+        <w:pStyle w:val="Heading3"/>
+      </w:pPr>
+      <w:r>
+        <w:rPr/>
+        <w:t>What it is</w:t>
+      </w:r>
+    </w:p>
+    <w:p>
+      <w:r>
+        <w:rPr/>
+        <w:t>The verdict rendered as something you could be wrong about: structure, legs, entry</w:t>
+        <w:br/>
+        <w:t>zone, stop, target, time stop and events - beside a card stating what would change</w:t>
+        <w:br/>
+        <w:t>the call.</w:t>
+      </w:r>
+    </w:p>
+    <w:p>
+      <w:pPr>
+        <w:pStyle w:val="Heading3"/>
+      </w:pPr>
+      <w:r>
+        <w:rPr/>
+        <w:t>Where the data comes from</w:t>
       </w:r>
     </w:p>
     <w:tbl>
@@ -24769,12 +24283,6 @@
                 <w:b/>
               </w:rPr>
             </w:r>
-            <w:r>
-              <w:rPr>
-                <w:b/>
-              </w:rPr>
-              <w:t>Column</w:t>
-            </w:r>
           </w:p>
         </w:tc>
         <w:tc>
@@ -24788,12 +24296,6 @@
                 <w:b/>
               </w:rPr>
             </w:r>
-            <w:r>
-              <w:rPr>
-                <w:b/>
-              </w:rPr>
-              <w:t>Meaning</w:t>
-            </w:r>
           </w:p>
         </w:tc>
       </w:tr>
@@ -24805,10 +24307,8 @@
           <w:p>
             <w:r/>
             <w:r>
-              <w:rPr>
-                <w:b/>
-              </w:rPr>
-              <w:t>SYMBOL</w:t>
+              <w:rPr/>
+              <w:t>Service</w:t>
             </w:r>
           </w:p>
         </w:tc>
@@ -24818,21 +24318,41 @@
           </w:tcPr>
           <w:p>
             <w:r/>
-            <w:r>
-              <w:rPr/>
-              <w:t xml:space="preserve">Stock, ETF, or an option contract in OCC format (e.g. </w:t>
-            </w:r>
             <w:r>
               <w:rPr>
                 <w:rFonts w:ascii="Consolas" w:hAnsi="Consolas"/>
                 <w:color w:val="334455"/>
                 <w:sz w:val="19"/>
               </w:rPr>
-              <w:t>IWM 270617C00400000</w:t>
-            </w:r>
-            <w:r>
-              <w:rPr/>
-              <w:t xml:space="preserve"> = IWM, expiring 2027-06-17, Call, strike 400).</w:t>
+              <w:t>trade_svc</w:t>
+            </w:r>
+            <w:r>
+              <w:rPr/>
+              <w:t xml:space="preserve">, </w:t>
+            </w:r>
+            <w:r>
+              <w:rPr>
+                <w:rFonts w:ascii="Consolas" w:hAnsi="Consolas"/>
+                <w:color w:val="334455"/>
+                <w:sz w:val="19"/>
+              </w:rPr>
+              <w:t>cache:trade:analysis</w:t>
+            </w:r>
+            <w:r>
+              <w:rPr/>
+              <w:t xml:space="preserve"> (</w:t>
+            </w:r>
+            <w:r>
+              <w:rPr>
+                <w:rFonts w:ascii="Consolas" w:hAnsi="Consolas"/>
+                <w:color w:val="334455"/>
+                <w:sz w:val="19"/>
+              </w:rPr>
+              <w:t>trade_plan</w:t>
+            </w:r>
+            <w:r>
+              <w:rPr/>
+              <w:t>)</w:t>
             </w:r>
           </w:p>
         </w:tc>
@@ -24846,10 +24366,8 @@
           <w:p>
             <w:r/>
             <w:r>
-              <w:rPr>
-                <w:b/>
-              </w:rPr>
-              <w:t>SECTOR</w:t>
+              <w:rPr/>
+              <w:t>Structure</w:t>
             </w:r>
           </w:p>
         </w:tc>
@@ -24862,17 +24380,7 @@
             <w:r/>
             <w:r>
               <w:rPr/>
-              <w:t xml:space="preserve">Its sector, or </w:t>
-            </w:r>
-            <w:r>
-              <w:rPr>
-                <w:i/>
-              </w:rPr>
-              <w:t>Unknown</w:t>
-            </w:r>
-            <w:r>
-              <w:rPr/>
-              <w:t xml:space="preserve"> for ETFs and instruments outside the classification.</w:t>
+              <w:t>A pure lookup over side x IV state x dealer levels</w:t>
             </w:r>
           </w:p>
         </w:tc>
@@ -24885,20 +24393,8 @@
           <w:p>
             <w:r/>
             <w:r>
-              <w:rPr>
-                <w:b/>
-              </w:rPr>
-              <w:t>QTY</w:t>
-            </w:r>
-            <w:r>
-              <w:rPr/>
-              <w:t xml:space="preserve"> / </w:t>
-            </w:r>
-            <w:r>
-              <w:rPr>
-                <w:b/>
-              </w:rPr>
-              <w:t>MARKET VALUE</w:t>
+              <w:rPr/>
+              <w:t>Stop</w:t>
             </w:r>
           </w:p>
         </w:tc>
@@ -24910,129 +24406,7 @@
             <w:r/>
             <w:r>
               <w:rPr/>
-              <w:t>Size and current value.</w:t>
-            </w:r>
-          </w:p>
-        </w:tc>
-      </w:tr>
-      <w:tr>
-        <w:tc>
-          <w:tcPr>
-            <w:tcW w:type="dxa" w:w="4320"/>
-            <w:shd w:val="clear" w:color="auto" w:fill="F4F6FA"/>
-          </w:tcPr>
-          <w:p>
-            <w:r/>
-            <w:r>
-              <w:rPr>
-                <w:b/>
-              </w:rPr>
-              <w:t>DAY P/L</w:t>
-            </w:r>
-          </w:p>
-        </w:tc>
-        <w:tc>
-          <w:tcPr>
-            <w:tcW w:type="dxa" w:w="4320"/>
-            <w:shd w:val="clear" w:color="auto" w:fill="F4F6FA"/>
-          </w:tcPr>
-          <w:p>
-            <w:r/>
-            <w:r>
-              <w:rPr/>
-              <w:t>Today's change. Streams live.</w:t>
-            </w:r>
-          </w:p>
-        </w:tc>
-      </w:tr>
-      <w:tr>
-        <w:tc>
-          <w:tcPr>
-            <w:tcW w:type="dxa" w:w="4320"/>
-          </w:tcPr>
-          <w:p>
-            <w:r/>
-            <w:r>
-              <w:rPr>
-                <w:b/>
-              </w:rPr>
-              <w:t>TOTAL P/L</w:t>
-            </w:r>
-          </w:p>
-        </w:tc>
-        <w:tc>
-          <w:tcPr>
-            <w:tcW w:type="dxa" w:w="4320"/>
-          </w:tcPr>
-          <w:p>
-            <w:r/>
-            <w:r>
-              <w:rPr/>
-              <w:t>Unrealized profit or loss since purchase.</w:t>
-            </w:r>
-          </w:p>
-        </w:tc>
-      </w:tr>
-      <w:tr>
-        <w:tc>
-          <w:tcPr>
-            <w:tcW w:type="dxa" w:w="4320"/>
-            <w:shd w:val="clear" w:color="auto" w:fill="F4F6FA"/>
-          </w:tcPr>
-          <w:p>
-            <w:r/>
-            <w:r>
-              <w:rPr>
-                <w:b/>
-              </w:rPr>
-              <w:t>VS SECTOR (RS)</w:t>
-            </w:r>
-          </w:p>
-        </w:tc>
-        <w:tc>
-          <w:tcPr>
-            <w:tcW w:type="dxa" w:w="4320"/>
-            <w:shd w:val="clear" w:color="auto" w:fill="F4F6FA"/>
-          </w:tcPr>
-          <w:p>
-            <w:r/>
-            <w:r>
-              <w:rPr>
-                <w:b/>
-              </w:rPr>
-              <w:t>The most useful column here.</w:t>
-            </w:r>
-            <w:r>
-              <w:rPr/>
-              <w:t xml:space="preserve"> Relative strength against the position's own sector over 1 day, 1 week and 1 month, indexed to 100. Above 100 = beating its sector.</w:t>
-            </w:r>
-          </w:p>
-        </w:tc>
-      </w:tr>
-      <w:tr>
-        <w:tc>
-          <w:tcPr>
-            <w:tcW w:type="dxa" w:w="4320"/>
-          </w:tcPr>
-          <w:p>
-            <w:r/>
-            <w:r>
-              <w:rPr>
-                <w:b/>
-              </w:rPr>
-              <w:t>SINCE PURCHASE</w:t>
-            </w:r>
-          </w:p>
-        </w:tc>
-        <w:tc>
-          <w:tcPr>
-            <w:tcW w:type="dxa" w:w="4320"/>
-          </w:tcPr>
-          <w:p>
-            <w:r/>
-            <w:r>
-              <w:rPr/>
-              <w:t>Return since you bought it.</w:t>
+              <w:t>ATR or the nearer wall, whichever is TIGHTER; absent if neither exists</w:t>
             </w:r>
           </w:p>
         </w:tc>
@@ -25040,113 +24414,65 @@
     </w:tbl>
     <w:p/>
     <w:p>
-      <w:r>
-        <w:rPr>
-          <w:b/>
-        </w:rPr>
-        <w:t>Sectors</w:t>
-      </w:r>
-      <w:r>
-        <w:rPr/>
-        <w:t xml:space="preserve"> shows your allocation against the S&amp;P — where you are over- and</w:t>
-        <w:br/>
-        <w:t xml:space="preserve">under-weight. </w:t>
-      </w:r>
-      <w:r>
-        <w:rPr>
-          <w:b/>
-        </w:rPr>
-        <w:t>Performance</w:t>
-      </w:r>
-      <w:r>
-        <w:rPr/>
-        <w:t xml:space="preserve"> grades each position and offers per-position commentary.</w:t>
-      </w:r>
-    </w:p>
-    <w:p>
-      <w:r>
-        <w:rPr>
-          <w:b/>
-        </w:rPr>
-        <w:t>Status indicators</w:t>
-      </w:r>
-      <w:r>
-        <w:rPr/>
-        <w:t xml:space="preserve"> at the top show whether the proxy is up and whether the price</w:t>
-        <w:br/>
-        <w:t>stream is live.</w:t>
-      </w:r>
-    </w:p>
-    <w:p>
       <w:pPr>
         <w:pStyle w:val="Heading3"/>
       </w:pPr>
       <w:r>
         <w:rPr/>
-        <w:t>Why it matters</w:t>
-      </w:r>
-    </w:p>
-    <w:p>
-      <w:r>
-        <w:rPr>
-          <w:b/>
-        </w:rPr>
-        <w:t>VS SECTOR is the column to read.</w:t>
-      </w:r>
-      <w:r>
-        <w:rPr/>
-        <w:t xml:space="preserve"> A position up 8% in a sector up 15% is a </w:t>
-      </w:r>
-      <w:r>
-        <w:rPr>
-          <w:i/>
-        </w:rPr>
-        <w:t>losing</w:t>
-      </w:r>
-      <w:r>
-        <w:rPr/>
-        <w:br/>
-        <w:t>position in the only sense that matters — you would have done better owning the sector</w:t>
-        <w:br/>
-        <w:t>ETF. Absolute P&amp;L cannot show you that; this can, over three horizons at once.</w:t>
-      </w:r>
-    </w:p>
-    <w:p>
-      <w:r>
-        <w:rPr/>
-        <w:t>The Sectors tab answers a different question: concentration. Most self-directed</w:t>
-        <w:br/>
-        <w:t>portfolios are far more concentrated than their owner believes, usually in technology,</w:t>
-        <w:br/>
-        <w:t>and seeing the weight against the index is the fastest correction to that.</w:t>
-      </w:r>
-    </w:p>
-    <w:p>
-      <w:r>
-        <w:rPr>
-          <w:b/>
-        </w:rPr>
-        <w:t>Where it is weak.</w:t>
-      </w:r>
-      <w:r>
-        <w:rPr/>
-        <w:t xml:space="preserve"> Expired or worthless option positions show a market value of</w:t>
-        <w:br/>
-        <w:t>$0.00 while retaining their historical loss, which can make the totals read oddly. The</w:t>
-        <w:br/>
-        <w:t>sector classification is missing for many ETFs and crypto-linked products, so those rows</w:t>
-        <w:br/>
-        <w:t xml:space="preserve">show </w:t>
-      </w:r>
-      <w:r>
-        <w:rPr>
-          <w:i/>
-        </w:rPr>
-        <w:t>Unknown</w:t>
-      </w:r>
-      <w:r>
-        <w:rPr/>
-        <w:t xml:space="preserve"> and no relative strength.</w:t>
+        <w:t>Reading the screen</w:t>
+      </w:r>
+    </w:p>
+    <w:p>
+      <w:r>
+        <w:rPr>
+          <w:b/>
+        </w:rPr>
+        <w:t>The time stop is highlighted deliberately.</w:t>
+      </w:r>
+      <w:r>
+        <w:rPr/>
+        <w:t xml:space="preserve"> It is the model's own 20-trading-day</w:t>
+        <w:br/>
+        <w:t>horizon, and it is the only field nothing else in the app enforces - a position</w:t>
+        <w:br/>
+        <w:t>opened on a 20-day edge and held three months is no longer being held for the</w:t>
+        <w:br/>
+        <w:t>reason it was opened.</w:t>
+      </w:r>
+    </w:p>
+    <w:p>
+      <w:r>
+        <w:rPr>
+          <w:b/>
+        </w:rPr>
+        <w:t>The no-trade card is always present</w:t>
+      </w:r>
+      <w:r>
+        <w:rPr/>
+        <w:t>, even when a plan is cleared. A refused side</w:t>
+        <w:br/>
+        <w:t>with its reasons is a research finding; hiding it would make the screen look like</w:t>
+        <w:br/>
+        <w:t>the model had nothing to say.</w:t>
+      </w:r>
+    </w:p>
+    <w:p>
+      <w:r>
+        <w:rPr/>
+        <w:t>⚠ Where the tape has not cleared a directional short, the alternative offered is a</w:t>
+        <w:br/>
+      </w:r>
+      <w:r>
+        <w:rPr>
+          <w:b/>
+        </w:rPr>
+        <w:t>pair against SPY</w:t>
+      </w:r>
+      <w:r>
+        <w:rPr/>
+        <w:t>. The model predicts excess return versus the index, so that is</w:t>
+        <w:br/>
+        <w:t>the expression the prediction actually supports.</w:t>
       </w:r>
     </w:p>
     <w:p>
@@ -25155,15 +24481,13 @@
       </w:pPr>
       <w:r>
         <w:rPr/>
-        <w:t>When to use it</w:t>
-      </w:r>
-    </w:p>
-    <w:p>
-      <w:r>
-        <w:rPr/>
-        <w:t>Daily for the P&amp;L weekly for the Sectors and Performance tabs, which is where the</w:t>
-        <w:br/>
-        <w:t>useful decisions are.</w:t>
+        <w:t>When to open it</w:t>
+      </w:r>
+    </w:p>
+    <w:p>
+      <w:r>
+        <w:rPr/>
+        <w:t>After Overview and Evidence, when you have decided the read is worth acting on.</w:t>
       </w:r>
     </w:p>
     <w:p>
@@ -25180,6 +24504,1738 @@
         <w:rPr>
           <w:color w:val="2E6DB4"/>
         </w:rPr>
+        <w:t>Overview</w:t>
+      </w:r>
+      <w:r>
+        <w:rPr/>
+        <w:t xml:space="preserve"> · </w:t>
+      </w:r>
+      <w:r>
+        <w:rPr>
+          <w:color w:val="2E6DB4"/>
+        </w:rPr>
+        <w:t>Evidence</w:t>
+      </w:r>
+      <w:r>
+        <w:rPr/>
+        <w:t xml:space="preserve"> · </w:t>
+      </w:r>
+      <w:r>
+        <w:rPr>
+          <w:color w:val="2E6DB4"/>
+        </w:rPr>
+        <w:t>Rank Board</w:t>
+      </w:r>
+      <w:r>
+        <w:rPr/>
+        <w:t>.</w:t>
+      </w:r>
+    </w:p>
+    <w:p>
+      <w:r>
+        <w:br/>
+      </w:r>
+    </w:p>
+    <w:p>
+      <w:pPr>
+        <w:pStyle w:val="Heading2"/>
+      </w:pPr>
+      <w:r>
+        <w:rPr/>
+        <w:t>Claude Trades</w:t>
+      </w:r>
+    </w:p>
+    <w:p>
+      <w:r>
+        <w:rPr>
+          <w:i/>
+        </w:rPr>
+        <w:t xml:space="preserve">Menu: STRATEGY → Claude Trades · Route </w:t>
+      </w:r>
+      <w:r>
+        <w:rPr>
+          <w:rFonts w:ascii="Consolas" w:hAnsi="Consolas"/>
+          <w:color w:val="334455"/>
+          <w:sz w:val="19"/>
+        </w:rPr>
+        <w:t>/driver</w:t>
+      </w:r>
+    </w:p>
+    <w:p>
+      <w:pPr>
+        <w:pStyle w:val="Heading3"/>
+      </w:pPr>
+      <w:r>
+        <w:rPr/>
+        <w:t>What it is</w:t>
+      </w:r>
+    </w:p>
+    <w:p>
+      <w:r>
+        <w:rPr/>
+        <w:t xml:space="preserve">An </w:t>
+      </w:r>
+      <w:r>
+        <w:rPr>
+          <w:b/>
+        </w:rPr>
+        <w:t>autonomous paper options trader</w:t>
+      </w:r>
+      <w:r>
+        <w:rPr/>
+        <w:t>. Claude selects and sizes defined-risk credit</w:t>
+        <w:br/>
+        <w:t>spreads from the scanner's output; code-enforced guardrails cap the risk. This page</w:t>
+        <w:br/>
+        <w:t>monitors it and can stop it.</w:t>
+      </w:r>
+    </w:p>
+    <w:p>
+      <w:r>
+        <w:rPr>
+          <w:b/>
+        </w:rPr>
+        <w:t>Nothing is ever sent to Schwab.</w:t>
+      </w:r>
+      <w:r>
+        <w:rPr/>
+        <w:t xml:space="preserve"> It trades its own isolated paper book.</w:t>
+      </w:r>
+    </w:p>
+    <w:p>
+      <w:pPr>
+        <w:pStyle w:val="Heading3"/>
+      </w:pPr>
+      <w:r>
+        <w:rPr/>
+        <w:t>Where the data comes from</w:t>
+      </w:r>
+    </w:p>
+    <w:tbl>
+      <w:tblPr>
+        <w:tblW w:type="auto" w:w="0"/>
+        <w:jc w:val="left"/>
+        <w:tblLayout w:type="autofit"/>
+        <w:tblLook w:firstColumn="1" w:firstRow="1" w:lastColumn="0" w:lastRow="0" w:noHBand="0" w:noVBand="1" w:val="04A0"/>
+        <w:tblBorders>
+          <w:top w:val="single" w:sz="4" w:space="0" w:color="D8DEE9"/>
+          <w:left w:val="single" w:sz="4" w:space="0" w:color="D8DEE9"/>
+          <w:bottom w:val="single" w:sz="4" w:space="0" w:color="D8DEE9"/>
+          <w:right w:val="single" w:sz="4" w:space="0" w:color="D8DEE9"/>
+          <w:insideH w:val="single" w:sz="4" w:space="0" w:color="D8DEE9"/>
+          <w:insideV w:val="single" w:sz="4" w:space="0" w:color="D8DEE9"/>
+        </w:tblBorders>
+      </w:tblPr>
+      <w:tblGrid>
+        <w:gridCol w:w="4320"/>
+        <w:gridCol w:w="4320"/>
+      </w:tblGrid>
+      <w:tr>
+        <w:tc>
+          <w:tcPr>
+            <w:tcW w:type="dxa" w:w="4320"/>
+            <w:shd w:val="clear" w:color="auto" w:fill="EAF2FB"/>
+          </w:tcPr>
+          <w:p>
+            <w:r>
+              <w:rPr>
+                <w:b/>
+              </w:rPr>
+            </w:r>
+          </w:p>
+        </w:tc>
+        <w:tc>
+          <w:tcPr>
+            <w:tcW w:type="dxa" w:w="4320"/>
+            <w:shd w:val="clear" w:color="auto" w:fill="EAF2FB"/>
+          </w:tcPr>
+          <w:p>
+            <w:r>
+              <w:rPr>
+                <w:b/>
+              </w:rPr>
+            </w:r>
+          </w:p>
+        </w:tc>
+      </w:tr>
+      <w:tr>
+        <w:tc>
+          <w:tcPr>
+            <w:tcW w:type="dxa" w:w="4320"/>
+          </w:tcPr>
+          <w:p>
+            <w:r/>
+            <w:r>
+              <w:rPr/>
+              <w:t>Service</w:t>
+            </w:r>
+          </w:p>
+        </w:tc>
+        <w:tc>
+          <w:tcPr>
+            <w:tcW w:type="dxa" w:w="4320"/>
+          </w:tcPr>
+          <w:p>
+            <w:r/>
+            <w:r>
+              <w:rPr>
+                <w:rFonts w:ascii="Consolas" w:hAnsi="Consolas"/>
+                <w:color w:val="334455"/>
+                <w:sz w:val="19"/>
+              </w:rPr>
+              <w:t>driver_svc</w:t>
+            </w:r>
+            <w:r>
+              <w:rPr/>
+              <w:t xml:space="preserve"> (:8214) decides; </w:t>
+            </w:r>
+            <w:r>
+              <w:rPr>
+                <w:rFonts w:ascii="Consolas" w:hAnsi="Consolas"/>
+                <w:color w:val="334455"/>
+                <w:sz w:val="19"/>
+              </w:rPr>
+              <w:t>options_svc</w:t>
+            </w:r>
+            <w:r>
+              <w:rPr/>
+              <w:t xml:space="preserve"> (:8211) executes into the isolated book</w:t>
+            </w:r>
+          </w:p>
+        </w:tc>
+      </w:tr>
+      <w:tr>
+        <w:tc>
+          <w:tcPr>
+            <w:tcW w:type="dxa" w:w="4320"/>
+            <w:shd w:val="clear" w:color="auto" w:fill="F4F6FA"/>
+          </w:tcPr>
+          <w:p>
+            <w:r/>
+            <w:r>
+              <w:rPr/>
+              <w:t>Cache keys</w:t>
+            </w:r>
+          </w:p>
+        </w:tc>
+        <w:tc>
+          <w:tcPr>
+            <w:tcW w:type="dxa" w:w="4320"/>
+            <w:shd w:val="clear" w:color="auto" w:fill="F4F6FA"/>
+          </w:tcPr>
+          <w:p>
+            <w:r/>
+            <w:r>
+              <w:rPr>
+                <w:rFonts w:ascii="Consolas" w:hAnsi="Consolas"/>
+                <w:color w:val="334455"/>
+                <w:sz w:val="19"/>
+              </w:rPr>
+              <w:t>cache:driver:autonomous</w:t>
+            </w:r>
+            <w:r>
+              <w:rPr/>
+              <w:t xml:space="preserve">, </w:t>
+            </w:r>
+            <w:r>
+              <w:rPr>
+                <w:rFonts w:ascii="Consolas" w:hAnsi="Consolas"/>
+                <w:color w:val="334455"/>
+                <w:sz w:val="19"/>
+              </w:rPr>
+              <w:t>:control</w:t>
+            </w:r>
+            <w:r>
+              <w:rPr/>
+              <w:t xml:space="preserve">, </w:t>
+            </w:r>
+            <w:r>
+              <w:rPr>
+                <w:rFonts w:ascii="Consolas" w:hAnsi="Consolas"/>
+                <w:color w:val="334455"/>
+                <w:sz w:val="19"/>
+              </w:rPr>
+              <w:t>cache:options:driver_paper_account</w:t>
+            </w:r>
+            <w:r>
+              <w:rPr/>
+              <w:t xml:space="preserve">, </w:t>
+            </w:r>
+            <w:r>
+              <w:rPr>
+                <w:rFonts w:ascii="Consolas" w:hAnsi="Consolas"/>
+                <w:color w:val="334455"/>
+                <w:sz w:val="19"/>
+              </w:rPr>
+              <w:t>:driver_paper_perf</w:t>
+            </w:r>
+          </w:p>
+        </w:tc>
+      </w:tr>
+      <w:tr>
+        <w:tc>
+          <w:tcPr>
+            <w:tcW w:type="dxa" w:w="4320"/>
+          </w:tcPr>
+          <w:p>
+            <w:r/>
+            <w:r>
+              <w:rPr/>
+              <w:t>Checkpoints</w:t>
+            </w:r>
+          </w:p>
+        </w:tc>
+        <w:tc>
+          <w:tcPr>
+            <w:tcW w:type="dxa" w:w="4320"/>
+          </w:tcPr>
+          <w:p>
+            <w:r/>
+            <w:r>
+              <w:rPr/>
+              <w:t xml:space="preserve">09:28 ET morning run, then every 30 minutes within the entry window </w:t>
+            </w:r>
+            <w:r>
+              <w:rPr>
+                <w:b/>
+              </w:rPr>
+              <w:t>09:45–15:30 ET</w:t>
+            </w:r>
+          </w:p>
+        </w:tc>
+      </w:tr>
+      <w:tr>
+        <w:tc>
+          <w:tcPr>
+            <w:tcW w:type="dxa" w:w="4320"/>
+            <w:shd w:val="clear" w:color="auto" w:fill="F4F6FA"/>
+          </w:tcPr>
+          <w:p>
+            <w:r/>
+            <w:r>
+              <w:rPr/>
+              <w:t>Re-pricing</w:t>
+            </w:r>
+          </w:p>
+        </w:tc>
+        <w:tc>
+          <w:tcPr>
+            <w:tcW w:type="dxa" w:w="4320"/>
+            <w:shd w:val="clear" w:color="auto" w:fill="F4F6FA"/>
+          </w:tcPr>
+          <w:p>
+            <w:r/>
+            <w:r>
+              <w:rPr/>
+              <w:t xml:space="preserve">Open positions re-priced </w:t>
+            </w:r>
+            <w:r>
+              <w:rPr>
+                <w:b/>
+              </w:rPr>
+              <w:t>every minute</w:t>
+            </w:r>
+            <w:r>
+              <w:rPr/>
+              <w:t xml:space="preserve"> during market hours</w:t>
+            </w:r>
+          </w:p>
+        </w:tc>
+      </w:tr>
+    </w:tbl>
+    <w:p/>
+    <w:p>
+      <w:r>
+        <w:rPr>
+          <w:b/>
+        </w:rPr>
+        <w:t>Why the entry window is shaped that way.</w:t>
+      </w:r>
+      <w:r>
+        <w:rPr/>
+        <w:t xml:space="preserve"> The first ~15 minutes after the open are</w:t>
+        <w:br/>
+        <w:t xml:space="preserve">skipped so the post-open structure is readable, and no </w:t>
+      </w:r>
+      <w:r>
+        <w:rPr>
+          <w:i/>
+        </w:rPr>
+        <w:t>new</w:t>
+      </w:r>
+      <w:r>
+        <w:rPr/>
+        <w:t xml:space="preserve"> entries are taken in the</w:t>
+        <w:br/>
+        <w:t>last 30 minutes before the close. Management and exits are unaffected.</w:t>
+      </w:r>
+    </w:p>
+    <w:p>
+      <w:pPr>
+        <w:pStyle w:val="Heading3"/>
+      </w:pPr>
+      <w:r>
+        <w:rPr/>
+        <w:t>Reading the screen</w:t>
+      </w:r>
+    </w:p>
+    <w:p>
+      <w:r>
+        <w:rPr>
+          <w:b/>
+        </w:rPr>
+        <w:t>Status row:</w:t>
+      </w:r>
+      <w:r>
+        <w:rPr/>
+        <w:t xml:space="preserve"> whether autonomy is ACTIVE, the last cycle time, and three controls —</w:t>
+        <w:br/>
+      </w:r>
+      <w:r>
+        <w:rPr>
+          <w:b/>
+        </w:rPr>
+        <w:t>Autonomous</w:t>
+      </w:r>
+      <w:r>
+        <w:rPr/>
+        <w:t xml:space="preserve"> (enable/disable), </w:t>
+      </w:r>
+      <w:r>
+        <w:rPr>
+          <w:b/>
+        </w:rPr>
+        <w:t>Run now</w:t>
+      </w:r>
+      <w:r>
+        <w:rPr/>
+        <w:t xml:space="preserve"> (one immediate checkpoint) and a</w:t>
+        <w:br/>
+        <w:t xml:space="preserve">confirm-gated </w:t>
+      </w:r>
+      <w:r>
+        <w:rPr>
+          <w:b/>
+        </w:rPr>
+        <w:t>STOP</w:t>
+      </w:r>
+      <w:r>
+        <w:rPr/>
+        <w:t xml:space="preserve"> (halts new trades for the day; open positions keep managing).</w:t>
+      </w:r>
+    </w:p>
+    <w:p>
+      <w:r>
+        <w:rPr>
+          <w:b/>
+        </w:rPr>
+        <w:t>Tiles:</w:t>
+      </w:r>
+      <w:r>
+        <w:rPr/>
+        <w:t xml:space="preserve"> Day P&amp;L against the day's target · Session P&amp;L · Realized · Open P&amp;L ·</w:t>
+        <w:br/>
+        <w:t>Equity · Open count.</w:t>
+      </w:r>
+    </w:p>
+    <w:p>
+      <w:pPr>
+        <w:pStyle w:val="IntenseQuote"/>
+      </w:pPr>
+      <w:r>
+        <w:rPr>
+          <w:b/>
+        </w:rPr>
+        <w:t>The daily target is dynamic.</w:t>
+      </w:r>
+      <w:r>
+        <w:rPr/>
+        <w:t xml:space="preserve"> The base is </w:t>
+      </w:r>
+      <w:r>
+        <w:rPr>
+          <w:b/>
+        </w:rPr>
+        <w:t>$500</w:t>
+      </w:r>
+      <w:r>
+        <w:rPr/>
+        <w:t>, but it ratchets against the</w:t>
+        <w:br/>
+        <w:t xml:space="preserve">month-to-date pace — up to a </w:t>
+      </w:r>
+      <w:r>
+        <w:rPr>
+          <w:b/>
+        </w:rPr>
+        <w:t>$1,000</w:t>
+      </w:r>
+      <w:r>
+        <w:rPr/>
+        <w:t xml:space="preserve"> cap when behind, down to a </w:t>
+      </w:r>
+      <w:r>
+        <w:rPr>
+          <w:b/>
+        </w:rPr>
+        <w:t>$250</w:t>
+      </w:r>
+      <w:r>
+        <w:rPr/>
+        <w:t xml:space="preserve"> floor when</w:t>
+        <w:br/>
+        <w:t xml:space="preserve">ahead. So the number in the tile changes day to day. A </w:t>
+      </w:r>
+      <w:r>
+        <w:rPr>
+          <w:b/>
+        </w:rPr>
+        <w:t>−$1,500</w:t>
+      </w:r>
+      <w:r>
+        <w:rPr/>
+        <w:t xml:space="preserve"> daily loss halts new</w:t>
+        <w:br/>
+        <w:t>entries outright.</w:t>
+      </w:r>
+    </w:p>
+    <w:p>
+      <w:r>
+        <w:rPr>
+          <w:b/>
+        </w:rPr>
+        <w:t>Open positions</w:t>
+      </w:r>
+      <w:r>
+        <w:rPr/>
+        <w:t xml:space="preserve"> and a </w:t>
+      </w:r>
+      <w:r>
+        <w:rPr>
+          <w:b/>
+        </w:rPr>
+        <w:t>decision log</w:t>
+      </w:r>
+      <w:r>
+        <w:rPr/>
+        <w:t xml:space="preserve"> (newest first, in CT) showing each checkpoint's</w:t>
+        <w:br/>
+        <w:t>reasoning, including a one-line market-context summary.</w:t>
+      </w:r>
+    </w:p>
+    <w:p>
+      <w:r>
+        <w:rPr>
+          <w:b/>
+        </w:rPr>
+        <w:t>Performance scorecard:</w:t>
+      </w:r>
+      <w:r>
+        <w:rPr/>
+        <w:t xml:space="preserve"> trades, open, closed, </w:t>
+      </w:r>
+      <w:r>
+        <w:rPr>
+          <w:b/>
+        </w:rPr>
+        <w:t>win rate</w:t>
+      </w:r>
+      <w:r>
+        <w:rPr/>
+        <w:t>, realized, open P&amp;L, total</w:t>
+        <w:br/>
+        <w:t xml:space="preserve">P&amp;L, </w:t>
+      </w:r>
+      <w:r>
+        <w:rPr>
+          <w:b/>
+        </w:rPr>
+        <w:t>average win</w:t>
+      </w:r>
+      <w:r>
+        <w:rPr/>
+        <w:t xml:space="preserve">, </w:t>
+      </w:r>
+      <w:r>
+        <w:rPr>
+          <w:b/>
+        </w:rPr>
+        <w:t>average loss</w:t>
+      </w:r>
+      <w:r>
+        <w:rPr/>
+        <w:t xml:space="preserve">, </w:t>
+      </w:r>
+      <w:r>
+        <w:rPr>
+          <w:b/>
+        </w:rPr>
+        <w:t>profit factor</w:t>
+      </w:r>
+      <w:r>
+        <w:rPr/>
+        <w:t>, best and worst trade, plus</w:t>
+        <w:br/>
+        <w:t xml:space="preserve">breakdowns of </w:t>
+      </w:r>
+      <w:r>
+        <w:rPr>
+          <w:b/>
+        </w:rPr>
+        <w:t>P&amp;L by symbol</w:t>
+      </w:r>
+      <w:r>
+        <w:rPr/>
+        <w:t xml:space="preserve"> and </w:t>
+      </w:r>
+      <w:r>
+        <w:rPr>
+          <w:b/>
+        </w:rPr>
+        <w:t>by strategy</w:t>
+      </w:r>
+      <w:r>
+        <w:rPr/>
+        <w:t>.</w:t>
+      </w:r>
+    </w:p>
+    <w:p>
+      <w:r>
+        <w:rPr>
+          <w:b/>
+        </w:rPr>
+        <w:t>Performance view:</w:t>
+      </w:r>
+      <w:r>
+        <w:rPr/>
+        <w:t xml:space="preserve"> the closed-trade list with exit reasons — </w:t>
+      </w:r>
+      <w:r>
+        <w:rPr>
+          <w:i/>
+        </w:rPr>
+        <w:t>Target hit</w:t>
+      </w:r>
+      <w:r>
+        <w:rPr/>
+        <w:t xml:space="preserve">, </w:t>
+      </w:r>
+      <w:r>
+        <w:rPr>
+          <w:i/>
+        </w:rPr>
+        <w:t>Delta</w:t>
+        <w:br/>
+        <w:t>stop</w:t>
+      </w:r>
+      <w:r>
+        <w:rPr/>
+        <w:t xml:space="preserve">, </w:t>
+      </w:r>
+      <w:r>
+        <w:rPr>
+          <w:i/>
+        </w:rPr>
+        <w:t>Time stop</w:t>
+      </w:r>
+      <w:r>
+        <w:rPr/>
+        <w:t xml:space="preserve">, </w:t>
+      </w:r>
+      <w:r>
+        <w:rPr>
+          <w:i/>
+        </w:rPr>
+        <w:t>Money stop</w:t>
+      </w:r>
+      <w:r>
+        <w:rPr/>
+        <w:t>.</w:t>
+      </w:r>
+    </w:p>
+    <w:p>
+      <w:pPr>
+        <w:pStyle w:val="Heading3"/>
+      </w:pPr>
+      <w:r>
+        <w:rPr/>
+        <w:t>How the guardrails work</w:t>
+      </w:r>
+    </w:p>
+    <w:p>
+      <w:r>
+        <w:rPr/>
+        <w:t>This is the part worth understanding, because it is what makes the design defensible:</w:t>
+        <w:br/>
+      </w:r>
+      <w:r>
+        <w:rPr>
+          <w:b/>
+        </w:rPr>
+        <w:t>the model never sizes its own risk.</w:t>
+      </w:r>
+      <w:r>
+        <w:rPr/>
+        <w:t xml:space="preserve"> The cycle is</w:t>
+      </w:r>
+    </w:p>
+    <w:p>
+      <w:pPr>
+        <w:pStyle w:val="ListNumber"/>
+      </w:pPr>
+      <w:r>
+        <w:rPr>
+          <w:rFonts w:ascii="Consolas" w:hAnsi="Consolas"/>
+          <w:color w:val="334455"/>
+          <w:sz w:val="19"/>
+        </w:rPr>
+        <w:t>build_packet</w:t>
+      </w:r>
+      <w:r>
+        <w:t xml:space="preserve"> — assemble market context, candidates and account state;</w:t>
+      </w:r>
+    </w:p>
+    <w:p>
+      <w:pPr>
+        <w:pStyle w:val="ListNumber"/>
+      </w:pPr>
+      <w:r>
+        <w:rPr>
+          <w:rFonts w:ascii="Consolas" w:hAnsi="Consolas"/>
+          <w:color w:val="334455"/>
+          <w:sz w:val="19"/>
+        </w:rPr>
+        <w:t>decider.decide</w:t>
+      </w:r>
+      <w:r>
+        <w:t xml:space="preserve"> — Claude picks a candidate and proposes a size;</w:t>
+      </w:r>
+    </w:p>
+    <w:p>
+      <w:pPr>
+        <w:pStyle w:val="ListNumber"/>
+      </w:pPr>
+      <w:r>
+        <w:rPr>
+          <w:rFonts w:ascii="Consolas" w:hAnsi="Consolas"/>
+          <w:color w:val="334455"/>
+          <w:sz w:val="19"/>
+        </w:rPr>
+        <w:t>guardrails.apply_guardrails</w:t>
+      </w:r>
+      <w:r>
+        <w:t xml:space="preserve"> — </w:t>
+      </w:r>
+      <w:r>
+        <w:rPr>
+          <w:b/>
+        </w:rPr>
+        <w:t>pure code</w:t>
+      </w:r>
+      <w:r>
+        <w:t xml:space="preserve"> clamps the size and halts on the banked</w:t>
+        <w:br/>
+        <w:t xml:space="preserve">   target, the loss cap, or a VIX threshold;</w:t>
+      </w:r>
+    </w:p>
+    <w:p>
+      <w:pPr>
+        <w:pStyle w:val="ListNumber"/>
+      </w:pPr>
+      <w:r>
+        <w:t>the clamped order is enqueued to the paper book.</w:t>
+      </w:r>
+    </w:p>
+    <w:p>
+      <w:r>
+        <w:rPr/>
+        <w:t xml:space="preserve">Step 3 cannot be argued with by the model. Per-trade risk is evaluated in </w:t>
+      </w:r>
+      <w:r>
+        <w:rPr>
+          <w:b/>
+        </w:rPr>
+        <w:t>per-contract</w:t>
+        <w:br/>
+        <w:t>dollars</w:t>
+      </w:r>
+      <w:r>
+        <w:rPr/>
+        <w:t>, and the driver's own book carries a higher per-trade cap ($1,500) than the</w:t>
+        <w:br/>
+        <w:t>manual account ($250).</w:t>
+      </w:r>
+    </w:p>
+    <w:p>
+      <w:pPr>
+        <w:pStyle w:val="Heading3"/>
+      </w:pPr>
+      <w:r>
+        <w:rPr/>
+        <w:t>Why it matters</w:t>
+      </w:r>
+    </w:p>
+    <w:p>
+      <w:r>
+        <w:rPr/>
+        <w:t>As a research instrument this is the most interesting thing in the app: an unbiased,</w:t>
+        <w:br/>
+        <w:t>fully-logged record of what a rules-plus-model system does with the app's own signals.</w:t>
+        <w:br/>
+        <w:t xml:space="preserve">The decision log tells you </w:t>
+      </w:r>
+      <w:r>
+        <w:rPr>
+          <w:i/>
+        </w:rPr>
+        <w:t>why</w:t>
+      </w:r>
+      <w:r>
+        <w:rPr/>
+        <w:t xml:space="preserve"> each trade was taken, which no human trading journal</w:t>
+        <w:br/>
+        <w:t>manages consistently.</w:t>
+      </w:r>
+    </w:p>
+    <w:p>
+      <w:r>
+        <w:rPr>
+          <w:b/>
+        </w:rPr>
+        <w:t>Be clear-eyed about the results.</w:t>
+      </w:r>
+      <w:r>
+        <w:rPr/>
+        <w:t xml:space="preserve"> At the time of writing this book's record is</w:t>
+        <w:br/>
+      </w:r>
+      <w:r>
+        <w:rPr>
+          <w:b/>
+        </w:rPr>
+        <w:t>negative</w:t>
+      </w:r>
+      <w:r>
+        <w:rPr/>
+        <w:t xml:space="preserve">: 151 closed trades, a </w:t>
+      </w:r>
+      <w:r>
+        <w:rPr>
+          <w:b/>
+        </w:rPr>
+        <w:t>45% win rate</w:t>
+      </w:r>
+      <w:r>
+        <w:rPr/>
+        <w:t xml:space="preserve">, a </w:t>
+      </w:r>
+      <w:r>
+        <w:rPr>
+          <w:b/>
+        </w:rPr>
+        <w:t>profit factor of 0.57</w:t>
+      </w:r>
+      <w:r>
+        <w:rPr/>
+        <w:t>, an</w:t>
+        <w:br/>
+        <w:t xml:space="preserve">average win of </w:t>
+      </w:r>
+      <w:r>
+        <w:rPr>
+          <w:b/>
+        </w:rPr>
+        <w:t>+$165</w:t>
+      </w:r>
+      <w:r>
+        <w:rPr/>
+        <w:t xml:space="preserve"> against an average loss of </w:t>
+      </w:r>
+      <w:r>
+        <w:rPr>
+          <w:b/>
+        </w:rPr>
+        <w:t>−$236</w:t>
+      </w:r>
+      <w:r>
+        <w:rPr/>
+        <w:t>, and realized P&amp;L of</w:t>
+        <w:br/>
+        <w:t xml:space="preserve">about </w:t>
+      </w:r>
+      <w:r>
+        <w:rPr>
+          <w:b/>
+        </w:rPr>
+        <w:t>−$8,300</w:t>
+      </w:r>
+      <w:r>
+        <w:rPr/>
+        <w:t>. Put credit spreads account for essentially all of the loss while call</w:t>
+        <w:br/>
+        <w:t>credit spreads are roughly flat.</w:t>
+      </w:r>
+    </w:p>
+    <w:p>
+      <w:r>
+        <w:rPr/>
+        <w:t>That shape — winning less than half the time while losing more per loss than you make</w:t>
+        <w:br/>
+        <w:t>per win — is the classic failure mode for premium selling: the wins are capped at the</w:t>
+        <w:br/>
+        <w:t xml:space="preserve">credit while the losses run to the width. It is </w:t>
+      </w:r>
+      <w:r>
+        <w:rPr>
+          <w:i/>
+        </w:rPr>
+        <w:t>the</w:t>
+      </w:r>
+      <w:r>
+        <w:rPr/>
+        <w:t xml:space="preserve"> thing this page exists to make</w:t>
+        <w:br/>
+        <w:t>visible, and it is a strong argument for treating the driver as an experiment rather</w:t>
+        <w:br/>
+        <w:t>than a strategy.</w:t>
+      </w:r>
+    </w:p>
+    <w:p>
+      <w:pPr>
+        <w:pStyle w:val="Heading3"/>
+      </w:pPr>
+      <w:r>
+        <w:rPr/>
+        <w:t>Caveats and gotchas</w:t>
+      </w:r>
+    </w:p>
+    <w:p>
+      <w:pPr>
+        <w:pStyle w:val="ListBullet"/>
+      </w:pPr>
+      <w:r>
+        <w:rPr>
+          <w:b/>
+        </w:rPr>
+        <w:t>"Executed" in the decision log means the order was enqueued, not filled.</w:t>
+      </w:r>
+      <w:r>
+        <w:t xml:space="preserve"> The true</w:t>
+        <w:br/>
+        <w:t xml:space="preserve">  outcome is in the account view's open results. A trade can be logged as executed and</w:t>
+        <w:br/>
+        <w:t xml:space="preserve">  then rejected for risk.</w:t>
+      </w:r>
+    </w:p>
+    <w:p>
+      <w:pPr>
+        <w:pStyle w:val="ListBullet"/>
+      </w:pPr>
+      <w:r>
+        <w:t xml:space="preserve">Analytics are </w:t>
+      </w:r>
+      <w:r>
+        <w:rPr>
+          <w:b/>
+        </w:rPr>
+        <w:t>forward-only</w:t>
+      </w:r>
+      <w:r>
+        <w:t xml:space="preserve"> — the equity curve is complete, but posture and</w:t>
+        <w:br/>
+        <w:t xml:space="preserve">  MAE/MFE statistics only accrue on trades opened after those were added.</w:t>
+      </w:r>
+    </w:p>
+    <w:p>
+      <w:pPr>
+        <w:pStyle w:val="ListBullet"/>
+      </w:pPr>
+      <w:r>
+        <w:t xml:space="preserve">Enabling autonomy costs Claude API calls per checkpoint. </w:t>
+      </w:r>
+      <w:r>
+        <w:rPr>
+          <w:color w:val="2E6DB4"/>
+        </w:rPr>
+        <w:t>Settings</w:t>
+      </w:r>
+      <w:r>
+        <w:t xml:space="preserve"> shows</w:t>
+        <w:br/>
+        <w:t xml:space="preserve">  the running count.</w:t>
+      </w:r>
+    </w:p>
+    <w:p>
+      <w:pPr>
+        <w:pStyle w:val="Heading3"/>
+      </w:pPr>
+      <w:r>
+        <w:rPr/>
+        <w:t>Related pages</w:t>
+      </w:r>
+    </w:p>
+    <w:p>
+      <w:r>
+        <w:rPr>
+          <w:color w:val="2E6DB4"/>
+        </w:rPr>
+        <w:t>Market Scanner</w:t>
+      </w:r>
+      <w:r>
+        <w:rPr/>
+        <w:t xml:space="preserve"> (its candidate source) · </w:t>
+      </w:r>
+      <w:r>
+        <w:rPr>
+          <w:color w:val="2E6DB4"/>
+        </w:rPr>
+        <w:t>Sentiment</w:t>
+      </w:r>
+      <w:r>
+        <w:rPr/>
+        <w:t xml:space="preserve"> ·</w:t>
+        <w:br/>
+      </w:r>
+      <w:r>
+        <w:rPr>
+          <w:color w:val="2E6DB4"/>
+        </w:rPr>
+        <w:t>Paper Account</w:t>
+      </w:r>
+      <w:r>
+        <w:rPr/>
+        <w:t xml:space="preserve"> · </w:t>
+      </w:r>
+      <w:r>
+        <w:rPr>
+          <w:color w:val="2E6DB4"/>
+        </w:rPr>
+        <w:t>EOD Report</w:t>
+      </w:r>
+      <w:r>
+        <w:rPr/>
+        <w:t>.</w:t>
+      </w:r>
+    </w:p>
+    <w:p>
+      <w:r>
+        <w:br/>
+      </w:r>
+    </w:p>
+    <w:p>
+      <w:pPr>
+        <w:pStyle w:val="Heading1"/>
+      </w:pPr>
+      <w:r>
+        <w:rPr/>
+        <w:t>ACCOUNT</w:t>
+      </w:r>
+    </w:p>
+    <w:p>
+      <w:r>
+        <w:rPr/>
+        <w:t>Two entries: your real holdings, and the day's results.</w:t>
+      </w:r>
+    </w:p>
+    <w:p>
+      <w:pPr>
+        <w:pStyle w:val="Heading2"/>
+      </w:pPr>
+      <w:r>
+        <w:rPr/>
+        <w:t>Portfolio</w:t>
+      </w:r>
+    </w:p>
+    <w:p>
+      <w:r>
+        <w:rPr>
+          <w:i/>
+        </w:rPr>
+        <w:t xml:space="preserve">Menu: ACCOUNT → Portfolio · Route </w:t>
+      </w:r>
+      <w:r>
+        <w:rPr>
+          <w:rFonts w:ascii="Consolas" w:hAnsi="Consolas"/>
+          <w:color w:val="334455"/>
+          <w:sz w:val="19"/>
+        </w:rPr>
+        <w:t>/portfolio</w:t>
+      </w:r>
+    </w:p>
+    <w:p>
+      <w:pPr>
+        <w:pStyle w:val="Heading3"/>
+      </w:pPr>
+      <w:r>
+        <w:rPr/>
+        <w:t>What it is</w:t>
+      </w:r>
+    </w:p>
+    <w:p>
+      <w:r>
+        <w:rPr/>
+        <w:t xml:space="preserve">Your </w:t>
+      </w:r>
+      <w:r>
+        <w:rPr>
+          <w:b/>
+        </w:rPr>
+        <w:t>real</w:t>
+      </w:r>
+      <w:r>
+        <w:rPr/>
+        <w:t xml:space="preserve"> Schwab holdings — the only place in the app where real money appears. It</w:t>
+        <w:br/>
+        <w:t>is strictly read-only; no action on this page can affect your account.</w:t>
+      </w:r>
+    </w:p>
+    <w:p>
+      <w:pPr>
+        <w:pStyle w:val="Heading3"/>
+      </w:pPr>
+      <w:r>
+        <w:rPr/>
+        <w:t>Where the data comes from</w:t>
+      </w:r>
+    </w:p>
+    <w:tbl>
+      <w:tblPr>
+        <w:tblW w:type="auto" w:w="0"/>
+        <w:jc w:val="left"/>
+        <w:tblLayout w:type="autofit"/>
+        <w:tblLook w:firstColumn="1" w:firstRow="1" w:lastColumn="0" w:lastRow="0" w:noHBand="0" w:noVBand="1" w:val="04A0"/>
+        <w:tblBorders>
+          <w:top w:val="single" w:sz="4" w:space="0" w:color="D8DEE9"/>
+          <w:left w:val="single" w:sz="4" w:space="0" w:color="D8DEE9"/>
+          <w:bottom w:val="single" w:sz="4" w:space="0" w:color="D8DEE9"/>
+          <w:right w:val="single" w:sz="4" w:space="0" w:color="D8DEE9"/>
+          <w:insideH w:val="single" w:sz="4" w:space="0" w:color="D8DEE9"/>
+          <w:insideV w:val="single" w:sz="4" w:space="0" w:color="D8DEE9"/>
+        </w:tblBorders>
+      </w:tblPr>
+      <w:tblGrid>
+        <w:gridCol w:w="4320"/>
+        <w:gridCol w:w="4320"/>
+      </w:tblGrid>
+      <w:tr>
+        <w:tc>
+          <w:tcPr>
+            <w:tcW w:type="dxa" w:w="4320"/>
+            <w:shd w:val="clear" w:color="auto" w:fill="EAF2FB"/>
+          </w:tcPr>
+          <w:p>
+            <w:r>
+              <w:rPr>
+                <w:b/>
+              </w:rPr>
+            </w:r>
+          </w:p>
+        </w:tc>
+        <w:tc>
+          <w:tcPr>
+            <w:tcW w:type="dxa" w:w="4320"/>
+            <w:shd w:val="clear" w:color="auto" w:fill="EAF2FB"/>
+          </w:tcPr>
+          <w:p>
+            <w:r>
+              <w:rPr>
+                <w:b/>
+              </w:rPr>
+            </w:r>
+          </w:p>
+        </w:tc>
+      </w:tr>
+      <w:tr>
+        <w:tc>
+          <w:tcPr>
+            <w:tcW w:type="dxa" w:w="4320"/>
+          </w:tcPr>
+          <w:p>
+            <w:r/>
+            <w:r>
+              <w:rPr/>
+              <w:t>Service</w:t>
+            </w:r>
+          </w:p>
+        </w:tc>
+        <w:tc>
+          <w:tcPr>
+            <w:tcW w:type="dxa" w:w="4320"/>
+          </w:tcPr>
+          <w:p>
+            <w:r/>
+            <w:r>
+              <w:rPr>
+                <w:rFonts w:ascii="Consolas" w:hAnsi="Consolas"/>
+                <w:color w:val="334455"/>
+                <w:sz w:val="19"/>
+              </w:rPr>
+              <w:t>portfolio_svc</w:t>
+            </w:r>
+            <w:r>
+              <w:rPr/>
+              <w:t xml:space="preserve"> (:8212), </w:t>
+            </w:r>
+            <w:r>
+              <w:rPr>
+                <w:rFonts w:ascii="Consolas" w:hAnsi="Consolas"/>
+                <w:color w:val="334455"/>
+                <w:sz w:val="19"/>
+              </w:rPr>
+              <w:t>cache:portfolio:positions</w:t>
+            </w:r>
+          </w:p>
+        </w:tc>
+      </w:tr>
+      <w:tr>
+        <w:tc>
+          <w:tcPr>
+            <w:tcW w:type="dxa" w:w="4320"/>
+            <w:shd w:val="clear" w:color="auto" w:fill="F4F6FA"/>
+          </w:tcPr>
+          <w:p>
+            <w:r/>
+            <w:r>
+              <w:rPr/>
+              <w:t>Live P&amp;L</w:t>
+            </w:r>
+          </w:p>
+        </w:tc>
+        <w:tc>
+          <w:tcPr>
+            <w:tcW w:type="dxa" w:w="4320"/>
+            <w:shd w:val="clear" w:color="auto" w:fill="F4F6FA"/>
+          </w:tcPr>
+          <w:p>
+            <w:r/>
+            <w:r>
+              <w:rPr/>
+              <w:t xml:space="preserve">Streamed from Schwab and republished at most every </w:t>
+            </w:r>
+            <w:r>
+              <w:rPr>
+                <w:b/>
+              </w:rPr>
+              <w:t>2 seconds</w:t>
+            </w:r>
+          </w:p>
+        </w:tc>
+      </w:tr>
+      <w:tr>
+        <w:tc>
+          <w:tcPr>
+            <w:tcW w:type="dxa" w:w="4320"/>
+          </w:tcPr>
+          <w:p>
+            <w:r/>
+            <w:r>
+              <w:rPr/>
+              <w:t>Full rebuild</w:t>
+            </w:r>
+          </w:p>
+        </w:tc>
+        <w:tc>
+          <w:tcPr>
+            <w:tcW w:type="dxa" w:w="4320"/>
+          </w:tcPr>
+          <w:p>
+            <w:r/>
+            <w:r>
+              <w:rPr/>
+              <w:t xml:space="preserve">Every </w:t>
+            </w:r>
+            <w:r>
+              <w:rPr>
+                <w:b/>
+              </w:rPr>
+              <w:t>10 minutes</w:t>
+            </w:r>
+            <w:r>
+              <w:rPr/>
+              <w:t xml:space="preserve"> during market hours (hourly off-hours), or on </w:t>
+            </w:r>
+            <w:r>
+              <w:rPr>
+                <w:b/>
+              </w:rPr>
+              <w:t>Refresh</w:t>
+            </w:r>
+          </w:p>
+        </w:tc>
+      </w:tr>
+    </w:tbl>
+    <w:p/>
+    <w:p>
+      <w:pPr>
+        <w:pStyle w:val="Heading3"/>
+      </w:pPr>
+      <w:r>
+        <w:rPr/>
+        <w:t>Reading the screen</w:t>
+      </w:r>
+    </w:p>
+    <w:p>
+      <w:r>
+        <w:rPr>
+          <w:b/>
+        </w:rPr>
+        <w:t>Three subtabs: Holdings · Sectors · Performance.</w:t>
+      </w:r>
+    </w:p>
+    <w:p>
+      <w:r>
+        <w:rPr>
+          <w:b/>
+        </w:rPr>
+        <w:t>Holdings</w:t>
+      </w:r>
+      <w:r>
+        <w:rPr/>
+        <w:t xml:space="preserve"> — one row per position:</w:t>
+      </w:r>
+    </w:p>
+    <w:tbl>
+      <w:tblPr>
+        <w:tblW w:type="auto" w:w="0"/>
+        <w:jc w:val="left"/>
+        <w:tblLayout w:type="autofit"/>
+        <w:tblLook w:firstColumn="1" w:firstRow="1" w:lastColumn="0" w:lastRow="0" w:noHBand="0" w:noVBand="1" w:val="04A0"/>
+        <w:tblBorders>
+          <w:top w:val="single" w:sz="4" w:space="0" w:color="D8DEE9"/>
+          <w:left w:val="single" w:sz="4" w:space="0" w:color="D8DEE9"/>
+          <w:bottom w:val="single" w:sz="4" w:space="0" w:color="D8DEE9"/>
+          <w:right w:val="single" w:sz="4" w:space="0" w:color="D8DEE9"/>
+          <w:insideH w:val="single" w:sz="4" w:space="0" w:color="D8DEE9"/>
+          <w:insideV w:val="single" w:sz="4" w:space="0" w:color="D8DEE9"/>
+        </w:tblBorders>
+      </w:tblPr>
+      <w:tblGrid>
+        <w:gridCol w:w="4320"/>
+        <w:gridCol w:w="4320"/>
+      </w:tblGrid>
+      <w:tr>
+        <w:tc>
+          <w:tcPr>
+            <w:tcW w:type="dxa" w:w="4320"/>
+            <w:shd w:val="clear" w:color="auto" w:fill="EAF2FB"/>
+          </w:tcPr>
+          <w:p>
+            <w:r>
+              <w:rPr>
+                <w:b/>
+              </w:rPr>
+            </w:r>
+            <w:r>
+              <w:rPr>
+                <w:b/>
+              </w:rPr>
+              <w:t>Column</w:t>
+            </w:r>
+          </w:p>
+        </w:tc>
+        <w:tc>
+          <w:tcPr>
+            <w:tcW w:type="dxa" w:w="4320"/>
+            <w:shd w:val="clear" w:color="auto" w:fill="EAF2FB"/>
+          </w:tcPr>
+          <w:p>
+            <w:r>
+              <w:rPr>
+                <w:b/>
+              </w:rPr>
+            </w:r>
+            <w:r>
+              <w:rPr>
+                <w:b/>
+              </w:rPr>
+              <w:t>Meaning</w:t>
+            </w:r>
+          </w:p>
+        </w:tc>
+      </w:tr>
+      <w:tr>
+        <w:tc>
+          <w:tcPr>
+            <w:tcW w:type="dxa" w:w="4320"/>
+          </w:tcPr>
+          <w:p>
+            <w:r/>
+            <w:r>
+              <w:rPr>
+                <w:b/>
+              </w:rPr>
+              <w:t>SYMBOL</w:t>
+            </w:r>
+          </w:p>
+        </w:tc>
+        <w:tc>
+          <w:tcPr>
+            <w:tcW w:type="dxa" w:w="4320"/>
+          </w:tcPr>
+          <w:p>
+            <w:r/>
+            <w:r>
+              <w:rPr/>
+              <w:t xml:space="preserve">Stock, ETF, or an option contract in OCC format (e.g. </w:t>
+            </w:r>
+            <w:r>
+              <w:rPr>
+                <w:rFonts w:ascii="Consolas" w:hAnsi="Consolas"/>
+                <w:color w:val="334455"/>
+                <w:sz w:val="19"/>
+              </w:rPr>
+              <w:t>IWM 270617C00400000</w:t>
+            </w:r>
+            <w:r>
+              <w:rPr/>
+              <w:t xml:space="preserve"> = IWM, expiring 2027-06-17, Call, strike 400).</w:t>
+            </w:r>
+          </w:p>
+        </w:tc>
+      </w:tr>
+      <w:tr>
+        <w:tc>
+          <w:tcPr>
+            <w:tcW w:type="dxa" w:w="4320"/>
+            <w:shd w:val="clear" w:color="auto" w:fill="F4F6FA"/>
+          </w:tcPr>
+          <w:p>
+            <w:r/>
+            <w:r>
+              <w:rPr>
+                <w:b/>
+              </w:rPr>
+              <w:t>SECTOR</w:t>
+            </w:r>
+          </w:p>
+        </w:tc>
+        <w:tc>
+          <w:tcPr>
+            <w:tcW w:type="dxa" w:w="4320"/>
+            <w:shd w:val="clear" w:color="auto" w:fill="F4F6FA"/>
+          </w:tcPr>
+          <w:p>
+            <w:r/>
+            <w:r>
+              <w:rPr/>
+              <w:t xml:space="preserve">Its sector, or </w:t>
+            </w:r>
+            <w:r>
+              <w:rPr>
+                <w:i/>
+              </w:rPr>
+              <w:t>Unknown</w:t>
+            </w:r>
+            <w:r>
+              <w:rPr/>
+              <w:t xml:space="preserve"> for ETFs and instruments outside the classification.</w:t>
+            </w:r>
+          </w:p>
+        </w:tc>
+      </w:tr>
+      <w:tr>
+        <w:tc>
+          <w:tcPr>
+            <w:tcW w:type="dxa" w:w="4320"/>
+          </w:tcPr>
+          <w:p>
+            <w:r/>
+            <w:r>
+              <w:rPr>
+                <w:b/>
+              </w:rPr>
+              <w:t>QTY</w:t>
+            </w:r>
+            <w:r>
+              <w:rPr/>
+              <w:t xml:space="preserve"> / </w:t>
+            </w:r>
+            <w:r>
+              <w:rPr>
+                <w:b/>
+              </w:rPr>
+              <w:t>MARKET VALUE</w:t>
+            </w:r>
+          </w:p>
+        </w:tc>
+        <w:tc>
+          <w:tcPr>
+            <w:tcW w:type="dxa" w:w="4320"/>
+          </w:tcPr>
+          <w:p>
+            <w:r/>
+            <w:r>
+              <w:rPr/>
+              <w:t>Size and current value.</w:t>
+            </w:r>
+          </w:p>
+        </w:tc>
+      </w:tr>
+      <w:tr>
+        <w:tc>
+          <w:tcPr>
+            <w:tcW w:type="dxa" w:w="4320"/>
+            <w:shd w:val="clear" w:color="auto" w:fill="F4F6FA"/>
+          </w:tcPr>
+          <w:p>
+            <w:r/>
+            <w:r>
+              <w:rPr>
+                <w:b/>
+              </w:rPr>
+              <w:t>DAY P/L</w:t>
+            </w:r>
+          </w:p>
+        </w:tc>
+        <w:tc>
+          <w:tcPr>
+            <w:tcW w:type="dxa" w:w="4320"/>
+            <w:shd w:val="clear" w:color="auto" w:fill="F4F6FA"/>
+          </w:tcPr>
+          <w:p>
+            <w:r/>
+            <w:r>
+              <w:rPr/>
+              <w:t>Today's change. Streams live.</w:t>
+            </w:r>
+          </w:p>
+        </w:tc>
+      </w:tr>
+      <w:tr>
+        <w:tc>
+          <w:tcPr>
+            <w:tcW w:type="dxa" w:w="4320"/>
+          </w:tcPr>
+          <w:p>
+            <w:r/>
+            <w:r>
+              <w:rPr>
+                <w:b/>
+              </w:rPr>
+              <w:t>TOTAL P/L</w:t>
+            </w:r>
+          </w:p>
+        </w:tc>
+        <w:tc>
+          <w:tcPr>
+            <w:tcW w:type="dxa" w:w="4320"/>
+          </w:tcPr>
+          <w:p>
+            <w:r/>
+            <w:r>
+              <w:rPr/>
+              <w:t>Unrealized profit or loss since purchase.</w:t>
+            </w:r>
+          </w:p>
+        </w:tc>
+      </w:tr>
+      <w:tr>
+        <w:tc>
+          <w:tcPr>
+            <w:tcW w:type="dxa" w:w="4320"/>
+            <w:shd w:val="clear" w:color="auto" w:fill="F4F6FA"/>
+          </w:tcPr>
+          <w:p>
+            <w:r/>
+            <w:r>
+              <w:rPr>
+                <w:b/>
+              </w:rPr>
+              <w:t>VS SECTOR (RS)</w:t>
+            </w:r>
+          </w:p>
+        </w:tc>
+        <w:tc>
+          <w:tcPr>
+            <w:tcW w:type="dxa" w:w="4320"/>
+            <w:shd w:val="clear" w:color="auto" w:fill="F4F6FA"/>
+          </w:tcPr>
+          <w:p>
+            <w:r/>
+            <w:r>
+              <w:rPr>
+                <w:b/>
+              </w:rPr>
+              <w:t>The most useful column here.</w:t>
+            </w:r>
+            <w:r>
+              <w:rPr/>
+              <w:t xml:space="preserve"> Relative strength against the position's own sector over 1 day, 1 week and 1 month, indexed to 100. Above 100 = beating its sector.</w:t>
+            </w:r>
+          </w:p>
+        </w:tc>
+      </w:tr>
+      <w:tr>
+        <w:tc>
+          <w:tcPr>
+            <w:tcW w:type="dxa" w:w="4320"/>
+          </w:tcPr>
+          <w:p>
+            <w:r/>
+            <w:r>
+              <w:rPr>
+                <w:b/>
+              </w:rPr>
+              <w:t>SINCE PURCHASE</w:t>
+            </w:r>
+          </w:p>
+        </w:tc>
+        <w:tc>
+          <w:tcPr>
+            <w:tcW w:type="dxa" w:w="4320"/>
+          </w:tcPr>
+          <w:p>
+            <w:r/>
+            <w:r>
+              <w:rPr/>
+              <w:t>Return since you bought it.</w:t>
+            </w:r>
+          </w:p>
+        </w:tc>
+      </w:tr>
+    </w:tbl>
+    <w:p/>
+    <w:p>
+      <w:r>
+        <w:rPr>
+          <w:b/>
+        </w:rPr>
+        <w:t>Sectors</w:t>
+      </w:r>
+      <w:r>
+        <w:rPr/>
+        <w:t xml:space="preserve"> shows your allocation against the S&amp;P — where you are over- and</w:t>
+        <w:br/>
+        <w:t xml:space="preserve">under-weight. </w:t>
+      </w:r>
+      <w:r>
+        <w:rPr>
+          <w:b/>
+        </w:rPr>
+        <w:t>Performance</w:t>
+      </w:r>
+      <w:r>
+        <w:rPr/>
+        <w:t xml:space="preserve"> grades each position and offers per-position commentary.</w:t>
+      </w:r>
+    </w:p>
+    <w:p>
+      <w:r>
+        <w:rPr>
+          <w:b/>
+        </w:rPr>
+        <w:t>Status indicators</w:t>
+      </w:r>
+      <w:r>
+        <w:rPr/>
+        <w:t xml:space="preserve"> at the top show whether the proxy is up and whether the price</w:t>
+        <w:br/>
+        <w:t>stream is live.</w:t>
+      </w:r>
+    </w:p>
+    <w:p>
+      <w:pPr>
+        <w:pStyle w:val="Heading3"/>
+      </w:pPr>
+      <w:r>
+        <w:rPr/>
+        <w:t>Why it matters</w:t>
+      </w:r>
+    </w:p>
+    <w:p>
+      <w:r>
+        <w:rPr>
+          <w:b/>
+        </w:rPr>
+        <w:t>VS SECTOR is the column to read.</w:t>
+      </w:r>
+      <w:r>
+        <w:rPr/>
+        <w:t xml:space="preserve"> A position up 8% in a sector up 15% is a </w:t>
+      </w:r>
+      <w:r>
+        <w:rPr>
+          <w:i/>
+        </w:rPr>
+        <w:t>losing</w:t>
+      </w:r>
+      <w:r>
+        <w:rPr/>
+        <w:br/>
+        <w:t>position in the only sense that matters — you would have done better owning the sector</w:t>
+        <w:br/>
+        <w:t>ETF. Absolute P&amp;L cannot show you that; this can, over three horizons at once.</w:t>
+      </w:r>
+    </w:p>
+    <w:p>
+      <w:r>
+        <w:rPr/>
+        <w:t>The Sectors tab answers a different question: concentration. Most self-directed</w:t>
+        <w:br/>
+        <w:t>portfolios are far more concentrated than their owner believes, usually in technology,</w:t>
+        <w:br/>
+        <w:t>and seeing the weight against the index is the fastest correction to that.</w:t>
+      </w:r>
+    </w:p>
+    <w:p>
+      <w:r>
+        <w:rPr>
+          <w:b/>
+        </w:rPr>
+        <w:t>Where it is weak.</w:t>
+      </w:r>
+      <w:r>
+        <w:rPr/>
+        <w:t xml:space="preserve"> Expired or worthless option positions show a market value of</w:t>
+        <w:br/>
+        <w:t>$0.00 while retaining their historical loss, which can make the totals read oddly. The</w:t>
+        <w:br/>
+        <w:t>sector classification is missing for many ETFs and crypto-linked products, so those rows</w:t>
+        <w:br/>
+        <w:t xml:space="preserve">show </w:t>
+      </w:r>
+      <w:r>
+        <w:rPr>
+          <w:i/>
+        </w:rPr>
+        <w:t>Unknown</w:t>
+      </w:r>
+      <w:r>
+        <w:rPr/>
+        <w:t xml:space="preserve"> and no relative strength.</w:t>
+      </w:r>
+    </w:p>
+    <w:p>
+      <w:pPr>
+        <w:pStyle w:val="Heading3"/>
+      </w:pPr>
+      <w:r>
+        <w:rPr/>
+        <w:t>When to use it</w:t>
+      </w:r>
+    </w:p>
+    <w:p>
+      <w:r>
+        <w:rPr/>
+        <w:t>Daily for the P&amp;L weekly for the Sectors and Performance tabs, which is where the</w:t>
+        <w:br/>
+        <w:t>useful decisions are.</w:t>
+      </w:r>
+    </w:p>
+    <w:p>
+      <w:pPr>
+        <w:pStyle w:val="Heading3"/>
+      </w:pPr>
+      <w:r>
+        <w:rPr/>
+        <w:t>Related pages</w:t>
+      </w:r>
+    </w:p>
+    <w:p>
+      <w:r>
+        <w:rPr>
+          <w:color w:val="2E6DB4"/>
+        </w:rPr>
         <w:t>Sector &amp; Industry</w:t>
       </w:r>
       <w:r>
@@ -25191,7 +26247,7 @@
         <w:rPr>
           <w:color w:val="2E6DB4"/>
         </w:rPr>
-        <w:t>Trade Analyzer</w:t>
+        <w:t>Overview</w:t>
       </w:r>
       <w:r>
         <w:rPr/>

--- a/docs/manuals/reference-guide/reference-guide.docx
+++ b/docs/manuals/reference-guide/reference-guide.docx
@@ -32,7 +32,7 @@
           <w:color w:val="5B6678"/>
           <w:sz w:val="18"/>
         </w:rPr>
-        <w:t>WebGUI Trading with Schwab · Generated 2026-08-22</w:t>
+        <w:t>WebGUI Trading with Schwab · Generated 2026-08-23</w:t>
       </w:r>
     </w:p>
     <w:p/>
@@ -22951,6 +22951,58 @@
         <w:t>committed symbol and opens the result in a new tab when it lands; the cache version is</w:t>
         <w:br/>
         <w:t>baselined at click time, so a stale report from an earlier run never opens a tab.</w:t>
+      </w:r>
+    </w:p>
+    <w:p>
+      <w:r>
+        <w:rPr>
+          <w:b/>
+        </w:rPr>
+        <w:t>Hover anything you do not recognise.</w:t>
+      </w:r>
+      <w:r>
+        <w:rPr/>
+        <w:t xml:space="preserve"> Every tile on these four screens</w:t>
+        <w:br/>
+        <w:t>carries its own plain-English explanation on hover: the clearance chips and side</w:t>
+        <w:br/>
+        <w:t>cards, each factor name, every table column on the Rank board and the Evidence</w:t>
+        <w:br/>
+        <w:t>screen, the trade-plan rows, the dealer levels, the panel titles and the two</w:t>
+        <w:br/>
+        <w:t>report buttons. The explanations say what the number is and where it misleads,</w:t>
+        <w:br/>
+        <w:t xml:space="preserve">not just what it is called - so </w:t>
+      </w:r>
+      <w:r>
+        <w:rPr>
+          <w:rFonts w:ascii="Consolas" w:hAnsi="Consolas"/>
+          <w:color w:val="334455"/>
+          <w:sz w:val="19"/>
+        </w:rPr>
+        <w:t>LONG CLEARED</w:t>
+      </w:r>
+      <w:r>
+        <w:rPr/>
+        <w:t xml:space="preserve"> explains that it is permission</w:t>
+        <w:br/>
+        <w:t xml:space="preserve">rather than a recommendation, and </w:t>
+      </w:r>
+      <w:r>
+        <w:rPr>
+          <w:rFonts w:ascii="Consolas" w:hAnsi="Consolas"/>
+          <w:color w:val="334455"/>
+          <w:sz w:val="19"/>
+        </w:rPr>
+        <w:t>SHORT RELATIVE ONLY</w:t>
+      </w:r>
+      <w:r>
+        <w:rPr/>
+        <w:t xml:space="preserve"> explains that the model</w:t>
+        <w:br/>
+        <w:t>predicts a LAG against the index rather than a fall, which is why a plain short</w:t>
+        <w:br/>
+        <w:t>on a correct read can still lose money.</w:t>
       </w:r>
     </w:p>
     <w:p>

--- a/docs/manuals/reference-guide/reference-guide.docx
+++ b/docs/manuals/reference-guide/reference-guide.docx
@@ -32,7 +32,7 @@
           <w:color w:val="5B6678"/>
           <w:sz w:val="18"/>
         </w:rPr>
-        <w:t>WebGUI Trading with Schwab · Generated 2026-08-20</w:t>
+        <w:t>WebGUI Trading with Schwab · Generated 2026-08-23</w:t>
       </w:r>
     </w:p>
     <w:p/>
@@ -2732,6 +2732,500 @@
         <w:t>, including</w:t>
         <w:br/>
         <w:t xml:space="preserve">  "unknown". It is not a decorative "live" light.</w:t>
+      </w:r>
+    </w:p>
+    <w:p>
+      <w:pPr>
+        <w:pStyle w:val="ListBullet"/>
+      </w:pPr>
+      <w:r>
+        <w:rPr>
+          <w:b/>
+        </w:rPr>
+        <w:t>Nothing on this page can place, change, or close a trade.</w:t>
+      </w:r>
+      <w:r>
+        <w:t xml:space="preserve"> It reads and links.</w:t>
+      </w:r>
+    </w:p>
+    <w:p>
+      <w:r>
+        <w:br/>
+      </w:r>
+    </w:p>
+    <w:p>
+      <w:pPr>
+        <w:pStyle w:val="Heading2"/>
+      </w:pPr>
+      <w:r>
+        <w:rPr/>
+        <w:t>Live Mirror</w:t>
+      </w:r>
+    </w:p>
+    <w:p>
+      <w:r>
+        <w:rPr>
+          <w:i/>
+        </w:rPr>
+        <w:t xml:space="preserve">Menu: pinned directly under Desk · Route </w:t>
+      </w:r>
+      <w:r>
+        <w:rPr>
+          <w:rFonts w:ascii="Consolas" w:hAnsi="Consolas"/>
+          <w:color w:val="334455"/>
+          <w:sz w:val="19"/>
+        </w:rPr>
+        <w:t>/desk/live</w:t>
+      </w:r>
+      <w:r>
+        <w:rPr>
+          <w:i/>
+        </w:rPr>
+        <w:t xml:space="preserve"> · opens in a new browser tab</w:t>
+      </w:r>
+    </w:p>
+    <w:p>
+      <w:pPr>
+        <w:pStyle w:val="Heading3"/>
+      </w:pPr>
+      <w:r>
+        <w:rPr/>
+        <w:t>What it is</w:t>
+      </w:r>
+    </w:p>
+    <w:p>
+      <w:r>
+        <w:rPr>
+          <w:b/>
+        </w:rPr>
+        <w:t>The Desk, built as a plain web page.</w:t>
+      </w:r>
+      <w:r>
+        <w:rPr/>
+        <w:t xml:space="preserve"> Same panels, same numbers, same layout —</w:t>
+        <w:br/>
+        <w:t>but with none of the app framework behind it. The Desk keeps a live two-way</w:t>
+        <w:br/>
+        <w:t>connection open to the server for every tab you have on it; the Live Mirror instead</w:t>
+        <w:br/>
+        <w:t>receives a one-way stream of updates over an ordinary web request.</w:t>
+      </w:r>
+    </w:p>
+    <w:p>
+      <w:r>
+        <w:rPr/>
+        <w:t>That difference is the whole point. A plain page reconnects by itself after the</w:t>
+        <w:br/>
+        <w:t>machine sleeps, the Wi-Fi drops or the browser suspends a background tab, so it can</w:t>
+        <w:br/>
+        <w:t>be left running on a display nobody is touching.</w:t>
+      </w:r>
+    </w:p>
+    <w:p>
+      <w:pPr>
+        <w:pStyle w:val="Heading3"/>
+      </w:pPr>
+      <w:r>
+        <w:rPr/>
+        <w:t>When to open it</w:t>
+      </w:r>
+    </w:p>
+    <w:p>
+      <w:r>
+        <w:rPr/>
+        <w:t xml:space="preserve">When the Desk needs to be </w:t>
+      </w:r>
+      <w:r>
+        <w:rPr>
+          <w:i/>
+        </w:rPr>
+        <w:t>somewhere else</w:t>
+      </w:r>
+      <w:r>
+        <w:rPr/>
+        <w:t>: a wall display, a second monitor, a</w:t>
+        <w:br/>
+        <w:t>tablet propped beside the keyboard, a phone. Open it once, put the window where you</w:t>
+        <w:br/>
+        <w:t>want it, and leave it. It opens in a new tab so the tab you were working in stays</w:t>
+        <w:br/>
+        <w:t>where it was.</w:t>
+      </w:r>
+    </w:p>
+    <w:p>
+      <w:r>
+        <w:rPr/>
+        <w:t>Use the Desk itself, not the mirror, when you intend to click through to other</w:t>
+        <w:br/>
+        <w:t>pages — that is the screen built for working.</w:t>
+      </w:r>
+    </w:p>
+    <w:p>
+      <w:pPr>
+        <w:pStyle w:val="Heading3"/>
+      </w:pPr>
+      <w:r>
+        <w:rPr/>
+        <w:t>How it differs from the Desk</w:t>
+      </w:r>
+    </w:p>
+    <w:tbl>
+      <w:tblPr>
+        <w:tblW w:type="auto" w:w="0"/>
+        <w:jc w:val="left"/>
+        <w:tblLayout w:type="autofit"/>
+        <w:tblLook w:firstColumn="1" w:firstRow="1" w:lastColumn="0" w:lastRow="0" w:noHBand="0" w:noVBand="1" w:val="04A0"/>
+        <w:tblBorders>
+          <w:top w:val="single" w:sz="4" w:space="0" w:color="D8DEE9"/>
+          <w:left w:val="single" w:sz="4" w:space="0" w:color="D8DEE9"/>
+          <w:bottom w:val="single" w:sz="4" w:space="0" w:color="D8DEE9"/>
+          <w:right w:val="single" w:sz="4" w:space="0" w:color="D8DEE9"/>
+          <w:insideH w:val="single" w:sz="4" w:space="0" w:color="D8DEE9"/>
+          <w:insideV w:val="single" w:sz="4" w:space="0" w:color="D8DEE9"/>
+        </w:tblBorders>
+      </w:tblPr>
+      <w:tblGrid>
+        <w:gridCol w:w="2880"/>
+        <w:gridCol w:w="2880"/>
+        <w:gridCol w:w="2880"/>
+      </w:tblGrid>
+      <w:tr>
+        <w:tc>
+          <w:tcPr>
+            <w:tcW w:type="dxa" w:w="2880"/>
+            <w:shd w:val="clear" w:color="auto" w:fill="EAF2FB"/>
+          </w:tcPr>
+          <w:p>
+            <w:r>
+              <w:rPr>
+                <w:b/>
+              </w:rPr>
+            </w:r>
+          </w:p>
+        </w:tc>
+        <w:tc>
+          <w:tcPr>
+            <w:tcW w:type="dxa" w:w="2880"/>
+            <w:shd w:val="clear" w:color="auto" w:fill="EAF2FB"/>
+          </w:tcPr>
+          <w:p>
+            <w:r>
+              <w:rPr>
+                <w:b/>
+              </w:rPr>
+            </w:r>
+            <w:r>
+              <w:rPr>
+                <w:b/>
+              </w:rPr>
+              <w:t>Desk</w:t>
+            </w:r>
+          </w:p>
+        </w:tc>
+        <w:tc>
+          <w:tcPr>
+            <w:tcW w:type="dxa" w:w="2880"/>
+            <w:shd w:val="clear" w:color="auto" w:fill="EAF2FB"/>
+          </w:tcPr>
+          <w:p>
+            <w:r>
+              <w:rPr>
+                <w:b/>
+              </w:rPr>
+            </w:r>
+            <w:r>
+              <w:rPr>
+                <w:b/>
+              </w:rPr>
+              <w:t>Live Mirror</w:t>
+            </w:r>
+          </w:p>
+        </w:tc>
+      </w:tr>
+      <w:tr>
+        <w:tc>
+          <w:tcPr>
+            <w:tcW w:type="dxa" w:w="2880"/>
+          </w:tcPr>
+          <w:p>
+            <w:r/>
+            <w:r>
+              <w:rPr/>
+              <w:t>Panel layout</w:t>
+            </w:r>
+          </w:p>
+        </w:tc>
+        <w:tc>
+          <w:tcPr>
+            <w:tcW w:type="dxa" w:w="2880"/>
+          </w:tcPr>
+          <w:p>
+            <w:r/>
+            <w:r>
+              <w:rPr/>
+              <w:t>2x2, stacking to one column on a narrow screen</w:t>
+            </w:r>
+          </w:p>
+        </w:tc>
+        <w:tc>
+          <w:tcPr>
+            <w:tcW w:type="dxa" w:w="2880"/>
+          </w:tcPr>
+          <w:p>
+            <w:r/>
+            <w:r>
+              <w:rPr>
+                <w:b/>
+              </w:rPr>
+              <w:t>always 2x2</w:t>
+            </w:r>
+          </w:p>
+        </w:tc>
+      </w:tr>
+      <w:tr>
+        <w:tc>
+          <w:tcPr>
+            <w:tcW w:type="dxa" w:w="2880"/>
+            <w:shd w:val="clear" w:color="auto" w:fill="F4F6FA"/>
+          </w:tcPr>
+          <w:p>
+            <w:r/>
+            <w:r>
+              <w:rPr/>
+              <w:t>Recovers from sleep / network drop</w:t>
+            </w:r>
+          </w:p>
+        </w:tc>
+        <w:tc>
+          <w:tcPr>
+            <w:tcW w:type="dxa" w:w="2880"/>
+            <w:shd w:val="clear" w:color="auto" w:fill="F4F6FA"/>
+          </w:tcPr>
+          <w:p>
+            <w:r/>
+            <w:r>
+              <w:rPr/>
+              <w:t>needs a reload</w:t>
+            </w:r>
+          </w:p>
+        </w:tc>
+        <w:tc>
+          <w:tcPr>
+            <w:tcW w:type="dxa" w:w="2880"/>
+            <w:shd w:val="clear" w:color="auto" w:fill="F4F6FA"/>
+          </w:tcPr>
+          <w:p>
+            <w:r/>
+            <w:r>
+              <w:rPr>
+                <w:b/>
+              </w:rPr>
+              <w:t>reconnects itself</w:t>
+            </w:r>
+          </w:p>
+        </w:tc>
+      </w:tr>
+      <w:tr>
+        <w:tc>
+          <w:tcPr>
+            <w:tcW w:type="dxa" w:w="2880"/>
+          </w:tcPr>
+          <w:p>
+            <w:r/>
+            <w:r>
+              <w:rPr/>
+              <w:t>Click-through to other pages</w:t>
+            </w:r>
+          </w:p>
+        </w:tc>
+        <w:tc>
+          <w:tcPr>
+            <w:tcW w:type="dxa" w:w="2880"/>
+          </w:tcPr>
+          <w:p>
+            <w:r/>
+            <w:r>
+              <w:rPr/>
+              <w:t>yes</w:t>
+            </w:r>
+          </w:p>
+        </w:tc>
+        <w:tc>
+          <w:tcPr>
+            <w:tcW w:type="dxa" w:w="2880"/>
+          </w:tcPr>
+          <w:p>
+            <w:r/>
+            <w:r>
+              <w:rPr/>
+              <w:t>yes</w:t>
+            </w:r>
+          </w:p>
+        </w:tc>
+      </w:tr>
+      <w:tr>
+        <w:tc>
+          <w:tcPr>
+            <w:tcW w:type="dxa" w:w="2880"/>
+            <w:shd w:val="clear" w:color="auto" w:fill="F4F6FA"/>
+          </w:tcPr>
+          <w:p>
+            <w:r/>
+            <w:r>
+              <w:rPr/>
+              <w:t>Charts</w:t>
+            </w:r>
+          </w:p>
+        </w:tc>
+        <w:tc>
+          <w:tcPr>
+            <w:tcW w:type="dxa" w:w="2880"/>
+            <w:shd w:val="clear" w:color="auto" w:fill="F4F6FA"/>
+          </w:tcPr>
+          <w:p>
+            <w:r/>
+            <w:r>
+              <w:rPr/>
+              <w:t>none</w:t>
+            </w:r>
+          </w:p>
+        </w:tc>
+        <w:tc>
+          <w:tcPr>
+            <w:tcW w:type="dxa" w:w="2880"/>
+            <w:shd w:val="clear" w:color="auto" w:fill="F4F6FA"/>
+          </w:tcPr>
+          <w:p>
+            <w:r/>
+            <w:r>
+              <w:rPr/>
+              <w:t>none</w:t>
+            </w:r>
+          </w:p>
+        </w:tc>
+      </w:tr>
+    </w:tbl>
+    <w:p/>
+    <w:p>
+      <w:r>
+        <w:rPr/>
+        <w:t>The layout difference is deliberate. A screen you have pinned to a display should</w:t>
+        <w:br/>
+        <w:t>not rearrange itself when the window is resized, so the mirror keeps its four panels</w:t>
+        <w:br/>
+        <w:t>in the same four places at every width. On a narrow display the columns get tighter</w:t>
+        <w:br/>
+        <w:t>and long values shorten with an ellipsis rather than the panels moving.</w:t>
+      </w:r>
+    </w:p>
+    <w:p>
+      <w:pPr>
+        <w:pStyle w:val="Heading3"/>
+      </w:pPr>
+      <w:r>
+        <w:rPr/>
+        <w:t>The connection indicator</w:t>
+      </w:r>
+    </w:p>
+    <w:p>
+      <w:r>
+        <w:rPr/>
+        <w:t>Top right, beside the title:</w:t>
+      </w:r>
+    </w:p>
+    <w:p>
+      <w:pPr>
+        <w:pStyle w:val="ListBullet"/>
+      </w:pPr>
+      <w:r>
+        <w:rPr>
+          <w:b/>
+        </w:rPr>
+        <w:t>Live</w:t>
+      </w:r>
+      <w:r>
+        <w:t xml:space="preserve"> — the stream is connected and the screen is current.</w:t>
+      </w:r>
+    </w:p>
+    <w:p>
+      <w:pPr>
+        <w:pStyle w:val="ListBullet"/>
+      </w:pPr>
+      <w:r>
+        <w:rPr>
+          <w:b/>
+        </w:rPr>
+        <w:t>Reconnecting</w:t>
+      </w:r>
+      <w:r>
+        <w:t xml:space="preserve"> — the stream dropped and the page is retrying on its own. The</w:t>
+        <w:br/>
+        <w:t xml:space="preserve">  numbers on screen are the last good ones until it says Live again.</w:t>
+      </w:r>
+    </w:p>
+    <w:p>
+      <w:r>
+        <w:rPr>
+          <w:b/>
+        </w:rPr>
+        <w:t>The countdown keeps ticking every second even when nothing else on the screen</w:t>
+        <w:br/>
+        <w:t>changes.</w:t>
+      </w:r>
+      <w:r>
+        <w:rPr/>
+        <w:t xml:space="preserve"> That is deliberate, and it is the fastest check available from across a</w:t>
+        <w:br/>
+        <w:t>room: a stopped page and a quiet market look identical, and the moving clock is what</w:t>
+        <w:br/>
+        <w:t>tells them apart.</w:t>
+      </w:r>
+    </w:p>
+    <w:p>
+      <w:pPr>
+        <w:pStyle w:val="Heading3"/>
+      </w:pPr>
+      <w:r>
+        <w:rPr/>
+        <w:t>What the numbers are, and are not</w:t>
+      </w:r>
+    </w:p>
+    <w:p>
+      <w:pPr>
+        <w:pStyle w:val="ListBullet"/>
+      </w:pPr>
+      <w:r>
+        <w:rPr>
+          <w:b/>
+        </w:rPr>
+        <w:t>Every figure is produced by the Desk's own code.</w:t>
+      </w:r>
+      <w:r>
+        <w:t xml:space="preserve"> The mirror formats nothing</w:t>
+        <w:br/>
+        <w:t xml:space="preserve">  itself, so it cannot quietly disagree with the Desk. If the two ever show</w:t>
+        <w:br/>
+        <w:t xml:space="preserve">  different numbers, one of them has stopped updating — check the indicator.</w:t>
+      </w:r>
+    </w:p>
+    <w:p>
+      <w:pPr>
+        <w:pStyle w:val="ListBullet"/>
+      </w:pPr>
+      <w:r>
+        <w:rPr>
+          <w:b/>
+        </w:rPr>
+        <w:t>The same honesty rules apply</w:t>
+      </w:r>
+      <w:r>
+        <w:t>, because they are the same rules: walls are</w:t>
+        <w:br/>
+        <w:t xml:space="preserve">  hidden rather than zeroed when the gamma feed is stale, a missing reading shows a</w:t>
+        <w:br/>
+        <w:t xml:space="preserve">  dash rather than a zero, and the Positions header reports the whole book even</w:t>
+        <w:br/>
+        <w:t xml:space="preserve">  though only the first rows are drawn.</w:t>
       </w:r>
     </w:p>
     <w:p>

--- a/docs/manuals/reference-guide/reference-guide.docx
+++ b/docs/manuals/reference-guide/reference-guide.docx
@@ -23508,9 +23508,71 @@
       </w:r>
       <w:r>
         <w:rPr/>
-        <w:t xml:space="preserve"> shows a band reading on a rail rather than a verdict word, because the</w:t>
-        <w:br/>
-        <w:t xml:space="preserve">model's output is a rank. </w:t>
+        <w:t xml:space="preserve"> leads with a RECOMMENDATION - an action, a confidence chip and one</w:t>
+        <w:br/>
+        <w:t>line saying what to do - and keeps the ranking underneath as information.</w:t>
+      </w:r>
+    </w:p>
+    <w:p>
+      <w:r>
+        <w:rPr>
+          <w:b/>
+        </w:rPr>
+        <w:t>The action is not the model's verdict.</w:t>
+      </w:r>
+      <w:r>
+        <w:rPr/>
+        <w:t xml:space="preserve"> It combines the verdict with what the</w:t>
+        <w:br/>
+        <w:t>broad market permits, which is why a name the model ranks at the very bottom can</w:t>
+        <w:br/>
+        <w:t>read "Pair short" rather than "Sell short": the model predicts the stock will LAG</w:t>
+        <w:br/>
+        <w:t>the index, and in a rising market a stock can lag and still go up. The six actions</w:t>
+        <w:br/>
+        <w:t>are Buy, Buy paired, Sell short, Pair short, Stand aside and No trade.</w:t>
+      </w:r>
+    </w:p>
+    <w:p>
+      <w:r>
+        <w:rPr>
+          <w:b/>
+        </w:rPr>
+        <w:t>Read the confidence chip with the action, not after it.</w:t>
+      </w:r>
+      <w:r>
+        <w:rPr/>
+        <w:t xml:space="preserve"> It is the band's own</w:t>
+        <w:br/>
+        <w:t>historical hit rate expressed as DISTANCE from a coin flip - so a band that beat</w:t>
+        <w:br/>
+        <w:t>the index only 44% of the time reads Moderate on the short side, because lagging</w:t>
+        <w:br/>
+        <w:t>is what that side predicted. Moderate means at least 5 percentage points from</w:t>
+        <w:br/>
+        <w:t>50/50, Low at least 2, Very low is within noise. Even Moderate is a small edge; it</w:t>
+        <w:br/>
+        <w:t>shows up across many trades rather than in any one, so it argues about sizing more</w:t>
+        <w:br/>
+        <w:t>than about picking.</w:t>
+      </w:r>
+    </w:p>
+    <w:p>
+      <w:r>
+        <w:rPr/>
+        <w:t>The amber line beneath states what share of the model's weight sits on volatility</w:t>
+        <w:br/>
+        <w:t>factors. It used to appear only on the Evidence screen - a card that merely ranked</w:t>
+        <w:br/>
+        <w:t>could afford that, one that says "Buy" cannot.</w:t>
+      </w:r>
+    </w:p>
+    <w:p>
+      <w:r>
+        <w:rPr/>
+        <w:t>The ranking still appears below the rule, on the same rail: the band, the</w:t>
+        <w:br/>
+        <w:t xml:space="preserve">calibrated expectation against the S&amp;P over 20 trading days, and the hit rate. </w:t>
       </w:r>
       <w:r>
         <w:rPr>

--- a/docs/manuals/reference-guide/reference-guide.docx
+++ b/docs/manuals/reference-guide/reference-guide.docx
@@ -23050,7 +23050,7 @@
         <w:rPr>
           <w:b/>
         </w:rPr>
-        <w:t>Investor</w:t>
+        <w:t>Long Term</w:t>
       </w:r>
       <w:r>
         <w:rPr/>
@@ -23092,7 +23092,7 @@
         <w:br/>
         <w:t>flow is absent for the same reason, so the check that would cap a stock at HOLD on</w:t>
         <w:br/>
-        <w:t>negative cash flow can never fire. Read a middling Investor score against what could</w:t>
+        <w:t>negative cash flow can never fire. Read a middling Long Term score against what could</w:t>
         <w:br/>
         <w:t>have contributed, not as a verdict on the company.</w:t>
       </w:r>

--- a/docs/manuals/reference-guide/reference-guide.docx
+++ b/docs/manuals/reference-guide/reference-guide.docx
@@ -23626,31 +23626,55 @@
       </w:r>
       <w:r>
         <w:rPr/>
-        <w:t xml:space="preserve"> with no bar, never a zero-length one. </w:t>
-      </w:r>
-      <w:r>
-        <w:rPr>
-          <w:b/>
-        </w:rPr>
-        <w:t>Earnings trajectory is</w:t>
-        <w:br/>
-        <w:t>a special case and always reads "not published by Schwab".</w:t>
-      </w:r>
-      <w:r>
-        <w:rPr/>
-        <w:t xml:space="preserve"> Schwab's fundamentals</w:t>
-        <w:br/>
-        <w:t>payload carries 56 fields and neither earnings surprises nor company guidance, so both</w:t>
-        <w:br/>
-        <w:t>of that component's inputs are missing and it contributes exactly 0 for every symbol -</w:t>
-        <w:br/>
-        <w:t>15 of the score's 100 points are off the table before any stock is examined. Free cash</w:t>
-        <w:br/>
-        <w:t>flow is absent for the same reason, so the check that would cap a stock at HOLD on</w:t>
-        <w:br/>
-        <w:t>negative cash flow can never fire. Read a middling Long Term score against what could</w:t>
-        <w:br/>
-        <w:t>have contributed, not as a verdict on the company.</w:t>
+        <w:t xml:space="preserve"> with no bar, never a zero-length one.</w:t>
+      </w:r>
+    </w:p>
+    <w:p>
+      <w:r>
+        <w:rPr>
+          <w:b/>
+        </w:rPr>
+        <w:t>Earnings trajectory scores the last four quarters of earnings surprises.</w:t>
+      </w:r>
+      <w:r>
+        <w:rPr/>
+        <w:t xml:space="preserve"> Four</w:t>
+        <w:br/>
+        <w:t>clear beats in a row is the strongest reading; a miss in the most recent quarter is</w:t>
+        <w:br/>
+        <w:t xml:space="preserve">the weakest, whatever came before it. That history comes from </w:t>
+      </w:r>
+      <w:r>
+        <w:rPr>
+          <w:b/>
+        </w:rPr>
+        <w:t>Alpha Vantage</w:t>
+      </w:r>
+      <w:r>
+        <w:rPr/>
+        <w:t>, not</w:t>
+        <w:br/>
+        <w:t>Schwab - Schwab's fundamentals payload carries 56 fields and no surprises at all,</w:t>
+        <w:br/>
+        <w:t>which is why this row contributed exactly 0 for every stock until that source was</w:t>
+        <w:br/>
+        <w:t>wired in. Forward guidance is still unavailable from any source here, so the</w:t>
+        <w:br/>
+        <w:t>component scores on the surprise record alone rather than averaging in a permanent</w:t>
+        <w:br/>
+        <w:t>zero, which used to halve it.</w:t>
+      </w:r>
+    </w:p>
+    <w:p>
+      <w:r>
+        <w:rPr/>
+        <w:t>A zero on that row now means what a zero means anywhere else - a genuinely mixed</w:t>
+        <w:br/>
+        <w:t>record - or that the vendor holds no history for the symbol, which the row cannot</w:t>
+        <w:br/>
+        <w:t>tell apart. Free cash flow is still absent, so the check that would cap a stock at</w:t>
+        <w:br/>
+        <w:t>HOLD on negative cash flow can never fire.</w:t>
       </w:r>
     </w:p>
     <w:p>

--- a/docs/manuals/reference-guide/reference-guide.docx
+++ b/docs/manuals/reference-guide/reference-guide.docx
@@ -32,7 +32,7 @@
           <w:color w:val="5B6678"/>
           <w:sz w:val="18"/>
         </w:rPr>
-        <w:t>WebGUI Trading with Schwab · Generated 2026-08-23</w:t>
+        <w:t>WebGUI Trading with Schwab · Generated 2026-08-24</w:t>
       </w:r>
     </w:p>
     <w:p/>
@@ -2293,17 +2293,59 @@
       </w:r>
       <w:r>
         <w:rPr/>
-        <w:t xml:space="preserve"> The clock; </w:t>
-      </w:r>
-      <w:r>
-        <w:rPr>
-          <w:b/>
-        </w:rPr>
-        <w:t>VIX</w:t>
-      </w:r>
-      <w:r>
-        <w:rPr/>
-        <w:t xml:space="preserve"> and its regime band; the </w:t>
+        <w:t xml:space="preserve"> The clock; two dials showing </w:t>
+      </w:r>
+      <w:r>
+        <w:rPr>
+          <w:b/>
+        </w:rPr>
+        <w:t>Day / Week / Month</w:t>
+      </w:r>
+      <w:r>
+        <w:rPr/>
+        <w:t xml:space="preserve"> for market</w:t>
+        <w:br/>
+      </w:r>
+      <w:r>
+        <w:rPr>
+          <w:b/>
+        </w:rPr>
+        <w:t>sentiment</w:t>
+      </w:r>
+      <w:r>
+        <w:rPr/>
+        <w:t xml:space="preserve"> and market </w:t>
+      </w:r>
+      <w:r>
+        <w:rPr>
+          <w:b/>
+        </w:rPr>
+        <w:t>trend</w:t>
+      </w:r>
+      <w:r>
+        <w:rPr/>
+        <w:t xml:space="preserve">; then three verdict tiles — </w:t>
+      </w:r>
+      <w:r>
+        <w:rPr>
+          <w:b/>
+        </w:rPr>
+        <w:t>Bias</w:t>
+      </w:r>
+      <w:r>
+        <w:rPr/>
+        <w:t xml:space="preserve">, </w:t>
+      </w:r>
+      <w:r>
+        <w:rPr>
+          <w:b/>
+        </w:rPr>
+        <w:t>Signal</w:t>
+      </w:r>
+      <w:r>
+        <w:rPr/>
+        <w:br/>
+        <w:t xml:space="preserve">and the </w:t>
       </w:r>
       <w:r>
         <w:rPr>
@@ -2313,65 +2355,171 @@
       </w:r>
       <w:r>
         <w:rPr/>
-        <w:t xml:space="preserve"> word</w:t>
-        <w:br/>
-        <w:t xml:space="preserve">(Rallying, Balanced, Whipsaw, Stressed…); and two dials showing </w:t>
-      </w:r>
-      <w:r>
-        <w:rPr>
-          <w:b/>
-        </w:rPr>
-        <w:t>Day / Week /</w:t>
-        <w:br/>
-        <w:t>Month</w:t>
-      </w:r>
-      <w:r>
-        <w:rPr/>
-        <w:t xml:space="preserve"> for market </w:t>
-      </w:r>
-      <w:r>
-        <w:rPr>
-          <w:b/>
-        </w:rPr>
-        <w:t>sentiment</w:t>
-      </w:r>
-      <w:r>
-        <w:rPr/>
-        <w:t xml:space="preserve"> and market </w:t>
-      </w:r>
-      <w:r>
-        <w:rPr>
-          <w:b/>
-        </w:rPr>
-        <w:t>trend</w:t>
-      </w:r>
-      <w:r>
-        <w:rPr/>
-        <w:t>.</w:t>
-      </w:r>
-    </w:p>
-    <w:p>
-      <w:r>
-        <w:rPr/>
-        <w:t xml:space="preserve">Note it shows VIX but </w:t>
+        <w:t xml:space="preserve"> word (Rallying, Balanced, Whipsaw, Stressed…).</w:t>
+      </w:r>
+    </w:p>
+    <w:p>
+      <w:r>
+        <w:rPr>
+          <w:b/>
+        </w:rPr>
+        <w:t>Bias</w:t>
+      </w:r>
+      <w:r>
+        <w:rPr/>
+        <w:t xml:space="preserve"> and </w:t>
+      </w:r>
+      <w:r>
+        <w:rPr>
+          <w:b/>
+        </w:rPr>
+        <w:t>Signal</w:t>
+      </w:r>
+      <w:r>
+        <w:rPr/>
+        <w:t xml:space="preserve"> are two readings of one number, the market sentiment</w:t>
+        <w:br/>
+        <w:t xml:space="preserve">composite. Bias says how to be positioned — </w:t>
+      </w:r>
+      <w:r>
+        <w:rPr>
+          <w:b/>
+        </w:rPr>
+        <w:t>Long</w:t>
+      </w:r>
+      <w:r>
+        <w:rPr/>
+        <w:t xml:space="preserve">, </w:t>
+      </w:r>
+      <w:r>
+        <w:rPr>
+          <w:b/>
+        </w:rPr>
+        <w:t>Neutral</w:t>
+      </w:r>
+      <w:r>
+        <w:rPr/>
+        <w:t xml:space="preserve">, </w:t>
+      </w:r>
+      <w:r>
+        <w:rPr>
+          <w:b/>
+        </w:rPr>
+        <w:t>Cautious</w:t>
+      </w:r>
+      <w:r>
+        <w:rPr/>
+        <w:t xml:space="preserve"> or</w:t>
+        <w:br/>
+      </w:r>
+      <w:r>
+        <w:rPr>
+          <w:b/>
+        </w:rPr>
+        <w:t>Short</w:t>
+      </w:r>
+      <w:r>
+        <w:rPr/>
+        <w:t xml:space="preserve">. Signal says how strong the reading is — </w:t>
+      </w:r>
+      <w:r>
+        <w:rPr>
+          <w:b/>
+        </w:rPr>
+        <w:t>Strong Bull</w:t>
+      </w:r>
+      <w:r>
+        <w:rPr/>
+        <w:t xml:space="preserve">, </w:t>
+      </w:r>
+      <w:r>
+        <w:rPr>
+          <w:b/>
+        </w:rPr>
+        <w:t>Bullish</w:t>
+      </w:r>
+      <w:r>
+        <w:rPr/>
+        <w:t>,</w:t>
+        <w:br/>
+      </w:r>
+      <w:r>
+        <w:rPr>
+          <w:b/>
+        </w:rPr>
+        <w:t>Neutral</w:t>
+      </w:r>
+      <w:r>
+        <w:rPr/>
+        <w:t xml:space="preserve">, </w:t>
+      </w:r>
+      <w:r>
+        <w:rPr>
+          <w:b/>
+        </w:rPr>
+        <w:t>Bearish</w:t>
+      </w:r>
+      <w:r>
+        <w:rPr/>
+        <w:t xml:space="preserve"> or </w:t>
+      </w:r>
+      <w:r>
+        <w:rPr>
+          <w:b/>
+        </w:rPr>
+        <w:t>Strong Bear</w:t>
+      </w:r>
+      <w:r>
+        <w:rPr/>
+        <w:t>. They are the same two tiles the</w:t>
+        <w:br/>
+        <w:t>Sentiment page's Signals column carries, and each is coloured from its own word, so</w:t>
+        <w:br/>
+        <w:t>the colour can never contradict the text beside it. Before either has been</w:t>
+        <w:br/>
+        <w:t>published they show a dash rather than "Neutral": Neutral is the middle reading,</w:t>
+        <w:br/>
+        <w:t>and no reading at all is not the same thing.</w:t>
+      </w:r>
+    </w:p>
+    <w:p>
+      <w:r>
+        <w:rPr>
+          <w:b/>
+        </w:rPr>
+        <w:t>Market Regime</w:t>
+      </w:r>
+      <w:r>
+        <w:rPr/>
+        <w:t xml:space="preserve"> is a separate and independent read — the tape's own committed</w:t>
+        <w:br/>
+        <w:t>direction, not the composite's — which is why it sits at the far end.</w:t>
+      </w:r>
+    </w:p>
+    <w:p>
+      <w:r>
+        <w:rPr/>
+        <w:t xml:space="preserve">Note the strip shows </w:t>
       </w:r>
       <w:r>
         <w:rPr>
           <w:i/>
         </w:rPr>
-        <w:t>not</w:t>
-      </w:r>
-      <w:r>
-        <w:rPr/>
-        <w:t xml:space="preserve"> SPX or QQQ. That is deliberate. Those prices appear in</w:t>
-        <w:br/>
-        <w:t>Dealer Positioning immediately below with more context, and the two panels read</w:t>
+        <w:t>no price at all</w:t>
+      </w:r>
+      <w:r>
+        <w:rPr/>
+        <w:t>, and that is deliberate. SPX and QQQ appear</w:t>
+        <w:br/>
+        <w:t>in Dealer Positioning immediately below with more context, and the two panels read</w:t>
         <w:br/>
         <w:t>from different caches with independent update counters — so showing both could</w:t>
         <w:br/>
-        <w:t>display two different prices for one symbol on one screen. VIX stays because it is</w:t>
-        <w:br/>
-        <w:t>excluded from the dealer-row universe by design and cannot appear below.</w:t>
+        <w:t>display two different prices for one symbol on one screen. VIX used to be the one</w:t>
+        <w:br/>
+        <w:t>exception (it is excluded from the dealer-row universe and cannot appear below); it</w:t>
+        <w:br/>
+        <w:t>was replaced by Bias and Signal on 2026-08-24.</w:t>
       </w:r>
     </w:p>
     <w:p>

--- a/docs/manuals/reference-guide/reference-guide.docx
+++ b/docs/manuals/reference-guide/reference-guide.docx
@@ -32,7 +32,7 @@
           <w:color w:val="5B6678"/>
           <w:sz w:val="18"/>
         </w:rPr>
-        <w:t>WebGUI Trading with Schwab · Generated 2026-08-24</w:t>
+        <w:t>WebGUI Trading with Schwab · Generated 2026-09-02</w:t>
       </w:r>
     </w:p>
     <w:p/>
@@ -532,7 +532,7 @@
     <w:p>
       <w:r>
         <w:rPr/>
-        <w:t>Between them sits a small in-memory database (Memurai, the Windows build of Redis).</w:t>
+        <w:t>Between them sits a small in-memory database (Redis).</w:t>
         <w:br/>
         <w:t>Services write their results into it; the web app reads them and repaints.</w:t>
       </w:r>
@@ -3221,500 +3221,6 @@
         <w:t xml:space="preserve">  top of the Desk; one click unlocks sound for the session, and it speaks a line back</w:t>
         <w:br/>
         <w:t xml:space="preserve">  to confirm.</w:t>
-      </w:r>
-    </w:p>
-    <w:p>
-      <w:pPr>
-        <w:pStyle w:val="ListBullet"/>
-      </w:pPr>
-      <w:r>
-        <w:rPr>
-          <w:b/>
-        </w:rPr>
-        <w:t>Nothing on this page can place, change, or close a trade.</w:t>
-      </w:r>
-      <w:r>
-        <w:t xml:space="preserve"> It reads and links.</w:t>
-      </w:r>
-    </w:p>
-    <w:p>
-      <w:r>
-        <w:br/>
-      </w:r>
-    </w:p>
-    <w:p>
-      <w:pPr>
-        <w:pStyle w:val="Heading2"/>
-      </w:pPr>
-      <w:r>
-        <w:rPr/>
-        <w:t>Live Mirror</w:t>
-      </w:r>
-    </w:p>
-    <w:p>
-      <w:r>
-        <w:rPr>
-          <w:i/>
-        </w:rPr>
-        <w:t xml:space="preserve">Menu: pinned directly under Desk · Route </w:t>
-      </w:r>
-      <w:r>
-        <w:rPr>
-          <w:rFonts w:ascii="Consolas" w:hAnsi="Consolas"/>
-          <w:color w:val="334455"/>
-          <w:sz w:val="19"/>
-        </w:rPr>
-        <w:t>/desk/live</w:t>
-      </w:r>
-      <w:r>
-        <w:rPr>
-          <w:i/>
-        </w:rPr>
-        <w:t xml:space="preserve"> · opens in a new browser tab</w:t>
-      </w:r>
-    </w:p>
-    <w:p>
-      <w:pPr>
-        <w:pStyle w:val="Heading3"/>
-      </w:pPr>
-      <w:r>
-        <w:rPr/>
-        <w:t>What it is</w:t>
-      </w:r>
-    </w:p>
-    <w:p>
-      <w:r>
-        <w:rPr>
-          <w:b/>
-        </w:rPr>
-        <w:t>The Desk, built as a plain web page.</w:t>
-      </w:r>
-      <w:r>
-        <w:rPr/>
-        <w:t xml:space="preserve"> Same panels, same numbers, same layout —</w:t>
-        <w:br/>
-        <w:t>but with none of the app framework behind it. The Desk keeps a live two-way</w:t>
-        <w:br/>
-        <w:t>connection open to the server for every tab you have on it; the Live Mirror instead</w:t>
-        <w:br/>
-        <w:t>receives a one-way stream of updates over an ordinary web request.</w:t>
-      </w:r>
-    </w:p>
-    <w:p>
-      <w:r>
-        <w:rPr/>
-        <w:t>That difference is the whole point. A plain page reconnects by itself after the</w:t>
-        <w:br/>
-        <w:t>machine sleeps, the Wi-Fi drops or the browser suspends a background tab, so it can</w:t>
-        <w:br/>
-        <w:t>be left running on a display nobody is touching.</w:t>
-      </w:r>
-    </w:p>
-    <w:p>
-      <w:pPr>
-        <w:pStyle w:val="Heading3"/>
-      </w:pPr>
-      <w:r>
-        <w:rPr/>
-        <w:t>When to open it</w:t>
-      </w:r>
-    </w:p>
-    <w:p>
-      <w:r>
-        <w:rPr/>
-        <w:t xml:space="preserve">When the Desk needs to be </w:t>
-      </w:r>
-      <w:r>
-        <w:rPr>
-          <w:i/>
-        </w:rPr>
-        <w:t>somewhere else</w:t>
-      </w:r>
-      <w:r>
-        <w:rPr/>
-        <w:t>: a wall display, a second monitor, a</w:t>
-        <w:br/>
-        <w:t>tablet propped beside the keyboard, a phone. Open it once, put the window where you</w:t>
-        <w:br/>
-        <w:t>want it, and leave it. It opens in a new tab so the tab you were working in stays</w:t>
-        <w:br/>
-        <w:t>where it was.</w:t>
-      </w:r>
-    </w:p>
-    <w:p>
-      <w:r>
-        <w:rPr/>
-        <w:t>Use the Desk itself, not the mirror, when you intend to click through to other</w:t>
-        <w:br/>
-        <w:t>pages — that is the screen built for working.</w:t>
-      </w:r>
-    </w:p>
-    <w:p>
-      <w:pPr>
-        <w:pStyle w:val="Heading3"/>
-      </w:pPr>
-      <w:r>
-        <w:rPr/>
-        <w:t>How it differs from the Desk</w:t>
-      </w:r>
-    </w:p>
-    <w:tbl>
-      <w:tblPr>
-        <w:tblW w:type="auto" w:w="0"/>
-        <w:jc w:val="left"/>
-        <w:tblLayout w:type="autofit"/>
-        <w:tblLook w:firstColumn="1" w:firstRow="1" w:lastColumn="0" w:lastRow="0" w:noHBand="0" w:noVBand="1" w:val="04A0"/>
-        <w:tblBorders>
-          <w:top w:val="single" w:sz="4" w:space="0" w:color="D8DEE9"/>
-          <w:left w:val="single" w:sz="4" w:space="0" w:color="D8DEE9"/>
-          <w:bottom w:val="single" w:sz="4" w:space="0" w:color="D8DEE9"/>
-          <w:right w:val="single" w:sz="4" w:space="0" w:color="D8DEE9"/>
-          <w:insideH w:val="single" w:sz="4" w:space="0" w:color="D8DEE9"/>
-          <w:insideV w:val="single" w:sz="4" w:space="0" w:color="D8DEE9"/>
-        </w:tblBorders>
-      </w:tblPr>
-      <w:tblGrid>
-        <w:gridCol w:w="2880"/>
-        <w:gridCol w:w="2880"/>
-        <w:gridCol w:w="2880"/>
-      </w:tblGrid>
-      <w:tr>
-        <w:tc>
-          <w:tcPr>
-            <w:tcW w:type="dxa" w:w="2880"/>
-            <w:shd w:val="clear" w:color="auto" w:fill="EAF2FB"/>
-          </w:tcPr>
-          <w:p>
-            <w:r>
-              <w:rPr>
-                <w:b/>
-              </w:rPr>
-            </w:r>
-          </w:p>
-        </w:tc>
-        <w:tc>
-          <w:tcPr>
-            <w:tcW w:type="dxa" w:w="2880"/>
-            <w:shd w:val="clear" w:color="auto" w:fill="EAF2FB"/>
-          </w:tcPr>
-          <w:p>
-            <w:r>
-              <w:rPr>
-                <w:b/>
-              </w:rPr>
-            </w:r>
-            <w:r>
-              <w:rPr>
-                <w:b/>
-              </w:rPr>
-              <w:t>Desk</w:t>
-            </w:r>
-          </w:p>
-        </w:tc>
-        <w:tc>
-          <w:tcPr>
-            <w:tcW w:type="dxa" w:w="2880"/>
-            <w:shd w:val="clear" w:color="auto" w:fill="EAF2FB"/>
-          </w:tcPr>
-          <w:p>
-            <w:r>
-              <w:rPr>
-                <w:b/>
-              </w:rPr>
-            </w:r>
-            <w:r>
-              <w:rPr>
-                <w:b/>
-              </w:rPr>
-              <w:t>Live Mirror</w:t>
-            </w:r>
-          </w:p>
-        </w:tc>
-      </w:tr>
-      <w:tr>
-        <w:tc>
-          <w:tcPr>
-            <w:tcW w:type="dxa" w:w="2880"/>
-          </w:tcPr>
-          <w:p>
-            <w:r/>
-            <w:r>
-              <w:rPr/>
-              <w:t>Panel layout</w:t>
-            </w:r>
-          </w:p>
-        </w:tc>
-        <w:tc>
-          <w:tcPr>
-            <w:tcW w:type="dxa" w:w="2880"/>
-          </w:tcPr>
-          <w:p>
-            <w:r/>
-            <w:r>
-              <w:rPr/>
-              <w:t>2x2, stacking to one column on a narrow screen</w:t>
-            </w:r>
-          </w:p>
-        </w:tc>
-        <w:tc>
-          <w:tcPr>
-            <w:tcW w:type="dxa" w:w="2880"/>
-          </w:tcPr>
-          <w:p>
-            <w:r/>
-            <w:r>
-              <w:rPr>
-                <w:b/>
-              </w:rPr>
-              <w:t>always 2x2</w:t>
-            </w:r>
-          </w:p>
-        </w:tc>
-      </w:tr>
-      <w:tr>
-        <w:tc>
-          <w:tcPr>
-            <w:tcW w:type="dxa" w:w="2880"/>
-            <w:shd w:val="clear" w:color="auto" w:fill="F4F6FA"/>
-          </w:tcPr>
-          <w:p>
-            <w:r/>
-            <w:r>
-              <w:rPr/>
-              <w:t>Recovers from sleep / network drop</w:t>
-            </w:r>
-          </w:p>
-        </w:tc>
-        <w:tc>
-          <w:tcPr>
-            <w:tcW w:type="dxa" w:w="2880"/>
-            <w:shd w:val="clear" w:color="auto" w:fill="F4F6FA"/>
-          </w:tcPr>
-          <w:p>
-            <w:r/>
-            <w:r>
-              <w:rPr/>
-              <w:t>needs a reload</w:t>
-            </w:r>
-          </w:p>
-        </w:tc>
-        <w:tc>
-          <w:tcPr>
-            <w:tcW w:type="dxa" w:w="2880"/>
-            <w:shd w:val="clear" w:color="auto" w:fill="F4F6FA"/>
-          </w:tcPr>
-          <w:p>
-            <w:r/>
-            <w:r>
-              <w:rPr>
-                <w:b/>
-              </w:rPr>
-              <w:t>reconnects itself</w:t>
-            </w:r>
-          </w:p>
-        </w:tc>
-      </w:tr>
-      <w:tr>
-        <w:tc>
-          <w:tcPr>
-            <w:tcW w:type="dxa" w:w="2880"/>
-          </w:tcPr>
-          <w:p>
-            <w:r/>
-            <w:r>
-              <w:rPr/>
-              <w:t>Click-through to other pages</w:t>
-            </w:r>
-          </w:p>
-        </w:tc>
-        <w:tc>
-          <w:tcPr>
-            <w:tcW w:type="dxa" w:w="2880"/>
-          </w:tcPr>
-          <w:p>
-            <w:r/>
-            <w:r>
-              <w:rPr/>
-              <w:t>yes</w:t>
-            </w:r>
-          </w:p>
-        </w:tc>
-        <w:tc>
-          <w:tcPr>
-            <w:tcW w:type="dxa" w:w="2880"/>
-          </w:tcPr>
-          <w:p>
-            <w:r/>
-            <w:r>
-              <w:rPr/>
-              <w:t>yes</w:t>
-            </w:r>
-          </w:p>
-        </w:tc>
-      </w:tr>
-      <w:tr>
-        <w:tc>
-          <w:tcPr>
-            <w:tcW w:type="dxa" w:w="2880"/>
-            <w:shd w:val="clear" w:color="auto" w:fill="F4F6FA"/>
-          </w:tcPr>
-          <w:p>
-            <w:r/>
-            <w:r>
-              <w:rPr/>
-              <w:t>Charts</w:t>
-            </w:r>
-          </w:p>
-        </w:tc>
-        <w:tc>
-          <w:tcPr>
-            <w:tcW w:type="dxa" w:w="2880"/>
-            <w:shd w:val="clear" w:color="auto" w:fill="F4F6FA"/>
-          </w:tcPr>
-          <w:p>
-            <w:r/>
-            <w:r>
-              <w:rPr/>
-              <w:t>none</w:t>
-            </w:r>
-          </w:p>
-        </w:tc>
-        <w:tc>
-          <w:tcPr>
-            <w:tcW w:type="dxa" w:w="2880"/>
-            <w:shd w:val="clear" w:color="auto" w:fill="F4F6FA"/>
-          </w:tcPr>
-          <w:p>
-            <w:r/>
-            <w:r>
-              <w:rPr/>
-              <w:t>none</w:t>
-            </w:r>
-          </w:p>
-        </w:tc>
-      </w:tr>
-    </w:tbl>
-    <w:p/>
-    <w:p>
-      <w:r>
-        <w:rPr/>
-        <w:t>The layout difference is deliberate. A screen you have pinned to a display should</w:t>
-        <w:br/>
-        <w:t>not rearrange itself when the window is resized, so the mirror keeps its four panels</w:t>
-        <w:br/>
-        <w:t>in the same four places at every width. On a narrow display the columns get tighter</w:t>
-        <w:br/>
-        <w:t>and long values shorten with an ellipsis rather than the panels moving.</w:t>
-      </w:r>
-    </w:p>
-    <w:p>
-      <w:pPr>
-        <w:pStyle w:val="Heading3"/>
-      </w:pPr>
-      <w:r>
-        <w:rPr/>
-        <w:t>The connection indicator</w:t>
-      </w:r>
-    </w:p>
-    <w:p>
-      <w:r>
-        <w:rPr/>
-        <w:t>Top right, beside the title:</w:t>
-      </w:r>
-    </w:p>
-    <w:p>
-      <w:pPr>
-        <w:pStyle w:val="ListBullet"/>
-      </w:pPr>
-      <w:r>
-        <w:rPr>
-          <w:b/>
-        </w:rPr>
-        <w:t>Live</w:t>
-      </w:r>
-      <w:r>
-        <w:t xml:space="preserve"> — the stream is connected and the screen is current.</w:t>
-      </w:r>
-    </w:p>
-    <w:p>
-      <w:pPr>
-        <w:pStyle w:val="ListBullet"/>
-      </w:pPr>
-      <w:r>
-        <w:rPr>
-          <w:b/>
-        </w:rPr>
-        <w:t>Reconnecting</w:t>
-      </w:r>
-      <w:r>
-        <w:t xml:space="preserve"> — the stream dropped and the page is retrying on its own. The</w:t>
-        <w:br/>
-        <w:t xml:space="preserve">  numbers on screen are the last good ones until it says Live again.</w:t>
-      </w:r>
-    </w:p>
-    <w:p>
-      <w:r>
-        <w:rPr>
-          <w:b/>
-        </w:rPr>
-        <w:t>The countdown keeps ticking every second even when nothing else on the screen</w:t>
-        <w:br/>
-        <w:t>changes.</w:t>
-      </w:r>
-      <w:r>
-        <w:rPr/>
-        <w:t xml:space="preserve"> That is deliberate, and it is the fastest check available from across a</w:t>
-        <w:br/>
-        <w:t>room: a stopped page and a quiet market look identical, and the moving clock is what</w:t>
-        <w:br/>
-        <w:t>tells them apart.</w:t>
-      </w:r>
-    </w:p>
-    <w:p>
-      <w:pPr>
-        <w:pStyle w:val="Heading3"/>
-      </w:pPr>
-      <w:r>
-        <w:rPr/>
-        <w:t>What the numbers are, and are not</w:t>
-      </w:r>
-    </w:p>
-    <w:p>
-      <w:pPr>
-        <w:pStyle w:val="ListBullet"/>
-      </w:pPr>
-      <w:r>
-        <w:rPr>
-          <w:b/>
-        </w:rPr>
-        <w:t>Every figure is produced by the Desk's own code.</w:t>
-      </w:r>
-      <w:r>
-        <w:t xml:space="preserve"> The mirror formats nothing</w:t>
-        <w:br/>
-        <w:t xml:space="preserve">  itself, so it cannot quietly disagree with the Desk. If the two ever show</w:t>
-        <w:br/>
-        <w:t xml:space="preserve">  different numbers, one of them has stopped updating — check the indicator.</w:t>
-      </w:r>
-    </w:p>
-    <w:p>
-      <w:pPr>
-        <w:pStyle w:val="ListBullet"/>
-      </w:pPr>
-      <w:r>
-        <w:rPr>
-          <w:b/>
-        </w:rPr>
-        <w:t>The same honesty rules apply</w:t>
-      </w:r>
-      <w:r>
-        <w:t>, because they are the same rules: walls are</w:t>
-        <w:br/>
-        <w:t xml:space="preserve">  hidden rather than zeroed when the gamma feed is stale, a missing reading shows a</w:t>
-        <w:br/>
-        <w:t xml:space="preserve">  dash rather than a zero, and the Positions header reports the whole book even</w:t>
-        <w:br/>
-        <w:t xml:space="preserve">  though only the first rows are drawn.</w:t>
       </w:r>
     </w:p>
     <w:p>
@@ -28108,7 +27614,7 @@
             <w:r/>
             <w:r>
               <w:rPr/>
-              <w:t>Memurai (Redis backbone)</w:t>
+              <w:t>Redis (bus backbone)</w:t>
             </w:r>
           </w:p>
         </w:tc>
@@ -28573,7 +28079,7 @@
       </w:r>
       <w:r>
         <w:rPr/>
-        <w:t xml:space="preserve"> Memurai first, then the proxy, then services, then</w:t>
+        <w:t xml:space="preserve"> Redis first, then the proxy, then services, then</w:t>
         <w:br/>
         <w:t>the web app. A service restarted while the proxy is down will start and then fail to</w:t>
         <w:br/>
@@ -29243,11 +28749,20 @@
         <w:rPr>
           <w:b/>
         </w:rPr>
-        <w:t>Memurai is deliberately left running</w:t>
-      </w:r>
-      <w:r>
-        <w:rPr/>
-        <w:t>, because it is a shared Windows</w:t>
+        <w:t>Redis is deliberately left running</w:t>
+      </w:r>
+      <w:r>
+        <w:rPr/>
+        <w:t xml:space="preserve">, because it is a </w:t>
+      </w:r>
+      <w:r>
+        <w:rPr>
+          <w:i/>
+        </w:rPr>
+        <w:t>system</w:t>
+      </w:r>
+      <w:r>
+        <w:rPr/>
         <w:br/>
         <w:t>service this app does not own.</w:t>
       </w:r>
@@ -29271,23 +28786,11 @@
           <w:color w:val="334455"/>
           <w:sz w:val="19"/>
         </w:rPr>
-        <w:t>start_all.bat</w:t>
-      </w:r>
-      <w:r>
-        <w:rPr/>
-        <w:t xml:space="preserve"> (or </w:t>
-      </w:r>
-      <w:r>
-        <w:rPr>
-          <w:rFonts w:ascii="Consolas" w:hAnsi="Consolas"/>
-          <w:color w:val="334455"/>
-          <w:sz w:val="19"/>
-        </w:rPr>
-        <w:t>start_all_hidden.bat</w:t>
-      </w:r>
-      <w:r>
-        <w:rPr/>
-        <w:t xml:space="preserve"> to run windowless).</w:t>
+        <w:t>systemctl --user start trading-prod.target</w:t>
+      </w:r>
+      <w:r>
+        <w:rPr/>
+        <w:t>.</w:t>
       </w:r>
     </w:p>
     <w:p>

--- a/docs/manuals/reference-guide/reference-guide.docx
+++ b/docs/manuals/reference-guide/reference-guide.docx
@@ -32,7 +32,7 @@
           <w:color w:val="5B6678"/>
           <w:sz w:val="18"/>
         </w:rPr>
-        <w:t>WebGUI Trading with Schwab · Generated 2026-09-02</w:t>
+        <w:t>WebGUI Trading with Schwab · Generated 2026-09-05</w:t>
       </w:r>
     </w:p>
     <w:p/>
@@ -19473,6 +19473,693 @@
       <w:r>
         <w:rPr/>
         <w:t xml:space="preserve"> (for the directional opinion itself).</w:t>
+      </w:r>
+    </w:p>
+    <w:p>
+      <w:r>
+        <w:br/>
+      </w:r>
+    </w:p>
+    <w:p>
+      <w:pPr>
+        <w:pStyle w:val="Heading2"/>
+      </w:pPr>
+      <w:r>
+        <w:rPr/>
+        <w:t>Income</w:t>
+      </w:r>
+    </w:p>
+    <w:p>
+      <w:r>
+        <w:rPr>
+          <w:i/>
+        </w:rPr>
+        <w:t xml:space="preserve">Menu: STRATEGY → Options → Income · Route </w:t>
+      </w:r>
+      <w:r>
+        <w:rPr>
+          <w:rFonts w:ascii="Consolas" w:hAnsi="Consolas"/>
+          <w:color w:val="334455"/>
+          <w:sz w:val="19"/>
+        </w:rPr>
+        <w:t>/options/income</w:t>
+      </w:r>
+    </w:p>
+    <w:p>
+      <w:pPr>
+        <w:pStyle w:val="Heading3"/>
+      </w:pPr>
+      <w:r>
+        <w:rPr/>
+        <w:t>What it is</w:t>
+      </w:r>
+    </w:p>
+    <w:p>
+      <w:r>
+        <w:rPr/>
+        <w:t xml:space="preserve">The premium-selling board at a </w:t>
+      </w:r>
+      <w:r>
+        <w:rPr>
+          <w:b/>
+        </w:rPr>
+        <w:t>30–45 day</w:t>
+      </w:r>
+      <w:r>
+        <w:rPr/>
+        <w:t xml:space="preserve"> horizon: put credit spreads, call credit</w:t>
+        <w:br/>
+        <w:t>spreads and cash-secured puts, scanned across the whole watchlist and ranked together</w:t>
+        <w:br/>
+        <w:t xml:space="preserve">on one list. It is the same </w:t>
+      </w:r>
+      <w:r>
+        <w:rPr>
+          <w:i/>
+        </w:rPr>
+        <w:t>find</w:t>
+      </w:r>
+      <w:r>
+        <w:rPr/>
+        <w:t xml:space="preserve"> step </w:t>
+      </w:r>
+      <w:r>
+        <w:rPr>
+          <w:color w:val="2E6DB4"/>
+        </w:rPr>
+        <w:t>Market Scanner</w:t>
+      </w:r>
+      <w:r>
+        <w:rPr/>
+        <w:t xml:space="preserve"> and</w:t>
+        <w:br/>
+      </w:r>
+      <w:r>
+        <w:rPr>
+          <w:color w:val="2E6DB4"/>
+        </w:rPr>
+        <w:t>Strategy Finder</w:t>
+      </w:r>
+      <w:r>
+        <w:rPr/>
+        <w:t xml:space="preserve"> perform, at a longer horizon and with an income</w:t>
+        <w:br/>
+        <w:t>rather than a directional thesis.</w:t>
+      </w:r>
+    </w:p>
+    <w:p>
+      <w:pPr>
+        <w:pStyle w:val="Heading3"/>
+      </w:pPr>
+      <w:r>
+        <w:rPr/>
+        <w:t>Where the data comes from</w:t>
+      </w:r>
+    </w:p>
+    <w:tbl>
+      <w:tblPr>
+        <w:tblW w:type="auto" w:w="0"/>
+        <w:jc w:val="left"/>
+        <w:tblLayout w:type="autofit"/>
+        <w:tblLook w:firstColumn="1" w:firstRow="1" w:lastColumn="0" w:lastRow="0" w:noHBand="0" w:noVBand="1" w:val="04A0"/>
+        <w:tblBorders>
+          <w:top w:val="single" w:sz="4" w:space="0" w:color="D8DEE9"/>
+          <w:left w:val="single" w:sz="4" w:space="0" w:color="D8DEE9"/>
+          <w:bottom w:val="single" w:sz="4" w:space="0" w:color="D8DEE9"/>
+          <w:right w:val="single" w:sz="4" w:space="0" w:color="D8DEE9"/>
+          <w:insideH w:val="single" w:sz="4" w:space="0" w:color="D8DEE9"/>
+          <w:insideV w:val="single" w:sz="4" w:space="0" w:color="D8DEE9"/>
+        </w:tblBorders>
+      </w:tblPr>
+      <w:tblGrid>
+        <w:gridCol w:w="4320"/>
+        <w:gridCol w:w="4320"/>
+      </w:tblGrid>
+      <w:tr>
+        <w:tc>
+          <w:tcPr>
+            <w:tcW w:type="dxa" w:w="4320"/>
+            <w:shd w:val="clear" w:color="auto" w:fill="EAF2FB"/>
+          </w:tcPr>
+          <w:p>
+            <w:r>
+              <w:rPr>
+                <w:b/>
+              </w:rPr>
+            </w:r>
+          </w:p>
+        </w:tc>
+        <w:tc>
+          <w:tcPr>
+            <w:tcW w:type="dxa" w:w="4320"/>
+            <w:shd w:val="clear" w:color="auto" w:fill="EAF2FB"/>
+          </w:tcPr>
+          <w:p>
+            <w:r>
+              <w:rPr>
+                <w:b/>
+              </w:rPr>
+            </w:r>
+          </w:p>
+        </w:tc>
+      </w:tr>
+      <w:tr>
+        <w:tc>
+          <w:tcPr>
+            <w:tcW w:type="dxa" w:w="4320"/>
+          </w:tcPr>
+          <w:p>
+            <w:r/>
+            <w:r>
+              <w:rPr/>
+              <w:t>Service</w:t>
+            </w:r>
+          </w:p>
+        </w:tc>
+        <w:tc>
+          <w:tcPr>
+            <w:tcW w:type="dxa" w:w="4320"/>
+          </w:tcPr>
+          <w:p>
+            <w:r/>
+            <w:r>
+              <w:rPr>
+                <w:rFonts w:ascii="Consolas" w:hAnsi="Consolas"/>
+                <w:color w:val="334455"/>
+                <w:sz w:val="19"/>
+              </w:rPr>
+              <w:t>options_svc</w:t>
+            </w:r>
+            <w:r>
+              <w:rPr/>
+              <w:t xml:space="preserve"> (:8211) → </w:t>
+            </w:r>
+            <w:r>
+              <w:rPr>
+                <w:rFonts w:ascii="Consolas" w:hAnsi="Consolas"/>
+                <w:color w:val="334455"/>
+                <w:sz w:val="19"/>
+              </w:rPr>
+              <w:t>cache:options:income</w:t>
+            </w:r>
+          </w:p>
+        </w:tc>
+      </w:tr>
+      <w:tr>
+        <w:tc>
+          <w:tcPr>
+            <w:tcW w:type="dxa" w:w="4320"/>
+            <w:shd w:val="clear" w:color="auto" w:fill="F4F6FA"/>
+          </w:tcPr>
+          <w:p>
+            <w:r/>
+            <w:r>
+              <w:rPr/>
+              <w:t>Trigger</w:t>
+            </w:r>
+          </w:p>
+        </w:tc>
+        <w:tc>
+          <w:tcPr>
+            <w:tcW w:type="dxa" w:w="4320"/>
+            <w:shd w:val="clear" w:color="auto" w:fill="F4F6FA"/>
+          </w:tcPr>
+          <w:p>
+            <w:r/>
+            <w:r>
+              <w:rPr/>
+              <w:t>A scheduled once-daily pass (</w:t>
+            </w:r>
+            <w:r>
+              <w:rPr>
+                <w:rFonts w:ascii="Consolas" w:hAnsi="Consolas"/>
+                <w:color w:val="334455"/>
+                <w:sz w:val="19"/>
+              </w:rPr>
+              <w:t>[slots.income]</w:t>
+            </w:r>
+            <w:r>
+              <w:rPr/>
+              <w:t xml:space="preserve"> in </w:t>
+            </w:r>
+            <w:r>
+              <w:rPr>
+                <w:rFonts w:ascii="Consolas" w:hAnsi="Consolas"/>
+                <w:color w:val="334455"/>
+                <w:sz w:val="19"/>
+              </w:rPr>
+              <w:t>config/sessions.toml</w:t>
+            </w:r>
+            <w:r>
+              <w:rPr/>
+              <w:t>)</w:t>
+            </w:r>
+          </w:p>
+        </w:tc>
+      </w:tr>
+      <w:tr>
+        <w:tc>
+          <w:tcPr>
+            <w:tcW w:type="dxa" w:w="4320"/>
+          </w:tcPr>
+          <w:p>
+            <w:r/>
+            <w:r>
+              <w:rPr/>
+              <w:t>Cost</w:t>
+            </w:r>
+          </w:p>
+        </w:tc>
+        <w:tc>
+          <w:tcPr>
+            <w:tcW w:type="dxa" w:w="4320"/>
+          </w:tcPr>
+          <w:p>
+            <w:r/>
+            <w:r>
+              <w:rPr/>
+              <w:t>One option chain per watchlist symbol, once per trading day</w:t>
+            </w:r>
+          </w:p>
+        </w:tc>
+      </w:tr>
+    </w:tbl>
+    <w:p/>
+    <w:p>
+      <w:pPr>
+        <w:pStyle w:val="Heading3"/>
+      </w:pPr>
+      <w:r>
+        <w:rPr/>
+        <w:t>Reading the screen</w:t>
+      </w:r>
+    </w:p>
+    <w:p>
+      <w:r>
+        <w:rPr>
+          <w:b/>
+        </w:rPr>
+        <w:t>The columns:</w:t>
+      </w:r>
+      <w:r>
+        <w:rPr/>
+        <w:t xml:space="preserve"> Symbol · Side · Strikes · Expiry · DTE · Credit $ · Capital $ ·</w:t>
+        <w:br/>
+        <w:t>Return on capital · PoP % · Breakeven · Earnings · Score. The board arrives already</w:t>
+        <w:br/>
+        <w:t>ranked by score; the headers re-sort it.</w:t>
+      </w:r>
+    </w:p>
+    <w:p>
+      <w:r>
+        <w:rPr>
+          <w:b/>
+        </w:rPr>
+        <w:t>Side</w:t>
+      </w:r>
+      <w:r>
+        <w:rPr/>
+        <w:t xml:space="preserve"> names the position rather than the engine's structure code: </w:t>
+      </w:r>
+      <w:r>
+        <w:rPr>
+          <w:i/>
+        </w:rPr>
+        <w:t>Put spread</w:t>
+      </w:r>
+      <w:r>
+        <w:rPr/>
+        <w:t>,</w:t>
+        <w:br/>
+      </w:r>
+      <w:r>
+        <w:rPr>
+          <w:i/>
+        </w:rPr>
+        <w:t>Call spread</w:t>
+      </w:r>
+      <w:r>
+        <w:rPr/>
+        <w:t xml:space="preserve">, </w:t>
+      </w:r>
+      <w:r>
+        <w:rPr>
+          <w:i/>
+        </w:rPr>
+        <w:t>Cash-secured put</w:t>
+      </w:r>
+      <w:r>
+        <w:rPr/>
+        <w:t>.</w:t>
+      </w:r>
+    </w:p>
+    <w:p>
+      <w:r>
+        <w:rPr>
+          <w:b/>
+        </w:rPr>
+        <w:t>Credit and Capital are per contract, in dollars.</w:t>
+      </w:r>
+      <w:r>
+        <w:rPr/>
+        <w:t xml:space="preserve"> For a defined-risk credit spread</w:t>
+        <w:br/>
+        <w:t>Capital is its maximum loss; for a cash-secured put it is the strike down to zero —</w:t>
+        <w:br/>
+        <w:t>genuinely the cash committed, not a margin figure.</w:t>
+      </w:r>
+    </w:p>
+    <w:p>
+      <w:r>
+        <w:rPr>
+          <w:b/>
+        </w:rPr>
+        <w:t>Return on capital</w:t>
+      </w:r>
+      <w:r>
+        <w:rPr/>
+        <w:t xml:space="preserve"> is Credit divided by Capital. It exists because dollars alone</w:t>
+        <w:br/>
+        <w:t>cannot rank these three structures against each other: a $60 credit on a $441 spread</w:t>
+        <w:br/>
+        <w:t>and a $640 credit on a $39,361 cash-secured put are 13.3% and 1.6% respectively, and</w:t>
+        <w:br/>
+        <w:t>the second number is the one that decides.</w:t>
+      </w:r>
+    </w:p>
+    <w:p>
+      <w:r>
+        <w:rPr>
+          <w:b/>
+        </w:rPr>
+        <w:t>Earnings</w:t>
+      </w:r>
+      <w:r>
+        <w:rPr/>
+        <w:t xml:space="preserve"> carries the three-state result of the earnings-calendar check, which is</w:t>
+        <w:br/>
+        <w:t>deliberately not a yes/no:</w:t>
+      </w:r>
+    </w:p>
+    <w:tbl>
+      <w:tblPr>
+        <w:tblW w:type="auto" w:w="0"/>
+        <w:jc w:val="left"/>
+        <w:tblLayout w:type="autofit"/>
+        <w:tblLook w:firstColumn="1" w:firstRow="1" w:lastColumn="0" w:lastRow="0" w:noHBand="0" w:noVBand="1" w:val="04A0"/>
+        <w:tblBorders>
+          <w:top w:val="single" w:sz="4" w:space="0" w:color="D8DEE9"/>
+          <w:left w:val="single" w:sz="4" w:space="0" w:color="D8DEE9"/>
+          <w:bottom w:val="single" w:sz="4" w:space="0" w:color="D8DEE9"/>
+          <w:right w:val="single" w:sz="4" w:space="0" w:color="D8DEE9"/>
+          <w:insideH w:val="single" w:sz="4" w:space="0" w:color="D8DEE9"/>
+          <w:insideV w:val="single" w:sz="4" w:space="0" w:color="D8DEE9"/>
+        </w:tblBorders>
+      </w:tblPr>
+      <w:tblGrid>
+        <w:gridCol w:w="4320"/>
+        <w:gridCol w:w="4320"/>
+      </w:tblGrid>
+      <w:tr>
+        <w:tc>
+          <w:tcPr>
+            <w:tcW w:type="dxa" w:w="4320"/>
+            <w:shd w:val="clear" w:color="auto" w:fill="EAF2FB"/>
+          </w:tcPr>
+          <w:p>
+            <w:r>
+              <w:rPr>
+                <w:b/>
+              </w:rPr>
+            </w:r>
+            <w:r>
+              <w:rPr>
+                <w:b/>
+              </w:rPr>
+              <w:t>Value</w:t>
+            </w:r>
+          </w:p>
+        </w:tc>
+        <w:tc>
+          <w:tcPr>
+            <w:tcW w:type="dxa" w:w="4320"/>
+            <w:shd w:val="clear" w:color="auto" w:fill="EAF2FB"/>
+          </w:tcPr>
+          <w:p>
+            <w:r>
+              <w:rPr>
+                <w:b/>
+              </w:rPr>
+            </w:r>
+            <w:r>
+              <w:rPr>
+                <w:b/>
+              </w:rPr>
+              <w:t>Means</w:t>
+            </w:r>
+          </w:p>
+        </w:tc>
+      </w:tr>
+      <w:tr>
+        <w:tc>
+          <w:tcPr>
+            <w:tcW w:type="dxa" w:w="4320"/>
+          </w:tcPr>
+          <w:p>
+            <w:r/>
+            <w:r>
+              <w:rPr>
+                <w:b/>
+              </w:rPr>
+              <w:t>None scheduled</w:t>
+            </w:r>
+          </w:p>
+        </w:tc>
+        <w:tc>
+          <w:tcPr>
+            <w:tcW w:type="dxa" w:w="4320"/>
+          </w:tcPr>
+          <w:p>
+            <w:r/>
+            <w:r>
+              <w:rPr/>
+              <w:t>The calendar covers this symbol and has no report before expiration</w:t>
+            </w:r>
+          </w:p>
+        </w:tc>
+      </w:tr>
+      <w:tr>
+        <w:tc>
+          <w:tcPr>
+            <w:tcW w:type="dxa" w:w="4320"/>
+            <w:shd w:val="clear" w:color="auto" w:fill="F4F6FA"/>
+          </w:tcPr>
+          <w:p>
+            <w:r/>
+            <w:r>
+              <w:rPr>
+                <w:b/>
+              </w:rPr>
+              <w:t>After expiry</w:t>
+            </w:r>
+          </w:p>
+        </w:tc>
+        <w:tc>
+          <w:tcPr>
+            <w:tcW w:type="dxa" w:w="4320"/>
+            <w:shd w:val="clear" w:color="auto" w:fill="F4F6FA"/>
+          </w:tcPr>
+          <w:p>
+            <w:r/>
+            <w:r>
+              <w:rPr/>
+              <w:t>A report is scheduled, and it falls after this expiration</w:t>
+            </w:r>
+          </w:p>
+        </w:tc>
+      </w:tr>
+      <w:tr>
+        <w:tc>
+          <w:tcPr>
+            <w:tcW w:type="dxa" w:w="4320"/>
+          </w:tcPr>
+          <w:p>
+            <w:r/>
+            <w:r>
+              <w:rPr>
+                <w:b/>
+              </w:rPr>
+              <w:t>Not checked</w:t>
+            </w:r>
+          </w:p>
+        </w:tc>
+        <w:tc>
+          <w:tcPr>
+            <w:tcW w:type="dxa" w:w="4320"/>
+          </w:tcPr>
+          <w:p>
+            <w:r/>
+            <w:r>
+              <w:rPr/>
+              <w:t>The calendar has no entry for this symbol at all</w:t>
+            </w:r>
+          </w:p>
+        </w:tc>
+      </w:tr>
+    </w:tbl>
+    <w:p/>
+    <w:p>
+      <w:r>
+        <w:rPr/>
+        <w:t xml:space="preserve">Any expiration that </w:t>
+      </w:r>
+      <w:r>
+        <w:rPr>
+          <w:i/>
+        </w:rPr>
+        <w:t>straddles</w:t>
+      </w:r>
+      <w:r>
+        <w:rPr/>
+        <w:t xml:space="preserve"> a known report was dropped from the scan before it</w:t>
+        <w:br/>
+        <w:t>reached this board, so nothing listed here is knowingly exposed to one.</w:t>
+      </w:r>
+    </w:p>
+    <w:p>
+      <w:pPr>
+        <w:pStyle w:val="Heading3"/>
+      </w:pPr>
+      <w:r>
+        <w:rPr/>
+        <w:t>Why it matters</w:t>
+      </w:r>
+    </w:p>
+    <w:p>
+      <w:r>
+        <w:rPr/>
+        <w:t>At 30–45 days a straddled earnings report is close to certain for most names, which is</w:t>
+        <w:br/>
+        <w:t>why the gate matters more here than at any shorter horizon — and why the third state</w:t>
+        <w:br/>
+        <w:t>matters. A symbol the calendar has never heard of and a symbol it knows is clear both</w:t>
+        <w:br/>
+        <w:t>leave the date blank; collapsing them would let the gate fail open silently on exactly</w:t>
+        <w:br/>
+        <w:t>the names most likely to be traded.</w:t>
+      </w:r>
+    </w:p>
+    <w:p>
+      <w:r>
+        <w:rPr>
+          <w:b/>
+        </w:rPr>
+        <w:t>Where it is weak.</w:t>
+      </w:r>
+      <w:r>
+        <w:rPr/>
+        <w:t xml:space="preserve"> Without an Alpha Vantage API key configured, the earnings</w:t>
+        <w:br/>
+        <w:t xml:space="preserve">calendar is empty and </w:t>
+      </w:r>
+      <w:r>
+        <w:rPr>
+          <w:b/>
+        </w:rPr>
+        <w:t>every</w:t>
+      </w:r>
+      <w:r>
+        <w:rPr/>
+        <w:t xml:space="preserve"> row reads </w:t>
+      </w:r>
+      <w:r>
+        <w:rPr>
+          <w:i/>
+        </w:rPr>
+        <w:t>Not checked</w:t>
+      </w:r>
+      <w:r>
+        <w:rPr/>
+        <w:t>. That is honest but it is not</w:t>
+        <w:br/>
+        <w:t>protection — check reports yourself before selling premium into one.</w:t>
+      </w:r>
+    </w:p>
+    <w:p>
+      <w:r>
+        <w:rPr/>
+        <w:t>The board is also a once-daily snapshot. Prices move after it is taken, so treat the</w:t>
+        <w:br/>
+        <w:t>credits as a shortlist to re-price, not as fills.</w:t>
+      </w:r>
+    </w:p>
+    <w:p>
+      <w:pPr>
+        <w:pStyle w:val="Heading3"/>
+      </w:pPr>
+      <w:r>
+        <w:rPr/>
+        <w:t>When to use it</w:t>
+      </w:r>
+    </w:p>
+    <w:p>
+      <w:r>
+        <w:rPr/>
+        <w:t>In the morning, when you are looking for premium to sell rather than a direction to</w:t>
+        <w:br/>
+        <w:t xml:space="preserve">express. Take a candidate to </w:t>
+      </w:r>
+      <w:r>
+        <w:rPr>
+          <w:color w:val="2E6DB4"/>
+        </w:rPr>
+        <w:t>Calculator</w:t>
+      </w:r>
+      <w:r>
+        <w:rPr/>
+        <w:t xml:space="preserve"> to price it as it stands now.</w:t>
+      </w:r>
+    </w:p>
+    <w:p>
+      <w:pPr>
+        <w:pStyle w:val="Heading3"/>
+      </w:pPr>
+      <w:r>
+        <w:rPr/>
+        <w:t>Related pages</w:t>
+      </w:r>
+    </w:p>
+    <w:p>
+      <w:r>
+        <w:rPr>
+          <w:color w:val="2E6DB4"/>
+        </w:rPr>
+        <w:t>Strategy Finder</w:t>
+      </w:r>
+      <w:r>
+        <w:rPr/>
+        <w:t xml:space="preserve"> · </w:t>
+      </w:r>
+      <w:r>
+        <w:rPr>
+          <w:color w:val="2E6DB4"/>
+        </w:rPr>
+        <w:t>Calculator</w:t>
+      </w:r>
+      <w:r>
+        <w:rPr/>
+        <w:t xml:space="preserve"> ·</w:t>
+        <w:br/>
+      </w:r>
+      <w:r>
+        <w:rPr>
+          <w:color w:val="2E6DB4"/>
+        </w:rPr>
+        <w:t>Paper Ledger</w:t>
+      </w:r>
+      <w:r>
+        <w:rPr/>
+        <w:t>.</w:t>
       </w:r>
     </w:p>
     <w:p>

--- a/docs/manuals/reference-guide/reference-guide.docx
+++ b/docs/manuals/reference-guide/reference-guide.docx
@@ -22806,6 +22806,688 @@
           <w:color w:val="2E6DB4"/>
         </w:rPr>
         <w:t>EOD Report</w:t>
+      </w:r>
+      <w:r>
+        <w:rPr/>
+        <w:t>.</w:t>
+      </w:r>
+    </w:p>
+    <w:p>
+      <w:r>
+        <w:br/>
+      </w:r>
+    </w:p>
+    <w:p>
+      <w:pPr>
+        <w:pStyle w:val="Heading2"/>
+      </w:pPr>
+      <w:r>
+        <w:rPr/>
+        <w:t>Shares</w:t>
+      </w:r>
+    </w:p>
+    <w:p>
+      <w:r>
+        <w:rPr>
+          <w:i/>
+        </w:rPr>
+        <w:t xml:space="preserve">Menu: STRATEGY → Options → Shares · Route </w:t>
+      </w:r>
+      <w:r>
+        <w:rPr>
+          <w:rFonts w:ascii="Consolas" w:hAnsi="Consolas"/>
+          <w:color w:val="334455"/>
+          <w:sz w:val="19"/>
+        </w:rPr>
+        <w:t>/options/shares</w:t>
+      </w:r>
+    </w:p>
+    <w:p>
+      <w:pPr>
+        <w:pStyle w:val="Heading3"/>
+      </w:pPr>
+      <w:r>
+        <w:rPr/>
+        <w:t>What it is</w:t>
+      </w:r>
+    </w:p>
+    <w:p>
+      <w:r>
+        <w:rPr/>
+        <w:t xml:space="preserve">The </w:t>
+      </w:r>
+      <w:r>
+        <w:rPr>
+          <w:b/>
+        </w:rPr>
+        <w:t>equity inventory</w:t>
+      </w:r>
+      <w:r>
+        <w:rPr/>
+        <w:t xml:space="preserve"> of the paper account — the stock it owns, lot by lot. It is a</w:t>
+        <w:br/>
+        <w:t xml:space="preserve">second reader of the same account </w:t>
+      </w:r>
+      <w:r>
+        <w:rPr>
+          <w:color w:val="2E6DB4"/>
+        </w:rPr>
+        <w:t>Paper Account</w:t>
+      </w:r>
+      <w:r>
+        <w:rPr/>
+        <w:t xml:space="preserve"> shows, not a separate</w:t>
+        <w:br/>
+        <w:t>book: options live on that page, shares live here.</w:t>
+      </w:r>
+    </w:p>
+    <w:p>
+      <w:r>
+        <w:rPr/>
+        <w:t xml:space="preserve">Shares get into the book one way in normal operation. A </w:t>
+      </w:r>
+      <w:r>
+        <w:rPr>
+          <w:b/>
+        </w:rPr>
+        <w:t>cash-secured put</w:t>
+      </w:r>
+      <w:r>
+        <w:rPr/>
+        <w:t xml:space="preserve"> that</w:t>
+        <w:br/>
+        <w:t>finishes in the money is exercised against you at expiration, and the engine converts</w:t>
+        <w:br/>
+        <w:t>it into 100 shares per contract at the strike, debiting the cash it had already</w:t>
+        <w:br/>
+        <w:t>reserved. That is the whole point of selling one, and it is what makes a covered call</w:t>
+        <w:br/>
+        <w:t>possible afterwards.</w:t>
+      </w:r>
+    </w:p>
+    <w:p>
+      <w:pPr>
+        <w:pStyle w:val="Heading3"/>
+      </w:pPr>
+      <w:r>
+        <w:rPr/>
+        <w:t>Where the data comes from</w:t>
+      </w:r>
+    </w:p>
+    <w:tbl>
+      <w:tblPr>
+        <w:tblW w:type="auto" w:w="0"/>
+        <w:jc w:val="left"/>
+        <w:tblLayout w:type="autofit"/>
+        <w:tblLook w:firstColumn="1" w:firstRow="1" w:lastColumn="0" w:lastRow="0" w:noHBand="0" w:noVBand="1" w:val="04A0"/>
+        <w:tblBorders>
+          <w:top w:val="single" w:sz="4" w:space="0" w:color="D8DEE9"/>
+          <w:left w:val="single" w:sz="4" w:space="0" w:color="D8DEE9"/>
+          <w:bottom w:val="single" w:sz="4" w:space="0" w:color="D8DEE9"/>
+          <w:right w:val="single" w:sz="4" w:space="0" w:color="D8DEE9"/>
+          <w:insideH w:val="single" w:sz="4" w:space="0" w:color="D8DEE9"/>
+          <w:insideV w:val="single" w:sz="4" w:space="0" w:color="D8DEE9"/>
+        </w:tblBorders>
+      </w:tblPr>
+      <w:tblGrid>
+        <w:gridCol w:w="4320"/>
+        <w:gridCol w:w="4320"/>
+      </w:tblGrid>
+      <w:tr>
+        <w:tc>
+          <w:tcPr>
+            <w:tcW w:type="dxa" w:w="4320"/>
+            <w:shd w:val="clear" w:color="auto" w:fill="EAF2FB"/>
+          </w:tcPr>
+          <w:p>
+            <w:r>
+              <w:rPr>
+                <w:b/>
+              </w:rPr>
+            </w:r>
+          </w:p>
+        </w:tc>
+        <w:tc>
+          <w:tcPr>
+            <w:tcW w:type="dxa" w:w="4320"/>
+            <w:shd w:val="clear" w:color="auto" w:fill="EAF2FB"/>
+          </w:tcPr>
+          <w:p>
+            <w:r>
+              <w:rPr>
+                <w:b/>
+              </w:rPr>
+            </w:r>
+          </w:p>
+        </w:tc>
+      </w:tr>
+      <w:tr>
+        <w:tc>
+          <w:tcPr>
+            <w:tcW w:type="dxa" w:w="4320"/>
+          </w:tcPr>
+          <w:p>
+            <w:r/>
+            <w:r>
+              <w:rPr/>
+              <w:t>Service</w:t>
+            </w:r>
+          </w:p>
+        </w:tc>
+        <w:tc>
+          <w:tcPr>
+            <w:tcW w:type="dxa" w:w="4320"/>
+          </w:tcPr>
+          <w:p>
+            <w:r/>
+            <w:r>
+              <w:rPr>
+                <w:rFonts w:ascii="Consolas" w:hAnsi="Consolas"/>
+                <w:color w:val="334455"/>
+                <w:sz w:val="19"/>
+              </w:rPr>
+              <w:t>options_svc</w:t>
+            </w:r>
+            <w:r>
+              <w:rPr/>
+              <w:t xml:space="preserve"> (:8211) → </w:t>
+            </w:r>
+            <w:r>
+              <w:rPr>
+                <w:rFonts w:ascii="Consolas" w:hAnsi="Consolas"/>
+                <w:color w:val="334455"/>
+                <w:sz w:val="19"/>
+              </w:rPr>
+              <w:t>cache:options:paper_account</w:t>
+            </w:r>
+          </w:p>
+        </w:tc>
+      </w:tr>
+      <w:tr>
+        <w:tc>
+          <w:tcPr>
+            <w:tcW w:type="dxa" w:w="4320"/>
+            <w:shd w:val="clear" w:color="auto" w:fill="F4F6FA"/>
+          </w:tcPr>
+          <w:p>
+            <w:r/>
+            <w:r>
+              <w:rPr/>
+              <w:t>Trigger</w:t>
+            </w:r>
+          </w:p>
+        </w:tc>
+        <w:tc>
+          <w:tcPr>
+            <w:tcW w:type="dxa" w:w="4320"/>
+            <w:shd w:val="clear" w:color="auto" w:fill="F4F6FA"/>
+          </w:tcPr>
+          <w:p>
+            <w:r/>
+            <w:r>
+              <w:rPr/>
+              <w:t>Republished on every paper-account refresh — the hourly entry/manage cycle and every manual paper action</w:t>
+            </w:r>
+          </w:p>
+        </w:tc>
+      </w:tr>
+      <w:tr>
+        <w:tc>
+          <w:tcPr>
+            <w:tcW w:type="dxa" w:w="4320"/>
+          </w:tcPr>
+          <w:p>
+            <w:r/>
+            <w:r>
+              <w:rPr/>
+              <w:t>Store</w:t>
+            </w:r>
+          </w:p>
+        </w:tc>
+        <w:tc>
+          <w:tcPr>
+            <w:tcW w:type="dxa" w:w="4320"/>
+          </w:tcPr>
+          <w:p>
+            <w:r/>
+            <w:r>
+              <w:rPr>
+                <w:rFonts w:ascii="Consolas" w:hAnsi="Consolas"/>
+                <w:color w:val="334455"/>
+                <w:sz w:val="19"/>
+              </w:rPr>
+              <w:t>equity_lots</w:t>
+            </w:r>
+            <w:r>
+              <w:rPr/>
+              <w:t xml:space="preserve"> in the manual paper account database</w:t>
+            </w:r>
+          </w:p>
+        </w:tc>
+      </w:tr>
+    </w:tbl>
+    <w:p/>
+    <w:p>
+      <w:pPr>
+        <w:pStyle w:val="Heading3"/>
+      </w:pPr>
+      <w:r>
+        <w:rPr/>
+        <w:t>Reading the screen</w:t>
+      </w:r>
+    </w:p>
+    <w:p>
+      <w:r>
+        <w:rPr>
+          <w:b/>
+        </w:rPr>
+        <w:t>The columns:</w:t>
+      </w:r>
+      <w:r>
+        <w:rPr/>
+        <w:t xml:space="preserve"> Symbol · Shares · Cost basis $/share · Cost $ · Mark (not tracked) ·</w:t>
+        <w:br/>
+        <w:t>Unrealized $ · How acquired · Held since · Covering call.</w:t>
+      </w:r>
+    </w:p>
+    <w:p>
+      <w:r>
+        <w:rPr>
+          <w:b/>
+        </w:rPr>
+        <w:t>How acquired</w:t>
+      </w:r>
+      <w:r>
+        <w:rPr/>
+        <w:t xml:space="preserve"> carries the lot's provenance, and it is not decoration:</w:t>
+      </w:r>
+    </w:p>
+    <w:tbl>
+      <w:tblPr>
+        <w:tblW w:type="auto" w:w="0"/>
+        <w:jc w:val="left"/>
+        <w:tblLayout w:type="autofit"/>
+        <w:tblLook w:firstColumn="1" w:firstRow="1" w:lastColumn="0" w:lastRow="0" w:noHBand="0" w:noVBand="1" w:val="04A0"/>
+        <w:tblBorders>
+          <w:top w:val="single" w:sz="4" w:space="0" w:color="D8DEE9"/>
+          <w:left w:val="single" w:sz="4" w:space="0" w:color="D8DEE9"/>
+          <w:bottom w:val="single" w:sz="4" w:space="0" w:color="D8DEE9"/>
+          <w:right w:val="single" w:sz="4" w:space="0" w:color="D8DEE9"/>
+          <w:insideH w:val="single" w:sz="4" w:space="0" w:color="D8DEE9"/>
+          <w:insideV w:val="single" w:sz="4" w:space="0" w:color="D8DEE9"/>
+        </w:tblBorders>
+      </w:tblPr>
+      <w:tblGrid>
+        <w:gridCol w:w="4320"/>
+        <w:gridCol w:w="4320"/>
+      </w:tblGrid>
+      <w:tr>
+        <w:tc>
+          <w:tcPr>
+            <w:tcW w:type="dxa" w:w="4320"/>
+            <w:shd w:val="clear" w:color="auto" w:fill="EAF2FB"/>
+          </w:tcPr>
+          <w:p>
+            <w:r>
+              <w:rPr>
+                <w:b/>
+              </w:rPr>
+            </w:r>
+            <w:r>
+              <w:rPr>
+                <w:b/>
+              </w:rPr>
+              <w:t>Value</w:t>
+            </w:r>
+          </w:p>
+        </w:tc>
+        <w:tc>
+          <w:tcPr>
+            <w:tcW w:type="dxa" w:w="4320"/>
+            <w:shd w:val="clear" w:color="auto" w:fill="EAF2FB"/>
+          </w:tcPr>
+          <w:p>
+            <w:r>
+              <w:rPr>
+                <w:b/>
+              </w:rPr>
+            </w:r>
+            <w:r>
+              <w:rPr>
+                <w:b/>
+              </w:rPr>
+              <w:t>Means</w:t>
+            </w:r>
+          </w:p>
+        </w:tc>
+      </w:tr>
+      <w:tr>
+        <w:tc>
+          <w:tcPr>
+            <w:tcW w:type="dxa" w:w="4320"/>
+          </w:tcPr>
+          <w:p>
+            <w:r/>
+            <w:r>
+              <w:rPr>
+                <w:b/>
+              </w:rPr>
+              <w:t>Assigned</w:t>
+            </w:r>
+          </w:p>
+        </w:tc>
+        <w:tc>
+          <w:tcPr>
+            <w:tcW w:type="dxa" w:w="4320"/>
+          </w:tcPr>
+          <w:p>
+            <w:r/>
+            <w:r>
+              <w:rPr/>
+              <w:t>A short put was exercised against you. Cost basis is the strike you sold, not the market price when the shares arrived.</w:t>
+            </w:r>
+          </w:p>
+        </w:tc>
+      </w:tr>
+      <w:tr>
+        <w:tc>
+          <w:tcPr>
+            <w:tcW w:type="dxa" w:w="4320"/>
+            <w:shd w:val="clear" w:color="auto" w:fill="F4F6FA"/>
+          </w:tcPr>
+          <w:p>
+            <w:r/>
+            <w:r>
+              <w:rPr>
+                <w:b/>
+              </w:rPr>
+              <w:t>Bought</w:t>
+            </w:r>
+          </w:p>
+        </w:tc>
+        <w:tc>
+          <w:tcPr>
+            <w:tcW w:type="dxa" w:w="4320"/>
+            <w:shd w:val="clear" w:color="auto" w:fill="F4F6FA"/>
+          </w:tcPr>
+          <w:p>
+            <w:r/>
+            <w:r>
+              <w:rPr/>
+              <w:t>The lot was entered by hand.</w:t>
+            </w:r>
+          </w:p>
+        </w:tc>
+      </w:tr>
+      <w:tr>
+        <w:tc>
+          <w:tcPr>
+            <w:tcW w:type="dxa" w:w="4320"/>
+          </w:tcPr>
+          <w:p>
+            <w:r/>
+            <w:r>
+              <w:rPr>
+                <w:b/>
+              </w:rPr>
+              <w:t>—</w:t>
+            </w:r>
+          </w:p>
+        </w:tc>
+        <w:tc>
+          <w:tcPr>
+            <w:tcW w:type="dxa" w:w="4320"/>
+          </w:tcPr>
+          <w:p>
+            <w:r/>
+            <w:r>
+              <w:rPr/>
+              <w:t>The lot records no source. Unknown, not "bought".</w:t>
+            </w:r>
+          </w:p>
+        </w:tc>
+      </w:tr>
+    </w:tbl>
+    <w:p/>
+    <w:p>
+      <w:r>
+        <w:rPr>
+          <w:b/>
+        </w:rPr>
+        <w:t>Covering call</w:t>
+      </w:r>
+      <w:r>
+        <w:rPr/>
+        <w:t xml:space="preserve"> is the call currently written against that symbol, shown as strike and</w:t>
+        <w:br/>
+        <w:t>expiry with a contract count when it exceeds one. Blank means the shares are uncovered.</w:t>
+      </w:r>
+    </w:p>
+    <w:p>
+      <w:pPr>
+        <w:pStyle w:val="Heading3"/>
+      </w:pPr>
+      <w:r>
+        <w:rPr/>
+        <w:t>Why it matters</w:t>
+      </w:r>
+    </w:p>
+    <w:p>
+      <w:r>
+        <w:rPr/>
+        <w:t>An assigned lot is the point where an options position quietly becomes a stock position,</w:t>
+        <w:br/>
+        <w:t>and the two are managed completely differently — the option had defined risk and an</w:t>
+        <w:br/>
+        <w:t>expiry, the stock has neither. A screen that shows only the option book makes that</w:t>
+        <w:br/>
+        <w:t>transition invisible, which is exactly when it goes unmanaged.</w:t>
+      </w:r>
+    </w:p>
+    <w:p>
+      <w:r>
+        <w:rPr/>
+        <w:t>The provenance column is what makes the cost basis readable. A basis of 195 on a lot</w:t>
+        <w:br/>
+      </w:r>
+      <w:r>
+        <w:rPr>
+          <w:i/>
+        </w:rPr>
+        <w:t>bought</w:t>
+      </w:r>
+      <w:r>
+        <w:rPr/>
+        <w:t xml:space="preserve"> at 195 says the market was there; the same basis on an </w:t>
+      </w:r>
+      <w:r>
+        <w:rPr>
+          <w:i/>
+        </w:rPr>
+        <w:t>assigned</w:t>
+      </w:r>
+      <w:r>
+        <w:rPr/>
+        <w:t xml:space="preserve"> lot says only</w:t>
+        <w:br/>
+        <w:t>that 195 is the strike you chose to sell, and the shares may have been worth</w:t>
+        <w:br/>
+        <w:t>considerably less on arrival.</w:t>
+      </w:r>
+    </w:p>
+    <w:p>
+      <w:pPr>
+        <w:pStyle w:val="Heading3"/>
+      </w:pPr>
+      <w:r>
+        <w:rPr/>
+        <w:t>Caveats and gotchas</w:t>
+      </w:r>
+    </w:p>
+    <w:p>
+      <w:pPr>
+        <w:pStyle w:val="ListBullet"/>
+      </w:pPr>
+      <w:r>
+        <w:rPr>
+          <w:b/>
+        </w:rPr>
+        <w:t>There is no live mark, and the page says so.</w:t>
+      </w:r>
+      <w:r>
+        <w:t xml:space="preserve"> Nothing in this application re-prices</w:t>
+        <w:br/>
+        <w:t xml:space="preserve">  a bare equity symbol, so </w:t>
+      </w:r>
+      <w:r>
+        <w:rPr>
+          <w:b/>
+        </w:rPr>
+        <w:t>Mark</w:t>
+      </w:r>
+      <w:r>
+        <w:t xml:space="preserve"> and </w:t>
+      </w:r>
+      <w:r>
+        <w:rPr>
+          <w:b/>
+        </w:rPr>
+        <w:t>Unrealized</w:t>
+      </w:r>
+      <w:r>
+        <w:t xml:space="preserve"> render an em-dash on every row.</w:t>
+        <w:br/>
+        <w:t xml:space="preserve">  That is honest rather than useful: the alternative was to print the cost basis in a</w:t>
+        <w:br/>
+        <w:t xml:space="preserve">  column labelled Mark, or a 0.00 unrealized, both of which would read as measurements.</w:t>
+        <w:br/>
+        <w:t xml:space="preserve">  Price the shares in your broker or on </w:t>
+      </w:r>
+      <w:r>
+        <w:rPr>
+          <w:color w:val="2E6DB4"/>
+        </w:rPr>
+        <w:t>Market Dashboard</w:t>
+      </w:r>
+      <w:r>
+        <w:t>.</w:t>
+      </w:r>
+    </w:p>
+    <w:p>
+      <w:pPr>
+        <w:pStyle w:val="ListBullet"/>
+      </w:pPr>
+      <w:r>
+        <w:rPr>
+          <w:b/>
+        </w:rPr>
+        <w:t>Coverage is recorded per symbol, not per lot.</w:t>
+      </w:r>
+      <w:r>
+        <w:t xml:space="preserve"> The paper book stores no link from a</w:t>
+        <w:br/>
+        <w:t xml:space="preserve">  covered call back to the specific lot it was written against, so one open call shows on</w:t>
+        <w:br/>
+        <w:t xml:space="preserve">  every lot of that symbol. With two lots of one name and one call written, the screen</w:t>
+        <w:br/>
+        <w:t xml:space="preserve">  cannot tell you which hundred shares are covered — because the book does not know.</w:t>
+      </w:r>
+    </w:p>
+    <w:p>
+      <w:pPr>
+        <w:pStyle w:val="ListBullet"/>
+      </w:pPr>
+      <w:r>
+        <w:t xml:space="preserve">A call </w:t>
+      </w:r>
+      <w:r>
+        <w:rPr>
+          <w:b/>
+        </w:rPr>
+        <w:t>credit spread</w:t>
+      </w:r>
+      <w:r>
+        <w:t xml:space="preserve"> on a symbol you hold is not a covering call and is</w:t>
+        <w:br/>
+        <w:t xml:space="preserve">  deliberately not matched. Reporting it as one would say the shares are protected when</w:t>
+        <w:br/>
+        <w:t xml:space="preserve">  they are not.</w:t>
+      </w:r>
+    </w:p>
+    <w:p>
+      <w:pPr>
+        <w:pStyle w:val="ListBullet"/>
+      </w:pPr>
+      <w:r>
+        <w:t>Nothing here is an action. Lots are created and closed by the engine's settlement pass.</w:t>
+      </w:r>
+    </w:p>
+    <w:p>
+      <w:pPr>
+        <w:pStyle w:val="Heading3"/>
+      </w:pPr>
+      <w:r>
+        <w:rPr/>
+        <w:t>When to use it</w:t>
+      </w:r>
+    </w:p>
+    <w:p>
+      <w:r>
+        <w:rPr/>
+        <w:t>Before writing a covered call, to see what you actually hold and at what basis; and</w:t>
+        <w:br/>
+        <w:t>after any expiry day on which you had short puts near the money, to see whether one was</w:t>
+        <w:br/>
+        <w:t xml:space="preserve">assigned. </w:t>
+      </w:r>
+      <w:r>
+        <w:rPr>
+          <w:color w:val="2E6DB4"/>
+        </w:rPr>
+        <w:t>Income</w:t>
+      </w:r>
+      <w:r>
+        <w:rPr/>
+        <w:t xml:space="preserve"> screens calls against these lots automatically, never below</w:t>
+        <w:br/>
+        <w:t>their cost basis.</w:t>
+      </w:r>
+    </w:p>
+    <w:p>
+      <w:pPr>
+        <w:pStyle w:val="Heading3"/>
+      </w:pPr>
+      <w:r>
+        <w:rPr/>
+        <w:t>Related pages</w:t>
+      </w:r>
+    </w:p>
+    <w:p>
+      <w:r>
+        <w:rPr>
+          <w:color w:val="2E6DB4"/>
+        </w:rPr>
+        <w:t>Paper Account</w:t>
+      </w:r>
+      <w:r>
+        <w:rPr/>
+        <w:t xml:space="preserve"> · </w:t>
+      </w:r>
+      <w:r>
+        <w:rPr>
+          <w:color w:val="2E6DB4"/>
+        </w:rPr>
+        <w:t>Income</w:t>
+      </w:r>
+      <w:r>
+        <w:rPr/>
+        <w:t xml:space="preserve"> · </w:t>
+      </w:r>
+      <w:r>
+        <w:rPr>
+          <w:color w:val="2E6DB4"/>
+        </w:rPr>
+        <w:t>Paper Ledger</w:t>
       </w:r>
       <w:r>
         <w:rPr/>

--- a/docs/manuals/reference-guide/reference-guide.docx
+++ b/docs/manuals/reference-guide/reference-guide.docx
@@ -19529,9 +19529,19 @@
         <w:rPr/>
         <w:t xml:space="preserve"> horizon: put credit spreads, call credit</w:t>
         <w:br/>
-        <w:t>spreads and cash-secured puts, scanned across the whole watchlist and ranked together</w:t>
-        <w:br/>
-        <w:t xml:space="preserve">on one list. It is the same </w:t>
+        <w:t xml:space="preserve">spreads, cash-secured puts and </w:t>
+      </w:r>
+      <w:r>
+        <w:rPr>
+          <w:b/>
+        </w:rPr>
+        <w:t>covered calls against stock the paper account already</w:t>
+        <w:br/>
+        <w:t>holds</w:t>
+      </w:r>
+      <w:r>
+        <w:rPr/>
+        <w:t xml:space="preserve">, scanned across the whole watchlist and ranked together on one list. It is the same </w:t>
       </w:r>
       <w:r>
         <w:rPr>
@@ -19765,9 +19775,9 @@
         <w:rPr/>
         <w:t xml:space="preserve"> Symbol · Side · Strikes · Expiry · DTE · Credit $ · Capital $ ·</w:t>
         <w:br/>
-        <w:t>Return on capital · PoP % · Breakeven · Earnings · Score. The board arrives already</w:t>
-        <w:br/>
-        <w:t>ranked by score; the headers re-sort it.</w:t>
+        <w:t>Return on capital · Yield on cost · Total return if called · PoP % · Breakeven ·</w:t>
+        <w:br/>
+        <w:t>Earnings · Score. The board arrives already ranked by score; the headers re-sort it.</w:t>
       </w:r>
     </w:p>
     <w:p>
@@ -19810,7 +19820,224 @@
       </w:r>
       <w:r>
         <w:rPr/>
+        <w:t xml:space="preserve">, </w:t>
+      </w:r>
+      <w:r>
+        <w:rPr>
+          <w:i/>
+        </w:rPr>
+        <w:t>Covered call</w:t>
+      </w:r>
+      <w:r>
+        <w:rPr/>
         <w:t>.</w:t>
+      </w:r>
+    </w:p>
+    <w:p>
+      <w:r>
+        <w:rPr>
+          <w:b/>
+        </w:rPr>
+        <w:t>Yield on cost</w:t>
+      </w:r>
+      <w:r>
+        <w:rPr/>
+        <w:t xml:space="preserve"> and </w:t>
+      </w:r>
+      <w:r>
+        <w:rPr>
+          <w:b/>
+        </w:rPr>
+        <w:t>Total return if called</w:t>
+      </w:r>
+      <w:r>
+        <w:rPr/>
+        <w:t xml:space="preserve"> are covered-call columns and read a</w:t>
+        <w:br/>
+        <w:t>dash on every other row — a spread owns no shares, so there is no cost basis to divide</w:t>
+        <w:br/>
+        <w:t>by, and a 0.00% there would sort among real readings.</w:t>
+      </w:r>
+    </w:p>
+    <w:tbl>
+      <w:tblPr>
+        <w:tblW w:type="auto" w:w="0"/>
+        <w:jc w:val="left"/>
+        <w:tblLayout w:type="autofit"/>
+        <w:tblLook w:firstColumn="1" w:firstRow="1" w:lastColumn="0" w:lastRow="0" w:noHBand="0" w:noVBand="1" w:val="04A0"/>
+        <w:tblBorders>
+          <w:top w:val="single" w:sz="4" w:space="0" w:color="D8DEE9"/>
+          <w:left w:val="single" w:sz="4" w:space="0" w:color="D8DEE9"/>
+          <w:bottom w:val="single" w:sz="4" w:space="0" w:color="D8DEE9"/>
+          <w:right w:val="single" w:sz="4" w:space="0" w:color="D8DEE9"/>
+          <w:insideH w:val="single" w:sz="4" w:space="0" w:color="D8DEE9"/>
+          <w:insideV w:val="single" w:sz="4" w:space="0" w:color="D8DEE9"/>
+        </w:tblBorders>
+      </w:tblPr>
+      <w:tblGrid>
+        <w:gridCol w:w="4320"/>
+        <w:gridCol w:w="4320"/>
+      </w:tblGrid>
+      <w:tr>
+        <w:tc>
+          <w:tcPr>
+            <w:tcW w:type="dxa" w:w="4320"/>
+            <w:shd w:val="clear" w:color="auto" w:fill="EAF2FB"/>
+          </w:tcPr>
+          <w:p>
+            <w:r>
+              <w:rPr>
+                <w:b/>
+              </w:rPr>
+            </w:r>
+            <w:r>
+              <w:rPr>
+                <w:b/>
+              </w:rPr>
+              <w:t>Column</w:t>
+            </w:r>
+          </w:p>
+        </w:tc>
+        <w:tc>
+          <w:tcPr>
+            <w:tcW w:type="dxa" w:w="4320"/>
+            <w:shd w:val="clear" w:color="auto" w:fill="EAF2FB"/>
+          </w:tcPr>
+          <w:p>
+            <w:r>
+              <w:rPr>
+                <w:b/>
+              </w:rPr>
+            </w:r>
+            <w:r>
+              <w:rPr>
+                <w:b/>
+              </w:rPr>
+              <w:t>On a covered call</w:t>
+            </w:r>
+          </w:p>
+        </w:tc>
+      </w:tr>
+      <w:tr>
+        <w:tc>
+          <w:tcPr>
+            <w:tcW w:type="dxa" w:w="4320"/>
+          </w:tcPr>
+          <w:p>
+            <w:r/>
+            <w:r>
+              <w:rPr>
+                <w:b/>
+              </w:rPr>
+              <w:t>Yield on cost</w:t>
+            </w:r>
+          </w:p>
+        </w:tc>
+        <w:tc>
+          <w:tcPr>
+            <w:tcW w:type="dxa" w:w="4320"/>
+          </w:tcPr>
+          <w:p>
+            <w:r/>
+            <w:r>
+              <w:rPr/>
+              <w:t>Premium ÷ (cost basis × 100). What the call alone pays on money already sunk in the stock.</w:t>
+            </w:r>
+          </w:p>
+        </w:tc>
+      </w:tr>
+      <w:tr>
+        <w:tc>
+          <w:tcPr>
+            <w:tcW w:type="dxa" w:w="4320"/>
+            <w:shd w:val="clear" w:color="auto" w:fill="F4F6FA"/>
+          </w:tcPr>
+          <w:p>
+            <w:r/>
+            <w:r>
+              <w:rPr>
+                <w:b/>
+              </w:rPr>
+              <w:t>Total return if called</w:t>
+            </w:r>
+          </w:p>
+        </w:tc>
+        <w:tc>
+          <w:tcPr>
+            <w:tcW w:type="dxa" w:w="4320"/>
+            <w:shd w:val="clear" w:color="auto" w:fill="F4F6FA"/>
+          </w:tcPr>
+          <w:p>
+            <w:r/>
+            <w:r>
+              <w:rPr/>
+              <w:t xml:space="preserve">((strike − basis) × 100 + premium) ÷ (basis × 100). The gain to the strike </w:t>
+            </w:r>
+            <w:r>
+              <w:rPr>
+                <w:i/>
+              </w:rPr>
+              <w:t>plus</w:t>
+            </w:r>
+            <w:r>
+              <w:rPr/>
+              <w:t xml:space="preserve"> the premium — the outcome the trade is written for.</w:t>
+            </w:r>
+          </w:p>
+        </w:tc>
+      </w:tr>
+    </w:tbl>
+    <w:p/>
+    <w:p>
+      <w:r>
+        <w:rPr/>
+        <w:t>Read them together. A 0.4% yield at a strike 12% above basis and a 2% yield at a strike</w:t>
+        <w:br/>
+        <w:t>0.5% above it rank opposite ways depending on which column you look at, and premium</w:t>
+        <w:br/>
+        <w:t>alone is the misleading one.</w:t>
+      </w:r>
+    </w:p>
+    <w:p>
+      <w:r>
+        <w:rPr/>
+        <w:t xml:space="preserve">⚠ </w:t>
+      </w:r>
+      <w:r>
+        <w:rPr>
+          <w:b/>
+        </w:rPr>
+        <w:t>Total return if called is not a duplicate of Return on capital</w:t>
+      </w:r>
+      <w:r>
+        <w:rPr/>
+        <w:t>, though on a</w:t>
+        <w:br/>
+        <w:t>covered call the two land within a few hundredths: Return on capital is net of the</w:t>
+        <w:br/>
+        <w:t>opening commission, this one is gross, and Return on capital is the only one of the two</w:t>
+        <w:br/>
+        <w:t>the other three structures carry.</w:t>
+      </w:r>
+    </w:p>
+    <w:p>
+      <w:r>
+        <w:rPr>
+          <w:b/>
+        </w:rPr>
+        <w:t>Covered calls carry no Score.</w:t>
+      </w:r>
+      <w:r>
+        <w:rPr/>
+        <w:t xml:space="preserve"> The composite scale is calibrated on defined-risk</w:t>
+        <w:br/>
+        <w:t>option structures against an inferred market view, and a covered call's economics are</w:t>
+        <w:br/>
+        <w:t>dominated by a stock position that scorer never sees — so the row is published without</w:t>
+        <w:br/>
+        <w:t>one and sorts to the FOOT of the board rather than being given an invented number. The</w:t>
+        <w:br/>
+        <w:t>two ratios above are what you rank these on instead.</w:t>
       </w:r>
     </w:p>
     <w:p>

--- a/docs/manuals/reference-guide/reference-guide.docx
+++ b/docs/manuals/reference-guide/reference-guide.docx
@@ -32,7 +32,7 @@
           <w:color w:val="5B6678"/>
           <w:sz w:val="18"/>
         </w:rPr>
-        <w:t>WebGUI Trading with Schwab · Generated 2026-09-05</w:t>
+        <w:t>WebGUI Trading with Schwab · Generated 2026-09-06</w:t>
       </w:r>
     </w:p>
     <w:p/>
@@ -23639,6 +23639,47 @@
         <w:t xml:space="preserve">  deliberately not matched. Reporting it as one would say the shares are protected when</w:t>
         <w:br/>
         <w:t xml:space="preserve">  they are not.</w:t>
+      </w:r>
+    </w:p>
+    <w:p>
+      <w:pPr>
+        <w:pStyle w:val="ListBullet"/>
+      </w:pPr>
+      <w:r>
+        <w:rPr>
+          <w:b/>
+        </w:rPr>
+        <w:t>No ex-dividend dates, anywhere in this application — an accepted risk, not an</w:t>
+        <w:br/>
+        <w:t xml:space="preserve">  oversight.</w:t>
+      </w:r>
+      <w:r>
+        <w:t xml:space="preserve"> A covered call written across an ex-dividend date carries a real chance of</w:t>
+        <w:br/>
+        <w:t xml:space="preserve">  </w:t>
+      </w:r>
+      <w:r>
+        <w:rPr>
+          <w:b/>
+        </w:rPr>
+        <w:t>early assignment</w:t>
+      </w:r>
+      <w:r>
+        <w:t>: when the remaining time value of an in-the-money call is worth</w:t>
+        <w:br/>
+        <w:t xml:space="preserve">  less than the dividend, exercising the day before the ex-date is the rational move for</w:t>
+        <w:br/>
+        <w:t xml:space="preserve">  whoever holds it, and the shares are called away early. This screen will not warn you,</w:t>
+        <w:br/>
+        <w:t xml:space="preserve">  because the application has no source for ex-dates. It was weighed on 2026-09-06 and</w:t>
+        <w:br/>
+        <w:t xml:space="preserve">  accepted: the book is paper, so the cost of being surprised is a lesson rather than</w:t>
+        <w:br/>
+        <w:t xml:space="preserve">  money. If that ever stops being true — a real account, or dividend payers becoming a</w:t>
+        <w:br/>
+        <w:t xml:space="preserve">  large share of the lots — this is the gap to close first. Check the ex-date in your</w:t>
+        <w:br/>
+        <w:t xml:space="preserve">  broker before writing a call on a dividend payer.</w:t>
       </w:r>
     </w:p>
     <w:p>

--- a/docs/manuals/reference-guide/reference-guide.docx
+++ b/docs/manuals/reference-guide/reference-guide.docx
@@ -32,7 +32,7 @@
           <w:color w:val="5B6678"/>
           <w:sz w:val="18"/>
         </w:rPr>
-        <w:t>WebGUI Trading with Schwab · Generated 2026-09-05</w:t>
+        <w:t>WebGUI Trading with Schwab · Generated 2026-09-06</w:t>
       </w:r>
     </w:p>
     <w:p/>
@@ -1477,7 +1477,7 @@
     <w:p>
       <w:r>
         <w:rPr/>
-        <w:t xml:space="preserve">At the very bottom of the menu sit three machine-level controls — </w:t>
+        <w:t xml:space="preserve">At the very bottom of the menu sit the machine-level controls — </w:t>
       </w:r>
       <w:r>
         <w:rPr>
@@ -1498,7 +1498,7 @@
       </w:r>
       <w:r>
         <w:rPr/>
-        <w:t xml:space="preserve">, and a red </w:t>
+        <w:t xml:space="preserve">, a red </w:t>
       </w:r>
       <w:r>
         <w:rPr>
@@ -1508,9 +1508,25 @@
       </w:r>
       <w:r>
         <w:rPr/>
-        <w:t xml:space="preserve"> button. They are separated deliberately:</w:t>
-        <w:br/>
-        <w:t>none of them is a step in a trading workflow.</w:t>
+        <w:t xml:space="preserve"> button, and </w:t>
+      </w:r>
+      <w:r>
+        <w:rPr>
+          <w:b/>
+        </w:rPr>
+        <w:t>Sign out</w:t>
+      </w:r>
+      <w:r>
+        <w:rPr/>
+        <w:t xml:space="preserve"> last of all. They</w:t>
+        <w:br/>
+        <w:t>are separated deliberately: none of them is a step in a trading workflow. Sign out</w:t>
+        <w:br/>
+        <w:t>takes the bottom slot on purpose, because on a phone the bottom edge is the easiest</w:t>
+        <w:br/>
+        <w:t>thing to hit and it is the one control down there that costs nothing to press by</w:t>
+        <w:br/>
+        <w:t>mistake.</w:t>
       </w:r>
     </w:p>
     <w:p>
@@ -30391,20 +30407,167 @@
     </w:p>
     <w:p>
       <w:r>
-        <w:rPr/>
-        <w:t xml:space="preserve">It is rendered as a danger-outlined button and sits </w:t>
-      </w:r>
-      <w:r>
-        <w:rPr>
-          <w:b/>
-        </w:rPr>
-        <w:t>last</w:t>
-      </w:r>
-      <w:r>
-        <w:rPr/>
-        <w:t xml:space="preserve"> in the menu so that</w:t>
-        <w:br/>
-        <w:t>overshooting Settings cannot land on it.</w:t>
+        <w:rPr>
+          <w:b/>
+        </w:rPr>
+        <w:t>The confirmation is a step-up, not just a click.</w:t>
+      </w:r>
+      <w:r>
+        <w:rPr/>
+        <w:t xml:space="preserve"> The dialog asks for the current</w:t>
+        <w:br/>
+        <w:t>6-digit code from your authenticator app, and the stop runs only when that code</w:t>
+        <w:br/>
+        <w:t>verifies. A wrong, missing or already-spent code refuses the stop and says which it</w:t>
+        <w:br/>
+        <w:t>was — you are already signed in, so there is nothing to be coy about. The code is</w:t>
+        <w:br/>
+        <w:t>recorded as used against the same counter the sign-in form checks, so one code</w:t>
+        <w:br/>
+        <w:t>cannot do both jobs.</w:t>
+      </w:r>
+    </w:p>
+    <w:p>
+      <w:r>
+        <w:rPr/>
+        <w:t>Why this control and no other: the app is reachable from the internet behind a single</w:t>
+        <w:br/>
+        <w:t>session cookie, and a stolen cookie or an unlocked phone would cost the rest of the</w:t>
+        <w:br/>
+        <w:t>trading day — the session's options collection, a live stream dropped mid-broadcast,</w:t>
+        <w:br/>
+        <w:t xml:space="preserve">the driver stood down. The arm switch on Claude Trades and Rescue's </w:t>
+      </w:r>
+      <w:r>
+        <w:rPr>
+          <w:b/>
+        </w:rPr>
+        <w:t>Apply</w:t>
+      </w:r>
+      <w:r>
+        <w:rPr/>
+        <w:t xml:space="preserve"> are</w:t>
+        <w:br/>
+        <w:t xml:space="preserve">deliberately </w:t>
+      </w:r>
+      <w:r>
+        <w:rPr>
+          <w:i/>
+        </w:rPr>
+        <w:t>not</w:t>
+      </w:r>
+      <w:r>
+        <w:rPr/>
+        <w:t xml:space="preserve"> gated this way; a code demanded everywhere is a code nobody reads.</w:t>
+      </w:r>
+    </w:p>
+    <w:p>
+      <w:r>
+        <w:rPr/>
+        <w:t xml:space="preserve">It is rendered as a danger-outlined button, and </w:t>
+      </w:r>
+      <w:r>
+        <w:rPr>
+          <w:b/>
+        </w:rPr>
+        <w:t>Sign out</w:t>
+      </w:r>
+      <w:r>
+        <w:rPr/>
+        <w:t xml:space="preserve"> sits below it — on a</w:t>
+        <w:br/>
+        <w:t>phone the bottom edge is the easiest target, so the harmless control takes that slot</w:t>
+        <w:br/>
+        <w:t>and an overshoot costs a re-login rather than a trading day.</w:t>
+      </w:r>
+    </w:p>
+    <w:p>
+      <w:r>
+        <w:br/>
+      </w:r>
+    </w:p>
+    <w:p>
+      <w:pPr>
+        <w:pStyle w:val="Heading2"/>
+      </w:pPr>
+      <w:r>
+        <w:rPr/>
+        <w:t>Sign out</w:t>
+      </w:r>
+    </w:p>
+    <w:p>
+      <w:r>
+        <w:rPr>
+          <w:i/>
+        </w:rPr>
+        <w:t xml:space="preserve">Menu: the last row of the rail · Route </w:t>
+      </w:r>
+      <w:r>
+        <w:rPr>
+          <w:rFonts w:ascii="Consolas" w:hAnsi="Consolas"/>
+          <w:color w:val="334455"/>
+          <w:sz w:val="19"/>
+        </w:rPr>
+        <w:t>/logout</w:t>
+      </w:r>
+    </w:p>
+    <w:p>
+      <w:r>
+        <w:rPr/>
+        <w:t xml:space="preserve">Ends this browser's session and returns you to the sign-in form. It clears </w:t>
+      </w:r>
+      <w:r>
+        <w:rPr>
+          <w:b/>
+        </w:rPr>
+        <w:t>both</w:t>
+      </w:r>
+      <w:r>
+        <w:rPr/>
+        <w:br/>
+        <w:t xml:space="preserve">credentials the app issues: the session, and the </w:t>
+      </w:r>
+      <w:r>
+        <w:rPr>
+          <w:i/>
+        </w:rPr>
+        <w:t>trusted device</w:t>
+      </w:r>
+      <w:r>
+        <w:rPr/>
+        <w:t xml:space="preserve"> token — so the next</w:t>
+        <w:br/>
+        <w:t>sign-in on this machine asks for the authenticator code again. That second half is</w:t>
+        <w:br/>
+        <w:t>the reason to use it on a borrowed or shared browser; clearing only the session would</w:t>
+        <w:br/>
+        <w:t>leave a device that still skips the second factor.</w:t>
+      </w:r>
+    </w:p>
+    <w:p>
+      <w:r>
+        <w:rPr/>
+        <w:t>It signs out this browser only. The tokens are stateless by design, so there is no</w:t>
+        <w:br/>
+        <w:t>"sign out everywhere" button here — other devices stay signed in until their own</w:t>
+        <w:br/>
+        <w:t>tokens expire.</w:t>
+      </w:r>
+    </w:p>
+    <w:p>
+      <w:r>
+        <w:rPr>
+          <w:b/>
+        </w:rPr>
+        <w:t>It stops nothing.</w:t>
+      </w:r>
+      <w:r>
+        <w:rPr/>
+        <w:t xml:space="preserve"> Services, collectors, scheduled scans and the autonomous driver</w:t>
+        <w:br/>
+        <w:t>all keep running; signing out only ends your view of them. The page directly above it</w:t>
+        <w:br/>
+        <w:t>in the rail is the one that stops things.</w:t>
       </w:r>
     </w:p>
     <w:p>

--- a/docs/manuals/reference-guide/reference-guide.docx
+++ b/docs/manuals/reference-guide/reference-guide.docx
@@ -12,14 +12,14 @@
           <w:color w:val="16243A"/>
           <w:sz w:val="52"/>
         </w:rPr>
-        <w:t>WebGUI Trading with Schwab</w:t>
-      </w:r>
-    </w:p>
-    <w:p>
-      <w:r>
-        <w:rPr>
-          <w:b/>
-          <w:color w:val="2E6DB4"/>
+        <w:t>NeuralStrike</w:t>
+      </w:r>
+    </w:p>
+    <w:p>
+      <w:r>
+        <w:rPr>
+          <w:b/>
+          <w:color w:val="5D5294"/>
           <w:sz w:val="30"/>
         </w:rPr>
         <w:t>Reference Guide</w:t>
@@ -32,7 +32,7 @@
           <w:color w:val="5B6678"/>
           <w:sz w:val="18"/>
         </w:rPr>
-        <w:t>WebGUI Trading with Schwab · Generated 2026-09-06</w:t>
+        <w:t>NeuralStrike · Generated 2026-09-07</w:t>
       </w:r>
     </w:p>
     <w:p/>
@@ -283,7 +283,7 @@
       </w:r>
       <w:r>
         <w:rPr>
-          <w:color w:val="2E6DB4"/>
+          <w:color w:val="5D5294"/>
         </w:rPr>
         <w:t>Dealer Positioning</w:t>
       </w:r>
@@ -556,7 +556,7 @@
       </w:r>
       <w:r>
         <w:rPr>
-          <w:color w:val="2E6DB4"/>
+          <w:color w:val="5D5294"/>
         </w:rPr>
         <w:t>System Status</w:t>
       </w:r>
@@ -1931,7 +1931,7 @@
       </w:r>
       <w:r>
         <w:rPr>
-          <w:color w:val="2E6DB4"/>
+          <w:color w:val="5D5294"/>
         </w:rPr>
         <w:t>Expected Move</w:t>
       </w:r>
@@ -3515,7 +3515,7 @@
       </w:r>
       <w:r>
         <w:rPr>
-          <w:color w:val="2E6DB4"/>
+          <w:color w:val="5D5294"/>
         </w:rPr>
         <w:t>SpotGamma's Gamma Exposure page</w:t>
       </w:r>
@@ -4777,7 +4777,7 @@
       </w:r>
       <w:r>
         <w:rPr>
-          <w:color w:val="2E6DB4"/>
+          <w:color w:val="5D5294"/>
         </w:rPr>
         <w:t>Flow Alerts</w:t>
       </w:r>
@@ -5792,7 +5792,7 @@
     <w:p>
       <w:r>
         <w:rPr>
-          <w:color w:val="2E6DB4"/>
+          <w:color w:val="5D5294"/>
         </w:rPr>
         <w:t>Flow Alerts</w:t>
       </w:r>
@@ -5803,7 +5803,7 @@
       </w:r>
       <w:r>
         <w:rPr>
-          <w:color w:val="2E6DB4"/>
+          <w:color w:val="5D5294"/>
         </w:rPr>
         <w:t>Opportunity Board</w:t>
       </w:r>
@@ -5815,7 +5815,7 @@
       </w:r>
       <w:r>
         <w:rPr>
-          <w:color w:val="2E6DB4"/>
+          <w:color w:val="5D5294"/>
         </w:rPr>
         <w:t>Expected Move</w:t>
       </w:r>
@@ -6866,7 +6866,7 @@
     <w:p>
       <w:r>
         <w:rPr>
-          <w:color w:val="2E6DB4"/>
+          <w:color w:val="5D5294"/>
         </w:rPr>
         <w:t>Dealer Positioning</w:t>
       </w:r>
@@ -6876,7 +6876,7 @@
       </w:r>
       <w:r>
         <w:rPr>
-          <w:color w:val="2E6DB4"/>
+          <w:color w:val="5D5294"/>
         </w:rPr>
         <w:t>Flow Alerts</w:t>
       </w:r>
@@ -6887,7 +6887,7 @@
       </w:r>
       <w:r>
         <w:rPr>
-          <w:color w:val="2E6DB4"/>
+          <w:color w:val="5D5294"/>
         </w:rPr>
         <w:t>Strategy Finder</w:t>
       </w:r>
@@ -7397,7 +7397,7 @@
             </w:r>
             <w:r>
               <w:rPr>
-                <w:color w:val="2E6DB4"/>
+                <w:color w:val="5D5294"/>
               </w:rPr>
               <w:t>Dealer Positioning</w:t>
             </w:r>
@@ -7560,7 +7560,7 @@
       </w:r>
       <w:r>
         <w:rPr>
-          <w:color w:val="2E6DB4"/>
+          <w:color w:val="5D5294"/>
         </w:rPr>
         <w:t>Dealer Positioning</w:t>
       </w:r>
@@ -7743,7 +7743,7 @@
     <w:p>
       <w:r>
         <w:rPr>
-          <w:color w:val="2E6DB4"/>
+          <w:color w:val="5D5294"/>
         </w:rPr>
         <w:t>Dealer Positioning</w:t>
       </w:r>
@@ -7753,7 +7753,7 @@
       </w:r>
       <w:r>
         <w:rPr>
-          <w:color w:val="2E6DB4"/>
+          <w:color w:val="5D5294"/>
         </w:rPr>
         <w:t>Opportunity Board</w:t>
       </w:r>
@@ -7764,7 +7764,7 @@
       </w:r>
       <w:r>
         <w:rPr>
-          <w:color w:val="2E6DB4"/>
+          <w:color w:val="5D5294"/>
         </w:rPr>
         <w:t>Settings</w:t>
       </w:r>
@@ -8936,7 +8936,7 @@
       </w:r>
       <w:r>
         <w:rPr>
-          <w:color w:val="2E6DB4"/>
+          <w:color w:val="5D5294"/>
         </w:rPr>
         <w:t>VIX methodology</w:t>
       </w:r>
@@ -8947,7 +8947,7 @@
       </w:r>
       <w:r>
         <w:rPr>
-          <w:color w:val="2E6DB4"/>
+          <w:color w:val="5D5294"/>
         </w:rPr>
         <w:t>VIX product page</w:t>
       </w:r>
@@ -9089,7 +9089,7 @@
     <w:p>
       <w:r>
         <w:rPr>
-          <w:color w:val="2E6DB4"/>
+          <w:color w:val="5D5294"/>
         </w:rPr>
         <w:t>Sentiment</w:t>
       </w:r>
@@ -9100,7 +9100,7 @@
       </w:r>
       <w:r>
         <w:rPr>
-          <w:color w:val="2E6DB4"/>
+          <w:color w:val="5D5294"/>
         </w:rPr>
         <w:t>Sector &amp; Industry</w:t>
       </w:r>
@@ -9110,7 +9110,7 @@
       </w:r>
       <w:r>
         <w:rPr>
-          <w:color w:val="2E6DB4"/>
+          <w:color w:val="5D5294"/>
         </w:rPr>
         <w:t>Settings</w:t>
       </w:r>
@@ -10923,7 +10923,7 @@
       </w:r>
       <w:r>
         <w:rPr>
-          <w:color w:val="2E6DB4"/>
+          <w:color w:val="5D5294"/>
         </w:rPr>
         <w:t>Market Dashboard</w:t>
       </w:r>
@@ -11029,7 +11029,7 @@
     <w:p>
       <w:r>
         <w:rPr>
-          <w:color w:val="2E6DB4"/>
+          <w:color w:val="5D5294"/>
         </w:rPr>
         <w:t>Market Dashboard</w:t>
       </w:r>
@@ -11039,7 +11039,7 @@
       </w:r>
       <w:r>
         <w:rPr>
-          <w:color w:val="2E6DB4"/>
+          <w:color w:val="5D5294"/>
         </w:rPr>
         <w:t>Sector Rotation</w:t>
       </w:r>
@@ -11050,7 +11050,7 @@
       </w:r>
       <w:r>
         <w:rPr>
-          <w:color w:val="2E6DB4"/>
+          <w:color w:val="5D5294"/>
         </w:rPr>
         <w:t>Claude Trades</w:t>
       </w:r>
@@ -11674,7 +11674,7 @@
       </w:r>
       <w:r>
         <w:rPr>
-          <w:color w:val="2E6DB4"/>
+          <w:color w:val="5D5294"/>
         </w:rPr>
         <w:t>Sector &amp; Industry</w:t>
       </w:r>
@@ -11685,7 +11685,7 @@
       </w:r>
       <w:r>
         <w:rPr>
-          <w:color w:val="2E6DB4"/>
+          <w:color w:val="5D5294"/>
         </w:rPr>
         <w:t>Sector Rotation</w:t>
       </w:r>
@@ -11811,7 +11811,7 @@
       </w:r>
       <w:r>
         <w:rPr>
-          <w:color w:val="2E6DB4"/>
+          <w:color w:val="5D5294"/>
         </w:rPr>
         <w:t>Momentum</w:t>
       </w:r>
@@ -11821,7 +11821,7 @@
       </w:r>
       <w:r>
         <w:rPr>
-          <w:color w:val="2E6DB4"/>
+          <w:color w:val="5D5294"/>
         </w:rPr>
         <w:t>RRG</w:t>
       </w:r>
@@ -11844,7 +11844,7 @@
     <w:p>
       <w:r>
         <w:rPr>
-          <w:color w:val="2E6DB4"/>
+          <w:color w:val="5D5294"/>
         </w:rPr>
         <w:t>Momentum</w:t>
       </w:r>
@@ -11854,7 +11854,7 @@
       </w:r>
       <w:r>
         <w:rPr>
-          <w:color w:val="2E6DB4"/>
+          <w:color w:val="5D5294"/>
         </w:rPr>
         <w:t>RRG</w:t>
       </w:r>
@@ -11864,7 +11864,7 @@
       </w:r>
       <w:r>
         <w:rPr>
-          <w:color w:val="2E6DB4"/>
+          <w:color w:val="5D5294"/>
         </w:rPr>
         <w:t>Sector Rotation</w:t>
       </w:r>
@@ -11875,7 +11875,7 @@
       </w:r>
       <w:r>
         <w:rPr>
-          <w:color w:val="2E6DB4"/>
+          <w:color w:val="5D5294"/>
         </w:rPr>
         <w:t>Sector &amp; Industry</w:t>
       </w:r>
@@ -12543,7 +12543,7 @@
       </w:r>
       <w:r>
         <w:rPr>
-          <w:color w:val="2E6DB4"/>
+          <w:color w:val="5D5294"/>
         </w:rPr>
         <w:t>RRG</w:t>
       </w:r>
@@ -12553,7 +12553,7 @@
       </w:r>
       <w:r>
         <w:rPr>
-          <w:color w:val="2E6DB4"/>
+          <w:color w:val="5D5294"/>
         </w:rPr>
         <w:t>Sector Rotation</w:t>
       </w:r>
@@ -12615,7 +12615,7 @@
       </w:r>
       <w:r>
         <w:rPr>
-          <w:color w:val="2E6DB4"/>
+          <w:color w:val="5D5294"/>
         </w:rPr>
         <w:t>Market Dashboard</w:t>
       </w:r>
@@ -12640,7 +12640,7 @@
       </w:r>
       <w:r>
         <w:rPr>
-          <w:color w:val="2E6DB4"/>
+          <w:color w:val="5D5294"/>
         </w:rPr>
         <w:t>Sector Rotation</w:t>
       </w:r>
@@ -12663,7 +12663,7 @@
     <w:p>
       <w:r>
         <w:rPr>
-          <w:color w:val="2E6DB4"/>
+          <w:color w:val="5D5294"/>
         </w:rPr>
         <w:t>Sector Rotation</w:t>
       </w:r>
@@ -12673,7 +12673,7 @@
       </w:r>
       <w:r>
         <w:rPr>
-          <w:color w:val="2E6DB4"/>
+          <w:color w:val="5D5294"/>
         </w:rPr>
         <w:t>RRG</w:t>
       </w:r>
@@ -12683,7 +12683,7 @@
       </w:r>
       <w:r>
         <w:rPr>
-          <w:color w:val="2E6DB4"/>
+          <w:color w:val="5D5294"/>
         </w:rPr>
         <w:t>Momentum</w:t>
       </w:r>
@@ -13212,7 +13212,7 @@
       </w:r>
       <w:r>
         <w:rPr>
-          <w:color w:val="2E6DB4"/>
+          <w:color w:val="5D5294"/>
         </w:rPr>
         <w:t>RRG</w:t>
       </w:r>
@@ -13326,7 +13326,7 @@
     <w:p>
       <w:r>
         <w:rPr>
-          <w:color w:val="2E6DB4"/>
+          <w:color w:val="5D5294"/>
         </w:rPr>
         <w:t>RRG</w:t>
       </w:r>
@@ -13337,7 +13337,7 @@
       </w:r>
       <w:r>
         <w:rPr>
-          <w:color w:val="2E6DB4"/>
+          <w:color w:val="5D5294"/>
         </w:rPr>
         <w:t>Sector &amp; Industry</w:t>
       </w:r>
@@ -13347,7 +13347,7 @@
       </w:r>
       <w:r>
         <w:rPr>
-          <w:color w:val="2E6DB4"/>
+          <w:color w:val="5D5294"/>
         </w:rPr>
         <w:t>Momentum</w:t>
       </w:r>
@@ -13423,7 +13423,7 @@
       </w:r>
       <w:r>
         <w:rPr>
-          <w:color w:val="2E6DB4"/>
+          <w:color w:val="5D5294"/>
         </w:rPr>
         <w:t>relativerotationgraphs.com</w:t>
       </w:r>
@@ -13434,7 +13434,7 @@
       </w:r>
       <w:r>
         <w:rPr>
-          <w:color w:val="2E6DB4"/>
+          <w:color w:val="5D5294"/>
         </w:rPr>
         <w:t>StockCharts' RRG documentation</w:t>
       </w:r>
@@ -13459,7 +13459,7 @@
       </w:r>
       <w:r>
         <w:rPr>
-          <w:color w:val="2E6DB4"/>
+          <w:color w:val="5D5294"/>
         </w:rPr>
         <w:t>Sector Rotation</w:t>
       </w:r>
@@ -14060,7 +14060,7 @@
     <w:p>
       <w:r>
         <w:rPr>
-          <w:color w:val="2E6DB4"/>
+          <w:color w:val="5D5294"/>
         </w:rPr>
         <w:t>Sector Rotation</w:t>
       </w:r>
@@ -14070,7 +14070,7 @@
       </w:r>
       <w:r>
         <w:rPr>
-          <w:color w:val="2E6DB4"/>
+          <w:color w:val="5D5294"/>
         </w:rPr>
         <w:t>Momentum</w:t>
       </w:r>
@@ -14684,7 +14684,7 @@
       </w:r>
       <w:r>
         <w:rPr>
-          <w:color w:val="2E6DB4"/>
+          <w:color w:val="5D5294"/>
         </w:rPr>
         <w:t>RRG</w:t>
       </w:r>
@@ -15233,7 +15233,7 @@
       </w:r>
       <w:r>
         <w:rPr>
-          <w:color w:val="2E6DB4"/>
+          <w:color w:val="5D5294"/>
         </w:rPr>
         <w:t>Overview</w:t>
       </w:r>
@@ -15244,7 +15244,7 @@
       </w:r>
       <w:r>
         <w:rPr>
-          <w:color w:val="2E6DB4"/>
+          <w:color w:val="5D5294"/>
         </w:rPr>
         <w:t>Strategy Finder</w:t>
       </w:r>
@@ -15377,7 +15377,7 @@
     <w:p>
       <w:r>
         <w:rPr>
-          <w:color w:val="2E6DB4"/>
+          <w:color w:val="5D5294"/>
         </w:rPr>
         <w:t>RRG</w:t>
       </w:r>
@@ -15387,7 +15387,7 @@
       </w:r>
       <w:r>
         <w:rPr>
-          <w:color w:val="2E6DB4"/>
+          <w:color w:val="5D5294"/>
         </w:rPr>
         <w:t>Sector &amp; Industry</w:t>
       </w:r>
@@ -15398,7 +15398,7 @@
       </w:r>
       <w:r>
         <w:rPr>
-          <w:color w:val="2E6DB4"/>
+          <w:color w:val="5D5294"/>
         </w:rPr>
         <w:t>Overview</w:t>
       </w:r>
@@ -16760,7 +16760,7 @@
     <w:p>
       <w:r>
         <w:rPr>
-          <w:color w:val="2E6DB4"/>
+          <w:color w:val="5D5294"/>
         </w:rPr>
         <w:t>Simulator</w:t>
       </w:r>
@@ -16771,7 +16771,7 @@
       </w:r>
       <w:r>
         <w:rPr>
-          <w:color w:val="2E6DB4"/>
+          <w:color w:val="5D5294"/>
         </w:rPr>
         <w:t>Expected Move</w:t>
       </w:r>
@@ -16782,7 +16782,7 @@
       </w:r>
       <w:r>
         <w:rPr>
-          <w:color w:val="2E6DB4"/>
+          <w:color w:val="5D5294"/>
         </w:rPr>
         <w:t>Market Scanner</w:t>
       </w:r>
@@ -16792,7 +16792,7 @@
       </w:r>
       <w:r>
         <w:rPr>
-          <w:color w:val="2E6DB4"/>
+          <w:color w:val="5D5294"/>
         </w:rPr>
         <w:t>Strategy Finder</w:t>
       </w:r>
@@ -17371,7 +17371,7 @@
     <w:p>
       <w:r>
         <w:rPr>
-          <w:color w:val="2E6DB4"/>
+          <w:color w:val="5D5294"/>
         </w:rPr>
         <w:t>Calculator</w:t>
       </w:r>
@@ -17381,7 +17381,7 @@
       </w:r>
       <w:r>
         <w:rPr>
-          <w:color w:val="2E6DB4"/>
+          <w:color w:val="5D5294"/>
         </w:rPr>
         <w:t>Expected Move</w:t>
       </w:r>
@@ -17391,7 +17391,7 @@
       </w:r>
       <w:r>
         <w:rPr>
-          <w:color w:val="2E6DB4"/>
+          <w:color w:val="5D5294"/>
         </w:rPr>
         <w:t>Rescue</w:t>
       </w:r>
@@ -18516,7 +18516,7 @@
       </w:r>
       <w:r>
         <w:rPr>
-          <w:color w:val="2E6DB4"/>
+          <w:color w:val="5D5294"/>
         </w:rPr>
         <w:t>Calculator</w:t>
       </w:r>
@@ -18527,7 +18527,7 @@
       </w:r>
       <w:r>
         <w:rPr>
-          <w:color w:val="2E6DB4"/>
+          <w:color w:val="5D5294"/>
         </w:rPr>
         <w:t>Expected Move</w:t>
       </w:r>
@@ -18806,7 +18806,7 @@
     <w:p>
       <w:r>
         <w:rPr>
-          <w:color w:val="2E6DB4"/>
+          <w:color w:val="5D5294"/>
         </w:rPr>
         <w:t>Strategy Finder</w:t>
       </w:r>
@@ -18816,7 +18816,7 @@
       </w:r>
       <w:r>
         <w:rPr>
-          <w:color w:val="2E6DB4"/>
+          <w:color w:val="5D5294"/>
         </w:rPr>
         <w:t>Captured Signals</w:t>
       </w:r>
@@ -18827,7 +18827,7 @@
       </w:r>
       <w:r>
         <w:rPr>
-          <w:color w:val="2E6DB4"/>
+          <w:color w:val="5D5294"/>
         </w:rPr>
         <w:t>Calculator</w:t>
       </w:r>
@@ -18837,7 +18837,7 @@
       </w:r>
       <w:r>
         <w:rPr>
-          <w:color w:val="2E6DB4"/>
+          <w:color w:val="5D5294"/>
         </w:rPr>
         <w:t>Settings</w:t>
       </w:r>
@@ -19344,7 +19344,7 @@
       </w:r>
       <w:r>
         <w:rPr>
-          <w:color w:val="2E6DB4"/>
+          <w:color w:val="5D5294"/>
         </w:rPr>
         <w:t>Calculator</w:t>
       </w:r>
@@ -19354,7 +19354,7 @@
       </w:r>
       <w:r>
         <w:rPr>
-          <w:color w:val="2E6DB4"/>
+          <w:color w:val="5D5294"/>
         </w:rPr>
         <w:t>Expected Move</w:t>
       </w:r>
@@ -19428,7 +19428,7 @@
       </w:r>
       <w:r>
         <w:rPr>
-          <w:color w:val="2E6DB4"/>
+          <w:color w:val="5D5294"/>
         </w:rPr>
         <w:t>Opportunity Board</w:t>
       </w:r>
@@ -19438,7 +19438,7 @@
       </w:r>
       <w:r>
         <w:rPr>
-          <w:color w:val="2E6DB4"/>
+          <w:color w:val="5D5294"/>
         </w:rPr>
         <w:t>Momentum</w:t>
       </w:r>
@@ -19461,7 +19461,7 @@
     <w:p>
       <w:r>
         <w:rPr>
-          <w:color w:val="2E6DB4"/>
+          <w:color w:val="5D5294"/>
         </w:rPr>
         <w:t>Market Scanner</w:t>
       </w:r>
@@ -19471,7 +19471,7 @@
       </w:r>
       <w:r>
         <w:rPr>
-          <w:color w:val="2E6DB4"/>
+          <w:color w:val="5D5294"/>
         </w:rPr>
         <w:t>Calculator</w:t>
       </w:r>
@@ -19482,7 +19482,7 @@
       </w:r>
       <w:r>
         <w:rPr>
-          <w:color w:val="2E6DB4"/>
+          <w:color w:val="5D5294"/>
         </w:rPr>
         <w:t>Overview</w:t>
       </w:r>
@@ -19571,7 +19571,7 @@
       </w:r>
       <w:r>
         <w:rPr>
-          <w:color w:val="2E6DB4"/>
+          <w:color w:val="5D5294"/>
         </w:rPr>
         <w:t>Market Scanner</w:t>
       </w:r>
@@ -19582,7 +19582,7 @@
       </w:r>
       <w:r>
         <w:rPr>
-          <w:color w:val="2E6DB4"/>
+          <w:color w:val="5D5294"/>
         </w:rPr>
         <w:t>Strategy Finder</w:t>
       </w:r>
@@ -20354,7 +20354,7 @@
       </w:r>
       <w:r>
         <w:rPr>
-          <w:color w:val="2E6DB4"/>
+          <w:color w:val="5D5294"/>
         </w:rPr>
         <w:t>Calculator</w:t>
       </w:r>
@@ -20375,7 +20375,7 @@
     <w:p>
       <w:r>
         <w:rPr>
-          <w:color w:val="2E6DB4"/>
+          <w:color w:val="5D5294"/>
         </w:rPr>
         <w:t>Strategy Finder</w:t>
       </w:r>
@@ -20385,7 +20385,7 @@
       </w:r>
       <w:r>
         <w:rPr>
-          <w:color w:val="2E6DB4"/>
+          <w:color w:val="5D5294"/>
         </w:rPr>
         <w:t>Calculator</w:t>
       </w:r>
@@ -20396,7 +20396,7 @@
       </w:r>
       <w:r>
         <w:rPr>
-          <w:color w:val="2E6DB4"/>
+          <w:color w:val="5D5294"/>
         </w:rPr>
         <w:t>Paper Ledger</w:t>
       </w:r>
@@ -20911,7 +20911,7 @@
     <w:p>
       <w:r>
         <w:rPr>
-          <w:color w:val="2E6DB4"/>
+          <w:color w:val="5D5294"/>
         </w:rPr>
         <w:t>Calculator</w:t>
       </w:r>
@@ -20921,7 +20921,7 @@
       </w:r>
       <w:r>
         <w:rPr>
-          <w:color w:val="2E6DB4"/>
+          <w:color w:val="5D5294"/>
         </w:rPr>
         <w:t>Market Scanner</w:t>
       </w:r>
@@ -20932,7 +20932,7 @@
       </w:r>
       <w:r>
         <w:rPr>
-          <w:color w:val="2E6DB4"/>
+          <w:color w:val="5D5294"/>
         </w:rPr>
         <w:t>Dealer Positioning</w:t>
       </w:r>
@@ -21812,7 +21812,7 @@
     <w:p>
       <w:r>
         <w:rPr>
-          <w:color w:val="2E6DB4"/>
+          <w:color w:val="5D5294"/>
         </w:rPr>
         <w:t>Market Scanner</w:t>
       </w:r>
@@ -21822,7 +21822,7 @@
       </w:r>
       <w:r>
         <w:rPr>
-          <w:color w:val="2E6DB4"/>
+          <w:color w:val="5D5294"/>
         </w:rPr>
         <w:t>Paper Ledger</w:t>
       </w:r>
@@ -21833,7 +21833,7 @@
       </w:r>
       <w:r>
         <w:rPr>
-          <w:color w:val="2E6DB4"/>
+          <w:color w:val="5D5294"/>
         </w:rPr>
         <w:t>Rescue</w:t>
       </w:r>
@@ -21843,7 +21843,7 @@
       </w:r>
       <w:r>
         <w:rPr>
-          <w:color w:val="2E6DB4"/>
+          <w:color w:val="5D5294"/>
         </w:rPr>
         <w:t>Settings</w:t>
       </w:r>
@@ -22073,7 +22073,7 @@
             <w:r/>
             <w:r>
               <w:rPr>
-                <w:color w:val="2E6DB4"/>
+                <w:color w:val="5D5294"/>
               </w:rPr>
               <w:t>Paper Account</w:t>
             </w:r>
@@ -22116,7 +22116,7 @@
             <w:r/>
             <w:r>
               <w:rPr>
-                <w:color w:val="2E6DB4"/>
+                <w:color w:val="5D5294"/>
               </w:rPr>
               <w:t>Claude Trades</w:t>
             </w:r>
@@ -22446,7 +22446,7 @@
     <w:p>
       <w:r>
         <w:rPr>
-          <w:color w:val="2E6DB4"/>
+          <w:color w:val="5D5294"/>
         </w:rPr>
         <w:t>Paper Account</w:t>
       </w:r>
@@ -22456,7 +22456,7 @@
       </w:r>
       <w:r>
         <w:rPr>
-          <w:color w:val="2E6DB4"/>
+          <w:color w:val="5D5294"/>
         </w:rPr>
         <w:t>Captured Signals</w:t>
       </w:r>
@@ -22467,7 +22467,7 @@
       </w:r>
       <w:r>
         <w:rPr>
-          <w:color w:val="2E6DB4"/>
+          <w:color w:val="5D5294"/>
         </w:rPr>
         <w:t>Rescue</w:t>
       </w:r>
@@ -22477,7 +22477,7 @@
       </w:r>
       <w:r>
         <w:rPr>
-          <w:color w:val="2E6DB4"/>
+          <w:color w:val="5D5294"/>
         </w:rPr>
         <w:t>EOD Report</w:t>
       </w:r>
@@ -22545,7 +22545,7 @@
       </w:r>
       <w:r>
         <w:rPr>
-          <w:color w:val="2E6DB4"/>
+          <w:color w:val="5D5294"/>
         </w:rPr>
         <w:t>Paper Ledger</w:t>
       </w:r>
@@ -22555,7 +22555,7 @@
       </w:r>
       <w:r>
         <w:rPr>
-          <w:color w:val="2E6DB4"/>
+          <w:color w:val="5D5294"/>
         </w:rPr>
         <w:t>Claude Trades</w:t>
       </w:r>
@@ -23014,7 +23014,7 @@
     <w:p>
       <w:r>
         <w:rPr>
-          <w:color w:val="2E6DB4"/>
+          <w:color w:val="5D5294"/>
         </w:rPr>
         <w:t>Paper Ledger</w:t>
       </w:r>
@@ -23024,7 +23024,7 @@
       </w:r>
       <w:r>
         <w:rPr>
-          <w:color w:val="2E6DB4"/>
+          <w:color w:val="5D5294"/>
         </w:rPr>
         <w:t>Captured Signals</w:t>
       </w:r>
@@ -23036,7 +23036,7 @@
       </w:r>
       <w:r>
         <w:rPr>
-          <w:color w:val="2E6DB4"/>
+          <w:color w:val="5D5294"/>
         </w:rPr>
         <w:t>Claude Trades</w:t>
       </w:r>
@@ -23046,7 +23046,7 @@
       </w:r>
       <w:r>
         <w:rPr>
-          <w:color w:val="2E6DB4"/>
+          <w:color w:val="5D5294"/>
         </w:rPr>
         <w:t>EOD Report</w:t>
       </w:r>
@@ -23113,7 +23113,7 @@
       </w:r>
       <w:r>
         <w:rPr>
-          <w:color w:val="2E6DB4"/>
+          <w:color w:val="5D5294"/>
         </w:rPr>
         <w:t>Paper Account</w:t>
       </w:r>
@@ -23608,7 +23608,7 @@
       </w:r>
       <w:r>
         <w:rPr>
-          <w:color w:val="2E6DB4"/>
+          <w:color w:val="5D5294"/>
         </w:rPr>
         <w:t>Market Dashboard</w:t>
       </w:r>
@@ -23685,7 +23685,7 @@
       </w:r>
       <w:r>
         <w:rPr>
-          <w:color w:val="2E6DB4"/>
+          <w:color w:val="5D5294"/>
         </w:rPr>
         <w:t>Income</w:t>
       </w:r>
@@ -23708,7 +23708,7 @@
     <w:p>
       <w:r>
         <w:rPr>
-          <w:color w:val="2E6DB4"/>
+          <w:color w:val="5D5294"/>
         </w:rPr>
         <w:t>Paper Account</w:t>
       </w:r>
@@ -23718,7 +23718,7 @@
       </w:r>
       <w:r>
         <w:rPr>
-          <w:color w:val="2E6DB4"/>
+          <w:color w:val="5D5294"/>
         </w:rPr>
         <w:t>Income</w:t>
       </w:r>
@@ -23728,7 +23728,7 @@
       </w:r>
       <w:r>
         <w:rPr>
-          <w:color w:val="2E6DB4"/>
+          <w:color w:val="5D5294"/>
         </w:rPr>
         <w:t>Paper Ledger</w:t>
       </w:r>
@@ -24429,7 +24429,7 @@
     <w:p>
       <w:r>
         <w:rPr>
-          <w:color w:val="2E6DB4"/>
+          <w:color w:val="5D5294"/>
         </w:rPr>
         <w:t>Captured Signals</w:t>
       </w:r>
@@ -24439,7 +24439,7 @@
       </w:r>
       <w:r>
         <w:rPr>
-          <w:color w:val="2E6DB4"/>
+          <w:color w:val="5D5294"/>
         </w:rPr>
         <w:t>Paper Ledger</w:t>
       </w:r>
@@ -24450,7 +24450,7 @@
       </w:r>
       <w:r>
         <w:rPr>
-          <w:color w:val="2E6DB4"/>
+          <w:color w:val="5D5294"/>
         </w:rPr>
         <w:t>Simulator</w:t>
       </w:r>
@@ -24984,7 +24984,7 @@
     <w:p>
       <w:r>
         <w:rPr>
-          <w:color w:val="2E6DB4"/>
+          <w:color w:val="5D5294"/>
         </w:rPr>
         <w:t>Evidence</w:t>
       </w:r>
@@ -24994,7 +24994,7 @@
       </w:r>
       <w:r>
         <w:rPr>
-          <w:color w:val="2E6DB4"/>
+          <w:color w:val="5D5294"/>
         </w:rPr>
         <w:t>Rank Board</w:t>
       </w:r>
@@ -25004,7 +25004,7 @@
       </w:r>
       <w:r>
         <w:rPr>
-          <w:color w:val="2E6DB4"/>
+          <w:color w:val="5D5294"/>
         </w:rPr>
         <w:t>Trade Plan</w:t>
       </w:r>
@@ -25339,7 +25339,7 @@
     <w:p>
       <w:r>
         <w:rPr>
-          <w:color w:val="2E6DB4"/>
+          <w:color w:val="5D5294"/>
         </w:rPr>
         <w:t>Overview</w:t>
       </w:r>
@@ -25349,7 +25349,7 @@
       </w:r>
       <w:r>
         <w:rPr>
-          <w:color w:val="2E6DB4"/>
+          <w:color w:val="5D5294"/>
         </w:rPr>
         <w:t>Trade Plan</w:t>
       </w:r>
@@ -25404,7 +25404,7 @@
       </w:r>
       <w:r>
         <w:rPr>
-          <w:color w:val="2E6DB4"/>
+          <w:color w:val="5D5294"/>
         </w:rPr>
         <w:t>Overview</w:t>
       </w:r>
@@ -26062,7 +26062,7 @@
     <w:p>
       <w:r>
         <w:rPr>
-          <w:color w:val="2E6DB4"/>
+          <w:color w:val="5D5294"/>
         </w:rPr>
         <w:t>Overview</w:t>
       </w:r>
@@ -26072,7 +26072,7 @@
       </w:r>
       <w:r>
         <w:rPr>
-          <w:color w:val="2E6DB4"/>
+          <w:color w:val="5D5294"/>
         </w:rPr>
         <w:t>Momentum</w:t>
       </w:r>
@@ -26083,7 +26083,7 @@
       </w:r>
       <w:r>
         <w:rPr>
-          <w:color w:val="2E6DB4"/>
+          <w:color w:val="5D5294"/>
         </w:rPr>
         <w:t>Strategy Finder</w:t>
       </w:r>
@@ -26400,7 +26400,7 @@
     <w:p>
       <w:r>
         <w:rPr>
-          <w:color w:val="2E6DB4"/>
+          <w:color w:val="5D5294"/>
         </w:rPr>
         <w:t>Overview</w:t>
       </w:r>
@@ -26410,7 +26410,7 @@
       </w:r>
       <w:r>
         <w:rPr>
-          <w:color w:val="2E6DB4"/>
+          <w:color w:val="5D5294"/>
         </w:rPr>
         <w:t>Evidence</w:t>
       </w:r>
@@ -26420,7 +26420,7 @@
       </w:r>
       <w:r>
         <w:rPr>
-          <w:color w:val="2E6DB4"/>
+          <w:color w:val="5D5294"/>
         </w:rPr>
         <w:t>Rank Board</w:t>
       </w:r>
@@ -27353,7 +27353,7 @@
       </w:r>
       <w:r>
         <w:rPr>
-          <w:color w:val="2E6DB4"/>
+          <w:color w:val="5D5294"/>
         </w:rPr>
         <w:t>Settings</w:t>
       </w:r>
@@ -27375,7 +27375,7 @@
     <w:p>
       <w:r>
         <w:rPr>
-          <w:color w:val="2E6DB4"/>
+          <w:color w:val="5D5294"/>
         </w:rPr>
         <w:t>Market Scanner</w:t>
       </w:r>
@@ -27385,7 +27385,7 @@
       </w:r>
       <w:r>
         <w:rPr>
-          <w:color w:val="2E6DB4"/>
+          <w:color w:val="5D5294"/>
         </w:rPr>
         <w:t>Sentiment</w:t>
       </w:r>
@@ -27396,7 +27396,7 @@
       </w:r>
       <w:r>
         <w:rPr>
-          <w:color w:val="2E6DB4"/>
+          <w:color w:val="5D5294"/>
         </w:rPr>
         <w:t>Paper Account</w:t>
       </w:r>
@@ -27406,7 +27406,7 @@
       </w:r>
       <w:r>
         <w:rPr>
-          <w:color w:val="2E6DB4"/>
+          <w:color w:val="5D5294"/>
         </w:rPr>
         <w:t>EOD Report</w:t>
       </w:r>
@@ -28132,7 +28132,7 @@
     <w:p>
       <w:r>
         <w:rPr>
-          <w:color w:val="2E6DB4"/>
+          <w:color w:val="5D5294"/>
         </w:rPr>
         <w:t>Sector &amp; Industry</w:t>
       </w:r>
@@ -28143,7 +28143,7 @@
       </w:r>
       <w:r>
         <w:rPr>
-          <w:color w:val="2E6DB4"/>
+          <w:color w:val="5D5294"/>
         </w:rPr>
         <w:t>Overview</w:t>
       </w:r>
@@ -28770,7 +28770,7 @@
     <w:p>
       <w:r>
         <w:rPr>
-          <w:color w:val="2E6DB4"/>
+          <w:color w:val="5D5294"/>
         </w:rPr>
         <w:t>Paper Ledger</w:t>
       </w:r>
@@ -28780,7 +28780,7 @@
       </w:r>
       <w:r>
         <w:rPr>
-          <w:color w:val="2E6DB4"/>
+          <w:color w:val="5D5294"/>
         </w:rPr>
         <w:t>Paper Account</w:t>
       </w:r>
@@ -28791,7 +28791,7 @@
       </w:r>
       <w:r>
         <w:rPr>
-          <w:color w:val="2E6DB4"/>
+          <w:color w:val="5D5294"/>
         </w:rPr>
         <w:t>Claude Trades</w:t>
       </w:r>
@@ -29779,7 +29779,7 @@
     <w:p>
       <w:r>
         <w:rPr>
-          <w:color w:val="2E6DB4"/>
+          <w:color w:val="5D5294"/>
         </w:rPr>
         <w:t>Settings</w:t>
       </w:r>
@@ -29789,7 +29789,7 @@
       </w:r>
       <w:r>
         <w:rPr>
-          <w:color w:val="2E6DB4"/>
+          <w:color w:val="5D5294"/>
         </w:rPr>
         <w:t>Stop All Services</w:t>
       </w:r>
@@ -30290,7 +30290,7 @@
     <w:p>
       <w:r>
         <w:rPr>
-          <w:color w:val="2E6DB4"/>
+          <w:color w:val="5D5294"/>
         </w:rPr>
         <w:t>System Status</w:t>
       </w:r>
@@ -30300,7 +30300,7 @@
       </w:r>
       <w:r>
         <w:rPr>
-          <w:color w:val="2E6DB4"/>
+          <w:color w:val="5D5294"/>
         </w:rPr>
         <w:t>Flow Alerts</w:t>
       </w:r>
@@ -30311,7 +30311,7 @@
       </w:r>
       <w:r>
         <w:rPr>
-          <w:color w:val="2E6DB4"/>
+          <w:color w:val="5D5294"/>
         </w:rPr>
         <w:t>Captured Signals</w:t>
       </w:r>
@@ -32921,7 +32921,7 @@
       </w:r>
       <w:r>
         <w:rPr>
-          <w:color w:val="2E6DB4"/>
+          <w:color w:val="5D5294"/>
         </w:rPr>
         <w:t>Dealer Positioning</w:t>
       </w:r>
@@ -33179,7 +33179,7 @@
       </w:r>
       <w:r>
         <w:rPr>
-          <w:color w:val="2E6DB4"/>
+          <w:color w:val="5D5294"/>
         </w:rPr>
         <w:t>methodology</w:t>
       </w:r>
@@ -33321,7 +33321,7 @@
             </w:r>
             <w:r>
               <w:rPr>
-                <w:color w:val="2E6DB4"/>
+                <w:color w:val="5D5294"/>
               </w:rPr>
               <w:t>SpotGamma</w:t>
             </w:r>
@@ -33351,7 +33351,7 @@
             <w:r/>
             <w:r>
               <w:rPr>
-                <w:color w:val="2E6DB4"/>
+                <w:color w:val="5D5294"/>
               </w:rPr>
               <w:t>Cboe VIX products</w:t>
             </w:r>
@@ -33361,7 +33361,7 @@
             </w:r>
             <w:r>
               <w:rPr>
-                <w:color w:val="2E6DB4"/>
+                <w:color w:val="5D5294"/>
               </w:rPr>
               <w:t>VIX methodology (PDF)</w:t>
             </w:r>
@@ -33389,7 +33389,7 @@
             <w:r/>
             <w:r>
               <w:rPr>
-                <w:color w:val="2E6DB4"/>
+                <w:color w:val="5D5294"/>
               </w:rPr>
               <w:t>relativerotationgraphs.com</w:t>
             </w:r>
@@ -33399,7 +33399,7 @@
             </w:r>
             <w:r>
               <w:rPr>
-                <w:color w:val="2E6DB4"/>
+                <w:color w:val="5D5294"/>
               </w:rPr>
               <w:t>StockCharts RRG documentation</w:t>
             </w:r>
@@ -33465,7 +33465,7 @@
             <w:r/>
             <w:r>
               <w:rPr>
-                <w:color w:val="2E6DB4"/>
+                <w:color w:val="5D5294"/>
               </w:rPr>
               <w:t>The Options Industry Council</w:t>
             </w:r>

--- a/docs/manuals/reference-guide/reference-guide.docx
+++ b/docs/manuals/reference-guide/reference-guide.docx
@@ -26691,13 +26691,17 @@
             <w:r/>
             <w:r>
               <w:rPr/>
-              <w:t xml:space="preserve">09:28 ET morning run, then every 30 minutes within the entry window </w:t>
+              <w:t xml:space="preserve">Every 30 minutes within the entry window </w:t>
             </w:r>
             <w:r>
               <w:rPr>
                 <w:b/>
               </w:rPr>
               <w:t>09:45–15:30 ET</w:t>
+            </w:r>
+            <w:r>
+              <w:rPr/>
+              <w:t>. The open-bell slot is deliberately skipped, so the first is 09:45</w:t>
             </w:r>
           </w:p>
         </w:tc>
@@ -28833,7 +28837,7 @@
     <w:p>
       <w:r>
         <w:rPr/>
-        <w:t>Links to the four manuals, each opening in a new tab:</w:t>
+        <w:t>Links to the five manuals, each opening in a new tab:</w:t>
       </w:r>
     </w:p>
     <w:tbl>
@@ -29007,6 +29011,34 @@
             <w:r>
               <w:rPr/>
               <w:t>Contracts, the Redis bus, service commands, proxy endpoints.</w:t>
+            </w:r>
+          </w:p>
+        </w:tc>
+      </w:tr>
+      <w:tr>
+        <w:tc>
+          <w:tcPr>
+            <w:tcW w:type="dxa" w:w="4320"/>
+          </w:tcPr>
+          <w:p>
+            <w:r/>
+            <w:r>
+              <w:rPr>
+                <w:b/>
+              </w:rPr>
+              <w:t>Options Glossary</w:t>
+            </w:r>
+          </w:p>
+        </w:tc>
+        <w:tc>
+          <w:tcPr>
+            <w:tcW w:type="dxa" w:w="4320"/>
+          </w:tcPr>
+          <w:p>
+            <w:r/>
+            <w:r>
+              <w:rPr/>
+              <w:t>Plain-English definitions of every term the app puts on screen.</w:t>
             </w:r>
           </w:p>
         </w:tc>
@@ -31980,7 +32012,7 @@
             <w:r/>
             <w:r>
               <w:rPr/>
-              <w:t>Plus a 09:28 ET morning run</w:t>
+              <w:t>First fire-able slot 09:45; the open-bell slot is skipped</w:t>
             </w:r>
           </w:p>
         </w:tc>

--- a/docs/manuals/reference-guide/reference-guide.docx
+++ b/docs/manuals/reference-guide/reference-guide.docx
@@ -29603,6 +29603,47 @@
           </w:p>
         </w:tc>
       </w:tr>
+      <w:tr>
+        <w:tc>
+          <w:tcPr>
+            <w:tcW w:type="dxa" w:w="2880"/>
+            <w:shd w:val="clear" w:color="auto" w:fill="F4F6FA"/>
+          </w:tcPr>
+          <w:p>
+            <w:r/>
+            <w:r>
+              <w:rPr/>
+              <w:t>webgui_live (public live screens)</w:t>
+            </w:r>
+          </w:p>
+        </w:tc>
+        <w:tc>
+          <w:tcPr>
+            <w:tcW w:type="dxa" w:w="2880"/>
+            <w:shd w:val="clear" w:color="auto" w:fill="F4F6FA"/>
+          </w:tcPr>
+          <w:p>
+            <w:r/>
+            <w:r>
+              <w:rPr/>
+              <w:t>1</w:t>
+            </w:r>
+          </w:p>
+        </w:tc>
+        <w:tc>
+          <w:tcPr>
+            <w:tcW w:type="dxa" w:w="2880"/>
+            <w:shd w:val="clear" w:color="auto" w:fill="F4F6FA"/>
+          </w:tcPr>
+          <w:p>
+            <w:r/>
+            <w:r>
+              <w:rPr/>
+              <w:t>8501</w:t>
+            </w:r>
+          </w:p>
+        </w:tc>
+      </w:tr>
     </w:tbl>
     <w:p/>
     <w:p>
@@ -30385,9 +30426,23 @@
     <w:p>
       <w:r>
         <w:rPr/>
-        <w:t>A confirm-gated stop of the entire local stack — the gateway, all six services, and the</w:t>
-        <w:br/>
-        <w:t xml:space="preserve">web app itself. </w:t>
+        <w:t>A confirm-gated stop of the entire local stack — the gateway, all six services, the</w:t>
+        <w:br/>
+        <w:t xml:space="preserve">web app itself, and the public live screens on </w:t>
+      </w:r>
+      <w:r>
+        <w:rPr>
+          <w:rFonts w:ascii="Consolas" w:hAnsi="Consolas"/>
+          <w:color w:val="334455"/>
+          <w:sz w:val="19"/>
+        </w:rPr>
+        <w:t>live.neuralstrike.co</w:t>
+      </w:r>
+      <w:r>
+        <w:rPr/>
+        <w:t>, which go dark</w:t>
+        <w:br/>
+        <w:t xml:space="preserve">with it. </w:t>
       </w:r>
       <w:r>
         <w:rPr>
@@ -30407,8 +30462,9 @@
       </w:r>
       <w:r>
         <w:rPr/>
-        <w:br/>
-        <w:t>service this app does not own.</w:t>
+        <w:t xml:space="preserve"> service</w:t>
+        <w:br/>
+        <w:t>this app does not own.</w:t>
       </w:r>
     </w:p>
     <w:p>

--- a/docs/manuals/reference-guide/reference-guide.docx
+++ b/docs/manuals/reference-guide/reference-guide.docx
@@ -32,7 +32,7 @@
           <w:color w:val="5B6678"/>
           <w:sz w:val="18"/>
         </w:rPr>
-        <w:t>NeuralStrike · Generated 2026-09-07</w:t>
+        <w:t>NeuralStrike · Generated 2026-09-10</w:t>
       </w:r>
     </w:p>
     <w:p/>
@@ -9857,7 +9857,33 @@
         <w:rPr/>
         <w:t>) and the trend ring</w:t>
         <w:br/>
-        <w:t>shows a five-state label from the direction-and-aggression vocabulary:</w:t>
+        <w:t>shows a five-state label from the direction-and-aggression vocabulary. The labels</w:t>
+        <w:br/>
+        <w:t xml:space="preserve">are flight words: each one names the direction </w:t>
+      </w:r>
+      <w:r>
+        <w:rPr>
+          <w:i/>
+        </w:rPr>
+        <w:t>and</w:t>
+      </w:r>
+      <w:r>
+        <w:rPr/>
+        <w:t xml:space="preserve"> whether there is force behind</w:t>
+        <w:br/>
+        <w:t xml:space="preserve">it (engine on or off), which are the two things the classifier measures. </w:t>
+      </w:r>
+      <w:r>
+        <w:rPr>
+          <w:b/>
+        </w:rPr>
+        <w:t>Hover</w:t>
+        <w:br/>
+        <w:t>the word</w:t>
+      </w:r>
+      <w:r>
+        <w:rPr/>
+        <w:t xml:space="preserve"> and it shows its picture:</w:t>
       </w:r>
     </w:p>
     <w:tbl>
@@ -9876,14 +9902,15 @@
         </w:tblBorders>
       </w:tblPr>
       <w:tblGrid>
-        <w:gridCol w:w="2880"/>
-        <w:gridCol w:w="2880"/>
-        <w:gridCol w:w="2880"/>
+        <w:gridCol w:w="2160"/>
+        <w:gridCol w:w="2160"/>
+        <w:gridCol w:w="2160"/>
+        <w:gridCol w:w="2160"/>
       </w:tblGrid>
       <w:tr>
         <w:tc>
           <w:tcPr>
-            <w:tcW w:type="dxa" w:w="2880"/>
+            <w:tcW w:type="dxa" w:w="2160"/>
             <w:shd w:val="clear" w:color="auto" w:fill="EAF2FB"/>
           </w:tcPr>
           <w:p>
@@ -9902,7 +9929,7 @@
         </w:tc>
         <w:tc>
           <w:tcPr>
-            <w:tcW w:type="dxa" w:w="2880"/>
+            <w:tcW w:type="dxa" w:w="2160"/>
             <w:shd w:val="clear" w:color="auto" w:fill="EAF2FB"/>
           </w:tcPr>
           <w:p>
@@ -9915,13 +9942,32 @@
               <w:rPr>
                 <w:b/>
               </w:rPr>
-              <w:t>Meaning</w:t>
-            </w:r>
-          </w:p>
-        </w:tc>
-        <w:tc>
-          <w:tcPr>
-            <w:tcW w:type="dxa" w:w="2880"/>
+              <w:t>State</w:t>
+            </w:r>
+          </w:p>
+        </w:tc>
+        <w:tc>
+          <w:tcPr>
+            <w:tcW w:type="dxa" w:w="2160"/>
+            <w:shd w:val="clear" w:color="auto" w:fill="EAF2FB"/>
+          </w:tcPr>
+          <w:p>
+            <w:r>
+              <w:rPr>
+                <w:b/>
+              </w:rPr>
+            </w:r>
+            <w:r>
+              <w:rPr>
+                <w:b/>
+              </w:rPr>
+              <w:t>The picture (the hover text)</w:t>
+            </w:r>
+          </w:p>
+        </w:tc>
+        <w:tc>
+          <w:tcPr>
+            <w:tcW w:type="dxa" w:w="2160"/>
             <w:shd w:val="clear" w:color="auto" w:fill="EAF2FB"/>
           </w:tcPr>
           <w:p>
@@ -9942,7 +9988,7 @@
       <w:tr>
         <w:tc>
           <w:tcPr>
-            <w:tcW w:type="dxa" w:w="2880"/>
+            <w:tcW w:type="dxa" w:w="2160"/>
           </w:tcPr>
           <w:p>
             <w:r/>
@@ -9950,25 +9996,37 @@
               <w:rPr>
                 <w:b/>
               </w:rPr>
-              <w:t>Bull</w:t>
-            </w:r>
-          </w:p>
-        </w:tc>
-        <w:tc>
-          <w:tcPr>
-            <w:tcW w:type="dxa" w:w="2880"/>
-          </w:tcPr>
-          <w:p>
-            <w:r/>
-            <w:r>
-              <w:rPr/>
-              <w:t>Direction up, buyers aggressive</w:t>
-            </w:r>
-          </w:p>
-        </w:tc>
-        <w:tc>
-          <w:tcPr>
-            <w:tcW w:type="dxa" w:w="2880"/>
+              <w:t>Climbing</w:t>
+            </w:r>
+          </w:p>
+        </w:tc>
+        <w:tc>
+          <w:tcPr>
+            <w:tcW w:type="dxa" w:w="2160"/>
+          </w:tcPr>
+          <w:p>
+            <w:r/>
+            <w:r>
+              <w:rPr/>
+              <w:t>Bullish</w:t>
+            </w:r>
+          </w:p>
+        </w:tc>
+        <w:tc>
+          <w:tcPr>
+            <w:tcW w:type="dxa" w:w="2160"/>
+          </w:tcPr>
+          <w:p>
+            <w:r/>
+            <w:r>
+              <w:rPr/>
+              <w:t>Engine on, gaining height: buyers are pushing and price is rising.</w:t>
+            </w:r>
+          </w:p>
+        </w:tc>
+        <w:tc>
+          <w:tcPr>
+            <w:tcW w:type="dxa" w:w="2160"/>
           </w:tcPr>
           <w:p>
             <w:r/>
@@ -9982,7 +10040,7 @@
       <w:tr>
         <w:tc>
           <w:tcPr>
-            <w:tcW w:type="dxa" w:w="2880"/>
+            <w:tcW w:type="dxa" w:w="2160"/>
             <w:shd w:val="clear" w:color="auto" w:fill="F4F6FA"/>
           </w:tcPr>
           <w:p>
@@ -9991,26 +10049,39 @@
               <w:rPr>
                 <w:b/>
               </w:rPr>
-              <w:t>Weak Bull</w:t>
-            </w:r>
-          </w:p>
-        </w:tc>
-        <w:tc>
-          <w:tcPr>
-            <w:tcW w:type="dxa" w:w="2880"/>
+              <w:t>Stalling</w:t>
+            </w:r>
+          </w:p>
+        </w:tc>
+        <w:tc>
+          <w:tcPr>
+            <w:tcW w:type="dxa" w:w="2160"/>
             <w:shd w:val="clear" w:color="auto" w:fill="F4F6FA"/>
           </w:tcPr>
           <w:p>
             <w:r/>
             <w:r>
               <w:rPr/>
-              <w:t>Up, but buyers are not pressing</w:t>
-            </w:r>
-          </w:p>
-        </w:tc>
-        <w:tc>
-          <w:tcPr>
-            <w:tcW w:type="dxa" w:w="2880"/>
+              <w:t>Lack of Bullishness</w:t>
+            </w:r>
+          </w:p>
+        </w:tc>
+        <w:tc>
+          <w:tcPr>
+            <w:tcW w:type="dxa" w:w="2160"/>
+            <w:shd w:val="clear" w:color="auto" w:fill="F4F6FA"/>
+          </w:tcPr>
+          <w:p>
+            <w:r/>
+            <w:r>
+              <w:rPr/>
+              <w:t>Nose still up but losing lift: price is high and the buying has run out. A stall comes before a drop.</w:t>
+            </w:r>
+          </w:p>
+        </w:tc>
+        <w:tc>
+          <w:tcPr>
+            <w:tcW w:type="dxa" w:w="2160"/>
             <w:shd w:val="clear" w:color="auto" w:fill="F4F6FA"/>
           </w:tcPr>
           <w:p>
@@ -10025,7 +10096,7 @@
       <w:tr>
         <w:tc>
           <w:tcPr>
-            <w:tcW w:type="dxa" w:w="2880"/>
+            <w:tcW w:type="dxa" w:w="2160"/>
           </w:tcPr>
           <w:p>
             <w:r/>
@@ -10033,25 +10104,37 @@
               <w:rPr>
                 <w:b/>
               </w:rPr>
+              <w:t>Circling</w:t>
+            </w:r>
+          </w:p>
+        </w:tc>
+        <w:tc>
+          <w:tcPr>
+            <w:tcW w:type="dxa" w:w="2160"/>
+          </w:tcPr>
+          <w:p>
+            <w:r/>
+            <w:r>
+              <w:rPr/>
               <w:t>Neutral</w:t>
             </w:r>
           </w:p>
         </w:tc>
         <w:tc>
           <w:tcPr>
-            <w:tcW w:type="dxa" w:w="2880"/>
-          </w:tcPr>
-          <w:p>
-            <w:r/>
-            <w:r>
-              <w:rPr/>
-              <w:t>No directional edge</w:t>
-            </w:r>
-          </w:p>
-        </w:tc>
-        <w:tc>
-          <w:tcPr>
-            <w:tcW w:type="dxa" w:w="2880"/>
+            <w:tcW w:type="dxa" w:w="2160"/>
+          </w:tcPr>
+          <w:p>
+            <w:r/>
+            <w:r>
+              <w:rPr/>
+              <w:t>Holding pattern, waiting for clearance: buyers and sellers are balanced.</w:t>
+            </w:r>
+          </w:p>
+        </w:tc>
+        <w:tc>
+          <w:tcPr>
+            <w:tcW w:type="dxa" w:w="2160"/>
           </w:tcPr>
           <w:p>
             <w:r/>
@@ -10065,7 +10148,7 @@
       <w:tr>
         <w:tc>
           <w:tcPr>
-            <w:tcW w:type="dxa" w:w="2880"/>
+            <w:tcW w:type="dxa" w:w="2160"/>
             <w:shd w:val="clear" w:color="auto" w:fill="F4F6FA"/>
           </w:tcPr>
           <w:p>
@@ -10074,26 +10157,39 @@
               <w:rPr>
                 <w:b/>
               </w:rPr>
-              <w:t>Resilient</w:t>
-            </w:r>
-          </w:p>
-        </w:tc>
-        <w:tc>
-          <w:tcPr>
-            <w:tcW w:type="dxa" w:w="2880"/>
+              <w:t>Gliding</w:t>
+            </w:r>
+          </w:p>
+        </w:tc>
+        <w:tc>
+          <w:tcPr>
+            <w:tcW w:type="dxa" w:w="2160"/>
             <w:shd w:val="clear" w:color="auto" w:fill="F4F6FA"/>
           </w:tcPr>
           <w:p>
             <w:r/>
             <w:r>
               <w:rPr/>
-              <w:t>Refuses to fall despite pressure; puts cheap and undefended</w:t>
-            </w:r>
-          </w:p>
-        </w:tc>
-        <w:tc>
-          <w:tcPr>
-            <w:tcW w:type="dxa" w:w="2880"/>
+              <w:t>Lack of Bearishness</w:t>
+            </w:r>
+          </w:p>
+        </w:tc>
+        <w:tc>
+          <w:tcPr>
+            <w:tcW w:type="dxa" w:w="2160"/>
+            <w:shd w:val="clear" w:color="auto" w:fill="F4F6FA"/>
+          </w:tcPr>
+          <w:p>
+            <w:r/>
+            <w:r>
+              <w:rPr/>
+              <w:t>Coming down with the engine off: lower, but nobody is pushing it. A glide ends on a runway — a floor is forming.</w:t>
+            </w:r>
+          </w:p>
+        </w:tc>
+        <w:tc>
+          <w:tcPr>
+            <w:tcW w:type="dxa" w:w="2160"/>
             <w:shd w:val="clear" w:color="auto" w:fill="F4F6FA"/>
           </w:tcPr>
           <w:p>
@@ -10108,7 +10204,7 @@
       <w:tr>
         <w:tc>
           <w:tcPr>
-            <w:tcW w:type="dxa" w:w="2880"/>
+            <w:tcW w:type="dxa" w:w="2160"/>
           </w:tcPr>
           <w:p>
             <w:r/>
@@ -10116,25 +10212,37 @@
               <w:rPr>
                 <w:b/>
               </w:rPr>
-              <w:t>Bear</w:t>
-            </w:r>
-          </w:p>
-        </w:tc>
-        <w:tc>
-          <w:tcPr>
-            <w:tcW w:type="dxa" w:w="2880"/>
-          </w:tcPr>
-          <w:p>
-            <w:r/>
-            <w:r>
-              <w:rPr/>
-              <w:t>Direction down, sellers aggressive</w:t>
-            </w:r>
-          </w:p>
-        </w:tc>
-        <w:tc>
-          <w:tcPr>
-            <w:tcW w:type="dxa" w:w="2880"/>
+              <w:t>Diving</w:t>
+            </w:r>
+          </w:p>
+        </w:tc>
+        <w:tc>
+          <w:tcPr>
+            <w:tcW w:type="dxa" w:w="2160"/>
+          </w:tcPr>
+          <w:p>
+            <w:r/>
+            <w:r>
+              <w:rPr/>
+              <w:t>Bearish</w:t>
+            </w:r>
+          </w:p>
+        </w:tc>
+        <w:tc>
+          <w:tcPr>
+            <w:tcW w:type="dxa" w:w="2160"/>
+          </w:tcPr>
+          <w:p>
+            <w:r/>
+            <w:r>
+              <w:rPr/>
+              <w:t>Nose down under power: urgent selling.</w:t>
+            </w:r>
+          </w:p>
+        </w:tc>
+        <w:tc>
+          <w:tcPr>
+            <w:tcW w:type="dxa" w:w="2160"/>
           </w:tcPr>
           <w:p>
             <w:r/>

--- a/docs/manuals/reference-guide/reference-guide.docx
+++ b/docs/manuals/reference-guide/reference-guide.docx
@@ -10320,25 +10320,536 @@
       </w:r>
       <w:r>
         <w:rPr/>
-        <w:t>. Below them sit</w:t>
-        <w:br/>
-        <w:t xml:space="preserve">rate-of-change readings (3-day, 5-day, 20-day z-score) and a </w:t>
-      </w:r>
-      <w:r>
-        <w:rPr>
-          <w:b/>
-        </w:rPr>
-        <w:t>divergence</w:t>
-      </w:r>
-      <w:r>
-        <w:rPr/>
-        <w:t xml:space="preserve"> line that</w:t>
-        <w:br/>
-        <w:t>names which two components disagree — a divergence is a low-conviction warning, not a</w:t>
-        <w:br/>
-        <w:t>signal.</w:t>
-      </w:r>
-    </w:p>
+        <w:t xml:space="preserve">. </w:t>
+      </w:r>
+      <w:r>
+        <w:rPr>
+          <w:b/>
+        </w:rPr>
+        <w:t>Hover BIAS or SIGNAL</w:t>
+      </w:r>
+      <w:r>
+        <w:rPr/>
+        <w:br/>
+        <w:t>and the word explains itself — including the same Bias word on the Sentiment card's</w:t>
+        <w:br/>
+        <w:t>pill. Both words are bands of the one sentiment composite, and that scale is</w:t>
+        <w:br/>
+      </w:r>
+      <w:r>
+        <w:rPr>
+          <w:b/>
+        </w:rPr>
+        <w:t>contrarian</w:t>
+      </w:r>
+      <w:r>
+        <w:rPr/>
+        <w:t xml:space="preserve">: a </w:t>
+      </w:r>
+      <w:r>
+        <w:rPr>
+          <w:i/>
+        </w:rPr>
+        <w:t>Bullish</w:t>
+      </w:r>
+      <w:r>
+        <w:rPr/>
+        <w:t xml:space="preserve"> signal means the crowd is fearful, not that price is</w:t>
+        <w:br/>
+        <w:t>rising.</w:t>
+      </w:r>
+    </w:p>
+    <w:tbl>
+      <w:tblPr>
+        <w:tblW w:type="auto" w:w="0"/>
+        <w:jc w:val="left"/>
+        <w:tblLayout w:type="autofit"/>
+        <w:tblLook w:firstColumn="1" w:firstRow="1" w:lastColumn="0" w:lastRow="0" w:noHBand="0" w:noVBand="1" w:val="04A0"/>
+        <w:tblBorders>
+          <w:top w:val="single" w:sz="4" w:space="0" w:color="D8DEE9"/>
+          <w:left w:val="single" w:sz="4" w:space="0" w:color="D8DEE9"/>
+          <w:bottom w:val="single" w:sz="4" w:space="0" w:color="D8DEE9"/>
+          <w:right w:val="single" w:sz="4" w:space="0" w:color="D8DEE9"/>
+          <w:insideH w:val="single" w:sz="4" w:space="0" w:color="D8DEE9"/>
+          <w:insideV w:val="single" w:sz="4" w:space="0" w:color="D8DEE9"/>
+        </w:tblBorders>
+      </w:tblPr>
+      <w:tblGrid>
+        <w:gridCol w:w="2160"/>
+        <w:gridCol w:w="2160"/>
+        <w:gridCol w:w="2160"/>
+        <w:gridCol w:w="2160"/>
+      </w:tblGrid>
+      <w:tr>
+        <w:tc>
+          <w:tcPr>
+            <w:tcW w:type="dxa" w:w="2160"/>
+            <w:shd w:val="clear" w:color="auto" w:fill="EAF2FB"/>
+          </w:tcPr>
+          <w:p>
+            <w:r>
+              <w:rPr>
+                <w:b/>
+              </w:rPr>
+            </w:r>
+            <w:r>
+              <w:rPr>
+                <w:b/>
+              </w:rPr>
+              <w:t>Composite</w:t>
+            </w:r>
+          </w:p>
+        </w:tc>
+        <w:tc>
+          <w:tcPr>
+            <w:tcW w:type="dxa" w:w="2160"/>
+            <w:shd w:val="clear" w:color="auto" w:fill="EAF2FB"/>
+          </w:tcPr>
+          <w:p>
+            <w:r>
+              <w:rPr>
+                <w:b/>
+              </w:rPr>
+            </w:r>
+            <w:r>
+              <w:rPr>
+                <w:b/>
+              </w:rPr>
+              <w:t>Bias</w:t>
+            </w:r>
+          </w:p>
+        </w:tc>
+        <w:tc>
+          <w:tcPr>
+            <w:tcW w:type="dxa" w:w="2160"/>
+            <w:shd w:val="clear" w:color="auto" w:fill="EAF2FB"/>
+          </w:tcPr>
+          <w:p>
+            <w:r>
+              <w:rPr>
+                <w:b/>
+              </w:rPr>
+            </w:r>
+            <w:r>
+              <w:rPr>
+                <w:b/>
+              </w:rPr>
+              <w:t>Signal</w:t>
+            </w:r>
+          </w:p>
+        </w:tc>
+        <w:tc>
+          <w:tcPr>
+            <w:tcW w:type="dxa" w:w="2160"/>
+            <w:shd w:val="clear" w:color="auto" w:fill="EAF2FB"/>
+          </w:tcPr>
+          <w:p>
+            <w:r>
+              <w:rPr>
+                <w:b/>
+              </w:rPr>
+            </w:r>
+            <w:r>
+              <w:rPr>
+                <w:b/>
+              </w:rPr>
+              <w:t>Position size</w:t>
+            </w:r>
+          </w:p>
+        </w:tc>
+      </w:tr>
+      <w:tr>
+        <w:tc>
+          <w:tcPr>
+            <w:tcW w:type="dxa" w:w="2160"/>
+          </w:tcPr>
+          <w:p>
+            <w:r/>
+            <w:r>
+              <w:rPr/>
+              <w:t>9 or higher</w:t>
+            </w:r>
+          </w:p>
+        </w:tc>
+        <w:tc>
+          <w:tcPr>
+            <w:tcW w:type="dxa" w:w="2160"/>
+          </w:tcPr>
+          <w:p>
+            <w:r/>
+            <w:r>
+              <w:rPr/>
+              <w:t>Long</w:t>
+            </w:r>
+          </w:p>
+        </w:tc>
+        <w:tc>
+          <w:tcPr>
+            <w:tcW w:type="dxa" w:w="2160"/>
+          </w:tcPr>
+          <w:p>
+            <w:r/>
+            <w:r>
+              <w:rPr/>
+              <w:t>Strong Bull</w:t>
+            </w:r>
+          </w:p>
+        </w:tc>
+        <w:tc>
+          <w:tcPr>
+            <w:tcW w:type="dxa" w:w="2160"/>
+          </w:tcPr>
+          <w:p>
+            <w:r/>
+            <w:r>
+              <w:rPr/>
+              <w:t>1.25x</w:t>
+            </w:r>
+          </w:p>
+        </w:tc>
+      </w:tr>
+      <w:tr>
+        <w:tc>
+          <w:tcPr>
+            <w:tcW w:type="dxa" w:w="2160"/>
+            <w:shd w:val="clear" w:color="auto" w:fill="F4F6FA"/>
+          </w:tcPr>
+          <w:p>
+            <w:r/>
+            <w:r>
+              <w:rPr/>
+              <w:t>7 to 9</w:t>
+            </w:r>
+          </w:p>
+        </w:tc>
+        <w:tc>
+          <w:tcPr>
+            <w:tcW w:type="dxa" w:w="2160"/>
+            <w:shd w:val="clear" w:color="auto" w:fill="F4F6FA"/>
+          </w:tcPr>
+          <w:p>
+            <w:r/>
+            <w:r>
+              <w:rPr/>
+              <w:t>Long</w:t>
+            </w:r>
+          </w:p>
+        </w:tc>
+        <w:tc>
+          <w:tcPr>
+            <w:tcW w:type="dxa" w:w="2160"/>
+            <w:shd w:val="clear" w:color="auto" w:fill="F4F6FA"/>
+          </w:tcPr>
+          <w:p>
+            <w:r/>
+            <w:r>
+              <w:rPr/>
+              <w:t>Bullish</w:t>
+            </w:r>
+          </w:p>
+        </w:tc>
+        <w:tc>
+          <w:tcPr>
+            <w:tcW w:type="dxa" w:w="2160"/>
+            <w:shd w:val="clear" w:color="auto" w:fill="F4F6FA"/>
+          </w:tcPr>
+          <w:p>
+            <w:r/>
+            <w:r>
+              <w:rPr/>
+              <w:t>1.10x</w:t>
+            </w:r>
+          </w:p>
+        </w:tc>
+      </w:tr>
+      <w:tr>
+        <w:tc>
+          <w:tcPr>
+            <w:tcW w:type="dxa" w:w="2160"/>
+          </w:tcPr>
+          <w:p>
+            <w:r/>
+            <w:r>
+              <w:rPr/>
+              <w:t>5 to 7</w:t>
+            </w:r>
+          </w:p>
+        </w:tc>
+        <w:tc>
+          <w:tcPr>
+            <w:tcW w:type="dxa" w:w="2160"/>
+          </w:tcPr>
+          <w:p>
+            <w:r/>
+            <w:r>
+              <w:rPr/>
+              <w:t>Neutral</w:t>
+            </w:r>
+          </w:p>
+        </w:tc>
+        <w:tc>
+          <w:tcPr>
+            <w:tcW w:type="dxa" w:w="2160"/>
+          </w:tcPr>
+          <w:p>
+            <w:r/>
+            <w:r>
+              <w:rPr/>
+              <w:t>Neutral</w:t>
+            </w:r>
+          </w:p>
+        </w:tc>
+        <w:tc>
+          <w:tcPr>
+            <w:tcW w:type="dxa" w:w="2160"/>
+          </w:tcPr>
+          <w:p>
+            <w:r/>
+            <w:r>
+              <w:rPr/>
+              <w:t>1.00x</w:t>
+            </w:r>
+          </w:p>
+        </w:tc>
+      </w:tr>
+      <w:tr>
+        <w:tc>
+          <w:tcPr>
+            <w:tcW w:type="dxa" w:w="2160"/>
+            <w:shd w:val="clear" w:color="auto" w:fill="F4F6FA"/>
+          </w:tcPr>
+          <w:p>
+            <w:r/>
+            <w:r>
+              <w:rPr/>
+              <w:t>3 to 5</w:t>
+            </w:r>
+          </w:p>
+        </w:tc>
+        <w:tc>
+          <w:tcPr>
+            <w:tcW w:type="dxa" w:w="2160"/>
+            <w:shd w:val="clear" w:color="auto" w:fill="F4F6FA"/>
+          </w:tcPr>
+          <w:p>
+            <w:r/>
+            <w:r>
+              <w:rPr/>
+              <w:t>Cautious</w:t>
+            </w:r>
+          </w:p>
+        </w:tc>
+        <w:tc>
+          <w:tcPr>
+            <w:tcW w:type="dxa" w:w="2160"/>
+            <w:shd w:val="clear" w:color="auto" w:fill="F4F6FA"/>
+          </w:tcPr>
+          <w:p>
+            <w:r/>
+            <w:r>
+              <w:rPr/>
+              <w:t>Bearish</w:t>
+            </w:r>
+          </w:p>
+        </w:tc>
+        <w:tc>
+          <w:tcPr>
+            <w:tcW w:type="dxa" w:w="2160"/>
+            <w:shd w:val="clear" w:color="auto" w:fill="F4F6FA"/>
+          </w:tcPr>
+          <w:p>
+            <w:r/>
+            <w:r>
+              <w:rPr/>
+              <w:t>0.85x</w:t>
+            </w:r>
+          </w:p>
+        </w:tc>
+      </w:tr>
+      <w:tr>
+        <w:tc>
+          <w:tcPr>
+            <w:tcW w:type="dxa" w:w="2160"/>
+          </w:tcPr>
+          <w:p>
+            <w:r/>
+            <w:r>
+              <w:rPr/>
+              <w:t>below 3</w:t>
+            </w:r>
+          </w:p>
+        </w:tc>
+        <w:tc>
+          <w:tcPr>
+            <w:tcW w:type="dxa" w:w="2160"/>
+          </w:tcPr>
+          <w:p>
+            <w:r/>
+            <w:r>
+              <w:rPr/>
+              <w:t>Short</w:t>
+            </w:r>
+          </w:p>
+        </w:tc>
+        <w:tc>
+          <w:tcPr>
+            <w:tcW w:type="dxa" w:w="2160"/>
+          </w:tcPr>
+          <w:p>
+            <w:r/>
+            <w:r>
+              <w:rPr/>
+              <w:t>Strong Bear</w:t>
+            </w:r>
+          </w:p>
+        </w:tc>
+        <w:tc>
+          <w:tcPr>
+            <w:tcW w:type="dxa" w:w="2160"/>
+          </w:tcPr>
+          <w:p>
+            <w:r/>
+            <w:r>
+              <w:rPr/>
+              <w:t>0.70x</w:t>
+            </w:r>
+          </w:p>
+        </w:tc>
+      </w:tr>
+      <w:tr>
+        <w:tc>
+          <w:tcPr>
+            <w:tcW w:type="dxa" w:w="2160"/>
+            <w:shd w:val="clear" w:color="auto" w:fill="F4F6FA"/>
+          </w:tcPr>
+          <w:p>
+            <w:r/>
+            <w:r>
+              <w:rPr/>
+              <w:t xml:space="preserve">rate-of-change readings (3-day, 5-day, 20-day z-score) and a </w:t>
+            </w:r>
+            <w:r>
+              <w:rPr>
+                <w:b/>
+              </w:rPr>
+              <w:t>divergence</w:t>
+            </w:r>
+            <w:r>
+              <w:rPr/>
+              <w:t xml:space="preserve"> line that</w:t>
+            </w:r>
+          </w:p>
+        </w:tc>
+        <w:tc>
+          <w:tcPr>
+            <w:tcW w:type="dxa" w:w="2160"/>
+            <w:shd w:val="clear" w:color="auto" w:fill="F4F6FA"/>
+          </w:tcPr>
+          <w:p>
+            <w:r/>
+          </w:p>
+        </w:tc>
+        <w:tc>
+          <w:tcPr>
+            <w:tcW w:type="dxa" w:w="2160"/>
+            <w:shd w:val="clear" w:color="auto" w:fill="F4F6FA"/>
+          </w:tcPr>
+          <w:p>
+            <w:r/>
+          </w:p>
+        </w:tc>
+        <w:tc>
+          <w:tcPr>
+            <w:tcW w:type="dxa" w:w="2160"/>
+            <w:shd w:val="clear" w:color="auto" w:fill="F4F6FA"/>
+          </w:tcPr>
+          <w:p>
+            <w:r/>
+          </w:p>
+        </w:tc>
+      </w:tr>
+      <w:tr>
+        <w:tc>
+          <w:tcPr>
+            <w:tcW w:type="dxa" w:w="2160"/>
+          </w:tcPr>
+          <w:p>
+            <w:r/>
+            <w:r>
+              <w:rPr/>
+              <w:t>names which two components disagree — a divergence is a low-conviction warning, not a</w:t>
+            </w:r>
+          </w:p>
+        </w:tc>
+        <w:tc>
+          <w:tcPr>
+            <w:tcW w:type="dxa" w:w="2160"/>
+          </w:tcPr>
+          <w:p>
+            <w:r/>
+          </w:p>
+        </w:tc>
+        <w:tc>
+          <w:tcPr>
+            <w:tcW w:type="dxa" w:w="2160"/>
+          </w:tcPr>
+          <w:p>
+            <w:r/>
+          </w:p>
+        </w:tc>
+        <w:tc>
+          <w:tcPr>
+            <w:tcW w:type="dxa" w:w="2160"/>
+          </w:tcPr>
+          <w:p>
+            <w:r/>
+          </w:p>
+        </w:tc>
+      </w:tr>
+      <w:tr>
+        <w:tc>
+          <w:tcPr>
+            <w:tcW w:type="dxa" w:w="2160"/>
+            <w:shd w:val="clear" w:color="auto" w:fill="F4F6FA"/>
+          </w:tcPr>
+          <w:p>
+            <w:r/>
+            <w:r>
+              <w:rPr/>
+              <w:t>signal.</w:t>
+            </w:r>
+          </w:p>
+        </w:tc>
+        <w:tc>
+          <w:tcPr>
+            <w:tcW w:type="dxa" w:w="2160"/>
+            <w:shd w:val="clear" w:color="auto" w:fill="F4F6FA"/>
+          </w:tcPr>
+          <w:p>
+            <w:r/>
+          </w:p>
+        </w:tc>
+        <w:tc>
+          <w:tcPr>
+            <w:tcW w:type="dxa" w:w="2160"/>
+            <w:shd w:val="clear" w:color="auto" w:fill="F4F6FA"/>
+          </w:tcPr>
+          <w:p>
+            <w:r/>
+          </w:p>
+        </w:tc>
+        <w:tc>
+          <w:tcPr>
+            <w:tcW w:type="dxa" w:w="2160"/>
+            <w:shd w:val="clear" w:color="auto" w:fill="F4F6FA"/>
+          </w:tcPr>
+          <w:p>
+            <w:r/>
+          </w:p>
+        </w:tc>
+      </w:tr>
+    </w:tbl>
+    <w:p/>
     <w:p>
       <w:r>
         <w:rPr>

--- a/docs/manuals/reference-guide/reference-guide.docx
+++ b/docs/manuals/reference-guide/reference-guide.docx
@@ -2514,6 +2514,38 @@
     </w:p>
     <w:p>
       <w:r>
+        <w:rPr>
+          <w:b/>
+        </w:rPr>
+        <w:t>Hover Bias, Signal or the regime word</w:t>
+      </w:r>
+      <w:r>
+        <w:rPr/>
+        <w:t xml:space="preserve"> and a sentence explains what it means —</w:t>
+        <w:br/>
+        <w:t>for Bias, the position size that band implies; for the regime word, what tends to</w:t>
+        <w:br/>
+        <w:t>work while the tape is in it. The regime hover is the same table the Market</w:t>
+        <w:br/>
+        <w:t xml:space="preserve">Regime Console's dial uses on </w:t>
+      </w:r>
+      <w:r>
+        <w:rPr>
+          <w:rFonts w:ascii="Consolas" w:hAnsi="Consolas"/>
+          <w:color w:val="334455"/>
+          <w:sz w:val="19"/>
+        </w:rPr>
+        <w:t>/sentiment</w:t>
+      </w:r>
+      <w:r>
+        <w:rPr/>
+        <w:t>, so the two screens never explain the</w:t>
+        <w:br/>
+        <w:t>same word two different ways.</w:t>
+      </w:r>
+    </w:p>
+    <w:p>
+      <w:r>
         <w:rPr/>
         <w:t xml:space="preserve">Note the strip shows </w:t>
       </w:r>
@@ -2852,6 +2884,162 @@
       <w:r>
         <w:rPr/>
         <w:t xml:space="preserve"> does not.</w:t>
+      </w:r>
+    </w:p>
+    <w:p>
+      <w:r>
+        <w:rPr>
+          <w:b/>
+        </w:rPr>
+        <w:t>Market Summary.</w:t>
+      </w:r>
+      <w:r>
+        <w:rPr/>
+        <w:t xml:space="preserve"> Full width, across the bottom. One Claude-written sentence (at</w:t>
+        <w:br/>
+        <w:t>most two, at most 350 characters) consolidating the six readings above it —</w:t>
+        <w:br/>
+        <w:t>Sentiment, Trend, Bias, Signal, Regime, Bull/Bear — and closing with a trading</w:t>
+        <w:br/>
+        <w:t xml:space="preserve">posture, next to an </w:t>
+      </w:r>
+      <w:r>
+        <w:rPr>
+          <w:b/>
+        </w:rPr>
+        <w:t>"as of HH:MM CT"</w:t>
+      </w:r>
+      <w:r>
+        <w:rPr/>
+        <w:t xml:space="preserve"> timestamp.</w:t>
+      </w:r>
+    </w:p>
+    <w:p>
+      <w:r>
+        <w:rPr/>
+        <w:t xml:space="preserve">It is written </w:t>
+      </w:r>
+      <w:r>
+        <w:rPr>
+          <w:b/>
+        </w:rPr>
+        <w:t>on change, not on a clock</w:t>
+      </w:r>
+      <w:r>
+        <w:rPr/>
+        <w:t xml:space="preserve">: </w:t>
+      </w:r>
+      <w:r>
+        <w:rPr>
+          <w:rFonts w:ascii="Consolas" w:hAnsi="Consolas"/>
+          <w:color w:val="334455"/>
+          <w:sz w:val="19"/>
+        </w:rPr>
+        <w:t>market_svc</w:t>
+      </w:r>
+      <w:r>
+        <w:rPr/>
+        <w:t xml:space="preserve"> builds a fingerprint of</w:t>
+        <w:br/>
+        <w:t>the six readings at display resolution on every poll, and writes a new sentence</w:t>
+        <w:br/>
+        <w:t>only when that fingerprint differs from the one the current sentence was written</w:t>
+        <w:br/>
+        <w:t>from, at least ten minutes have passed since the last attempt, and fewer than</w:t>
+        <w:br/>
+        <w:t>thirty attempts have been made that day. A sentence that sat unchanged for an hour</w:t>
+        <w:br/>
+        <w:t>means nothing new crossed the display thresholds, not that the app is stuck.</w:t>
+      </w:r>
+    </w:p>
+    <w:p>
+      <w:r>
+        <w:rPr/>
+        <w:t xml:space="preserve">Underneath the sentence sit </w:t>
+      </w:r>
+      <w:r>
+        <w:rPr>
+          <w:b/>
+        </w:rPr>
+        <w:t>six live chips</w:t>
+      </w:r>
+      <w:r>
+        <w:rPr/>
+        <w:t xml:space="preserve"> — SENTIMENT, TREND, BIAS, SIGNAL,</w:t>
+        <w:br/>
+        <w:t>REGIME, BULL/BEAR — reading off the same views the top strip and the Bull/Bear</w:t>
+        <w:br/>
+        <w:t>strip already poll, so they are current even while the sentence above them lags</w:t>
+        <w:br/>
+        <w:t>behind. Hovering a chip opens the same hover its counterpart uses elsewhere on the</w:t>
+        <w:br/>
+        <w:t>page; the Sentiment chip's own hover reads "The sentiment composite, 0–10.</w:t>
+        <w:br/>
+        <w:t>Contrarian: a higher score means more fear, which this model reads as</w:t>
+        <w:br/>
+        <w:t>opportunity." and the Bull/Bear chip's hover lists every quadrant's count and</w:t>
+        <w:br/>
+        <w:t>which horizon (today or the quarter) it was counted on.</w:t>
+      </w:r>
+    </w:p>
+    <w:p>
+      <w:r>
+        <w:rPr/>
+        <w:t xml:space="preserve">A dim </w:t>
+      </w:r>
+      <w:r>
+        <w:rPr>
+          <w:b/>
+        </w:rPr>
+        <w:t>"Readings have changed since this was written."</w:t>
+      </w:r>
+      <w:r>
+        <w:rPr/>
+        <w:t xml:space="preserve"> line appears under the</w:t>
+        <w:br/>
+        <w:t>chips when a chip's word, or the Bull/Bear count, differs from what the sentence</w:t>
+        <w:br/>
+        <w:t>was written from — a fact about the gap between the two, not a promise that a</w:t>
+        <w:br/>
+        <w:t>refresh is imminent. Before any sentence has ever been written — a fresh restart,</w:t>
+        <w:br/>
+        <w:t xml:space="preserve">or no Claude key configured — the frame reads </w:t>
+      </w:r>
+      <w:r>
+        <w:rPr>
+          <w:b/>
+        </w:rPr>
+        <w:t>"No summary yet — one is written</w:t>
+        <w:br/>
+        <w:t>when the readings next change."</w:t>
+      </w:r>
+    </w:p>
+    <w:p>
+      <w:r>
+        <w:rPr/>
+        <w:t xml:space="preserve">The same frame renders on the </w:t>
+      </w:r>
+      <w:r>
+        <w:rPr>
+          <w:b/>
+        </w:rPr>
+        <w:t>public live Desk</w:t>
+      </w:r>
+      <w:r>
+        <w:rPr/>
+        <w:t xml:space="preserve"> (</w:t>
+      </w:r>
+      <w:r>
+        <w:rPr>
+          <w:rFonts w:ascii="Consolas" w:hAnsi="Consolas"/>
+          <w:color w:val="334455"/>
+          <w:sz w:val="19"/>
+        </w:rPr>
+        <w:t>live.neuralstrike.co</w:t>
+      </w:r>
+      <w:r>
+        <w:rPr/>
+        <w:t>).</w:t>
       </w:r>
     </w:p>
     <w:p>
@@ -11255,6 +11443,419 @@
         <w:rPr>
           <w:b/>
         </w:rPr>
+        <w:t>Hover the regime word on the dial</w:t>
+      </w:r>
+      <w:r>
+        <w:rPr/>
+        <w:t xml:space="preserve"> and a sentence explains what it means and what</w:t>
+        <w:br/>
+        <w:t>tends to work in it — every word the console can print, including the direction</w:t>
+        <w:br/>
+        <w:t xml:space="preserve">adornments and </w:t>
+      </w:r>
+      <w:r>
+        <w:rPr>
+          <w:i/>
+        </w:rPr>
+        <w:t>Unclear</w:t>
+      </w:r>
+      <w:r>
+        <w:rPr/>
+        <w:t>:</w:t>
+      </w:r>
+    </w:p>
+    <w:tbl>
+      <w:tblPr>
+        <w:tblW w:type="auto" w:w="0"/>
+        <w:jc w:val="left"/>
+        <w:tblLayout w:type="autofit"/>
+        <w:tblLook w:firstColumn="1" w:firstRow="1" w:lastColumn="0" w:lastRow="0" w:noHBand="0" w:noVBand="1" w:val="04A0"/>
+        <w:tblBorders>
+          <w:top w:val="single" w:sz="4" w:space="0" w:color="D8DEE9"/>
+          <w:left w:val="single" w:sz="4" w:space="0" w:color="D8DEE9"/>
+          <w:bottom w:val="single" w:sz="4" w:space="0" w:color="D8DEE9"/>
+          <w:right w:val="single" w:sz="4" w:space="0" w:color="D8DEE9"/>
+          <w:insideH w:val="single" w:sz="4" w:space="0" w:color="D8DEE9"/>
+          <w:insideV w:val="single" w:sz="4" w:space="0" w:color="D8DEE9"/>
+        </w:tblBorders>
+      </w:tblPr>
+      <w:tblGrid>
+        <w:gridCol w:w="4320"/>
+        <w:gridCol w:w="4320"/>
+      </w:tblGrid>
+      <w:tr>
+        <w:tc>
+          <w:tcPr>
+            <w:tcW w:type="dxa" w:w="4320"/>
+            <w:shd w:val="clear" w:color="auto" w:fill="EAF2FB"/>
+          </w:tcPr>
+          <w:p>
+            <w:r>
+              <w:rPr>
+                <w:b/>
+              </w:rPr>
+            </w:r>
+            <w:r>
+              <w:rPr>
+                <w:b/>
+              </w:rPr>
+              <w:t>Word</w:t>
+            </w:r>
+          </w:p>
+        </w:tc>
+        <w:tc>
+          <w:tcPr>
+            <w:tcW w:type="dxa" w:w="4320"/>
+            <w:shd w:val="clear" w:color="auto" w:fill="EAF2FB"/>
+          </w:tcPr>
+          <w:p>
+            <w:r>
+              <w:rPr>
+                <w:b/>
+              </w:rPr>
+            </w:r>
+            <w:r>
+              <w:rPr>
+                <w:b/>
+              </w:rPr>
+              <w:t>The picture (the hover text)</w:t>
+            </w:r>
+          </w:p>
+        </w:tc>
+      </w:tr>
+      <w:tr>
+        <w:tc>
+          <w:tcPr>
+            <w:tcW w:type="dxa" w:w="4320"/>
+          </w:tcPr>
+          <w:p>
+            <w:r/>
+            <w:r>
+              <w:rPr>
+                <w:b/>
+              </w:rPr>
+              <w:t>Balanced</w:t>
+            </w:r>
+          </w:p>
+        </w:tc>
+        <w:tc>
+          <w:tcPr>
+            <w:tcW w:type="dxa" w:w="4320"/>
+          </w:tcPr>
+          <w:p>
+            <w:r/>
+            <w:r>
+              <w:rPr/>
+              <w:t>Quiet, two-sided tape: price is sitting at its own average, trend strength is low, and dealers are dampening moves. Neutral premium selling — iron condors — fits best.</w:t>
+            </w:r>
+          </w:p>
+        </w:tc>
+      </w:tr>
+      <w:tr>
+        <w:tc>
+          <w:tcPr>
+            <w:tcW w:type="dxa" w:w="4320"/>
+            <w:shd w:val="clear" w:color="auto" w:fill="F4F6FA"/>
+          </w:tcPr>
+          <w:p>
+            <w:r/>
+            <w:r>
+              <w:rPr>
+                <w:b/>
+              </w:rPr>
+              <w:t>Trending</w:t>
+            </w:r>
+          </w:p>
+        </w:tc>
+        <w:tc>
+          <w:tcPr>
+            <w:tcW w:type="dxa" w:w="4320"/>
+            <w:shd w:val="clear" w:color="auto" w:fill="F4F6FA"/>
+          </w:tcPr>
+          <w:p>
+            <w:r/>
+            <w:r>
+              <w:rPr/>
+              <w:t>Price is moving with persistence, but the two direction reads disagree on which way, so no direction is named. Follow the move once it shows; avoid fading it.</w:t>
+            </w:r>
+          </w:p>
+        </w:tc>
+      </w:tr>
+      <w:tr>
+        <w:tc>
+          <w:tcPr>
+            <w:tcW w:type="dxa" w:w="4320"/>
+          </w:tcPr>
+          <w:p>
+            <w:r/>
+            <w:r>
+              <w:rPr>
+                <w:b/>
+              </w:rPr>
+              <w:t>Rallying</w:t>
+            </w:r>
+          </w:p>
+        </w:tc>
+        <w:tc>
+          <w:tcPr>
+            <w:tcW w:type="dxa" w:w="4320"/>
+          </w:tcPr>
+          <w:p>
+            <w:r/>
+            <w:r>
+              <w:rPr/>
+              <w:t>A steep, persistent move higher, confirmed by both the price slope and the Market Trend score. Follow it; don't sell calls into it.</w:t>
+            </w:r>
+          </w:p>
+        </w:tc>
+      </w:tr>
+      <w:tr>
+        <w:tc>
+          <w:tcPr>
+            <w:tcW w:type="dxa" w:w="4320"/>
+            <w:shd w:val="clear" w:color="auto" w:fill="F4F6FA"/>
+          </w:tcPr>
+          <w:p>
+            <w:r/>
+            <w:r>
+              <w:rPr>
+                <w:b/>
+              </w:rPr>
+              <w:t>Firming</w:t>
+            </w:r>
+          </w:p>
+        </w:tc>
+        <w:tc>
+          <w:tcPr>
+            <w:tcW w:type="dxa" w:w="4320"/>
+            <w:shd w:val="clear" w:color="auto" w:fill="F4F6FA"/>
+          </w:tcPr>
+          <w:p>
+            <w:r/>
+            <w:r>
+              <w:rPr/>
+              <w:t>A steady, gentle climb, confirmed by both the price slope and the Market Trend score. Follow the direction; avoid fading it.</w:t>
+            </w:r>
+          </w:p>
+        </w:tc>
+      </w:tr>
+      <w:tr>
+        <w:tc>
+          <w:tcPr>
+            <w:tcW w:type="dxa" w:w="4320"/>
+          </w:tcPr>
+          <w:p>
+            <w:r/>
+            <w:r>
+              <w:rPr>
+                <w:b/>
+              </w:rPr>
+              <w:t>Retreating</w:t>
+            </w:r>
+          </w:p>
+        </w:tc>
+        <w:tc>
+          <w:tcPr>
+            <w:tcW w:type="dxa" w:w="4320"/>
+          </w:tcPr>
+          <w:p>
+            <w:r/>
+            <w:r>
+              <w:rPr/>
+              <w:t>A steep, persistent move lower, confirmed by both the price slope and the Market Trend score. Follow it; don't sell puts into it.</w:t>
+            </w:r>
+          </w:p>
+        </w:tc>
+      </w:tr>
+      <w:tr>
+        <w:tc>
+          <w:tcPr>
+            <w:tcW w:type="dxa" w:w="4320"/>
+            <w:shd w:val="clear" w:color="auto" w:fill="F4F6FA"/>
+          </w:tcPr>
+          <w:p>
+            <w:r/>
+            <w:r>
+              <w:rPr>
+                <w:b/>
+              </w:rPr>
+              <w:t>Softening</w:t>
+            </w:r>
+          </w:p>
+        </w:tc>
+        <w:tc>
+          <w:tcPr>
+            <w:tcW w:type="dxa" w:w="4320"/>
+            <w:shd w:val="clear" w:color="auto" w:fill="F4F6FA"/>
+          </w:tcPr>
+          <w:p>
+            <w:r/>
+            <w:r>
+              <w:rPr/>
+              <w:t>A steady, gentle decline, confirmed by both the price slope and the Market Trend score. Follow the direction; avoid fading it.</w:t>
+            </w:r>
+          </w:p>
+        </w:tc>
+      </w:tr>
+      <w:tr>
+        <w:tc>
+          <w:tcPr>
+            <w:tcW w:type="dxa" w:w="4320"/>
+          </w:tcPr>
+          <w:p>
+            <w:r/>
+            <w:r>
+              <w:rPr>
+                <w:b/>
+              </w:rPr>
+              <w:t>Breakout</w:t>
+            </w:r>
+          </w:p>
+        </w:tc>
+        <w:tc>
+          <w:tcPr>
+            <w:tcW w:type="dxa" w:w="4320"/>
+          </w:tcPr>
+          <w:p>
+            <w:r/>
+            <w:r>
+              <w:rPr/>
+              <w:t>The range is expanding into new ground. Momentum trades fit; credit spreads against the move are dangerous.</w:t>
+            </w:r>
+          </w:p>
+        </w:tc>
+      </w:tr>
+      <w:tr>
+        <w:tc>
+          <w:tcPr>
+            <w:tcW w:type="dxa" w:w="4320"/>
+            <w:shd w:val="clear" w:color="auto" w:fill="F4F6FA"/>
+          </w:tcPr>
+          <w:p>
+            <w:r/>
+            <w:r>
+              <w:rPr>
+                <w:b/>
+              </w:rPr>
+              <w:t>Breakdown</w:t>
+            </w:r>
+          </w:p>
+        </w:tc>
+        <w:tc>
+          <w:tcPr>
+            <w:tcW w:type="dxa" w:w="4320"/>
+            <w:shd w:val="clear" w:color="auto" w:fill="F4F6FA"/>
+          </w:tcPr>
+          <w:p>
+            <w:r/>
+            <w:r>
+              <w:rPr/>
+              <w:t>The range is expanding to the downside. Momentum favors the downside; put credit spreads here are dangerous.</w:t>
+            </w:r>
+          </w:p>
+        </w:tc>
+      </w:tr>
+      <w:tr>
+        <w:tc>
+          <w:tcPr>
+            <w:tcW w:type="dxa" w:w="4320"/>
+          </w:tcPr>
+          <w:p>
+            <w:r/>
+            <w:r>
+              <w:rPr>
+                <w:b/>
+              </w:rPr>
+              <w:t>Whipsaw</w:t>
+            </w:r>
+          </w:p>
+        </w:tc>
+        <w:tc>
+          <w:tcPr>
+            <w:tcW w:type="dxa" w:w="4320"/>
+          </w:tcPr>
+          <w:p>
+            <w:r/>
+            <w:r>
+              <w:rPr/>
+              <w:t>Plenty of movement, no progress: failed breaks and two-sided wicks. The hardest regime — reduce size or stand aside.</w:t>
+            </w:r>
+          </w:p>
+        </w:tc>
+      </w:tr>
+      <w:tr>
+        <w:tc>
+          <w:tcPr>
+            <w:tcW w:type="dxa" w:w="4320"/>
+            <w:shd w:val="clear" w:color="auto" w:fill="F4F6FA"/>
+          </w:tcPr>
+          <w:p>
+            <w:r/>
+            <w:r>
+              <w:rPr>
+                <w:b/>
+              </w:rPr>
+              <w:t>Stressed</w:t>
+            </w:r>
+          </w:p>
+        </w:tc>
+        <w:tc>
+          <w:tcPr>
+            <w:tcW w:type="dxa" w:w="4320"/>
+            <w:shd w:val="clear" w:color="auto" w:fill="F4F6FA"/>
+          </w:tcPr>
+          <w:p>
+            <w:r/>
+            <w:r>
+              <w:rPr/>
+              <w:t>Fear is driving the tape: elevated VIX, an inverted volatility curve, gaps that don't fill. Premium is rich but the risk is real — defined risk only.</w:t>
+            </w:r>
+          </w:p>
+        </w:tc>
+      </w:tr>
+      <w:tr>
+        <w:tc>
+          <w:tcPr>
+            <w:tcW w:type="dxa" w:w="4320"/>
+          </w:tcPr>
+          <w:p>
+            <w:r/>
+            <w:r>
+              <w:rPr>
+                <w:b/>
+              </w:rPr>
+              <w:t>Unclear</w:t>
+            </w:r>
+          </w:p>
+        </w:tc>
+        <w:tc>
+          <w:tcPr>
+            <w:tcW w:type="dxa" w:w="4320"/>
+          </w:tcPr>
+          <w:p>
+            <w:r/>
+            <w:r>
+              <w:rPr/>
+              <w:t>No regime has enough evidence to name. Wait for one to form.</w:t>
+            </w:r>
+          </w:p>
+        </w:tc>
+      </w:tr>
+    </w:tbl>
+    <w:p/>
+    <w:p>
+      <w:r>
+        <w:rPr/>
+        <w:t>This is the same table the Desk's regime tile hovers from, so the two screens</w:t>
+        <w:br/>
+        <w:t>never explain one word two different ways.</w:t>
+      </w:r>
+    </w:p>
+    <w:p>
+      <w:r>
+        <w:rPr>
+          <w:b/>
+        </w:rPr>
         <w:t>Confidence and the share table.</w:t>
       </w:r>
       <w:r>
@@ -30736,7 +31337,7 @@
         <w:rPr>
           <w:b/>
         </w:rPr>
-        <w:t>Market summary ticker.</w:t>
+        <w:t>Show the ticker.</w:t>
       </w:r>
       <w:r>
         <w:rPr/>
@@ -30746,15 +31347,29 @@
         <w:rPr>
           <w:b/>
         </w:rPr>
-        <w:t>Turning</w:t>
-        <w:br/>
-        <w:t>it off also stops the Claude calls behind it</w:t>
-      </w:r>
-      <w:r>
-        <w:rPr/>
-        <w:t>, so this is a cost control as well as a</w:t>
-        <w:br/>
-        <w:t>display one.</w:t>
+        <w:t>Turning it off</w:t>
+        <w:br/>
+        <w:t>only hides the marquee</w:t>
+      </w:r>
+      <w:r>
+        <w:rPr/>
+        <w:t xml:space="preserve"> — the Claude-written sentence behind it also feeds the Desk's</w:t>
+        <w:br/>
+        <w:t xml:space="preserve">Market Summary frame, so </w:t>
+      </w:r>
+      <w:r>
+        <w:rPr>
+          <w:rFonts w:ascii="Consolas" w:hAnsi="Consolas"/>
+          <w:color w:val="334455"/>
+          <w:sz w:val="19"/>
+        </w:rPr>
+        <w:t>market_svc</w:t>
+      </w:r>
+      <w:r>
+        <w:rPr/>
+        <w:t xml:space="preserve"> keeps writing it, on change rather than on a</w:t>
+        <w:br/>
+        <w:t>clock, whether or not the marquee is showing.</w:t>
       </w:r>
     </w:p>
     <w:p>

--- a/docs/manuals/reference-guide/reference-guide.docx
+++ b/docs/manuals/reference-guide/reference-guide.docx
@@ -2911,7 +2911,23 @@
       </w:r>
       <w:r>
         <w:rPr/>
-        <w:t xml:space="preserve"> timestamp.</w:t>
+        <w:t xml:space="preserve"> timestamp. It is written in </w:t>
+      </w:r>
+      <w:r>
+        <w:rPr>
+          <w:b/>
+        </w:rPr>
+        <w:t>plain</w:t>
+        <w:br/>
+        <w:t>everyday English</w:t>
+      </w:r>
+      <w:r>
+        <w:rPr/>
+        <w:t>: it says what the readings mean rather than repeating the</w:t>
+        <w:br/>
+        <w:t>app's labels, scores or position sizes (the chips under it carry those), keeping</w:t>
+        <w:br/>
+        <w:t>only simple counts and standard options terms such as "put credit spreads".</w:t>
       </w:r>
     </w:p>
     <w:p>

--- a/docs/manuals/reference-guide/reference-guide.docx
+++ b/docs/manuals/reference-guide/reference-guide.docx
@@ -2897,11 +2897,11 @@
         <w:rPr/>
         <w:t xml:space="preserve"> Full width, across the bottom. One Claude-written sentence (at</w:t>
         <w:br/>
-        <w:t>most two, at most 350 characters) consolidating the six readings above it —</w:t>
-        <w:br/>
-        <w:t>Sentiment, Trend, Bias, Signal, Regime, Bull/Bear — and closing with a trading</w:t>
-        <w:br/>
-        <w:t xml:space="preserve">posture, next to an </w:t>
+        <w:t>most two, always shown complete — never cut off mid-sentence) consolidating the</w:t>
+        <w:br/>
+        <w:t>six readings above it — Sentiment, Trend, Bias, Signal, Regime, Bull/Bear — and</w:t>
+        <w:br/>
+        <w:t xml:space="preserve">closing with a trading posture, next to an </w:t>
       </w:r>
       <w:r>
         <w:rPr>
@@ -2911,23 +2911,41 @@
       </w:r>
       <w:r>
         <w:rPr/>
-        <w:t xml:space="preserve"> timestamp. It is written in </w:t>
-      </w:r>
-      <w:r>
-        <w:rPr>
-          <w:b/>
-        </w:rPr>
-        <w:t>plain</w:t>
-        <w:br/>
-        <w:t>everyday English</w:t>
-      </w:r>
-      <w:r>
-        <w:rPr/>
-        <w:t>: it says what the readings mean rather than repeating the</w:t>
-        <w:br/>
-        <w:t>app's labels, scores or position sizes (the chips under it carry those), keeping</w:t>
-        <w:br/>
-        <w:t>only simple counts and standard options terms such as "put credit spreads".</w:t>
+        <w:t xml:space="preserve"> timestamp. It is</w:t>
+        <w:br/>
+        <w:t xml:space="preserve">written in </w:t>
+      </w:r>
+      <w:r>
+        <w:rPr>
+          <w:b/>
+        </w:rPr>
+        <w:t>plain everyday English</w:t>
+      </w:r>
+      <w:r>
+        <w:rPr/>
+        <w:t>: it says what the readings mean rather than</w:t>
+        <w:br/>
+        <w:t>repeating the app's labels, scores or position sizes (the chips under it carry</w:t>
+        <w:br/>
+        <w:t>those), keeping only simple counts and standard options terms such as "put credit</w:t>
+        <w:br/>
+        <w:t xml:space="preserve">spreads". </w:t>
+      </w:r>
+      <w:r>
+        <w:rPr>
+          <w:b/>
+        </w:rPr>
+        <w:t>Accuracy comes first</w:t>
+      </w:r>
+      <w:r>
+        <w:rPr/>
+        <w:t>: the prompt states each strategy's real</w:t>
+        <w:br/>
+        <w:t>direction (a put credit spread is bullish-to-neutral, a call credit spread</w:t>
+        <w:br/>
+        <w:t>bearish-to-neutral), and a sentence that ties a credit spread to the wrong</w:t>
+        <w:br/>
+        <w:t>direction is withheld rather than shown — the previous sentence stays up.</w:t>
       </w:r>
     </w:p>
     <w:p>

--- a/docs/manuals/reference-guide/reference-guide.docx
+++ b/docs/manuals/reference-guide/reference-guide.docx
@@ -2895,13 +2895,11 @@
       </w:r>
       <w:r>
         <w:rPr/>
-        <w:t xml:space="preserve"> Full width, across the bottom. One Claude-written sentence (at</w:t>
-        <w:br/>
-        <w:t>most two, always shown complete — never cut off mid-sentence) consolidating the</w:t>
-        <w:br/>
-        <w:t>six readings above it — Sentiment, Trend, Bias, Signal, Regime, Bull/Bear — and</w:t>
-        <w:br/>
-        <w:t xml:space="preserve">closing with a trading posture, next to an </w:t>
+        <w:t xml:space="preserve"> Full width, across the bottom. A short read of the six</w:t>
+        <w:br/>
+        <w:t>readings above it — Sentiment, Trend, Bias, Signal, Regime, Bull/Bear — closing</w:t>
+        <w:br/>
+        <w:t xml:space="preserve">with a trading posture, next to an </w:t>
       </w:r>
       <w:r>
         <w:rPr>
@@ -2911,41 +2909,62 @@
       </w:r>
       <w:r>
         <w:rPr/>
-        <w:t xml:space="preserve"> timestamp. It is</w:t>
-        <w:br/>
-        <w:t xml:space="preserve">written in </w:t>
-      </w:r>
-      <w:r>
-        <w:rPr>
-          <w:b/>
-        </w:rPr>
-        <w:t>plain everyday English</w:t>
-      </w:r>
-      <w:r>
-        <w:rPr/>
-        <w:t>: it says what the readings mean rather than</w:t>
-        <w:br/>
-        <w:t>repeating the app's labels, scores or position sizes (the chips under it carry</w:t>
-        <w:br/>
-        <w:t>those), keeping only simple counts and standard options terms such as "put credit</w:t>
-        <w:br/>
-        <w:t xml:space="preserve">spreads". </w:t>
-      </w:r>
-      <w:r>
-        <w:rPr>
-          <w:b/>
-        </w:rPr>
-        <w:t>Accuracy comes first</w:t>
-      </w:r>
-      <w:r>
-        <w:rPr/>
-        <w:t>: the prompt states each strategy's real</w:t>
-        <w:br/>
-        <w:t>direction (a put credit spread is bullish-to-neutral, a call credit spread</w:t>
-        <w:br/>
-        <w:t>bearish-to-neutral), and a sentence that ties a credit spread to the wrong</w:t>
-        <w:br/>
-        <w:t>direction is withheld rather than shown — the previous sentence stays up.</w:t>
+        <w:t xml:space="preserve"> timestamp, always shown</w:t>
+        <w:br/>
+        <w:t xml:space="preserve">complete (never cut off mid-sentence). It is written in </w:t>
+      </w:r>
+      <w:r>
+        <w:rPr>
+          <w:b/>
+        </w:rPr>
+        <w:t>plain everyday</w:t>
+        <w:br/>
+        <w:t>English</w:t>
+      </w:r>
+      <w:r>
+        <w:rPr/>
+        <w:t>: it says what the readings mean rather than repeating the app's labels,</w:t>
+        <w:br/>
+        <w:t xml:space="preserve">scores or position sizes (the chips under it carry those). </w:t>
+      </w:r>
+      <w:r>
+        <w:rPr>
+          <w:b/>
+        </w:rPr>
+        <w:t>Accuracy comes</w:t>
+        <w:br/>
+        <w:t>first, so the app states the facts itself</w:t>
+      </w:r>
+      <w:r>
+        <w:rPr/>
+        <w:t>: each reading becomes one fixed</w:t>
+        <w:br/>
+        <w:t>plain-English statement written by the code ("Prices are drifting lower, but</w:t>
+        <w:br/>
+        <w:t>sellers are not pushing them."; "Today, 2 of the 11 sectors are rising and 9 are</w:t>
+        <w:br/>
+        <w:t>falling, and 6 are beating the S&amp;P 500."). Claude is given only those statements,</w:t>
+        <w:br/>
+        <w:t>joins them, and adds one closing posture. The app then checks the reply and</w:t>
+        <w:br/>
+      </w:r>
+      <w:r>
+        <w:rPr>
+          <w:b/>
+        </w:rPr>
+        <w:t>withholds it</w:t>
+      </w:r>
+      <w:r>
+        <w:rPr/>
+        <w:t xml:space="preserve"> — the previous summary stays up — if any statement is missing or</w:t>
+        <w:br/>
+        <w:t>reworded, if a sector count disagrees with the app's own, or if it ties a credit</w:t>
+        <w:br/>
+        <w:t>spread to the wrong direction (a put credit spread is bullish-to-neutral, a call</w:t>
+        <w:br/>
+        <w:t>credit spread bearish-to-neutral). The posture is the only part in Claude's own</w:t>
+        <w:br/>
+        <w:t>words.</w:t>
       </w:r>
     </w:p>
     <w:p>

--- a/docs/manuals/reference-guide/reference-guide.docx
+++ b/docs/manuals/reference-guide/reference-guide.docx
@@ -32,7 +32,7 @@
           <w:color w:val="5B6678"/>
           <w:sz w:val="18"/>
         </w:rPr>
-        <w:t>NeuralStrike · Generated 2026-09-10</w:t>
+        <w:t>NeuralStrike · Generated 2026-09-11</w:t>
       </w:r>
     </w:p>
     <w:p/>
@@ -8857,7 +8857,7 @@
             <w:r/>
             <w:r>
               <w:rPr/>
-              <w:t>Semis, biotech, software, retail, oil…</w:t>
+              <w:t>Semis, biotech, software, retail, oil, transports (IYT)…</w:t>
             </w:r>
           </w:p>
         </w:tc>

--- a/docs/manuals/reference-guide/reference-guide.docx
+++ b/docs/manuals/reference-guide/reference-guide.docx
@@ -18389,7 +18389,7 @@
     <w:p>
       <w:r>
         <w:rPr/>
-        <w:t xml:space="preserve">Fetch a snapshot for a symbol, pick a </w:t>
+        <w:t xml:space="preserve">Load a chain for a symbol, pick a </w:t>
       </w:r>
       <w:r>
         <w:rPr>
@@ -18413,13 +18413,55 @@
         <w:br/>
         <w:t>leg, the same widget the Calculator uses, in this page's navy rather than the</w:t>
         <w:br/>
-        <w:t>Calculator's near-black; the controls and the strategy sit side by side in one panel.</w:t>
-        <w:br/>
-        <w:t>The snapshot carries no Greeks, so the cards here show no per-leg delta, and the last</w:t>
-        <w:br/>
-        <w:t>leg cannot be removed (a position with no legs leaves the charts frozen on the previous</w:t>
-        <w:br/>
-        <w:t>sweep). Then use the three subtabs:</w:t>
+        <w:t>Calculator's near-black. The chain carries no per-contract Greeks, so the cards here</w:t>
+        <w:br/>
+        <w:t>show no per-leg delta, and the last leg cannot be removed (a position with no legs</w:t>
+        <w:br/>
+        <w:t>leaves the charts frozen on the previous sweep).</w:t>
+      </w:r>
+    </w:p>
+    <w:p>
+      <w:r>
+        <w:rPr/>
+        <w:t>The top panel has three columns: the symbol controls, the strategy and its legs, and</w:t>
+        <w:br/>
+        <w:t xml:space="preserve">six </w:t>
+      </w:r>
+      <w:r>
+        <w:rPr>
+          <w:b/>
+        </w:rPr>
+        <w:t>position tiles</w:t>
+      </w:r>
+      <w:r>
+        <w:rPr/>
+        <w:t xml:space="preserve"> — entry credit or debit, max profit, max loss, breakevens,</w:t>
+        <w:br/>
+        <w:t>delta as a share count, and theta per day. The expiry figures are the exact</w:t>
+        <w:br/>
+        <w:t>expiration payoff; they go blank, with the reason, when the legs expire on different</w:t>
+        <w:br/>
+        <w:t xml:space="preserve">dates. An </w:t>
+      </w:r>
+      <w:r>
+        <w:rPr>
+          <w:b/>
+        </w:rPr>
+        <w:t>Edited</w:t>
+      </w:r>
+      <w:r>
+        <w:rPr/>
+        <w:t xml:space="preserve"> chip and plain-sentence warnings flag a structure whose risk is</w:t>
+        <w:br/>
+        <w:t>not what its name suggests — the classic one being a short leg that outlives its</w:t>
+        <w:br/>
+        <w:t>long leg, which is uncovered from that date on.</w:t>
+      </w:r>
+    </w:p>
+    <w:p>
+      <w:r>
+        <w:rPr/>
+        <w:t>Then use the three subtabs:</w:t>
       </w:r>
     </w:p>
     <w:p>
@@ -18433,7 +18475,21 @@
         <w:rPr/>
         <w:t xml:space="preserve"> Re-prices the whole netted position along the underlying's recent actual</w:t>
         <w:br/>
-        <w:t>price path. Stacked panels show price plus the five Greeks, with a scrub cursor.</w:t>
+        <w:t xml:space="preserve">price path. Stacked panels show price, the position's own </w:t>
+      </w:r>
+      <w:r>
+        <w:rPr>
+          <w:b/>
+        </w:rPr>
+        <w:t>profit and loss</w:t>
+      </w:r>
+      <w:r>
+        <w:rPr/>
+        <w:t xml:space="preserve"> from the</w:t>
+        <w:br/>
+        <w:t>first bar, and four Greeks, over a dated axis; the scrub cursor's line states each</w:t>
+        <w:br/>
+        <w:t>bar's price, profit or loss and delta.</w:t>
       </w:r>
     </w:p>
     <w:p>
@@ -18488,10 +18544,21 @@
         <w:rPr>
           <w:b/>
         </w:rPr>
-        <w:t>Days passed</w:t>
-      </w:r>
-      <w:r>
-        <w:t xml:space="preserve"> fast-forwards time. Each leg decays on its own clock, so calendars</w:t>
+        <w:t>Time passed</w:t>
+      </w:r>
+      <w:r>
+        <w:t xml:space="preserve"> fast-forwards time, as far as the position's last expiry, with</w:t>
+        <w:br/>
+        <w:t xml:space="preserve">  </w:t>
+      </w:r>
+      <w:r>
+        <w:rPr>
+          <w:b/>
+        </w:rPr>
+        <w:t>Now / Halfway / Expiry</w:t>
+      </w:r>
+      <w:r>
+        <w:t xml:space="preserve"> jumps. Each leg decays on its own clock, so calendars</w:t>
         <w:br/>
         <w:t xml:space="preserve">  behave correctly and </w:t>
       </w:r>
@@ -18508,6 +18575,12 @@
     <w:p>
       <w:r>
         <w:rPr/>
+        <w:t>A line under the sliders reads the curve where they land — price, date, profit or loss.</w:t>
+      </w:r>
+    </w:p>
+    <w:p>
+      <w:r>
+        <w:rPr/>
         <w:t>Profit fills green above breakeven, loss fills red below. For a credit spread the</w:t>
         <w:br/>
         <w:t>profit caps at the net credit and the loss floors at width minus credit — matching the</w:t>
@@ -18534,7 +18607,11 @@
       </w:r>
       <w:r>
         <w:rPr/>
-        <w:t xml:space="preserve"> risk. This is the view that</w:t>
+        <w:t xml:space="preserve"> risk, as a table (today's</w:t>
+        <w:br/>
+        <w:t>volatility against the shocked one, with the change) under a one-line verdict. This is</w:t>
+        <w:br/>
+        <w:t>the view that</w:t>
         <w:br/>
         <w:t>explains losses people find inexplicable: a position can be correct on direction and</w:t>
         <w:br/>

--- a/docs/manuals/reference-guide/reference-guide.docx
+++ b/docs/manuals/reference-guide/reference-guide.docx
@@ -2069,20 +2069,18 @@
         <w:t>0–100 with higher meaning better</w:t>
       </w:r>
       <w:r>
-        <w:t>, except the sentiment composite,</w:t>
-        <w:br/>
-        <w:t xml:space="preserve">  which is </w:t>
-      </w:r>
-      <w:r>
-        <w:rPr>
-          <w:b/>
-        </w:rPr>
-        <w:t>0–10 and contrarian</w:t>
-      </w:r>
-      <w:r>
-        <w:t xml:space="preserve"> — high means fearful, which historically has been</w:t>
-        <w:br/>
-        <w:t xml:space="preserve">  the better time to sell premium.</w:t>
+        <w:t>. The sentiment composite runs</w:t>
+        <w:br/>
+        <w:t xml:space="preserve">  </w:t>
+      </w:r>
+      <w:r>
+        <w:rPr>
+          <w:b/>
+        </w:rPr>
+        <w:t>0–10</w:t>
+      </w:r>
+      <w:r>
+        <w:t>: high means calm, supportive conditions and low means stress.</w:t>
       </w:r>
     </w:p>
     <w:p>
@@ -3026,11 +3024,11 @@
         <w:br/>
         <w:t>behind. Hovering a chip opens the same hover its counterpart uses elsewhere on the</w:t>
         <w:br/>
-        <w:t>page; the Sentiment chip's own hover reads "The sentiment composite, 0–10.</w:t>
-        <w:br/>
-        <w:t>Contrarian: a higher score means more fear, which this model reads as</w:t>
-        <w:br/>
-        <w:t>opportunity." and the Bull/Bear chip's hover lists every quadrant's count and</w:t>
+        <w:t>page; the Sentiment chip's own hover reads "The sentiment composite, 0–10. A</w:t>
+        <w:br/>
+        <w:t>higher score means calmer, more supportive conditions (quieter volatility, more</w:t>
+        <w:br/>
+        <w:t>call buying, broader gains); a lower score means stress." and the Bull/Bear chip's hover lists every quadrant's count and</w:t>
         <w:br/>
         <w:t>which horizon (today or the quarter) it was counted on.</w:t>
       </w:r>
@@ -9444,41 +9442,23 @@
         <w:rPr>
           <w:b/>
         </w:rPr>
-        <w:t>The most important thing to understand: the sentiment score is contrarian.</w:t>
-      </w:r>
-      <w:r>
-        <w:rPr/>
-        <w:t xml:space="preserve"> It runs</w:t>
-        <w:br/>
-        <w:t xml:space="preserve">0–10, and </w:t>
-      </w:r>
-      <w:r>
-        <w:rPr>
-          <w:b/>
-        </w:rPr>
-        <w:t>high means fearful</w:t>
-      </w:r>
-      <w:r>
-        <w:rPr/>
-        <w:t>. A reading of 8 does not mean the market is happy; it</w:t>
-        <w:br/>
-        <w:t>means participants are defensive — buying puts, bidding volatility, rotating to</w:t>
-        <w:br/>
-        <w:t xml:space="preserve">defensives. Historically that has been the better environment to </w:t>
-      </w:r>
-      <w:r>
-        <w:rPr>
-          <w:i/>
-        </w:rPr>
-        <w:t>sell</w:t>
-      </w:r>
-      <w:r>
-        <w:rPr/>
-        <w:t xml:space="preserve"> premium, which</w:t>
-        <w:br/>
-        <w:t>is what this app is mostly built to do. A low reading means complacency, which is when</w:t>
-        <w:br/>
-        <w:t>selling premium pays least and hurts most.</w:t>
+        <w:t>The most important thing to understand: a high sentiment score means calm,</w:t>
+        <w:br/>
+        <w:t>supportive conditions — not fear.</w:t>
+      </w:r>
+      <w:r>
+        <w:rPr/>
+        <w:t xml:space="preserve"> It runs 0–10. A reading of 8 means volatility is</w:t>
+        <w:br/>
+        <w:t>quiet, options traders lean toward calls, most stocks are advancing and cyclical</w:t>
+        <w:br/>
+        <w:t>sectors are leading. A low reading means stress: volatility bid, heavy put buying, a</w:t>
+        <w:br/>
+        <w:t>weak tape, money rotating into defensives. Every input scores stress low. (Earlier</w:t>
+        <w:br/>
+        <w:t>versions of this guide called the scale contrarian, with high meaning fearful. That</w:t>
+        <w:br/>
+        <w:t>was backwards.)</w:t>
       </w:r>
     </w:p>
     <w:p>
@@ -10574,18 +10554,9 @@
         <w:br/>
         <w:t>and the word explains itself — including the same Bias word on the Sentiment card's</w:t>
         <w:br/>
-        <w:t>pill. Both words are bands of the one sentiment composite, and that scale is</w:t>
-        <w:br/>
-      </w:r>
-      <w:r>
-        <w:rPr>
-          <w:b/>
-        </w:rPr>
-        <w:t>contrarian</w:t>
-      </w:r>
-      <w:r>
-        <w:rPr/>
-        <w:t xml:space="preserve">: a </w:t>
+        <w:t>pill. Both words are bands of the one sentiment composite, where high means calm,</w:t>
+        <w:br/>
+        <w:t xml:space="preserve">supportive conditions: a </w:t>
       </w:r>
       <w:r>
         <w:rPr>
@@ -10595,9 +10566,9 @@
       </w:r>
       <w:r>
         <w:rPr/>
-        <w:t xml:space="preserve"> signal means the crowd is fearful, not that price is</w:t>
-        <w:br/>
-        <w:t>rising.</w:t>
+        <w:t xml:space="preserve"> signal describes a supportive backdrop — not fear,</w:t>
+        <w:br/>
+        <w:t>and not a promise that price will rise.</w:t>
       </w:r>
     </w:p>
     <w:tbl>

--- a/docs/manuals/reference-guide/reference-guide.docx
+++ b/docs/manuals/reference-guide/reference-guide.docx
@@ -2018,7 +2018,38 @@
         <w:t>0-DTE</w:t>
       </w:r>
       <w:r>
-        <w:t xml:space="preserve"> means expiring today.</w:t>
+        <w:t xml:space="preserve"> as a </w:t>
+      </w:r>
+      <w:r>
+        <w:rPr>
+          <w:i/>
+        </w:rPr>
+        <w:t>term</w:t>
+      </w:r>
+      <w:r>
+        <w:t xml:space="preserve"> means expiring today; the</w:t>
+        <w:br/>
+        <w:t xml:space="preserve">  Market Scanner's </w:t>
+      </w:r>
+      <w:r>
+        <w:rPr>
+          <w:b/>
+        </w:rPr>
+        <w:t>0-DTE tab</w:t>
+      </w:r>
+      <w:r>
+        <w:t xml:space="preserve"> is a wider bucket covering </w:t>
+      </w:r>
+      <w:r>
+        <w:rPr>
+          <w:b/>
+        </w:rPr>
+        <w:t>0–4 DTE</w:t>
+      </w:r>
+      <w:r>
+        <w:t>, so check the</w:t>
+        <w:br/>
+        <w:t xml:space="preserve">  Exp column rather than assuming same-day.</w:t>
       </w:r>
     </w:p>
     <w:p>
@@ -19132,7 +19163,27 @@
             <w:r/>
             <w:r>
               <w:rPr/>
-              <w:t>Same-day expirations. Fast, high-decay, unforgiving.</w:t>
+              <w:t xml:space="preserve">The </w:t>
+            </w:r>
+            <w:r>
+              <w:rPr>
+                <w:i/>
+              </w:rPr>
+              <w:t>short-dated</w:t>
+            </w:r>
+            <w:r>
+              <w:rPr/>
+              <w:t xml:space="preserve"> bucket: </w:t>
+            </w:r>
+            <w:r>
+              <w:rPr>
+                <w:b/>
+              </w:rPr>
+              <w:t>0 to 4 DTE</w:t>
+            </w:r>
+            <w:r>
+              <w:rPr/>
+              <w:t>, not only today. Fast, high-decay, unforgiving. Read the Exp column — a 3-DTE spread in this tab is held across sessions, and can straddle an earnings report.</w:t>
             </w:r>
           </w:p>
         </w:tc>
@@ -21604,13 +21655,53 @@
         <w:rPr/>
         <w:t>At 30–45 days a straddled earnings report is close to certain for most names, which is</w:t>
         <w:br/>
-        <w:t>why the gate matters more here than at any shorter horizon — and why the third state</w:t>
-        <w:br/>
-        <w:t>matters. A symbol the calendar has never heard of and a symbol it knows is clear both</w:t>
-        <w:br/>
-        <w:t>leave the date blank; collapsing them would let the gate fail open silently on exactly</w:t>
-        <w:br/>
-        <w:t>the names most likely to be traded.</w:t>
+        <w:t>why the gate bites hardest here — and why the third state matters. A symbol the calendar</w:t>
+        <w:br/>
+        <w:t>has never heard of and a symbol it knows is clear both leave the date blank; collapsing</w:t>
+        <w:br/>
+        <w:t>them would let the gate fail open silently on exactly the names most likely to be traded.</w:t>
+      </w:r>
+    </w:p>
+    <w:p>
+      <w:r>
+        <w:rPr/>
+        <w:t xml:space="preserve">The shorter windows are gated too, as of </w:t>
+      </w:r>
+      <w:r>
+        <w:rPr>
+          <w:b/>
+        </w:rPr>
+        <w:t>2026-09-09</w:t>
+      </w:r>
+      <w:r>
+        <w:rPr/>
+        <w:t>. They were not before: the live</w:t>
+        <w:br/>
+        <w:t>scan never handed the gate a date to check, so it was a no-op everywhere except here.</w:t>
+        <w:br/>
+        <w:t>The Market Scanner's swing signals, and every 0-DTE-bucket candidate that is not a</w:t>
+        <w:br/>
+      </w:r>
+      <w:r>
+        <w:rPr>
+          <w:i/>
+        </w:rPr>
+        <w:t>same-day</w:t>
+      </w:r>
+      <w:r>
+        <w:rPr/>
+        <w:t xml:space="preserve"> expiry, now consult the same calendar. This screen remains the only one that</w:t>
+        <w:br/>
+      </w:r>
+      <w:r>
+        <w:rPr>
+          <w:b/>
+        </w:rPr>
+        <w:t>shows</w:t>
+      </w:r>
+      <w:r>
+        <w:rPr/>
+        <w:t xml:space="preserve"> you the three-state answer; the others simply drop what straddles a report.</w:t>
       </w:r>
     </w:p>
     <w:p>
@@ -24241,35 +24332,370 @@
       </w:pPr>
       <w:r>
         <w:rPr/>
-        <w:t>Why it matters</w:t>
-      </w:r>
-    </w:p>
-    <w:p>
-      <w:r>
-        <w:rPr/>
-        <w:t>This is the app's mechanical baseline. The engine applies the same rules every time</w:t>
-        <w:br/>
-        <w:t>without hesitation, fear or improvisation — so comparing it against your hand-kept</w:t>
-        <w:br/>
-        <w:t xml:space="preserve">ledger tells you something specific: whether your discretion </w:t>
-      </w:r>
-      <w:r>
-        <w:rPr>
-          <w:b/>
-        </w:rPr>
-        <w:t>adds</w:t>
-      </w:r>
-      <w:r>
-        <w:rPr/>
-        <w:t xml:space="preserve"> value over the</w:t>
-        <w:br/>
-        <w:t>rules, or subtracts it. That is an uncomfortable comparison and a genuinely useful one.</w:t>
-      </w:r>
-    </w:p>
-    <w:p>
-      <w:r>
-        <w:rPr/>
-        <w:t>The fills log is also the best available audit trail when a position behaves unexpectedly.</w:t>
+        <w:t>What the engine will refuse</w:t>
+      </w:r>
+    </w:p>
+    <w:p>
+      <w:r>
+        <w:rPr/>
+        <w:t>Five limits. The first four each refuse a single trade; the fifth</w:t>
+        <w:br/>
+        <w:t>stops the day.</w:t>
+      </w:r>
+    </w:p>
+    <w:tbl>
+      <w:tblPr>
+        <w:tblW w:type="auto" w:w="0"/>
+        <w:jc w:val="left"/>
+        <w:tblLayout w:type="autofit"/>
+        <w:tblLook w:firstColumn="1" w:firstRow="1" w:lastColumn="0" w:lastRow="0" w:noHBand="0" w:noVBand="1" w:val="04A0"/>
+        <w:tblBorders>
+          <w:top w:val="single" w:sz="4" w:space="0" w:color="D8DEE9"/>
+          <w:left w:val="single" w:sz="4" w:space="0" w:color="D8DEE9"/>
+          <w:bottom w:val="single" w:sz="4" w:space="0" w:color="D8DEE9"/>
+          <w:right w:val="single" w:sz="4" w:space="0" w:color="D8DEE9"/>
+          <w:insideH w:val="single" w:sz="4" w:space="0" w:color="D8DEE9"/>
+          <w:insideV w:val="single" w:sz="4" w:space="0" w:color="D8DEE9"/>
+        </w:tblBorders>
+      </w:tblPr>
+      <w:tblGrid>
+        <w:gridCol w:w="2880"/>
+        <w:gridCol w:w="2880"/>
+        <w:gridCol w:w="2880"/>
+      </w:tblGrid>
+      <w:tr>
+        <w:tc>
+          <w:tcPr>
+            <w:tcW w:type="dxa" w:w="2880"/>
+            <w:shd w:val="clear" w:color="auto" w:fill="EAF2FB"/>
+          </w:tcPr>
+          <w:p>
+            <w:r>
+              <w:rPr>
+                <w:b/>
+              </w:rPr>
+            </w:r>
+            <w:r>
+              <w:rPr>
+                <w:b/>
+              </w:rPr>
+              <w:t>Limit</w:t>
+            </w:r>
+          </w:p>
+        </w:tc>
+        <w:tc>
+          <w:tcPr>
+            <w:tcW w:type="dxa" w:w="2880"/>
+            <w:shd w:val="clear" w:color="auto" w:fill="EAF2FB"/>
+          </w:tcPr>
+          <w:p>
+            <w:r>
+              <w:rPr>
+                <w:b/>
+              </w:rPr>
+            </w:r>
+            <w:r>
+              <w:rPr>
+                <w:b/>
+              </w:rPr>
+              <w:t>Default</w:t>
+            </w:r>
+          </w:p>
+        </w:tc>
+        <w:tc>
+          <w:tcPr>
+            <w:tcW w:type="dxa" w:w="2880"/>
+            <w:shd w:val="clear" w:color="auto" w:fill="EAF2FB"/>
+          </w:tcPr>
+          <w:p>
+            <w:r>
+              <w:rPr>
+                <w:b/>
+              </w:rPr>
+            </w:r>
+            <w:r>
+              <w:rPr>
+                <w:b/>
+              </w:rPr>
+              <w:t>Refuses</w:t>
+            </w:r>
+          </w:p>
+        </w:tc>
+      </w:tr>
+      <w:tr>
+        <w:tc>
+          <w:tcPr>
+            <w:tcW w:type="dxa" w:w="2880"/>
+          </w:tcPr>
+          <w:p>
+            <w:r/>
+            <w:r>
+              <w:rPr/>
+              <w:t>Risk per trade</w:t>
+            </w:r>
+          </w:p>
+        </w:tc>
+        <w:tc>
+          <w:tcPr>
+            <w:tcW w:type="dxa" w:w="2880"/>
+          </w:tcPr>
+          <w:p>
+            <w:r/>
+            <w:r>
+              <w:rPr/>
+              <w:t>$250</w:t>
+            </w:r>
+          </w:p>
+        </w:tc>
+        <w:tc>
+          <w:tcPr>
+            <w:tcW w:type="dxa" w:w="2880"/>
+          </w:tcPr>
+          <w:p>
+            <w:r/>
+            <w:r>
+              <w:rPr/>
+              <w:t>A spread whose single contract already exceeds the cap</w:t>
+            </w:r>
+          </w:p>
+        </w:tc>
+      </w:tr>
+      <w:tr>
+        <w:tc>
+          <w:tcPr>
+            <w:tcW w:type="dxa" w:w="2880"/>
+            <w:shd w:val="clear" w:color="auto" w:fill="F4F6FA"/>
+          </w:tcPr>
+          <w:p>
+            <w:r/>
+            <w:r>
+              <w:rPr>
+                <w:b/>
+              </w:rPr>
+              <w:t>Positions in one symbol</w:t>
+            </w:r>
+          </w:p>
+        </w:tc>
+        <w:tc>
+          <w:tcPr>
+            <w:tcW w:type="dxa" w:w="2880"/>
+            <w:shd w:val="clear" w:color="auto" w:fill="F4F6FA"/>
+          </w:tcPr>
+          <w:p>
+            <w:r/>
+            <w:r>
+              <w:rPr>
+                <w:b/>
+              </w:rPr>
+              <w:t>3</w:t>
+            </w:r>
+          </w:p>
+        </w:tc>
+        <w:tc>
+          <w:tcPr>
+            <w:tcW w:type="dxa" w:w="2880"/>
+            <w:shd w:val="clear" w:color="auto" w:fill="F4F6FA"/>
+          </w:tcPr>
+          <w:p>
+            <w:r/>
+            <w:r>
+              <w:rPr/>
+              <w:t>A fourth open position in the same underlying</w:t>
+            </w:r>
+          </w:p>
+        </w:tc>
+      </w:tr>
+      <w:tr>
+        <w:tc>
+          <w:tcPr>
+            <w:tcW w:type="dxa" w:w="2880"/>
+          </w:tcPr>
+          <w:p>
+            <w:r/>
+            <w:r>
+              <w:rPr>
+                <w:b/>
+              </w:rPr>
+              <w:t>Risk in one symbol</w:t>
+            </w:r>
+          </w:p>
+        </w:tc>
+        <w:tc>
+          <w:tcPr>
+            <w:tcW w:type="dxa" w:w="2880"/>
+          </w:tcPr>
+          <w:p>
+            <w:r/>
+            <w:r>
+              <w:rPr>
+                <w:b/>
+              </w:rPr>
+              <w:t>$750</w:t>
+            </w:r>
+          </w:p>
+        </w:tc>
+        <w:tc>
+          <w:tcPr>
+            <w:tcW w:type="dxa" w:w="2880"/>
+          </w:tcPr>
+          <w:p>
+            <w:r/>
+            <w:r>
+              <w:rPr/>
+              <w:t>An entry that would push one name's summed max loss past the cap</w:t>
+            </w:r>
+          </w:p>
+        </w:tc>
+      </w:tr>
+      <w:tr>
+        <w:tc>
+          <w:tcPr>
+            <w:tcW w:type="dxa" w:w="2880"/>
+            <w:shd w:val="clear" w:color="auto" w:fill="F4F6FA"/>
+          </w:tcPr>
+          <w:p>
+            <w:r/>
+            <w:r>
+              <w:rPr>
+                <w:b/>
+              </w:rPr>
+              <w:t>Positions in one expiry</w:t>
+            </w:r>
+          </w:p>
+        </w:tc>
+        <w:tc>
+          <w:tcPr>
+            <w:tcW w:type="dxa" w:w="2880"/>
+            <w:shd w:val="clear" w:color="auto" w:fill="F4F6FA"/>
+          </w:tcPr>
+          <w:p>
+            <w:r/>
+            <w:r>
+              <w:rPr>
+                <w:b/>
+              </w:rPr>
+              <w:t>5</w:t>
+            </w:r>
+          </w:p>
+        </w:tc>
+        <w:tc>
+          <w:tcPr>
+            <w:tcW w:type="dxa" w:w="2880"/>
+            <w:shd w:val="clear" w:color="auto" w:fill="F4F6FA"/>
+          </w:tcPr>
+          <w:p>
+            <w:r/>
+            <w:r>
+              <w:rPr/>
+              <w:t xml:space="preserve">A sixth open position sharing an expiration date, </w:t>
+            </w:r>
+            <w:r>
+              <w:rPr>
+                <w:i/>
+              </w:rPr>
+              <w:t>across all names</w:t>
+            </w:r>
+          </w:p>
+        </w:tc>
+      </w:tr>
+      <w:tr>
+        <w:tc>
+          <w:tcPr>
+            <w:tcW w:type="dxa" w:w="2880"/>
+          </w:tcPr>
+          <w:p>
+            <w:r/>
+            <w:r>
+              <w:rPr/>
+              <w:t>Session drawdown</w:t>
+            </w:r>
+          </w:p>
+        </w:tc>
+        <w:tc>
+          <w:tcPr>
+            <w:tcW w:type="dxa" w:w="2880"/>
+          </w:tcPr>
+          <w:p>
+            <w:r/>
+            <w:r>
+              <w:rPr/>
+              <w:t>$2,500</w:t>
+            </w:r>
+          </w:p>
+        </w:tc>
+        <w:tc>
+          <w:tcPr>
+            <w:tcW w:type="dxa" w:w="2880"/>
+          </w:tcPr>
+          <w:p>
+            <w:r/>
+            <w:r>
+              <w:rPr/>
+              <w:t>Halts the account for the day</w:t>
+            </w:r>
+          </w:p>
+        </w:tc>
+      </w:tr>
+    </w:tbl>
+    <w:p/>
+    <w:p>
+      <w:r>
+        <w:rPr/>
+        <w:t>The three concentration limits were added on 2026-09-09. Before them the engine had</w:t>
+        <w:br/>
+        <w:t>nothing between "one trade" and "the whole account", and a book could be entirely one</w:t>
+        <w:br/>
+        <w:t>name while clearing both ends — which is what happened: fourteen open positions, all</w:t>
+        <w:br/>
+        <w:t>ORCL, all expiring the same Friday, over an earnings report scheduled the day before.</w:t>
+      </w:r>
+    </w:p>
+    <w:p>
+      <w:r>
+        <w:rPr/>
+        <w:t xml:space="preserve">The expiry limit counts </w:t>
+      </w:r>
+      <w:r>
+        <w:rPr>
+          <w:b/>
+        </w:rPr>
+        <w:t>across symbols on purpose</w:t>
+      </w:r>
+      <w:r>
+        <w:rPr/>
+        <w:t>. Five positions expiring the same</w:t>
+        <w:br/>
+        <w:t>Friday is a bet on one date even when no single name is over its own cap.</w:t>
+      </w:r>
+    </w:p>
+    <w:p>
+      <w:r>
+        <w:rPr/>
+        <w:t xml:space="preserve">All three live in </w:t>
+      </w:r>
+      <w:r>
+        <w:rPr>
+          <w:rFonts w:ascii="Consolas" w:hAnsi="Consolas"/>
+          <w:color w:val="334455"/>
+          <w:sz w:val="19"/>
+        </w:rPr>
+        <w:t>options-scanner/config_paper.py</w:t>
+      </w:r>
+      <w:r>
+        <w:rPr/>
+        <w:t xml:space="preserve"> — edit and restart </w:t>
+      </w:r>
+      <w:r>
+        <w:rPr>
+          <w:rFonts w:ascii="Consolas" w:hAnsi="Consolas"/>
+          <w:color w:val="334455"/>
+          <w:sz w:val="19"/>
+        </w:rPr>
+        <w:t>options_svc</w:t>
+      </w:r>
+      <w:r>
+        <w:rPr/>
+        <w:t>.</w:t>
       </w:r>
     </w:p>
     <w:p>
@@ -24278,6 +24704,43 @@
       </w:pPr>
       <w:r>
         <w:rPr/>
+        <w:t>Why it matters</w:t>
+      </w:r>
+    </w:p>
+    <w:p>
+      <w:r>
+        <w:rPr/>
+        <w:t>This is the app's mechanical baseline. The engine applies the same rules every time</w:t>
+        <w:br/>
+        <w:t>without hesitation, fear or improvisation — so comparing it against your hand-kept</w:t>
+        <w:br/>
+        <w:t xml:space="preserve">ledger tells you something specific: whether your discretion </w:t>
+      </w:r>
+      <w:r>
+        <w:rPr>
+          <w:b/>
+        </w:rPr>
+        <w:t>adds</w:t>
+      </w:r>
+      <w:r>
+        <w:rPr/>
+        <w:t xml:space="preserve"> value over the</w:t>
+        <w:br/>
+        <w:t>rules, or subtracts it. That is an uncomfortable comparison and a genuinely useful one.</w:t>
+      </w:r>
+    </w:p>
+    <w:p>
+      <w:r>
+        <w:rPr/>
+        <w:t>The fills log is also the best available audit trail when a position behaves unexpectedly.</w:t>
+      </w:r>
+    </w:p>
+    <w:p>
+      <w:pPr>
+        <w:pStyle w:val="Heading3"/>
+      </w:pPr>
+      <w:r>
+        <w:rPr/>
         <w:t>Caveats and gotchas</w:t>
       </w:r>
     </w:p>
@@ -24321,6 +24784,81 @@
       </w:r>
       <w:r>
         <w:t xml:space="preserve"> There is no undo.</w:t>
+      </w:r>
+    </w:p>
+    <w:p>
+      <w:pPr>
+        <w:pStyle w:val="ListBullet"/>
+      </w:pPr>
+      <w:r>
+        <w:t xml:space="preserve">⚠ </w:t>
+      </w:r>
+      <w:r>
+        <w:rPr>
+          <w:b/>
+        </w:rPr>
+        <w:t>A concentration refusal leaves no row on this screen.</w:t>
+      </w:r>
+      <w:r>
+        <w:t xml:space="preserve"> The risk-per-trade and</w:t>
+        <w:br/>
+        <w:t xml:space="preserve">  buying-power refusals appear in the fills log as </w:t>
+      </w:r>
+      <w:r>
+        <w:rPr>
+          <w:rFonts w:ascii="Consolas" w:hAnsi="Consolas"/>
+          <w:color w:val="334455"/>
+          <w:sz w:val="19"/>
+        </w:rPr>
+        <w:t>REJECTED</w:t>
+      </w:r>
+      <w:r>
+        <w:t>; the three concentration</w:t>
+        <w:br/>
+        <w:t xml:space="preserve">  limits do not — they skip the signal silently and log to the service journal</w:t>
+        <w:br/>
+        <w:t xml:space="preserve">  (</w:t>
+      </w:r>
+      <w:r>
+        <w:rPr>
+          <w:rFonts w:ascii="Consolas" w:hAnsi="Consolas"/>
+          <w:color w:val="334455"/>
+          <w:sz w:val="19"/>
+        </w:rPr>
+        <w:t>SKIPPED &lt;symbol&gt; &lt;reason&gt; (concentration cap)</w:t>
+      </w:r>
+      <w:r>
+        <w:t>). That is deliberate: the condition</w:t>
+        <w:br/>
+        <w:t xml:space="preserve">  is </w:t>
+      </w:r>
+      <w:r>
+        <w:rPr>
+          <w:i/>
+        </w:rPr>
+        <w:t>temporary</w:t>
+      </w:r>
+      <w:r>
+        <w:t>, and a rejected order row would blacklist the signal permanently, so a</w:t>
+        <w:br/>
+        <w:t xml:space="preserve">  name that freed up an hour later could never be entered. The visible symptom is a</w:t>
+        <w:br/>
+        <w:t xml:space="preserve">  high-scoring captured signal that simply never opens. Check</w:t>
+        <w:br/>
+        <w:t xml:space="preserve">  </w:t>
+      </w:r>
+      <w:r>
+        <w:rPr>
+          <w:rFonts w:ascii="Consolas" w:hAnsi="Consolas"/>
+          <w:color w:val="334455"/>
+          <w:sz w:val="19"/>
+        </w:rPr>
+        <w:t>journalctl --user -u trading-prod-options_svc | grep concentration</w:t>
+      </w:r>
+      <w:r>
+        <w:t xml:space="preserve"> before assuming</w:t>
+        <w:br/>
+        <w:t xml:space="preserve">  the engine is stuck.</w:t>
       </w:r>
     </w:p>
     <w:p>
@@ -34198,7 +34736,31 @@
       </w:r>
       <w:r>
         <w:rPr/>
-        <w:t xml:space="preserve"> — expiring today. Maximum time decay, maximum gamma risk.</w:t>
+        <w:t xml:space="preserve"> — expiring today. Maximum time decay, maximum gamma risk. ⚠ The Market</w:t>
+        <w:br/>
+        <w:t xml:space="preserve">Scanner's </w:t>
+      </w:r>
+      <w:r>
+        <w:rPr>
+          <w:b/>
+        </w:rPr>
+        <w:t>0-DTE tab</w:t>
+      </w:r>
+      <w:r>
+        <w:rPr/>
+        <w:t xml:space="preserve"> is named for this but spans </w:t>
+      </w:r>
+      <w:r>
+        <w:rPr>
+          <w:b/>
+        </w:rPr>
+        <w:t>0–4 DTE</w:t>
+      </w:r>
+      <w:r>
+        <w:rPr/>
+        <w:t>, so a position opened</w:t>
+        <w:br/>
+        <w:t>from it is not necessarily flat by the close.</w:t>
       </w:r>
     </w:p>
     <w:p>

--- a/docs/manuals/reference-guide/reference-guide.docx
+++ b/docs/manuals/reference-guide/reference-guide.docx
@@ -2998,9 +2998,17 @@
         <w:br/>
         <w:t>from, at least ten minutes have passed since the last attempt, and fewer than</w:t>
         <w:br/>
-        <w:t>thirty attempts have been made that day. A sentence that sat unchanged for an hour</w:t>
-        <w:br/>
-        <w:t>means nothing new crossed the display thresholds, not that the app is stuck.</w:t>
+        <w:t>thirty attempts have been made that day. Small moves do not count as a change: a</w:t>
+        <w:br/>
+        <w:t>sector count one sector off, or a composite that has not crossed its step, still</w:t>
+        <w:br/>
+        <w:t>reads as the same market, and a reply the accuracy checks refused waits for the</w:t>
+        <w:br/>
+        <w:t>readings to move rather than asking the same question again. A sentence that sat</w:t>
+        <w:br/>
+        <w:t>unchanged for an hour means nothing new crossed the display thresholds, not that</w:t>
+        <w:br/>
+        <w:t>the app is stuck.</w:t>
       </w:r>
     </w:p>
     <w:p>

--- a/docs/manuals/reference-guide/reference-guide.docx
+++ b/docs/manuals/reference-guide/reference-guide.docx
@@ -2994,21 +2994,42 @@
         <w:br/>
         <w:t>the six readings at display resolution on every poll, and writes a new sentence</w:t>
         <w:br/>
-        <w:t>only when that fingerprint differs from the one the current sentence was written</w:t>
-        <w:br/>
-        <w:t>from, at least ten minutes have passed since the last attempt, and fewer than</w:t>
-        <w:br/>
-        <w:t>thirty attempts have been made that day. Small moves do not count as a change: a</w:t>
-        <w:br/>
-        <w:t>sector count one sector off, or a composite that has not crossed its step, still</w:t>
-        <w:br/>
-        <w:t>reads as the same market, and a reply the accuracy checks refused waits for the</w:t>
-        <w:br/>
-        <w:t>readings to move rather than asking the same question again. A sentence that sat</w:t>
-        <w:br/>
-        <w:t>unchanged for an hour means nothing new crossed the display thresholds, not that</w:t>
-        <w:br/>
-        <w:t>the app is stuck.</w:t>
+        <w:t>only when that fingerprint differs from the one the last attempt was made from,</w:t>
+        <w:br/>
+        <w:t>at least ten minutes have passed since that attempt, and fewer than thirty</w:t>
+        <w:br/>
+        <w:t>attempts have been made that day. Small moves do not count as a change: a sector</w:t>
+        <w:br/>
+        <w:t>count one sector off, or a composite that has not crossed its step, still reads as</w:t>
+        <w:br/>
+        <w:t>the same market. A reply the accuracy checks refused also waits for the readings</w:t>
+        <w:br/>
+        <w:t>to move rather than putting the same question again, since the same readings are</w:t>
+        <w:br/>
+        <w:t>refused the same way.</w:t>
+      </w:r>
+    </w:p>
+    <w:p>
+      <w:r>
+        <w:rPr/>
+        <w:t>So a sentence that sits unchanged is usually just a quiet tape — nothing crossed</w:t>
+        <w:br/>
+        <w:t>the display thresholds — but it can also be a reply that was refused. The line</w:t>
+        <w:br/>
+      </w:r>
+      <w:r>
+        <w:rPr>
+          <w:b/>
+        </w:rPr>
+        <w:t>"Readings have changed since this was written"</w:t>
+      </w:r>
+      <w:r>
+        <w:rPr/>
+        <w:t xml:space="preserve"> tells you which: while it is</w:t>
+        <w:br/>
+        <w:t>absent the market really has not moved, and when it is showing, the six chips</w:t>
+        <w:br/>
+        <w:t>below the sentence are the current reading.</w:t>
       </w:r>
     </w:p>
     <w:p>

--- a/docs/manuals/reference-guide/reference-guide.docx
+++ b/docs/manuals/reference-guide/reference-guide.docx
@@ -24888,6 +24888,65 @@
         <w:t xml:space="preserve"> before assuming</w:t>
         <w:br/>
         <w:t xml:space="preserve">  the engine is stuck.</w:t>
+      </w:r>
+    </w:p>
+    <w:p>
+      <w:pPr>
+        <w:pStyle w:val="ListBullet"/>
+      </w:pPr>
+      <w:r>
+        <w:t xml:space="preserve">⚠ </w:t>
+      </w:r>
+      <w:r>
+        <w:rPr>
+          <w:b/>
+        </w:rPr>
+        <w:t>An Income position takes the profit target and nothing else.</w:t>
+      </w:r>
+      <w:r>
+        <w:t xml:space="preserve"> A cash-secured</w:t>
+        <w:br/>
+        <w:t xml:space="preserve">  put or covered call opened from the Income board is priced and marked like any other</w:t>
+        <w:br/>
+        <w:t xml:space="preserve">  position, and it closes automatically at </w:t>
+      </w:r>
+      <w:r>
+        <w:rPr>
+          <w:b/>
+        </w:rPr>
+        <w:t>+50% of the credit</w:t>
+      </w:r>
+      <w:r>
+        <w:t>. It has no money,</w:t>
+        <w:br/>
+        <w:t xml:space="preserve">  delta or time stop, so otherwise it rides to expiry, assignment or call-away. That is</w:t>
+        <w:br/>
+        <w:t xml:space="preserve">  deliberate — a covered call losing twice its credit is simply the stock rallying, and a</w:t>
+        <w:br/>
+        <w:t xml:space="preserve">  short put's stops would fire exactly when assignment, which is the point of the wheel,</w:t>
+        <w:br/>
+        <w:t xml:space="preserve">  becomes likely. Before 2026-09-11 these positions were not even marked.</w:t>
+      </w:r>
+    </w:p>
+    <w:p>
+      <w:pPr>
+        <w:pStyle w:val="ListBullet"/>
+      </w:pPr>
+      <w:r>
+        <w:t xml:space="preserve">⚠ </w:t>
+      </w:r>
+      <w:r>
+        <w:rPr>
+          <w:b/>
+        </w:rPr>
+        <w:t>A covered call's unrealized figure covers the option only.</w:t>
+      </w:r>
+      <w:r>
+        <w:t xml:space="preserve"> Nothing here prices a</w:t>
+        <w:br/>
+        <w:t xml:space="preserve">  bare share, so the shares' gain or loss is not in it. Read it as what buying the call</w:t>
+        <w:br/>
+        <w:t xml:space="preserve">  back would cost.</w:t>
       </w:r>
     </w:p>
     <w:p>

--- a/docs/manuals/reference-guide/reference-guide.docx
+++ b/docs/manuals/reference-guide/reference-guide.docx
@@ -24901,31 +24901,113 @@
         <w:rPr>
           <w:b/>
         </w:rPr>
-        <w:t>An Income position takes the profit target and nothing else.</w:t>
-      </w:r>
-      <w:r>
-        <w:t xml:space="preserve"> A cash-secured</w:t>
-        <w:br/>
-        <w:t xml:space="preserve">  put or covered call opened from the Income board is priced and marked like any other</w:t>
-        <w:br/>
-        <w:t xml:space="preserve">  position, and it closes automatically at </w:t>
-      </w:r>
-      <w:r>
-        <w:rPr>
-          <w:b/>
-        </w:rPr>
-        <w:t>+50% of the credit</w:t>
-      </w:r>
-      <w:r>
-        <w:t>. It has no money,</w:t>
-        <w:br/>
-        <w:t xml:space="preserve">  delta or time stop, so otherwise it rides to expiry, assignment or call-away. That is</w:t>
-        <w:br/>
-        <w:t xml:space="preserve">  deliberate — a covered call losing twice its credit is simply the stock rallying, and a</w:t>
-        <w:br/>
-        <w:t xml:space="preserve">  short put's stops would fire exactly when assignment, which is the point of the wheel,</w:t>
-        <w:br/>
-        <w:t xml:space="preserve">  becomes likely. Before 2026-09-11 these positions were not even marked.</w:t>
+        <w:t>An Income position has its own exit rules, and they are deliberately one-sided.</w:t>
+      </w:r>
+      <w:r>
+        <w:br/>
+        <w:t xml:space="preserve">  A cash-secured put or covered call opened from the Income board is priced and marked</w:t>
+        <w:br/>
+        <w:t xml:space="preserve">  like any other position, and it closes automatically on either of two rules: </w:t>
+      </w:r>
+      <w:r>
+        <w:rPr>
+          <w:b/>
+        </w:rPr>
+        <w:t>+50% of</w:t>
+        <w:br/>
+        <w:t xml:space="preserve">  the credit</w:t>
+      </w:r>
+      <w:r>
+        <w:t xml:space="preserve">, or </w:t>
+      </w:r>
+      <w:r>
+        <w:rPr>
+          <w:b/>
+        </w:rPr>
+        <w:t>21 days to expiry while it is in profit</w:t>
+      </w:r>
+      <w:r>
+        <w:t xml:space="preserve">. It has </w:t>
+      </w:r>
+      <w:r>
+        <w:rPr>
+          <w:b/>
+        </w:rPr>
+        <w:t>no money, delta</w:t>
+        <w:br/>
+        <w:t xml:space="preserve">  or time stop</w:t>
+      </w:r>
+      <w:r>
+        <w:t>, so a losing one rides to expiry, assignment or call-away. All of that</w:t>
+        <w:br/>
+        <w:t xml:space="preserve">  is deliberate — a covered call losing twice its credit is simply the stock rallying,</w:t>
+        <w:br/>
+        <w:t xml:space="preserve">  and a short put's stops would fire exactly when assignment, which is the point of the</w:t>
+        <w:br/>
+        <w:t xml:space="preserve">  wheel, becomes likely. The 21-day rule only ever ends a </w:t>
+      </w:r>
+      <w:r>
+        <w:rPr>
+          <w:i/>
+        </w:rPr>
+        <w:t>winner</w:t>
+      </w:r>
+      <w:r>
+        <w:t xml:space="preserve"> early: closing a</w:t>
+        <w:br/>
+        <w:t xml:space="preserve">  losing position there would be the time stop this structure does not have. A position</w:t>
+        <w:br/>
+        <w:t xml:space="preserve">  closed that way shows an exit reason of </w:t>
+      </w:r>
+      <w:r>
+        <w:rPr>
+          <w:rFonts w:ascii="Consolas" w:hAnsi="Consolas"/>
+          <w:color w:val="334455"/>
+          <w:sz w:val="19"/>
+        </w:rPr>
+        <w:t>MANAGE_DTE</w:t>
+      </w:r>
+      <w:r>
+        <w:t>. The rules live in</w:t>
+        <w:br/>
+        <w:t xml:space="preserve">  </w:t>
+      </w:r>
+      <w:r>
+        <w:rPr>
+          <w:rFonts w:ascii="Consolas" w:hAnsi="Consolas"/>
+          <w:color w:val="334455"/>
+          <w:sz w:val="19"/>
+        </w:rPr>
+        <w:t>config/trade_mgmt.toml</w:t>
+      </w:r>
+      <w:r>
+        <w:t xml:space="preserve"> under </w:t>
+      </w:r>
+      <w:r>
+        <w:rPr>
+          <w:rFonts w:ascii="Consolas" w:hAnsi="Consolas"/>
+          <w:color w:val="334455"/>
+          <w:sz w:val="19"/>
+        </w:rPr>
+        <w:t>[structures.SHORT_PUT]</w:t>
+      </w:r>
+      <w:r>
+        <w:t xml:space="preserve"> and</w:t>
+        <w:br/>
+        <w:t xml:space="preserve">  </w:t>
+      </w:r>
+      <w:r>
+        <w:rPr>
+          <w:rFonts w:ascii="Consolas" w:hAnsi="Consolas"/>
+          <w:color w:val="334455"/>
+          <w:sz w:val="19"/>
+        </w:rPr>
+        <w:t>[structures.COVERED_CALL]</w:t>
+      </w:r>
+      <w:r>
+        <w:t xml:space="preserve"> — edit and restart the options service. Before</w:t>
+        <w:br/>
+        <w:t xml:space="preserve">  2026-09-11 these positions were not even marked.</w:t>
       </w:r>
     </w:p>
     <w:p>
@@ -25726,9 +25808,11 @@
     <w:p>
       <w:r>
         <w:rPr/>
-        <w:t>Damage control. It finds credit spreads that have gone against you and offers a ranked</w:t>
-        <w:br/>
-        <w:t>menu of ways to fix them, each costed including commissions.</w:t>
+        <w:t>Damage control. It finds positions that have gone against you — credit spreads, and the</w:t>
+        <w:br/>
+        <w:t>Income board's cash-secured puts and covered calls — and offers a ranked menu of ways to</w:t>
+        <w:br/>
+        <w:t>fix them, each costed including commissions.</w:t>
       </w:r>
     </w:p>
     <w:p>
@@ -26257,6 +26341,64 @@
         <w:t xml:space="preserve"> lets you evaluate a position you enter manually rather than one from</w:t>
         <w:br/>
         <w:t>the books.</w:t>
+      </w:r>
+    </w:p>
+    <w:p>
+      <w:r>
+        <w:rPr>
+          <w:b/>
+        </w:rPr>
+        <w:t>A cash-secured put or covered call gets a different menu</w:t>
+      </w:r>
+      <w:r>
+        <w:rPr/>
+        <w:t xml:space="preserve"> (from 2026-09-11): buy to</w:t>
+        <w:br/>
+        <w:t>close, roll away and out for a credit — down for a put, up for a call — buy a</w:t>
+        <w:br/>
+        <w:t xml:space="preserve">further-OTM option to define the risk on a put, and </w:t>
+      </w:r>
+      <w:r>
+        <w:rPr>
+          <w:b/>
+        </w:rPr>
+        <w:t>let it assign</w:t>
+      </w:r>
+      <w:r>
+        <w:rPr/>
+        <w:t xml:space="preserve"> / </w:t>
+      </w:r>
+      <w:r>
+        <w:rPr>
+          <w:b/>
+        </w:rPr>
+        <w:t>let the shares</w:t>
+        <w:br/>
+        <w:t>go</w:t>
+      </w:r>
+      <w:r>
+        <w:rPr/>
+        <w:t>, which is the choice of doing nothing and taking the stock. That last row has no</w:t>
+        <w:br/>
+        <w:t>economics on purpose: it is the wheel's plan, and the reason these positions carry no</w:t>
+        <w:br/>
+        <w:t xml:space="preserve">delta or time stop. ⚠ </w:t>
+      </w:r>
+      <w:r>
+        <w:rPr>
+          <w:b/>
+        </w:rPr>
+        <w:t>Every row on that menu is advisory — there is no Apply button</w:t>
+      </w:r>
+      <w:r>
+        <w:rPr/>
+        <w:t>,</w:t>
+        <w:br/>
+        <w:t>because the apply path is written for two-leg spreads. Read it, then act in the Paper</w:t>
+        <w:br/>
+        <w:t>Account or Income board yourself. Before this the whole menu for one of these positions</w:t>
+        <w:br/>
+        <w:t>was a single "Close now" row.</w:t>
       </w:r>
     </w:p>
     <w:p>

--- a/docs/manuals/reference-guide/reference-guide.docx
+++ b/docs/manuals/reference-guide/reference-guide.docx
@@ -23011,6 +23011,100 @@
       <w:r>
         <w:rPr/>
         <w:t>; click any column heading to re-sort it.</w:t>
+      </w:r>
+    </w:p>
+    <w:p>
+      <w:r>
+        <w:rPr/>
+        <w:t xml:space="preserve">⚠ </w:t>
+      </w:r>
+      <w:r>
+        <w:rPr>
+          <w:b/>
+        </w:rPr>
+        <w:t>From 2026-09-11 the Income board is captured here too</w:t>
+      </w:r>
+      <w:r>
+        <w:rPr/>
+        <w:t xml:space="preserve">, tagged </w:t>
+      </w:r>
+      <w:r>
+        <w:rPr>
+          <w:b/>
+        </w:rPr>
+        <w:t>INCOME</w:t>
+      </w:r>
+      <w:r>
+        <w:rPr/>
+        <w:t xml:space="preserve"> in</w:t>
+        <w:br/>
+        <w:t xml:space="preserve">the type column beside the usual </w:t>
+      </w:r>
+      <w:r>
+        <w:rPr>
+          <w:b/>
+        </w:rPr>
+        <w:t>0DTE</w:t>
+      </w:r>
+      <w:r>
+        <w:rPr/>
+        <w:t xml:space="preserve"> and </w:t>
+      </w:r>
+      <w:r>
+        <w:rPr>
+          <w:b/>
+        </w:rPr>
+        <w:t>SWING</w:t>
+      </w:r>
+      <w:r>
+        <w:rPr/>
+        <w:t xml:space="preserve"> rows. That is tracking</w:t>
+        <w:br/>
+        <w:t>only: the once-daily 30–45 DTE board is written down so the nightly calibration</w:t>
+        <w:br/>
+        <w:t xml:space="preserve">can eventually say whether those trades work, and </w:t>
+      </w:r>
+      <w:r>
+        <w:rPr>
+          <w:b/>
+        </w:rPr>
+        <w:t>nothing captured as INCOME is</w:t>
+        <w:br/>
+        <w:t>ever opened automatically</w:t>
+      </w:r>
+      <w:r>
+        <w:rPr/>
+        <w:t xml:space="preserve"> — the auto-entry cycle refuses the type outright, so</w:t>
+        <w:br/>
+        <w:t>the Income page's promise that nothing there is traded for you still holds. Two</w:t>
+        <w:br/>
+        <w:t xml:space="preserve">consequences worth expecting: income rows will show </w:t>
+      </w:r>
+      <w:r>
+        <w:rPr>
+          <w:b/>
+        </w:rPr>
+        <w:t>Marginal</w:t>
+      </w:r>
+      <w:r>
+        <w:rPr/>
+        <w:t xml:space="preserve"> grades almost</w:t>
+        <w:br/>
+        <w:t>without exception (the score was tuned for the short-dated core and this board</w:t>
+        <w:br/>
+        <w:t>runs 50–57 against it, which is exactly what the capture exists to test), and a</w:t>
+        <w:br/>
+        <w:t xml:space="preserve">cash-secured put row carries </w:t>
+      </w:r>
+      <w:r>
+        <w:rPr>
+          <w:b/>
+        </w:rPr>
+        <w:t>no long strike</w:t>
+      </w:r>
+      <w:r>
+        <w:rPr/>
+        <w:t>, because there isn't one.</w:t>
       </w:r>
     </w:p>
     <w:p>

--- a/docs/manuals/reference-guide/reference-guide.docx
+++ b/docs/manuals/reference-guide/reference-guide.docx
@@ -32,7 +32,7 @@
           <w:color w:val="5B6678"/>
           <w:sz w:val="18"/>
         </w:rPr>
-        <w:t>NeuralStrike · Generated 2026-09-11</w:t>
+        <w:t>NeuralStrike · Generated 2026-09-12</w:t>
       </w:r>
     </w:p>
     <w:p/>
@@ -20657,7 +20657,7 @@
         <w:rPr/>
         <w:t xml:space="preserve"> Strategy · Bias · Legs · Exp · DTE · Debit/Credit · Max P · Max L ·</w:t>
         <w:br/>
-        <w:t xml:space="preserve">R:R · PoP · BE (breakeven) · IV Rank · Score · </w:t>
+        <w:t xml:space="preserve">R:R · PoP · BE (breakeven) · Vol Rank · Score · </w:t>
       </w:r>
       <w:r>
         <w:rPr>
@@ -23442,6 +23442,48 @@
         <w:t xml:space="preserve"> practice book. Trades you sent here yourself, with live unrealized</w:t>
         <w:br/>
         <w:t>P&amp;L. No real money.</w:t>
+      </w:r>
+    </w:p>
+    <w:p>
+      <w:r>
+        <w:rPr/>
+        <w:t xml:space="preserve">⚠ </w:t>
+      </w:r>
+      <w:r>
+        <w:rPr>
+          <w:b/>
+        </w:rPr>
+        <w:t>Since 2026-09-12 it is not entirely hand-kept.</w:t>
+      </w:r>
+      <w:r>
+        <w:rPr/>
+        <w:t xml:space="preserve"> Long options and debit</w:t>
+        <w:br/>
+        <w:t xml:space="preserve">spreads here now </w:t>
+      </w:r>
+      <w:r>
+        <w:rPr>
+          <w:b/>
+        </w:rPr>
+        <w:t>close themselves</w:t>
+      </w:r>
+      <w:r>
+        <w:rPr/>
+        <w:t xml:space="preserve"> on two rules (see </w:t>
+      </w:r>
+      <w:r>
+        <w:rPr>
+          <w:i/>
+        </w:rPr>
+        <w:t>Automatic exits</w:t>
+      </w:r>
+      <w:r>
+        <w:rPr/>
+        <w:t xml:space="preserve"> below).</w:t>
+        <w:br/>
+        <w:t>Credit spreads are still tracked only, and every row remains closable by hand at</w:t>
+        <w:br/>
+        <w:t>any time.</w:t>
       </w:r>
     </w:p>
     <w:p>
@@ -23578,7 +23620,7 @@
             </w:r>
             <w:r>
               <w:rPr/>
-              <w:t>, by hand</w:t>
+              <w:t xml:space="preserve"> — you open every row. Long options and debit spreads then exit automatically</w:t>
             </w:r>
           </w:p>
         </w:tc>
@@ -23804,8 +23846,567 @@
           </w:p>
         </w:tc>
       </w:tr>
+      <w:tr>
+        <w:tc>
+          <w:tcPr>
+            <w:tcW w:type="dxa" w:w="4320"/>
+          </w:tcPr>
+          <w:p>
+            <w:r/>
+            <w:r>
+              <w:rPr/>
+              <w:t>Management cycle</w:t>
+            </w:r>
+          </w:p>
+        </w:tc>
+        <w:tc>
+          <w:tcPr>
+            <w:tcW w:type="dxa" w:w="4320"/>
+          </w:tcPr>
+          <w:p>
+            <w:r/>
+            <w:r>
+              <w:rPr>
+                <w:b/>
+              </w:rPr>
+              <w:t>Hourly, 09:00–14:00 CT</w:t>
+            </w:r>
+            <w:r>
+              <w:rPr/>
+              <w:t xml:space="preserve"> on trading days (the manual paper account's own cadence — there is no 15:00 run), plus </w:t>
+            </w:r>
+            <w:r>
+              <w:rPr>
+                <w:b/>
+              </w:rPr>
+              <w:t>Run manage cycle</w:t>
+            </w:r>
+            <w:r>
+              <w:rPr/>
+              <w:t xml:space="preserve"> on </w:t>
+            </w:r>
+            <w:r>
+              <w:rPr>
+                <w:color w:val="5D5294"/>
+              </w:rPr>
+              <w:t>Paper Account</w:t>
+            </w:r>
+          </w:p>
+        </w:tc>
+      </w:tr>
     </w:tbl>
     <w:p/>
+    <w:p>
+      <w:pPr>
+        <w:pStyle w:val="Heading3"/>
+      </w:pPr>
+      <w:r>
+        <w:rPr/>
+        <w:t>Automatic exits</w:t>
+      </w:r>
+    </w:p>
+    <w:p>
+      <w:r>
+        <w:rPr>
+          <w:b/>
+        </w:rPr>
+        <w:t>What closes itself, and what does not:</w:t>
+      </w:r>
+    </w:p>
+    <w:tbl>
+      <w:tblPr>
+        <w:tblW w:type="auto" w:w="0"/>
+        <w:jc w:val="left"/>
+        <w:tblLayout w:type="autofit"/>
+        <w:tblLook w:firstColumn="1" w:firstRow="1" w:lastColumn="0" w:lastRow="0" w:noHBand="0" w:noVBand="1" w:val="04A0"/>
+        <w:tblBorders>
+          <w:top w:val="single" w:sz="4" w:space="0" w:color="D8DEE9"/>
+          <w:left w:val="single" w:sz="4" w:space="0" w:color="D8DEE9"/>
+          <w:bottom w:val="single" w:sz="4" w:space="0" w:color="D8DEE9"/>
+          <w:right w:val="single" w:sz="4" w:space="0" w:color="D8DEE9"/>
+          <w:insideH w:val="single" w:sz="4" w:space="0" w:color="D8DEE9"/>
+          <w:insideV w:val="single" w:sz="4" w:space="0" w:color="D8DEE9"/>
+        </w:tblBorders>
+      </w:tblPr>
+      <w:tblGrid>
+        <w:gridCol w:w="4320"/>
+        <w:gridCol w:w="4320"/>
+      </w:tblGrid>
+      <w:tr>
+        <w:tc>
+          <w:tcPr>
+            <w:tcW w:type="dxa" w:w="4320"/>
+            <w:shd w:val="clear" w:color="auto" w:fill="EAF2FB"/>
+          </w:tcPr>
+          <w:p>
+            <w:r>
+              <w:rPr>
+                <w:b/>
+              </w:rPr>
+            </w:r>
+            <w:r>
+              <w:rPr>
+                <w:b/>
+              </w:rPr>
+              <w:t>Row</w:t>
+            </w:r>
+          </w:p>
+        </w:tc>
+        <w:tc>
+          <w:tcPr>
+            <w:tcW w:type="dxa" w:w="4320"/>
+            <w:shd w:val="clear" w:color="auto" w:fill="EAF2FB"/>
+          </w:tcPr>
+          <w:p>
+            <w:r>
+              <w:rPr>
+                <w:b/>
+              </w:rPr>
+            </w:r>
+            <w:r>
+              <w:rPr>
+                <w:b/>
+              </w:rPr>
+              <w:t>Automatic exits</w:t>
+            </w:r>
+          </w:p>
+        </w:tc>
+      </w:tr>
+      <w:tr>
+        <w:tc>
+          <w:tcPr>
+            <w:tcW w:type="dxa" w:w="4320"/>
+          </w:tcPr>
+          <w:p>
+            <w:r/>
+            <w:r>
+              <w:rPr/>
+              <w:t>Long option (</w:t>
+            </w:r>
+            <w:r>
+              <w:rPr>
+                <w:rFonts w:ascii="Consolas" w:hAnsi="Consolas"/>
+                <w:color w:val="334455"/>
+                <w:sz w:val="19"/>
+              </w:rPr>
+              <w:t>LONG_CALL</w:t>
+            </w:r>
+            <w:r>
+              <w:rPr/>
+              <w:t xml:space="preserve"> / </w:t>
+            </w:r>
+            <w:r>
+              <w:rPr>
+                <w:rFonts w:ascii="Consolas" w:hAnsi="Consolas"/>
+                <w:color w:val="334455"/>
+                <w:sz w:val="19"/>
+              </w:rPr>
+              <w:t>LONG_PUT</w:t>
+            </w:r>
+            <w:r>
+              <w:rPr/>
+              <w:t>)</w:t>
+            </w:r>
+          </w:p>
+        </w:tc>
+        <w:tc>
+          <w:tcPr>
+            <w:tcW w:type="dxa" w:w="4320"/>
+          </w:tcPr>
+          <w:p>
+            <w:r/>
+            <w:r>
+              <w:rPr/>
+              <w:t>profit target · time exit · expiry settlement</w:t>
+            </w:r>
+          </w:p>
+        </w:tc>
+      </w:tr>
+      <w:tr>
+        <w:tc>
+          <w:tcPr>
+            <w:tcW w:type="dxa" w:w="4320"/>
+            <w:shd w:val="clear" w:color="auto" w:fill="F4F6FA"/>
+          </w:tcPr>
+          <w:p>
+            <w:r/>
+            <w:r>
+              <w:rPr/>
+              <w:t>Debit spread (</w:t>
+            </w:r>
+            <w:r>
+              <w:rPr>
+                <w:rFonts w:ascii="Consolas" w:hAnsi="Consolas"/>
+                <w:color w:val="334455"/>
+                <w:sz w:val="19"/>
+              </w:rPr>
+              <w:t>BULL_CALL</w:t>
+            </w:r>
+            <w:r>
+              <w:rPr/>
+              <w:t xml:space="preserve"> / </w:t>
+            </w:r>
+            <w:r>
+              <w:rPr>
+                <w:rFonts w:ascii="Consolas" w:hAnsi="Consolas"/>
+                <w:color w:val="334455"/>
+                <w:sz w:val="19"/>
+              </w:rPr>
+              <w:t>BEAR_PUT</w:t>
+            </w:r>
+            <w:r>
+              <w:rPr/>
+              <w:t>)</w:t>
+            </w:r>
+          </w:p>
+        </w:tc>
+        <w:tc>
+          <w:tcPr>
+            <w:tcW w:type="dxa" w:w="4320"/>
+            <w:shd w:val="clear" w:color="auto" w:fill="F4F6FA"/>
+          </w:tcPr>
+          <w:p>
+            <w:r/>
+            <w:r>
+              <w:rPr/>
+              <w:t>profit target · time exit · expiry settlement</w:t>
+            </w:r>
+          </w:p>
+        </w:tc>
+      </w:tr>
+      <w:tr>
+        <w:tc>
+          <w:tcPr>
+            <w:tcW w:type="dxa" w:w="4320"/>
+          </w:tcPr>
+          <w:p>
+            <w:r/>
+            <w:r>
+              <w:rPr/>
+              <w:t>Credit spread (</w:t>
+            </w:r>
+            <w:r>
+              <w:rPr>
+                <w:rFonts w:ascii="Consolas" w:hAnsi="Consolas"/>
+                <w:color w:val="334455"/>
+                <w:sz w:val="19"/>
+              </w:rPr>
+              <w:t>PCS</w:t>
+            </w:r>
+            <w:r>
+              <w:rPr/>
+              <w:t xml:space="preserve"> / </w:t>
+            </w:r>
+            <w:r>
+              <w:rPr>
+                <w:rFonts w:ascii="Consolas" w:hAnsi="Consolas"/>
+                <w:color w:val="334455"/>
+                <w:sz w:val="19"/>
+              </w:rPr>
+              <w:t>CCS</w:t>
+            </w:r>
+            <w:r>
+              <w:rPr/>
+              <w:t xml:space="preserve"> / </w:t>
+            </w:r>
+            <w:r>
+              <w:rPr>
+                <w:rFonts w:ascii="Consolas" w:hAnsi="Consolas"/>
+                <w:color w:val="334455"/>
+                <w:sz w:val="19"/>
+              </w:rPr>
+              <w:t>IC</w:t>
+            </w:r>
+            <w:r>
+              <w:rPr/>
+              <w:t>)</w:t>
+            </w:r>
+          </w:p>
+        </w:tc>
+        <w:tc>
+          <w:tcPr>
+            <w:tcW w:type="dxa" w:w="4320"/>
+          </w:tcPr>
+          <w:p>
+            <w:r/>
+            <w:r>
+              <w:rPr>
+                <w:b/>
+              </w:rPr>
+              <w:t>expiry settlement only</w:t>
+            </w:r>
+            <w:r>
+              <w:rPr/>
+              <w:t xml:space="preserve"> — tracked, not managed</w:t>
+            </w:r>
+          </w:p>
+        </w:tc>
+      </w:tr>
+    </w:tbl>
+    <w:p/>
+    <w:p>
+      <w:r>
+        <w:rPr>
+          <w:b/>
+        </w:rPr>
+        <w:t>The profit target is +50%, but of two different things</w:t>
+      </w:r>
+      <w:r>
+        <w:rPr/>
+        <w:t>, because a debit</w:t>
+        <w:br/>
+        <w:t>spread and a single long option do not have the same ceiling:</w:t>
+      </w:r>
+    </w:p>
+    <w:p>
+      <w:pPr>
+        <w:pStyle w:val="ListBullet"/>
+      </w:pPr>
+      <w:r>
+        <w:t xml:space="preserve">a </w:t>
+      </w:r>
+      <w:r>
+        <w:rPr>
+          <w:b/>
+        </w:rPr>
+        <w:t>debit spread</w:t>
+      </w:r>
+      <w:r>
+        <w:t xml:space="preserve"> has a maximum profit (the width less what you paid), and the</w:t>
+        <w:br/>
+        <w:t xml:space="preserve">  target is half of </w:t>
+      </w:r>
+      <w:r>
+        <w:rPr>
+          <w:i/>
+        </w:rPr>
+        <w:t>that</w:t>
+      </w:r>
+      <w:r>
+        <w:t>;</w:t>
+      </w:r>
+    </w:p>
+    <w:p>
+      <w:pPr>
+        <w:pStyle w:val="ListBullet"/>
+      </w:pPr>
+      <w:r>
+        <w:t xml:space="preserve">a </w:t>
+      </w:r>
+      <w:r>
+        <w:rPr>
+          <w:b/>
+        </w:rPr>
+        <w:t>long option</w:t>
+      </w:r>
+      <w:r>
+        <w:t xml:space="preserve"> has no maximum profit at all, so the target is half of </w:t>
+      </w:r>
+      <w:r>
+        <w:rPr>
+          <w:b/>
+        </w:rPr>
+        <w:t>what</w:t>
+        <w:br/>
+        <w:t xml:space="preserve">  you paid</w:t>
+      </w:r>
+      <w:r>
+        <w:t xml:space="preserve"> — the only figure that exists.</w:t>
+      </w:r>
+    </w:p>
+    <w:p>
+      <w:r>
+        <w:rPr/>
+        <w:t xml:space="preserve">On a $2.00 spread over $5 strikes those two rules are </w:t>
+      </w:r>
+      <w:r>
+        <w:rPr>
+          <w:b/>
+        </w:rPr>
+        <w:t>+$150</w:t>
+      </w:r>
+      <w:r>
+        <w:rPr/>
+        <w:t xml:space="preserve"> and </w:t>
+      </w:r>
+      <w:r>
+        <w:rPr>
+          <w:b/>
+        </w:rPr>
+        <w:t>+$100</w:t>
+      </w:r>
+      <w:r>
+        <w:rPr/>
+        <w:t>, so</w:t>
+        <w:br/>
+        <w:t>the distinction is worth knowing rather than a technicality.</w:t>
+      </w:r>
+    </w:p>
+    <w:p>
+      <w:r>
+        <w:rPr>
+          <w:b/>
+        </w:rPr>
+        <w:t>The time exit is 21 days to expiry</w:t>
+      </w:r>
+      <w:r>
+        <w:rPr/>
+        <w:t>, and it fires whether the position is up</w:t>
+        <w:br/>
+        <w:t>or down — the practitioner rule this follows is to be out before the final weeks</w:t>
+        <w:br/>
+        <w:t>either way, because that is where an option's remaining time value bleeds</w:t>
+        <w:br/>
+        <w:t>fastest.</w:t>
+      </w:r>
+    </w:p>
+    <w:p>
+      <w:r>
+        <w:rPr/>
+        <w:t xml:space="preserve">⚠ </w:t>
+      </w:r>
+      <w:r>
+        <w:rPr>
+          <w:b/>
+        </w:rPr>
+        <w:t>A position you opened with 21 days or fewer already left is never time-exited</w:t>
+      </w:r>
+      <w:r>
+        <w:rPr/>
+        <w:br/>
+        <w:t>— otherwise the rule would close it on the next hourly run, which is worse than</w:t>
+        <w:br/>
+        <w:t xml:space="preserve">having no rule. Everything the Market Scanner's </w:t>
+      </w:r>
+      <w:r>
+        <w:rPr>
+          <w:b/>
+        </w:rPr>
+        <w:t>Directional</w:t>
+      </w:r>
+      <w:r>
+        <w:rPr/>
+        <w:t xml:space="preserve"> tab produces is</w:t>
+        <w:br/>
+        <w:t>in that category (it scans 0–4 and 5–15 days out), so those rows are bounded by</w:t>
+        <w:br/>
+        <w:t xml:space="preserve">their profit target and by expiry, not by the clock rule. The </w:t>
+      </w:r>
+      <w:r>
+        <w:rPr>
+          <w:color w:val="5D5294"/>
+        </w:rPr>
+        <w:t>Strategy</w:t>
+        <w:br/>
+        <w:t>Finder</w:t>
+      </w:r>
+      <w:r>
+        <w:rPr/>
+        <w:t xml:space="preserve"> is the page that produces longer-dated debits.</w:t>
+      </w:r>
+    </w:p>
+    <w:p>
+      <w:r>
+        <w:rPr>
+          <w:b/>
+        </w:rPr>
+        <w:t>There is no automatic loss stop</w:t>
+      </w:r>
+      <w:r>
+        <w:rPr/>
+        <w:t>, and that is deliberate rather than an</w:t>
+        <w:br/>
+        <w:t>omission: the research this follows (tastylive) closes debit spreads out before</w:t>
+        <w:br/>
+        <w:t>expiry rather than stopping them, having found that a stop on a defined-risk debit</w:t>
+        <w:br/>
+        <w:t>mostly converts recoverable trades into realised losses. Your whole risk is</w:t>
+        <w:br/>
+        <w:t xml:space="preserve">already the premium you paid. One line in </w:t>
+      </w:r>
+      <w:r>
+        <w:rPr>
+          <w:rFonts w:ascii="Consolas" w:hAnsi="Consolas"/>
+          <w:color w:val="334455"/>
+          <w:sz w:val="19"/>
+        </w:rPr>
+        <w:t>config/trade_mgmt.toml</w:t>
+      </w:r>
+      <w:r>
+        <w:rPr/>
+        <w:t xml:space="preserve"> turns a</w:t>
+        <w:br/>
+        <w:t>percent-of-premium stop on if you want one.</w:t>
+      </w:r>
+    </w:p>
+    <w:p>
+      <w:pPr>
+        <w:pStyle w:val="IntenseQuote"/>
+      </w:pPr>
+      <w:r>
+        <w:rPr/>
+        <w:t xml:space="preserve">⚠ </w:t>
+      </w:r>
+      <w:r>
+        <w:rPr>
+          <w:b/>
+        </w:rPr>
+        <w:t>Six checks a trading day is the real resolution of these rules.</w:t>
+      </w:r>
+      <w:r>
+        <w:rPr/>
+        <w:t xml:space="preserve"> A target</w:t>
+        <w:br/>
+        <w:t xml:space="preserve">reached at 09:15 is acted on at 10:00. Press </w:t>
+      </w:r>
+      <w:r>
+        <w:rPr>
+          <w:b/>
+        </w:rPr>
+        <w:t>Run manage cycle</w:t>
+      </w:r>
+      <w:r>
+        <w:rPr/>
+        <w:t xml:space="preserve"> on </w:t>
+      </w:r>
+      <w:r>
+        <w:rPr>
+          <w:color w:val="5D5294"/>
+        </w:rPr>
+        <w:t>Paper</w:t>
+        <w:br/>
+        <w:t>Account</w:t>
+      </w:r>
+      <w:r>
+        <w:rPr/>
+        <w:t xml:space="preserve"> to check immediately.</w:t>
+      </w:r>
+    </w:p>
+    <w:p>
+      <w:pPr>
+        <w:pStyle w:val="IntenseQuote"/>
+      </w:pPr>
+      <w:r>
+        <w:rPr/>
+        <w:t xml:space="preserve">⚠ </w:t>
+      </w:r>
+      <w:r>
+        <w:rPr>
+          <w:b/>
+        </w:rPr>
+        <w:t>No results exist yet to judge these levels by.</w:t>
+      </w:r>
+      <w:r>
+        <w:rPr/>
+        <w:t xml:space="preserve"> Nothing in this app has</w:t>
+        <w:br/>
+        <w:t>ever recorded a closed long option or debit spread, so 50% and 21 days come</w:t>
+        <w:br/>
+        <w:t>from published practitioner guidance rather than from this book's own history.</w:t>
+        <w:br/>
+        <w:t>They live in a config file for exactly that reason.</w:t>
+      </w:r>
+    </w:p>
     <w:p>
       <w:pPr>
         <w:pStyle w:val="Heading3"/>

--- a/docs/manuals/reference-guide/reference-guide.docx
+++ b/docs/manuals/reference-guide/reference-guide.docx
@@ -17126,9 +17126,20 @@
       <w:r>
         <w:t xml:space="preserve"> — a cascading menu of templates: singles, verticals (credit and</w:t>
         <w:br/>
-        <w:t xml:space="preserve">   debit), iron condors, butterflies (long and iron), calendars and diagonals. Picking</w:t>
-        <w:br/>
-        <w:t xml:space="preserve">   one fills the leg editor. Tag chips below name the cash-flow direction (</w:t>
+        <w:t xml:space="preserve">   debit), iron condors, butterflies (long and iron), calendars, diagonals, and —</w:t>
+        <w:br/>
+        <w:t xml:space="preserve">   since 2026-09-12 — </w:t>
+      </w:r>
+      <w:r>
+        <w:rPr>
+          <w:b/>
+        </w:rPr>
+        <w:t>Stock + options</w:t>
+      </w:r>
+      <w:r>
+        <w:t xml:space="preserve"> (covered call, protective put, collar).</w:t>
+        <w:br/>
+        <w:t xml:space="preserve">   Picking one fills the leg editor. Tag chips below name the cash-flow direction (</w:t>
       </w:r>
       <w:r>
         <w:rPr>
@@ -17207,7 +17218,45 @@
         <w:t>type</w:t>
       </w:r>
       <w:r>
-        <w:t xml:space="preserve"> (put/call),</w:t>
+        <w:t xml:space="preserve"> (put, call</w:t>
+        <w:br/>
+        <w:t xml:space="preserve">   or </w:t>
+      </w:r>
+      <w:r>
+        <w:rPr>
+          <w:b/>
+        </w:rPr>
+        <w:t>stock</w:t>
+      </w:r>
+      <w:r>
+        <w:t xml:space="preserve"> — see </w:t>
+      </w:r>
+      <w:r>
+        <w:rPr>
+          <w:i/>
+        </w:rPr>
+        <w:t>Stock legs</w:t>
+      </w:r>
+      <w:r>
+        <w:t xml:space="preserve"> below), </w:t>
+      </w:r>
+      <w:r>
+        <w:rPr>
+          <w:b/>
+        </w:rPr>
+        <w:t>side</w:t>
+      </w:r>
+      <w:r>
+        <w:t xml:space="preserve"> (long/short), </w:t>
+      </w:r>
+      <w:r>
+        <w:rPr>
+          <w:b/>
+        </w:rPr>
+        <w:t>expiry</w:t>
+      </w:r>
+      <w:r>
+        <w:t>,</w:t>
         <w:br/>
         <w:t xml:space="preserve">   </w:t>
       </w:r>
@@ -17215,16 +17264,7 @@
         <w:rPr>
           <w:b/>
         </w:rPr>
-        <w:t>side</w:t>
-      </w:r>
-      <w:r>
-        <w:t xml:space="preserve"> (long/short), </w:t>
-      </w:r>
-      <w:r>
-        <w:rPr>
-          <w:b/>
-        </w:rPr>
-        <w:t>expiry</w:t>
+        <w:t>strike</w:t>
       </w:r>
       <w:r>
         <w:t xml:space="preserve">, </w:t>
@@ -17233,7 +17273,7 @@
         <w:rPr>
           <w:b/>
         </w:rPr>
-        <w:t>strike</w:t>
+        <w:t>quantity</w:t>
       </w:r>
       <w:r>
         <w:t xml:space="preserve">, </w:t>
@@ -17242,21 +17282,10 @@
         <w:rPr>
           <w:b/>
         </w:rPr>
-        <w:t>quantity</w:t>
-      </w:r>
-      <w:r>
-        <w:t xml:space="preserve">, </w:t>
-      </w:r>
-      <w:r>
-        <w:rPr>
-          <w:b/>
-        </w:rPr>
         <w:t>premium</w:t>
       </w:r>
       <w:r>
-        <w:t>, and its</w:t>
-        <w:br/>
-        <w:t xml:space="preserve">   </w:t>
+        <w:t xml:space="preserve">, and its </w:t>
       </w:r>
       <w:r>
         <w:rPr>
@@ -17320,6 +17349,539 @@
       </w:r>
       <w:r>
         <w:t xml:space="preserve"> produces the six metric cards and the P&amp;L matrix.</w:t>
+      </w:r>
+    </w:p>
+    <w:p>
+      <w:pPr>
+        <w:pStyle w:val="Heading3"/>
+      </w:pPr>
+      <w:r>
+        <w:rPr/>
+        <w:t>Stock legs — covered call, protective put, collar</w:t>
+      </w:r>
+    </w:p>
+    <w:p>
+      <w:r>
+        <w:rPr/>
+        <w:t xml:space="preserve">⚠ </w:t>
+      </w:r>
+      <w:r>
+        <w:rPr>
+          <w:b/>
+        </w:rPr>
+        <w:t>A leg can be SHARES</w:t>
+      </w:r>
+      <w:r>
+        <w:rPr/>
+        <w:t xml:space="preserve">, not an option: set its Type to </w:t>
+      </w:r>
+      <w:r>
+        <w:rPr>
+          <w:b/>
+        </w:rPr>
+        <w:t>stock</w:t>
+      </w:r>
+      <w:r>
+        <w:rPr/>
+        <w:t>. That is what</w:t>
+        <w:br/>
+        <w:t>makes three whole-position structures analysable here, and they are the three the</w:t>
+        <w:br/>
+      </w:r>
+      <w:r>
+        <w:rPr>
+          <w:b/>
+        </w:rPr>
+        <w:t>Stock + options</w:t>
+      </w:r>
+      <w:r>
+        <w:rPr/>
+        <w:t xml:space="preserve"> family in the Strategy menu offers:</w:t>
+      </w:r>
+    </w:p>
+    <w:tbl>
+      <w:tblPr>
+        <w:tblW w:type="auto" w:w="0"/>
+        <w:jc w:val="left"/>
+        <w:tblLayout w:type="autofit"/>
+        <w:tblLook w:firstColumn="1" w:firstRow="1" w:lastColumn="0" w:lastRow="0" w:noHBand="0" w:noVBand="1" w:val="04A0"/>
+        <w:tblBorders>
+          <w:top w:val="single" w:sz="4" w:space="0" w:color="D8DEE9"/>
+          <w:left w:val="single" w:sz="4" w:space="0" w:color="D8DEE9"/>
+          <w:bottom w:val="single" w:sz="4" w:space="0" w:color="D8DEE9"/>
+          <w:right w:val="single" w:sz="4" w:space="0" w:color="D8DEE9"/>
+          <w:insideH w:val="single" w:sz="4" w:space="0" w:color="D8DEE9"/>
+          <w:insideV w:val="single" w:sz="4" w:space="0" w:color="D8DEE9"/>
+        </w:tblBorders>
+      </w:tblPr>
+      <w:tblGrid>
+        <w:gridCol w:w="2880"/>
+        <w:gridCol w:w="2880"/>
+        <w:gridCol w:w="2880"/>
+      </w:tblGrid>
+      <w:tr>
+        <w:tc>
+          <w:tcPr>
+            <w:tcW w:type="dxa" w:w="2880"/>
+            <w:shd w:val="clear" w:color="auto" w:fill="EAF2FB"/>
+          </w:tcPr>
+          <w:p>
+            <w:r>
+              <w:rPr>
+                <w:b/>
+              </w:rPr>
+            </w:r>
+            <w:r>
+              <w:rPr>
+                <w:b/>
+              </w:rPr>
+              <w:t>Structure</w:t>
+            </w:r>
+          </w:p>
+        </w:tc>
+        <w:tc>
+          <w:tcPr>
+            <w:tcW w:type="dxa" w:w="2880"/>
+            <w:shd w:val="clear" w:color="auto" w:fill="EAF2FB"/>
+          </w:tcPr>
+          <w:p>
+            <w:r>
+              <w:rPr>
+                <w:b/>
+              </w:rPr>
+            </w:r>
+            <w:r>
+              <w:rPr>
+                <w:b/>
+              </w:rPr>
+              <w:t>What it is</w:t>
+            </w:r>
+          </w:p>
+        </w:tc>
+        <w:tc>
+          <w:tcPr>
+            <w:tcW w:type="dxa" w:w="2880"/>
+            <w:shd w:val="clear" w:color="auto" w:fill="EAF2FB"/>
+          </w:tcPr>
+          <w:p>
+            <w:r>
+              <w:rPr>
+                <w:b/>
+              </w:rPr>
+            </w:r>
+            <w:r>
+              <w:rPr>
+                <w:b/>
+              </w:rPr>
+              <w:t>What it bounds</w:t>
+            </w:r>
+          </w:p>
+        </w:tc>
+      </w:tr>
+      <w:tr>
+        <w:tc>
+          <w:tcPr>
+            <w:tcW w:type="dxa" w:w="2880"/>
+          </w:tcPr>
+          <w:p>
+            <w:r/>
+            <w:r>
+              <w:rPr>
+                <w:b/>
+              </w:rPr>
+              <w:t>Covered call</w:t>
+            </w:r>
+          </w:p>
+        </w:tc>
+        <w:tc>
+          <w:tcPr>
+            <w:tcW w:type="dxa" w:w="2880"/>
+          </w:tcPr>
+          <w:p>
+            <w:r/>
+            <w:r>
+              <w:rPr/>
+              <w:t>shares you own, a call written above them</w:t>
+            </w:r>
+          </w:p>
+        </w:tc>
+        <w:tc>
+          <w:tcPr>
+            <w:tcW w:type="dxa" w:w="2880"/>
+          </w:tcPr>
+          <w:p>
+            <w:r/>
+            <w:r>
+              <w:rPr/>
+              <w:t>caps the upside at the strike; keeps the premium</w:t>
+            </w:r>
+          </w:p>
+        </w:tc>
+      </w:tr>
+      <w:tr>
+        <w:tc>
+          <w:tcPr>
+            <w:tcW w:type="dxa" w:w="2880"/>
+            <w:shd w:val="clear" w:color="auto" w:fill="F4F6FA"/>
+          </w:tcPr>
+          <w:p>
+            <w:r/>
+            <w:r>
+              <w:rPr>
+                <w:b/>
+              </w:rPr>
+              <w:t>Protective put</w:t>
+            </w:r>
+          </w:p>
+        </w:tc>
+        <w:tc>
+          <w:tcPr>
+            <w:tcW w:type="dxa" w:w="2880"/>
+            <w:shd w:val="clear" w:color="auto" w:fill="F4F6FA"/>
+          </w:tcPr>
+          <w:p>
+            <w:r/>
+            <w:r>
+              <w:rPr/>
+              <w:t>shares plus a put below them</w:t>
+            </w:r>
+          </w:p>
+        </w:tc>
+        <w:tc>
+          <w:tcPr>
+            <w:tcW w:type="dxa" w:w="2880"/>
+            <w:shd w:val="clear" w:color="auto" w:fill="F4F6FA"/>
+          </w:tcPr>
+          <w:p>
+            <w:r/>
+            <w:r>
+              <w:rPr/>
+              <w:t>a floor you cannot fall through — insurance</w:t>
+            </w:r>
+          </w:p>
+        </w:tc>
+      </w:tr>
+      <w:tr>
+        <w:tc>
+          <w:tcPr>
+            <w:tcW w:type="dxa" w:w="2880"/>
+          </w:tcPr>
+          <w:p>
+            <w:r/>
+            <w:r>
+              <w:rPr>
+                <w:b/>
+              </w:rPr>
+              <w:t>Collar</w:t>
+            </w:r>
+          </w:p>
+        </w:tc>
+        <w:tc>
+          <w:tcPr>
+            <w:tcW w:type="dxa" w:w="2880"/>
+          </w:tcPr>
+          <w:p>
+            <w:r/>
+            <w:r>
+              <w:rPr/>
+              <w:t>shares, a put below, a call above</w:t>
+            </w:r>
+          </w:p>
+        </w:tc>
+        <w:tc>
+          <w:tcPr>
+            <w:tcW w:type="dxa" w:w="2880"/>
+          </w:tcPr>
+          <w:p>
+            <w:r/>
+            <w:r>
+              <w:rPr/>
+              <w:t>both ends, and the call pays for the put</w:t>
+            </w:r>
+          </w:p>
+        </w:tc>
+      </w:tr>
+    </w:tbl>
+    <w:p/>
+    <w:p>
+      <w:r>
+        <w:rPr>
+          <w:b/>
+        </w:rPr>
+        <w:t>A share leg's two numbers do not mean what an option leg's mean</w:t>
+      </w:r>
+      <w:r>
+        <w:rPr/>
+        <w:t>, and the</w:t>
+        <w:br/>
+        <w:t>column labels change to say so:</w:t>
+      </w:r>
+    </w:p>
+    <w:p>
+      <w:pPr>
+        <w:pStyle w:val="ListBullet"/>
+      </w:pPr>
+      <w:r>
+        <w:rPr>
+          <w:b/>
+        </w:rPr>
+        <w:t>LOTS</w:t>
+      </w:r>
+      <w:r>
+        <w:t xml:space="preserve">, not Qty — it counts </w:t>
+      </w:r>
+      <w:r>
+        <w:rPr>
+          <w:b/>
+        </w:rPr>
+        <w:t>hundreds</w:t>
+      </w:r>
+      <w:r>
+        <w:t xml:space="preserve"> of shares. One lot is 100 shares,</w:t>
+        <w:br/>
+        <w:t xml:space="preserve">  which is what one option contract covers, so one lot against one contract is a</w:t>
+        <w:br/>
+        <w:t xml:space="preserve">  standard covered call. ⚠ Typing 100 there builds a </w:t>
+      </w:r>
+      <w:r>
+        <w:rPr>
+          <w:b/>
+        </w:rPr>
+        <w:t>10,000-share</w:t>
+      </w:r>
+      <w:r>
+        <w:t xml:space="preserve"> position</w:t>
+        <w:br/>
+        <w:t xml:space="preserve">  and multiplies every figure by a hundred.</w:t>
+      </w:r>
+    </w:p>
+    <w:p>
+      <w:pPr>
+        <w:pStyle w:val="ListBullet"/>
+      </w:pPr>
+      <w:r>
+        <w:rPr>
+          <w:b/>
+        </w:rPr>
+        <w:t>$/SHARE</w:t>
+      </w:r>
+      <w:r>
+        <w:t xml:space="preserve">, not Premium — what you </w:t>
+      </w:r>
+      <w:r>
+        <w:rPr>
+          <w:b/>
+        </w:rPr>
+        <w:t>paid</w:t>
+      </w:r>
+      <w:r>
+        <w:t xml:space="preserve"> for the shares. Leave it blank and</w:t>
+        <w:br/>
+        <w:t xml:space="preserve">  </w:t>
+      </w:r>
+      <w:r>
+        <w:rPr>
+          <w:b/>
+        </w:rPr>
+        <w:t>Fetch Premiums</w:t>
+      </w:r>
+      <w:r>
+        <w:t xml:space="preserve"> fills today's price; type your own cost basis and nothing</w:t>
+        <w:br/>
+        <w:t xml:space="preserve">  overwrites it, which is the point if you are asking what a call written against</w:t>
+        <w:br/>
+        <w:t xml:space="preserve">  shares you have held for a year is worth.</w:t>
+      </w:r>
+    </w:p>
+    <w:p>
+      <w:pPr>
+        <w:pStyle w:val="ListBullet"/>
+      </w:pPr>
+      <w:r>
+        <w:rPr>
+          <w:b/>
+        </w:rPr>
+        <w:t>Strike</w:t>
+      </w:r>
+      <w:r>
+        <w:t xml:space="preserve"> and </w:t>
+      </w:r>
+      <w:r>
+        <w:rPr>
+          <w:b/>
+        </w:rPr>
+        <w:t>Expiry</w:t>
+      </w:r>
+      <w:r>
+        <w:t xml:space="preserve"> show a dash. Shares have neither, and the controls are</w:t>
+        <w:br/>
+        <w:t xml:space="preserve">  disabled rather than offering the option ladder's values against something that</w:t>
+        <w:br/>
+        <w:t xml:space="preserve">  never expires.</w:t>
+      </w:r>
+    </w:p>
+    <w:p>
+      <w:r>
+        <w:rPr/>
+        <w:t xml:space="preserve">⚠ </w:t>
+      </w:r>
+      <w:r>
+        <w:rPr>
+          <w:b/>
+        </w:rPr>
+        <w:t>Max risk on a covered call is the stock going to zero</w:t>
+      </w:r>
+      <w:r>
+        <w:rPr/>
+        <w:t>, so it is a large</w:t>
+        <w:br/>
+        <w:t>number — and a true one. The matrix and the cards scan all the way down to zero</w:t>
+        <w:br/>
+        <w:t>for any position holding shares, which is also what demonstrates that a</w:t>
+        <w:br/>
+      </w:r>
+      <w:r>
+        <w:rPr>
+          <w:b/>
+        </w:rPr>
+        <w:t>protective put</w:t>
+      </w:r>
+      <w:r>
+        <w:rPr/>
+        <w:t xml:space="preserve"> or a </w:t>
+      </w:r>
+      <w:r>
+        <w:rPr>
+          <w:b/>
+        </w:rPr>
+        <w:t>collar</w:t>
+      </w:r>
+      <w:r>
+        <w:rPr/>
+        <w:t xml:space="preserve"> caps that loss. (For option-only structures the</w:t>
+        <w:br/>
+        <w:t>scan stays in its old range; nothing about those figures has changed.)</w:t>
+      </w:r>
+    </w:p>
+    <w:p>
+      <w:r>
+        <w:rPr/>
+        <w:t xml:space="preserve">⚠ </w:t>
+      </w:r>
+      <w:r>
+        <w:rPr>
+          <w:b/>
+        </w:rPr>
+        <w:t>These three are ANALYSIS ONLY</w:t>
+      </w:r>
+      <w:r>
+        <w:rPr/>
+        <w:t>, and two other pages deliberately do not</w:t>
+        <w:br/>
+        <w:t xml:space="preserve">offer them. The </w:t>
+      </w:r>
+      <w:r>
+        <w:rPr>
+          <w:color w:val="5D5294"/>
+        </w:rPr>
+        <w:t>Simulator</w:t>
+      </w:r>
+      <w:r>
+        <w:rPr/>
+        <w:t xml:space="preserve"> prices from the option chain and has no</w:t>
+        <w:br/>
+        <w:t xml:space="preserve">way to value a share. Rescue's ad-hoc form </w:t>
+      </w:r>
+      <w:r>
+        <w:rPr>
+          <w:b/>
+        </w:rPr>
+        <w:t>books</w:t>
+      </w:r>
+      <w:r>
+        <w:rPr/>
+        <w:t xml:space="preserve"> a position, and the paper</w:t>
+        <w:br/>
+        <w:t>account keeps shares in a separate store from options — so a covered call</w:t>
+        <w:br/>
+        <w:t>submitted there would be recorded as a bare short call. Nothing on this page</w:t>
+        <w:br/>
+        <w:t>places a trade in any case.</w:t>
+      </w:r>
+    </w:p>
+    <w:p>
+      <w:r>
+        <w:rPr/>
+        <w:t xml:space="preserve">⚠ </w:t>
+      </w:r>
+      <w:r>
+        <w:rPr>
+          <w:b/>
+        </w:rPr>
+        <w:t>"Covered call" means something narrower elsewhere in the app.</w:t>
+      </w:r>
+      <w:r>
+        <w:rPr/>
+        <w:t xml:space="preserve"> The</w:t>
+        <w:br/>
+      </w:r>
+      <w:r>
+        <w:rPr>
+          <w:color w:val="5D5294"/>
+        </w:rPr>
+        <w:t>Income Window</w:t>
+      </w:r>
+      <w:r>
+        <w:rPr/>
+        <w:t xml:space="preserve">, </w:t>
+      </w:r>
+      <w:r>
+        <w:rPr>
+          <w:color w:val="5D5294"/>
+        </w:rPr>
+        <w:t>Paper Account</w:t>
+      </w:r>
+      <w:r>
+        <w:rPr/>
+        <w:t xml:space="preserve"> and </w:t>
+      </w:r>
+      <w:r>
+        <w:rPr>
+          <w:color w:val="5D5294"/>
+        </w:rPr>
+        <w:t>Rescue</w:t>
+      </w:r>
+      <w:r>
+        <w:rPr/>
+        <w:br/>
+        <w:t xml:space="preserve">all use the name for the </w:t>
+      </w:r>
+      <w:r>
+        <w:rPr>
+          <w:b/>
+        </w:rPr>
+        <w:t>option leg on its own</w:t>
+      </w:r>
+      <w:r>
+        <w:rPr/>
+        <w:t>, because the paper book tracks</w:t>
+        <w:br/>
+        <w:t>the shares separately — which is why such a position's P&amp;L there covers the call</w:t>
+        <w:br/>
+        <w:t>and not the stock. Here it is the whole position, shares included; the</w:t>
+        <w:br/>
+      </w:r>
+      <w:r>
+        <w:rPr>
+          <w:b/>
+        </w:rPr>
+        <w:t>100 SHARES</w:t>
+      </w:r>
+      <w:r>
+        <w:rPr/>
+        <w:t xml:space="preserve"> chip under the Strategy menu is what tells you which one you are</w:t>
+        <w:br/>
+        <w:t>looking at.</w:t>
       </w:r>
     </w:p>
     <w:p>
